--- a/src/main/resources/templates/Hyndai/de-xuat-cap-bao-lanh-hyndai.docx
+++ b/src/main/resources/templates/Hyndai/de-xuat-cap-bao-lanh-hyndai.docx
@@ -772,35 +772,15 @@
           <w:sz w:val="22"/>
           <w:szCs w:val="22"/>
         </w:rPr>
-        <w:t xml:space="preserve">(để kinh doanh xe ô tô khác, phụ tùng và các bộ phận phụ trợ xe ô tô từ HTC-VN và Vinfast, các nhu cầu vốn lưu động </w:t>
-      </w:r>
-      <w:proofErr w:type="gramStart"/>
-      <w:r>
-        <w:rPr>
-          <w:rFonts w:asciiTheme="majorHAnsi" w:hAnsiTheme="majorHAnsi" w:cstheme="majorHAnsi"/>
-          <w:i/>
-          <w:iCs/>
-          <w:sz w:val="22"/>
-          <w:szCs w:val="22"/>
-        </w:rPr>
-        <w:t>khác,…)</w:t>
-      </w:r>
-      <w:r>
-        <w:rPr>
-          <w:rFonts w:asciiTheme="majorHAnsi" w:hAnsiTheme="majorHAnsi" w:cstheme="majorHAnsi"/>
-          <w:sz w:val="22"/>
-          <w:szCs w:val="22"/>
-        </w:rPr>
-        <w:t>:Tài</w:t>
-      </w:r>
-      <w:proofErr w:type="gramEnd"/>
-      <w:r>
-        <w:rPr>
-          <w:rFonts w:asciiTheme="majorHAnsi" w:hAnsiTheme="majorHAnsi" w:cstheme="majorHAnsi"/>
-          <w:sz w:val="22"/>
-          <w:szCs w:val="22"/>
-        </w:rPr>
-        <w:t xml:space="preserve"> sản bảo đảm là bất động sản/tiền gửi và đáp ứng tỷ lệ tài sản bảo đảm bằng bất động sản/tiền gửi tối thiểu là 78%.</w:t>
+        <w:t>(để kinh doanh xe ô tô khác, phụ tùng và các bộ phận phụ trợ xe ô tô từ HTC-VN và Vinfast, các nhu cầu vốn lưu động khác,…)</w:t>
+      </w:r>
+      <w:r>
+        <w:rPr>
+          <w:rFonts w:asciiTheme="majorHAnsi" w:hAnsiTheme="majorHAnsi" w:cstheme="majorHAnsi"/>
+          <w:sz w:val="22"/>
+          <w:szCs w:val="22"/>
+        </w:rPr>
+        <w:t>:Tài sản bảo đảm là bất động sản/tiền gửi và đáp ứng tỷ lệ tài sản bảo đảm bằng bất động sản/tiền gửi tối thiểu là 78%.</w:t>
       </w:r>
       <w:r>
         <w:rPr>
@@ -3665,15 +3645,46 @@
                 <w:sz w:val="22"/>
                 <w:szCs w:val="22"/>
               </w:rPr>
-              <w:t xml:space="preserve">: 1,515,260,000 </w:t>
-            </w:r>
-            <w:r>
-              <w:rPr>
-                <w:rFonts w:asciiTheme="majorHAnsi" w:hAnsiTheme="majorHAnsi" w:cstheme="majorHAnsi"/>
-                <w:sz w:val="22"/>
-                <w:szCs w:val="22"/>
-              </w:rPr>
-              <w:t>đồng</w:t>
+              <w:t xml:space="preserve">: </w:t>
+            </w:r>
+            <w:r>
+              <w:rPr>
+                <w:rFonts w:asciiTheme="majorHAnsi" w:eastAsia="Times New Roman" w:hAnsiTheme="majorHAnsi" w:cstheme="majorHAnsi"/>
+                <w:b/>
+                <w:bCs/>
+                <w:color w:val="4472C4" w:themeColor="accent1"/>
+                <w:kern w:val="0"/>
+                <w:sz w:val="22"/>
+                <w:szCs w:val="22"/>
+                <w14:ligatures w14:val="none"/>
+              </w:rPr>
+              <w:t>{{</w:t>
+            </w:r>
+            <w:r>
+              <w:rPr>
+                <w:rFonts w:asciiTheme="majorHAnsi" w:eastAsia="Times New Roman" w:hAnsiTheme="majorHAnsi" w:cstheme="majorHAnsi"/>
+                <w:b/>
+                <w:bCs/>
+                <w:color w:val="4472C4" w:themeColor="accent1"/>
+                <w:kern w:val="0"/>
+                <w:sz w:val="22"/>
+                <w:szCs w:val="22"/>
+                <w14:ligatures w14:val="none"/>
+              </w:rPr>
+              <w:t>GIAHDMB</w:t>
+            </w:r>
+            <w:r>
+              <w:rPr>
+                <w:rFonts w:asciiTheme="majorHAnsi" w:eastAsia="Times New Roman" w:hAnsiTheme="majorHAnsi" w:cstheme="majorHAnsi"/>
+                <w:b/>
+                <w:bCs/>
+                <w:color w:val="4472C4" w:themeColor="accent1"/>
+                <w:kern w:val="0"/>
+                <w:sz w:val="22"/>
+                <w:szCs w:val="22"/>
+                <w14:ligatures w14:val="none"/>
+              </w:rPr>
+              <w:t>}}</w:t>
             </w:r>
           </w:p>
         </w:tc>
@@ -3847,7 +3858,23 @@
           <w:sz w:val="22"/>
           <w:szCs w:val="22"/>
         </w:rPr>
-        <w:t>KHDN đồng ý và kính trình ban lãnh dạo nooih dung sau:</w:t>
+        <w:t xml:space="preserve">KHDN đồng ý và kính trình ban lãnh dạo </w:t>
+      </w:r>
+      <w:r>
+        <w:rPr>
+          <w:rFonts w:asciiTheme="majorHAnsi" w:hAnsiTheme="majorHAnsi" w:cstheme="majorHAnsi"/>
+          <w:sz w:val="22"/>
+          <w:szCs w:val="22"/>
+        </w:rPr>
+        <w:t>nội</w:t>
+      </w:r>
+      <w:r>
+        <w:rPr>
+          <w:rFonts w:asciiTheme="majorHAnsi" w:hAnsiTheme="majorHAnsi" w:cstheme="majorHAnsi"/>
+          <w:sz w:val="22"/>
+          <w:szCs w:val="22"/>
+        </w:rPr>
+        <w:t xml:space="preserve"> dung sau:</w:t>
       </w:r>
     </w:p>
     <w:p>
@@ -4372,68 +4399,12 @@
               <w:jc w:val="both"/>
               <w:outlineLvl w:val="2"/>
               <w:rPr>
-                <w:rFonts w:asciiTheme="majorHAnsi" w:eastAsia="Times New Roman" w:hAnsiTheme="majorHAnsi" w:cstheme="majorHAnsi"/>
-                <w:kern w:val="0"/>
-                <w:sz w:val="22"/>
-                <w:szCs w:val="22"/>
-                <w14:ligatures w14:val="none"/>
-              </w:rPr>
-            </w:pPr>
-            <w:r>
-              <w:rPr>
                 <w:rFonts w:ascii="Times New Roman" w:hAnsi="Times New Roman" w:cs="Times New Roman"/>
                 <w:b/>
                 <w:bCs/>
                 <w:color w:val="4472C4" w:themeColor="accent1"/>
-                <w:sz w:val="22"/>
-                <w:szCs w:val="22"/>
-              </w:rPr>
-              <w:t>{{EXPECTED_GUARANTEE_AMOUNT}}</w:t>
-            </w:r>
-            <w:r>
-              <w:rPr>
-                <w:rFonts w:asciiTheme="majorHAnsi" w:eastAsia="Times New Roman" w:hAnsiTheme="majorHAnsi" w:cstheme="majorHAnsi"/>
-                <w:color w:val="4472C4" w:themeColor="accent1"/>
-                <w:kern w:val="0"/>
-                <w:sz w:val="22"/>
-                <w:szCs w:val="22"/>
-                <w14:ligatures w14:val="none"/>
-              </w:rPr>
-              <w:t xml:space="preserve"> x 2% /năm x 60 ngà</w:t>
-            </w:r>
-            <w:r>
-              <w:rPr>
-                <w:rFonts w:asciiTheme="majorHAnsi" w:eastAsia="Times New Roman" w:hAnsiTheme="majorHAnsi" w:cstheme="majorHAnsi"/>
-                <w:color w:val="4472C4" w:themeColor="accent1"/>
-                <w:kern w:val="0"/>
-                <w:sz w:val="22"/>
-                <w:szCs w:val="22"/>
-                <w14:ligatures w14:val="none"/>
-              </w:rPr>
-              <w:t xml:space="preserve">y/ </w:t>
-            </w:r>
-            <w:r>
-              <w:rPr>
-                <w:rFonts w:asciiTheme="majorHAnsi" w:eastAsia="Times New Roman" w:hAnsiTheme="majorHAnsi" w:cstheme="majorHAnsi"/>
-                <w:color w:val="4472C4" w:themeColor="accent1"/>
-                <w:kern w:val="0"/>
-                <w:sz w:val="22"/>
-                <w:szCs w:val="22"/>
-                <w14:ligatures w14:val="none"/>
-              </w:rPr>
-              <w:t>365</w:t>
-            </w:r>
-            <w:r>
-              <w:rPr>
-                <w:rFonts w:asciiTheme="majorHAnsi" w:eastAsia="Times New Roman" w:hAnsiTheme="majorHAnsi" w:cstheme="majorHAnsi"/>
-                <w:color w:val="4472C4" w:themeColor="accent1"/>
-                <w:kern w:val="0"/>
-                <w:sz w:val="22"/>
-                <w:szCs w:val="22"/>
-                <w14:ligatures w14:val="none"/>
-              </w:rPr>
-              <w:t xml:space="preserve">ngày = </w:t>
-            </w:r>
+              </w:rPr>
+            </w:pPr>
             <w:r>
               <w:rPr>
                 <w:rFonts w:ascii="Times New Roman" w:hAnsi="Times New Roman" w:cs="Times New Roman"/>
@@ -4443,7 +4414,51 @@
                 <w:sz w:val="22"/>
                 <w:szCs w:val="22"/>
               </w:rPr>
-              <w:t>{{EXPECTED_GUARANTEE_AMOUNT_PHI</w:t>
+              <w:t>{{EXPECTED_GUARANTEE_AMOUNT}}</w:t>
+            </w:r>
+            <w:r>
+              <w:rPr>
+                <w:rFonts w:asciiTheme="majorHAnsi" w:eastAsia="Times New Roman" w:hAnsiTheme="majorHAnsi" w:cstheme="majorHAnsi"/>
+                <w:color w:val="4472C4" w:themeColor="accent1"/>
+                <w:kern w:val="0"/>
+                <w:sz w:val="22"/>
+                <w:szCs w:val="22"/>
+                <w14:ligatures w14:val="none"/>
+              </w:rPr>
+              <w:t xml:space="preserve"> x 2% /năm x 60 ngà</w:t>
+            </w:r>
+            <w:r>
+              <w:rPr>
+                <w:rFonts w:asciiTheme="majorHAnsi" w:eastAsia="Times New Roman" w:hAnsiTheme="majorHAnsi" w:cstheme="majorHAnsi"/>
+                <w:color w:val="4472C4" w:themeColor="accent1"/>
+                <w:kern w:val="0"/>
+                <w:sz w:val="22"/>
+                <w:szCs w:val="22"/>
+                <w14:ligatures w14:val="none"/>
+              </w:rPr>
+              <w:t xml:space="preserve">y/ </w:t>
+            </w:r>
+            <w:r>
+              <w:rPr>
+                <w:rFonts w:asciiTheme="majorHAnsi" w:eastAsia="Times New Roman" w:hAnsiTheme="majorHAnsi" w:cstheme="majorHAnsi"/>
+                <w:color w:val="4472C4" w:themeColor="accent1"/>
+                <w:kern w:val="0"/>
+                <w:sz w:val="22"/>
+                <w:szCs w:val="22"/>
+                <w14:ligatures w14:val="none"/>
+              </w:rPr>
+              <w:t>365</w:t>
+            </w:r>
+            <w:r>
+              <w:rPr>
+                <w:rFonts w:asciiTheme="majorHAnsi" w:eastAsia="Times New Roman" w:hAnsiTheme="majorHAnsi" w:cstheme="majorHAnsi"/>
+                <w:color w:val="4472C4" w:themeColor="accent1"/>
+                <w:kern w:val="0"/>
+                <w:sz w:val="22"/>
+                <w:szCs w:val="22"/>
+                <w14:ligatures w14:val="none"/>
+              </w:rPr>
+              <w:t xml:space="preserve">ngày = </w:t>
             </w:r>
             <w:r>
               <w:rPr>
@@ -4454,7 +4469,238 @@
                 <w:sz w:val="22"/>
                 <w:szCs w:val="22"/>
               </w:rPr>
-              <w:t>_</w:t>
+              <w:t>{{</w:t>
+            </w:r>
+            <w:r>
+              <w:rPr>
+                <w:rFonts w:ascii="Times New Roman" w:hAnsi="Times New Roman" w:cs="Times New Roman"/>
+                <w:b/>
+                <w:bCs/>
+                <w:color w:val="4472C4" w:themeColor="accent1"/>
+              </w:rPr>
+              <w:t>EXPECTED_GUARANTEE_AMOUNT_PHI_HYNDAI</w:t>
+            </w:r>
+            <w:r>
+              <w:rPr>
+                <w:rFonts w:ascii="Times New Roman" w:hAnsi="Times New Roman" w:cs="Times New Roman"/>
+                <w:b/>
+                <w:bCs/>
+                <w:color w:val="4472C4" w:themeColor="accent1"/>
+                <w:sz w:val="22"/>
+                <w:szCs w:val="22"/>
+              </w:rPr>
+              <w:t>}}</w:t>
+            </w:r>
+          </w:p>
+        </w:tc>
+      </w:tr>
+      <w:tr>
+        <w:tc>
+          <w:tcPr>
+            <w:tcW w:w="3415" w:type="dxa"/>
+          </w:tcPr>
+          <w:p>
+            <w:pPr>
+              <w:jc w:val="both"/>
+              <w:rPr>
+                <w:rFonts w:asciiTheme="majorHAnsi" w:eastAsia="Times New Roman" w:hAnsiTheme="majorHAnsi" w:cstheme="majorHAnsi"/>
+                <w:kern w:val="0"/>
+                <w:sz w:val="22"/>
+                <w:szCs w:val="22"/>
+                <w14:ligatures w14:val="none"/>
+              </w:rPr>
+            </w:pPr>
+            <w:r>
+              <w:rPr>
+                <w:rFonts w:asciiTheme="majorHAnsi" w:eastAsia="Times New Roman" w:hAnsiTheme="majorHAnsi" w:cstheme="majorHAnsi"/>
+                <w:kern w:val="0"/>
+                <w:sz w:val="22"/>
+                <w:szCs w:val="22"/>
+                <w14:ligatures w14:val="none"/>
+              </w:rPr>
+              <w:t>Nên số tiền là:</w:t>
+            </w:r>
+          </w:p>
+        </w:tc>
+        <w:tc>
+          <w:tcPr>
+            <w:tcW w:w="5935" w:type="dxa"/>
+          </w:tcPr>
+          <w:p>
+            <w:pPr>
+              <w:spacing w:before="100" w:beforeAutospacing="1" w:after="100" w:afterAutospacing="1"/>
+              <w:jc w:val="both"/>
+              <w:outlineLvl w:val="2"/>
+              <w:rPr>
+                <w:rFonts w:ascii="Times New Roman" w:hAnsi="Times New Roman" w:cs="Times New Roman"/>
+                <w:b/>
+                <w:bCs/>
+                <w:color w:val="4472C4" w:themeColor="accent1"/>
+                <w:sz w:val="22"/>
+                <w:szCs w:val="22"/>
+              </w:rPr>
+            </w:pPr>
+            <w:r>
+              <w:rPr>
+                <w:rFonts w:ascii="Times New Roman" w:hAnsi="Times New Roman" w:cs="Times New Roman"/>
+                <w:b/>
+                <w:bCs/>
+                <w:color w:val="4472C4" w:themeColor="accent1"/>
+                <w:sz w:val="22"/>
+                <w:szCs w:val="22"/>
+              </w:rPr>
+              <w:t>{{</w:t>
+            </w:r>
+            <w:r>
+              <w:rPr>
+                <w:rFonts w:ascii="Times New Roman" w:hAnsi="Times New Roman" w:cs="Times New Roman"/>
+                <w:b/>
+                <w:bCs/>
+                <w:color w:val="4472C4" w:themeColor="accent1"/>
+                <w:sz w:val="22"/>
+                <w:szCs w:val="22"/>
+              </w:rPr>
+              <w:t>EXPECTED_GUARANTEE_AMOUNT_PHI_HYNDAI</w:t>
+            </w:r>
+            <w:r>
+              <w:rPr>
+                <w:rFonts w:ascii="Times New Roman" w:hAnsi="Times New Roman" w:cs="Times New Roman"/>
+                <w:b/>
+                <w:bCs/>
+                <w:color w:val="4472C4" w:themeColor="accent1"/>
+                <w:sz w:val="22"/>
+                <w:szCs w:val="22"/>
+              </w:rPr>
+              <w:t>}}</w:t>
+            </w:r>
+          </w:p>
+        </w:tc>
+      </w:tr>
+      <w:tr>
+        <w:tc>
+          <w:tcPr>
+            <w:tcW w:w="3415" w:type="dxa"/>
+          </w:tcPr>
+          <w:p>
+            <w:pPr>
+              <w:jc w:val="both"/>
+              <w:rPr>
+                <w:rFonts w:asciiTheme="majorHAnsi" w:eastAsia="Times New Roman" w:hAnsiTheme="majorHAnsi" w:cstheme="majorHAnsi"/>
+                <w:kern w:val="0"/>
+                <w:sz w:val="22"/>
+                <w:szCs w:val="22"/>
+                <w14:ligatures w14:val="none"/>
+              </w:rPr>
+            </w:pPr>
+            <w:r>
+              <w:rPr>
+                <w:rFonts w:asciiTheme="majorHAnsi" w:eastAsia="Times New Roman" w:hAnsiTheme="majorHAnsi" w:cstheme="majorHAnsi"/>
+                <w:kern w:val="0"/>
+                <w:sz w:val="22"/>
+                <w:szCs w:val="22"/>
+                <w14:ligatures w14:val="none"/>
+              </w:rPr>
+              <w:t>Phí sử dụng mẫu thư:</w:t>
+            </w:r>
+          </w:p>
+        </w:tc>
+        <w:tc>
+          <w:tcPr>
+            <w:tcW w:w="5935" w:type="dxa"/>
+          </w:tcPr>
+          <w:p>
+            <w:pPr>
+              <w:spacing w:before="100" w:beforeAutospacing="1" w:after="100" w:afterAutospacing="1"/>
+              <w:jc w:val="both"/>
+              <w:outlineLvl w:val="2"/>
+              <w:rPr>
+                <w:rFonts w:asciiTheme="majorHAnsi" w:eastAsia="Times New Roman" w:hAnsiTheme="majorHAnsi" w:cstheme="majorHAnsi"/>
+                <w:kern w:val="0"/>
+                <w:sz w:val="22"/>
+                <w:szCs w:val="22"/>
+                <w14:ligatures w14:val="none"/>
+              </w:rPr>
+            </w:pPr>
+            <w:r>
+              <w:rPr>
+                <w:rFonts w:asciiTheme="majorHAnsi" w:eastAsia="Times New Roman" w:hAnsiTheme="majorHAnsi" w:cstheme="majorHAnsi"/>
+                <w:kern w:val="0"/>
+                <w:sz w:val="22"/>
+                <w:szCs w:val="22"/>
+                <w14:ligatures w14:val="none"/>
+              </w:rPr>
+              <w:t>330.000 đồng</w:t>
+            </w:r>
+            <w:r>
+              <w:rPr>
+                <w:rFonts w:asciiTheme="majorHAnsi" w:eastAsia="Times New Roman" w:hAnsiTheme="majorHAnsi" w:cstheme="majorHAnsi"/>
+                <w:kern w:val="0"/>
+                <w:sz w:val="22"/>
+                <w:szCs w:val="22"/>
+                <w14:ligatures w14:val="none"/>
+              </w:rPr>
+              <w:t>/lần (đã bao gồm thuế VAT)</w:t>
+            </w:r>
+          </w:p>
+        </w:tc>
+      </w:tr>
+      <w:tr>
+        <w:tc>
+          <w:tcPr>
+            <w:tcW w:w="9350" w:type="dxa"/>
+            <w:gridSpan w:val="2"/>
+          </w:tcPr>
+          <w:p>
+            <w:pPr>
+              <w:spacing w:before="100" w:beforeAutospacing="1" w:after="100" w:afterAutospacing="1"/>
+              <w:jc w:val="both"/>
+              <w:rPr>
+                <w:rFonts w:asciiTheme="majorHAnsi" w:eastAsia="Times New Roman" w:hAnsiTheme="majorHAnsi" w:cstheme="majorHAnsi"/>
+                <w:kern w:val="0"/>
+                <w:sz w:val="22"/>
+                <w:szCs w:val="22"/>
+                <w14:ligatures w14:val="none"/>
+              </w:rPr>
+            </w:pPr>
+            <w:r>
+              <w:rPr>
+                <w:rFonts w:asciiTheme="majorHAnsi" w:eastAsia="Times New Roman" w:hAnsiTheme="majorHAnsi" w:cstheme="majorHAnsi"/>
+                <w:kern w:val="0"/>
+                <w:sz w:val="22"/>
+                <w:szCs w:val="22"/>
+                <w14:ligatures w14:val="none"/>
+              </w:rPr>
+              <w:t>Vậy tổng phí bảo lãnh phải thu (làm tròn) là:</w:t>
+            </w:r>
+            <w:r>
+              <w:rPr>
+                <w:rFonts w:asciiTheme="majorHAnsi" w:eastAsia="Times New Roman" w:hAnsiTheme="majorHAnsi" w:cstheme="majorHAnsi"/>
+                <w:kern w:val="0"/>
+                <w:sz w:val="22"/>
+                <w:szCs w:val="22"/>
+                <w14:ligatures w14:val="none"/>
+              </w:rPr>
+              <w:t xml:space="preserve"> </w:t>
+            </w:r>
+            <w:r>
+              <w:rPr>
+                <w:rFonts w:asciiTheme="majorHAnsi" w:eastAsia="Times New Roman" w:hAnsiTheme="majorHAnsi" w:cstheme="majorHAnsi"/>
+                <w:kern w:val="0"/>
+                <w:sz w:val="22"/>
+                <w:szCs w:val="22"/>
+                <w14:ligatures w14:val="none"/>
+              </w:rPr>
+              <w:t>{{EXPECTED_GUARANTEE_AMOUNT_PHI_TONG_HYNDAI}}</w:t>
+            </w:r>
+            <w:r>
+              <w:rPr>
+                <w:rFonts w:asciiTheme="majorHAnsi" w:eastAsia="Times New Roman" w:hAnsiTheme="majorHAnsi" w:cstheme="majorHAnsi"/>
+                <w:kern w:val="0"/>
+                <w:sz w:val="22"/>
+                <w:szCs w:val="22"/>
+                <w14:ligatures w14:val="none"/>
+              </w:rPr>
+              <w:t xml:space="preserve"> băng chữ: </w:t>
             </w:r>
             <w:r>
               <w:rPr>
@@ -4465,89 +4711,7 @@
                 <w:sz w:val="26"/>
                 <w:szCs w:val="26"/>
               </w:rPr>
-              <w:t xml:space="preserve"> HYNDAI</w:t>
-            </w:r>
-            <w:r>
-              <w:rPr>
-                <w:rFonts w:ascii="Times New Roman" w:hAnsi="Times New Roman" w:cs="Times New Roman"/>
-                <w:b/>
-                <w:bCs/>
-                <w:color w:val="4472C4" w:themeColor="accent1"/>
-                <w:sz w:val="22"/>
-                <w:szCs w:val="22"/>
-              </w:rPr>
-              <w:t>}}</w:t>
-            </w:r>
-          </w:p>
-        </w:tc>
-      </w:tr>
-      <w:tr>
-        <w:tc>
-          <w:tcPr>
-            <w:tcW w:w="3415" w:type="dxa"/>
-          </w:tcPr>
-          <w:p>
-            <w:pPr>
-              <w:jc w:val="both"/>
-              <w:rPr>
-                <w:rFonts w:asciiTheme="majorHAnsi" w:eastAsia="Times New Roman" w:hAnsiTheme="majorHAnsi" w:cstheme="majorHAnsi"/>
-                <w:kern w:val="0"/>
-                <w:sz w:val="22"/>
-                <w:szCs w:val="22"/>
-                <w14:ligatures w14:val="none"/>
-              </w:rPr>
-            </w:pPr>
-            <w:r>
-              <w:rPr>
-                <w:rFonts w:asciiTheme="majorHAnsi" w:eastAsia="Times New Roman" w:hAnsiTheme="majorHAnsi" w:cstheme="majorHAnsi"/>
-                <w:kern w:val="0"/>
-                <w:sz w:val="22"/>
-                <w:szCs w:val="22"/>
-                <w14:ligatures w14:val="none"/>
-              </w:rPr>
-              <w:t>Nên số tiền là:</w:t>
-            </w:r>
-          </w:p>
-        </w:tc>
-        <w:tc>
-          <w:tcPr>
-            <w:tcW w:w="5935" w:type="dxa"/>
-          </w:tcPr>
-          <w:p>
-            <w:pPr>
-              <w:spacing w:before="100" w:beforeAutospacing="1" w:after="100" w:afterAutospacing="1"/>
-              <w:jc w:val="both"/>
-              <w:outlineLvl w:val="2"/>
-              <w:rPr>
-                <w:rFonts w:asciiTheme="majorHAnsi" w:eastAsia="Times New Roman" w:hAnsiTheme="majorHAnsi" w:cstheme="majorHAnsi"/>
-                <w:color w:val="4472C4" w:themeColor="accent1"/>
-                <w:kern w:val="0"/>
-                <w:sz w:val="22"/>
-                <w:szCs w:val="22"/>
-                <w14:ligatures w14:val="none"/>
-              </w:rPr>
-            </w:pPr>
-            <w:r>
-              <w:rPr>
-                <w:rFonts w:ascii="Times New Roman" w:hAnsi="Times New Roman" w:cs="Times New Roman"/>
-                <w:b/>
-                <w:bCs/>
-                <w:color w:val="4472C4" w:themeColor="accent1"/>
-                <w:sz w:val="22"/>
-                <w:szCs w:val="22"/>
-              </w:rPr>
-              <w:t>{{EXPECTED_GUARANTEE_AMOUNT_PHI</w:t>
-            </w:r>
-            <w:r>
-              <w:rPr>
-                <w:rFonts w:ascii="Times New Roman" w:hAnsi="Times New Roman" w:cs="Times New Roman"/>
-                <w:b/>
-                <w:bCs/>
-                <w:color w:val="4472C4" w:themeColor="accent1"/>
-                <w:sz w:val="22"/>
-                <w:szCs w:val="22"/>
-              </w:rPr>
-              <w:t>_</w:t>
+              <w:t>{{</w:t>
             </w:r>
             <w:r>
               <w:rPr>
@@ -4558,127 +4722,7 @@
                 <w:sz w:val="26"/>
                 <w:szCs w:val="26"/>
               </w:rPr>
-              <w:t xml:space="preserve"> HYNDAI</w:t>
-            </w:r>
-            <w:r>
-              <w:rPr>
-                <w:rFonts w:ascii="Times New Roman" w:hAnsi="Times New Roman" w:cs="Times New Roman"/>
-                <w:b/>
-                <w:bCs/>
-                <w:color w:val="4472C4" w:themeColor="accent1"/>
-                <w:sz w:val="22"/>
-                <w:szCs w:val="22"/>
-              </w:rPr>
-              <w:t>}}</w:t>
-            </w:r>
-          </w:p>
-        </w:tc>
-      </w:tr>
-      <w:tr>
-        <w:tc>
-          <w:tcPr>
-            <w:tcW w:w="3415" w:type="dxa"/>
-          </w:tcPr>
-          <w:p>
-            <w:pPr>
-              <w:jc w:val="both"/>
-              <w:rPr>
-                <w:rFonts w:asciiTheme="majorHAnsi" w:eastAsia="Times New Roman" w:hAnsiTheme="majorHAnsi" w:cstheme="majorHAnsi"/>
-                <w:kern w:val="0"/>
-                <w:sz w:val="22"/>
-                <w:szCs w:val="22"/>
-                <w14:ligatures w14:val="none"/>
-              </w:rPr>
-            </w:pPr>
-            <w:r>
-              <w:rPr>
-                <w:rFonts w:asciiTheme="majorHAnsi" w:eastAsia="Times New Roman" w:hAnsiTheme="majorHAnsi" w:cstheme="majorHAnsi"/>
-                <w:kern w:val="0"/>
-                <w:sz w:val="22"/>
-                <w:szCs w:val="22"/>
-                <w14:ligatures w14:val="none"/>
-              </w:rPr>
-              <w:t>Phí sử dụng mẫu thư:</w:t>
-            </w:r>
-          </w:p>
-        </w:tc>
-        <w:tc>
-          <w:tcPr>
-            <w:tcW w:w="5935" w:type="dxa"/>
-          </w:tcPr>
-          <w:p>
-            <w:pPr>
-              <w:spacing w:before="100" w:beforeAutospacing="1" w:after="100" w:afterAutospacing="1"/>
-              <w:jc w:val="both"/>
-              <w:outlineLvl w:val="2"/>
-              <w:rPr>
-                <w:rFonts w:asciiTheme="majorHAnsi" w:eastAsia="Times New Roman" w:hAnsiTheme="majorHAnsi" w:cstheme="majorHAnsi"/>
-                <w:kern w:val="0"/>
-                <w:sz w:val="22"/>
-                <w:szCs w:val="22"/>
-                <w14:ligatures w14:val="none"/>
-              </w:rPr>
-            </w:pPr>
-            <w:r>
-              <w:rPr>
-                <w:rFonts w:asciiTheme="majorHAnsi" w:eastAsia="Times New Roman" w:hAnsiTheme="majorHAnsi" w:cstheme="majorHAnsi"/>
-                <w:kern w:val="0"/>
-                <w:sz w:val="22"/>
-                <w:szCs w:val="22"/>
-                <w14:ligatures w14:val="none"/>
-              </w:rPr>
-              <w:t>330.000 đồng</w:t>
-            </w:r>
-            <w:r>
-              <w:rPr>
-                <w:rFonts w:asciiTheme="majorHAnsi" w:eastAsia="Times New Roman" w:hAnsiTheme="majorHAnsi" w:cstheme="majorHAnsi"/>
-                <w:kern w:val="0"/>
-                <w:sz w:val="22"/>
-                <w:szCs w:val="22"/>
-                <w14:ligatures w14:val="none"/>
-              </w:rPr>
-              <w:t>/lần (đã bao gồm thuế VAT)</w:t>
-            </w:r>
-          </w:p>
-        </w:tc>
-      </w:tr>
-      <w:tr>
-        <w:tc>
-          <w:tcPr>
-            <w:tcW w:w="9350" w:type="dxa"/>
-            <w:gridSpan w:val="2"/>
-          </w:tcPr>
-          <w:p>
-            <w:pPr>
-              <w:spacing w:before="100" w:beforeAutospacing="1" w:after="100" w:afterAutospacing="1"/>
-              <w:jc w:val="both"/>
-              <w:rPr>
-                <w:rFonts w:asciiTheme="majorHAnsi" w:eastAsia="Times New Roman" w:hAnsiTheme="majorHAnsi" w:cstheme="majorHAnsi"/>
-                <w:kern w:val="0"/>
-                <w:sz w:val="22"/>
-                <w:szCs w:val="22"/>
-                <w14:ligatures w14:val="none"/>
-              </w:rPr>
-            </w:pPr>
-            <w:r>
-              <w:rPr>
-                <w:rFonts w:asciiTheme="majorHAnsi" w:eastAsia="Times New Roman" w:hAnsiTheme="majorHAnsi" w:cstheme="majorHAnsi"/>
-                <w:kern w:val="0"/>
-                <w:sz w:val="22"/>
-                <w:szCs w:val="22"/>
-                <w14:ligatures w14:val="none"/>
-              </w:rPr>
-              <w:t>Vậy tổng phí bảo lãnh phải thu (làm tròn) là:</w:t>
-            </w:r>
-            <w:r>
-              <w:rPr>
-                <w:rFonts w:asciiTheme="majorHAnsi" w:eastAsia="Times New Roman" w:hAnsiTheme="majorHAnsi" w:cstheme="majorHAnsi"/>
-                <w:kern w:val="0"/>
-                <w:sz w:val="22"/>
-                <w:szCs w:val="22"/>
-                <w14:ligatures w14:val="none"/>
-              </w:rPr>
-              <w:t xml:space="preserve"> </w:t>
+              <w:t>EXPECTED_GUARANTEE_AMOUNT_PHI_TONG_TEXT_HYNDAI</w:t>
             </w:r>
             <w:r>
               <w:rPr>
@@ -4689,39 +4733,6 @@
                 <w:sz w:val="26"/>
                 <w:szCs w:val="26"/>
               </w:rPr>
-              <w:t>{{EXPECTED_GUARANTEE_AMOUNT_PHI</w:t>
-            </w:r>
-            <w:r>
-              <w:rPr>
-                <w:rFonts w:ascii="Times New Roman" w:hAnsi="Times New Roman" w:cs="Times New Roman"/>
-                <w:b/>
-                <w:bCs/>
-                <w:color w:val="0070C0"/>
-                <w:sz w:val="26"/>
-                <w:szCs w:val="26"/>
-              </w:rPr>
-              <w:t>_TONG</w:t>
-            </w:r>
-            <w:r>
-              <w:rPr>
-                <w:rFonts w:ascii="Times New Roman" w:hAnsi="Times New Roman" w:cs="Times New Roman"/>
-                <w:b/>
-                <w:bCs/>
-                <w:color w:val="0070C0"/>
-                <w:sz w:val="26"/>
-                <w:szCs w:val="26"/>
-              </w:rPr>
-              <w:t>_ HYNDAI</w:t>
-            </w:r>
-            <w:r>
-              <w:rPr>
-                <w:rFonts w:ascii="Times New Roman" w:hAnsi="Times New Roman" w:cs="Times New Roman"/>
-                <w:b/>
-                <w:bCs/>
-                <w:color w:val="0070C0"/>
-                <w:sz w:val="26"/>
-                <w:szCs w:val="26"/>
-              </w:rPr>
               <w:t>}}</w:t>
             </w:r>
             <w:r>
@@ -4772,155 +4783,6 @@
             <w:pPr>
               <w:spacing w:before="100" w:beforeAutospacing="1" w:after="100" w:afterAutospacing="1"/>
               <w:jc w:val="both"/>
-              <w:rPr>
-                <w:rFonts w:asciiTheme="majorHAnsi" w:eastAsia="Times New Roman" w:hAnsiTheme="majorHAnsi" w:cstheme="majorHAnsi"/>
-                <w:kern w:val="0"/>
-                <w:sz w:val="22"/>
-                <w:szCs w:val="22"/>
-                <w14:ligatures w14:val="none"/>
-              </w:rPr>
-            </w:pPr>
-            <w:r>
-              <w:rPr>
-                <w:rFonts w:asciiTheme="majorHAnsi" w:eastAsia="Times New Roman" w:hAnsiTheme="majorHAnsi" w:cstheme="majorHAnsi"/>
-                <w:kern w:val="0"/>
-                <w:sz w:val="22"/>
-                <w:szCs w:val="22"/>
-                <w14:ligatures w14:val="none"/>
-              </w:rPr>
-              <w:t>TSBĐ là tài sản hình thành từ nguồn tài trợ của BIDV Đồng Tháp là các xe ô tô mới 100% của Khách hàng mua từ HTC-VN theo Hợp đồng thế chấp tài sản hình thành trong tương lai số</w:t>
-            </w:r>
-            <w:r>
-              <w:rPr>
-                <w:rFonts w:asciiTheme="majorHAnsi" w:eastAsia="Times New Roman" w:hAnsiTheme="majorHAnsi" w:cstheme="majorHAnsi"/>
-                <w:kern w:val="0"/>
-                <w:sz w:val="22"/>
-                <w:szCs w:val="22"/>
-                <w14:ligatures w14:val="none"/>
-              </w:rPr>
-              <w:t xml:space="preserve"> </w:t>
-            </w:r>
-            <w:r>
-              <w:rPr>
-                <w:rFonts w:asciiTheme="majorHAnsi" w:eastAsia="Times New Roman" w:hAnsiTheme="majorHAnsi" w:cstheme="majorHAnsi"/>
-                <w:kern w:val="0"/>
-                <w:sz w:val="22"/>
-                <w:szCs w:val="22"/>
-                <w14:ligatures w14:val="none"/>
-              </w:rPr>
-              <w:t>01/2025/10987477/HĐBĐ ngày</w:t>
-            </w:r>
-            <w:r>
-              <w:rPr>
-                <w:rFonts w:asciiTheme="majorHAnsi" w:eastAsia="Times New Roman" w:hAnsiTheme="majorHAnsi" w:cstheme="majorHAnsi"/>
-                <w:kern w:val="0"/>
-                <w:sz w:val="22"/>
-                <w:szCs w:val="22"/>
-                <w14:ligatures w14:val="none"/>
-              </w:rPr>
-              <w:t xml:space="preserve"> </w:t>
-            </w:r>
-            <w:r>
-              <w:rPr>
-                <w:rFonts w:asciiTheme="majorHAnsi" w:eastAsia="Times New Roman" w:hAnsiTheme="majorHAnsi" w:cstheme="majorHAnsi"/>
-                <w:kern w:val="0"/>
-                <w:sz w:val="22"/>
-                <w:szCs w:val="22"/>
-                <w14:ligatures w14:val="none"/>
-              </w:rPr>
-              <w:t>11/04/2025, và các văn bản sửa đổi đính kèm. Hợp đồng</w:t>
-            </w:r>
-            <w:r>
-              <w:rPr>
-                <w:rFonts w:asciiTheme="majorHAnsi" w:eastAsia="Times New Roman" w:hAnsiTheme="majorHAnsi" w:cstheme="majorHAnsi"/>
-                <w:kern w:val="0"/>
-                <w:sz w:val="22"/>
-                <w:szCs w:val="22"/>
-                <w14:ligatures w14:val="none"/>
-              </w:rPr>
-              <w:t xml:space="preserve"> </w:t>
-            </w:r>
-            <w:r>
-              <w:rPr>
-                <w:rFonts w:asciiTheme="majorHAnsi" w:eastAsia="Times New Roman" w:hAnsiTheme="majorHAnsi" w:cstheme="majorHAnsi"/>
-                <w:kern w:val="0"/>
-                <w:sz w:val="22"/>
-                <w:szCs w:val="22"/>
-                <w14:ligatures w14:val="none"/>
-              </w:rPr>
-              <w:t>nguyên tắc mua</w:t>
-            </w:r>
-            <w:r>
-              <w:rPr>
-                <w:rFonts w:asciiTheme="majorHAnsi" w:eastAsia="Times New Roman" w:hAnsiTheme="majorHAnsi" w:cstheme="majorHAnsi"/>
-                <w:kern w:val="0"/>
-                <w:sz w:val="22"/>
-                <w:szCs w:val="22"/>
-                <w14:ligatures w14:val="none"/>
-              </w:rPr>
-              <w:t xml:space="preserve"> </w:t>
-            </w:r>
-            <w:r>
-              <w:rPr>
-                <w:rFonts w:asciiTheme="majorHAnsi" w:eastAsia="Times New Roman" w:hAnsiTheme="majorHAnsi" w:cstheme="majorHAnsi"/>
-                <w:kern w:val="0"/>
-                <w:sz w:val="22"/>
-                <w:szCs w:val="22"/>
-                <w14:ligatures w14:val="none"/>
-              </w:rPr>
-              <w:t>bán hàng hóa số</w:t>
-            </w:r>
-            <w:r>
-              <w:rPr>
-                <w:rFonts w:asciiTheme="majorHAnsi" w:eastAsia="Times New Roman" w:hAnsiTheme="majorHAnsi" w:cstheme="majorHAnsi"/>
-                <w:kern w:val="0"/>
-                <w:sz w:val="22"/>
-                <w:szCs w:val="22"/>
-                <w14:ligatures w14:val="none"/>
-              </w:rPr>
-              <w:t xml:space="preserve"> </w:t>
-            </w:r>
-            <w:r>
-              <w:rPr>
-                <w:rFonts w:asciiTheme="majorHAnsi" w:eastAsia="Times New Roman" w:hAnsiTheme="majorHAnsi" w:cstheme="majorHAnsi"/>
-                <w:kern w:val="0"/>
-                <w:sz w:val="22"/>
-                <w:szCs w:val="22"/>
-                <w14:ligatures w14:val="none"/>
-              </w:rPr>
-              <w:t>2507VS066/HĐNT/HTV ký ngày 01/07/2025, và Phụ lục</w:t>
-            </w:r>
-            <w:r>
-              <w:rPr>
-                <w:rFonts w:asciiTheme="majorHAnsi" w:eastAsia="Times New Roman" w:hAnsiTheme="majorHAnsi" w:cstheme="majorHAnsi"/>
-                <w:kern w:val="0"/>
-                <w:sz w:val="22"/>
-                <w:szCs w:val="22"/>
-                <w14:ligatures w14:val="none"/>
-              </w:rPr>
-              <w:t xml:space="preserve"> </w:t>
-            </w:r>
-            <w:r>
-              <w:rPr>
-                <w:rFonts w:asciiTheme="majorHAnsi" w:eastAsia="Times New Roman" w:hAnsiTheme="majorHAnsi" w:cstheme="majorHAnsi"/>
-                <w:kern w:val="0"/>
-                <w:sz w:val="22"/>
-                <w:szCs w:val="22"/>
-                <w14:ligatures w14:val="none"/>
-              </w:rPr>
-              <w:t>hợp đồng mua số 260109-001/PLHD/VS066 ngày 08/01/2026, giá trị:</w:t>
-            </w:r>
-            <w:r>
-              <w:rPr>
-                <w:rFonts w:asciiTheme="majorHAnsi" w:eastAsia="Times New Roman" w:hAnsiTheme="majorHAnsi" w:cstheme="majorHAnsi"/>
-                <w:kern w:val="0"/>
-                <w:sz w:val="22"/>
-                <w:szCs w:val="22"/>
-                <w14:ligatures w14:val="none"/>
-              </w:rPr>
-              <w:t xml:space="preserve"> </w:t>
-            </w:r>
-            <w:r>
               <w:rPr>
                 <w:rFonts w:asciiTheme="majorHAnsi" w:eastAsia="Times New Roman" w:hAnsiTheme="majorHAnsi" w:cstheme="majorHAnsi"/>
                 <w:b/>
@@ -4931,7 +4793,146 @@
                 <w:szCs w:val="22"/>
                 <w14:ligatures w14:val="none"/>
               </w:rPr>
-              <w:t>{{GTPL}}</w:t>
+            </w:pPr>
+            <w:r>
+              <w:rPr>
+                <w:rFonts w:asciiTheme="majorHAnsi" w:eastAsia="Times New Roman" w:hAnsiTheme="majorHAnsi" w:cstheme="majorHAnsi"/>
+                <w:kern w:val="0"/>
+                <w:sz w:val="22"/>
+                <w:szCs w:val="22"/>
+                <w14:ligatures w14:val="none"/>
+              </w:rPr>
+              <w:t>TSBĐ là tài sản hình thành từ nguồn tài trợ của BIDV Đồng Tháp là các xe ô tô mới 100% của Khách hàng mua từ HTC-VN theo Hợp đồng thế chấp tài sản hình thành trong tương lai số</w:t>
+            </w:r>
+            <w:r>
+              <w:rPr>
+                <w:rFonts w:asciiTheme="majorHAnsi" w:eastAsia="Times New Roman" w:hAnsiTheme="majorHAnsi" w:cstheme="majorHAnsi"/>
+                <w:kern w:val="0"/>
+                <w:sz w:val="22"/>
+                <w:szCs w:val="22"/>
+                <w14:ligatures w14:val="none"/>
+              </w:rPr>
+              <w:t xml:space="preserve"> </w:t>
+            </w:r>
+            <w:r>
+              <w:rPr>
+                <w:rFonts w:asciiTheme="majorHAnsi" w:eastAsia="Times New Roman" w:hAnsiTheme="majorHAnsi" w:cstheme="majorHAnsi"/>
+                <w:kern w:val="0"/>
+                <w:sz w:val="22"/>
+                <w:szCs w:val="22"/>
+                <w14:ligatures w14:val="none"/>
+              </w:rPr>
+              <w:t>01/2025/10987477/HĐBĐ ngày</w:t>
+            </w:r>
+            <w:r>
+              <w:rPr>
+                <w:rFonts w:asciiTheme="majorHAnsi" w:eastAsia="Times New Roman" w:hAnsiTheme="majorHAnsi" w:cstheme="majorHAnsi"/>
+                <w:kern w:val="0"/>
+                <w:sz w:val="22"/>
+                <w:szCs w:val="22"/>
+                <w14:ligatures w14:val="none"/>
+              </w:rPr>
+              <w:t xml:space="preserve"> </w:t>
+            </w:r>
+            <w:r>
+              <w:rPr>
+                <w:rFonts w:asciiTheme="majorHAnsi" w:eastAsia="Times New Roman" w:hAnsiTheme="majorHAnsi" w:cstheme="majorHAnsi"/>
+                <w:kern w:val="0"/>
+                <w:sz w:val="22"/>
+                <w:szCs w:val="22"/>
+                <w14:ligatures w14:val="none"/>
+              </w:rPr>
+              <w:t>11/04/2025, và các văn bản sửa đổi đính kèm. Hợp đồng</w:t>
+            </w:r>
+            <w:r>
+              <w:rPr>
+                <w:rFonts w:asciiTheme="majorHAnsi" w:eastAsia="Times New Roman" w:hAnsiTheme="majorHAnsi" w:cstheme="majorHAnsi"/>
+                <w:kern w:val="0"/>
+                <w:sz w:val="22"/>
+                <w:szCs w:val="22"/>
+                <w14:ligatures w14:val="none"/>
+              </w:rPr>
+              <w:t xml:space="preserve"> </w:t>
+            </w:r>
+            <w:r>
+              <w:rPr>
+                <w:rFonts w:asciiTheme="majorHAnsi" w:eastAsia="Times New Roman" w:hAnsiTheme="majorHAnsi" w:cstheme="majorHAnsi"/>
+                <w:kern w:val="0"/>
+                <w:sz w:val="22"/>
+                <w:szCs w:val="22"/>
+                <w14:ligatures w14:val="none"/>
+              </w:rPr>
+              <w:t>nguyên tắc mua</w:t>
+            </w:r>
+            <w:r>
+              <w:rPr>
+                <w:rFonts w:asciiTheme="majorHAnsi" w:eastAsia="Times New Roman" w:hAnsiTheme="majorHAnsi" w:cstheme="majorHAnsi"/>
+                <w:kern w:val="0"/>
+                <w:sz w:val="22"/>
+                <w:szCs w:val="22"/>
+                <w14:ligatures w14:val="none"/>
+              </w:rPr>
+              <w:t xml:space="preserve"> </w:t>
+            </w:r>
+            <w:r>
+              <w:rPr>
+                <w:rFonts w:asciiTheme="majorHAnsi" w:eastAsia="Times New Roman" w:hAnsiTheme="majorHAnsi" w:cstheme="majorHAnsi"/>
+                <w:kern w:val="0"/>
+                <w:sz w:val="22"/>
+                <w:szCs w:val="22"/>
+                <w14:ligatures w14:val="none"/>
+              </w:rPr>
+              <w:t>bán hàng hóa số</w:t>
+            </w:r>
+            <w:r>
+              <w:rPr>
+                <w:rFonts w:asciiTheme="majorHAnsi" w:eastAsia="Times New Roman" w:hAnsiTheme="majorHAnsi" w:cstheme="majorHAnsi"/>
+                <w:kern w:val="0"/>
+                <w:sz w:val="22"/>
+                <w:szCs w:val="22"/>
+                <w14:ligatures w14:val="none"/>
+              </w:rPr>
+              <w:t xml:space="preserve"> </w:t>
+            </w:r>
+            <w:r>
+              <w:rPr>
+                <w:rFonts w:asciiTheme="majorHAnsi" w:eastAsia="Times New Roman" w:hAnsiTheme="majorHAnsi" w:cstheme="majorHAnsi"/>
+                <w:kern w:val="0"/>
+                <w:sz w:val="22"/>
+                <w:szCs w:val="22"/>
+                <w14:ligatures w14:val="none"/>
+              </w:rPr>
+              <w:t>2507VS066/HĐNT/HTV ký ngày 01/07/2025, và Phụ lục</w:t>
+            </w:r>
+            <w:r>
+              <w:rPr>
+                <w:rFonts w:asciiTheme="majorHAnsi" w:eastAsia="Times New Roman" w:hAnsiTheme="majorHAnsi" w:cstheme="majorHAnsi"/>
+                <w:kern w:val="0"/>
+                <w:sz w:val="22"/>
+                <w:szCs w:val="22"/>
+                <w14:ligatures w14:val="none"/>
+              </w:rPr>
+              <w:t xml:space="preserve"> </w:t>
+            </w:r>
+            <w:r>
+              <w:rPr>
+                <w:rFonts w:asciiTheme="majorHAnsi" w:eastAsia="Times New Roman" w:hAnsiTheme="majorHAnsi" w:cstheme="majorHAnsi"/>
+                <w:kern w:val="0"/>
+                <w:sz w:val="22"/>
+                <w:szCs w:val="22"/>
+                <w14:ligatures w14:val="none"/>
+              </w:rPr>
+              <w:t>hợp đồng mua số 260109-001/PLHD/VS066 ngày 08/01/2026, giá trị:</w:t>
+            </w:r>
+            <w:r>
+              <w:rPr>
+                <w:rFonts w:asciiTheme="majorHAnsi" w:eastAsia="Times New Roman" w:hAnsiTheme="majorHAnsi" w:cstheme="majorHAnsi"/>
+                <w:kern w:val="0"/>
+                <w:sz w:val="22"/>
+                <w:szCs w:val="22"/>
+                <w14:ligatures w14:val="none"/>
+              </w:rPr>
+              <w:t xml:space="preserve"> </w:t>
             </w:r>
             <w:r>
               <w:rPr>
@@ -4944,18 +4945,33 @@
                 <w:szCs w:val="22"/>
                 <w14:ligatures w14:val="none"/>
               </w:rPr>
-              <w:t xml:space="preserve"> </w:t>
+              <w:t>{{</w:t>
             </w:r>
             <w:r>
               <w:rPr>
                 <w:rFonts w:asciiTheme="majorHAnsi" w:eastAsia="Times New Roman" w:hAnsiTheme="majorHAnsi" w:cstheme="majorHAnsi"/>
+                <w:b/>
+                <w:bCs/>
                 <w:color w:val="4472C4" w:themeColor="accent1"/>
                 <w:kern w:val="0"/>
                 <w:sz w:val="22"/>
                 <w:szCs w:val="22"/>
                 <w14:ligatures w14:val="none"/>
               </w:rPr>
-              <w:t>đồng</w:t>
+              <w:t>GIAHDMB</w:t>
+            </w:r>
+            <w:r>
+              <w:rPr>
+                <w:rFonts w:asciiTheme="majorHAnsi" w:eastAsia="Times New Roman" w:hAnsiTheme="majorHAnsi" w:cstheme="majorHAnsi"/>
+                <w:b/>
+                <w:bCs/>
+                <w:color w:val="4472C4" w:themeColor="accent1"/>
+                <w:kern w:val="0"/>
+                <w:sz w:val="22"/>
+                <w:szCs w:val="22"/>
+                <w14:ligatures w14:val="none"/>
+              </w:rPr>
+              <w:t>}}</w:t>
             </w:r>
           </w:p>
         </w:tc>
@@ -5138,13 +5154,32 @@
           <w:szCs w:val="22"/>
         </w:rPr>
       </w:pPr>
-      <w:r>
-        <w:rPr>
-          <w:rFonts w:asciiTheme="majorHAnsi" w:hAnsiTheme="majorHAnsi" w:cstheme="majorHAnsi"/>
-          <w:sz w:val="22"/>
-          <w:szCs w:val="22"/>
-        </w:rPr>
-        <w:lastRenderedPageBreak/>
+    </w:p>
+    <w:p>
+      <w:pPr>
+        <w:spacing w:line="240" w:lineRule="auto"/>
+        <w:rPr>
+          <w:rFonts w:asciiTheme="majorHAnsi" w:hAnsiTheme="majorHAnsi" w:cstheme="majorHAnsi"/>
+          <w:sz w:val="22"/>
+          <w:szCs w:val="22"/>
+        </w:rPr>
+      </w:pPr>
+    </w:p>
+    <w:p>
+      <w:pPr>
+        <w:spacing w:line="240" w:lineRule="auto"/>
+        <w:rPr>
+          <w:rFonts w:asciiTheme="majorHAnsi" w:hAnsiTheme="majorHAnsi" w:cstheme="majorHAnsi"/>
+          <w:sz w:val="22"/>
+          <w:szCs w:val="22"/>
+        </w:rPr>
+      </w:pPr>
+      <w:r>
+        <w:rPr>
+          <w:rFonts w:asciiTheme="majorHAnsi" w:hAnsiTheme="majorHAnsi" w:cstheme="majorHAnsi"/>
+          <w:sz w:val="22"/>
+          <w:szCs w:val="22"/>
+        </w:rPr>
         <w:t>Kính trình Ban Lãnh đạo xem xét.</w:t>
       </w:r>
     </w:p>
@@ -5296,64 +5331,16 @@
           <w:sz w:val="22"/>
           <w:szCs w:val="22"/>
         </w:rPr>
-        <w:t>Ý KIẾN CỦA BAN ĐỐC</w:t>
-      </w:r>
-    </w:p>
-    <w:p>
-      <w:pPr>
-        <w:tabs>
-          <w:tab w:val="left" w:pos="3969"/>
-        </w:tabs>
-        <w:spacing w:line="240" w:lineRule="auto"/>
-        <w:jc w:val="center"/>
-        <w:rPr>
-          <w:rFonts w:asciiTheme="majorHAnsi" w:hAnsiTheme="majorHAnsi" w:cstheme="majorHAnsi"/>
-          <w:sz w:val="22"/>
-          <w:szCs w:val="22"/>
-        </w:rPr>
-      </w:pPr>
-    </w:p>
-    <w:p>
-      <w:pPr>
-        <w:tabs>
-          <w:tab w:val="left" w:pos="3969"/>
-        </w:tabs>
-        <w:spacing w:line="240" w:lineRule="auto"/>
-        <w:jc w:val="center"/>
-        <w:rPr>
-          <w:rFonts w:asciiTheme="majorHAnsi" w:hAnsiTheme="majorHAnsi" w:cstheme="majorHAnsi"/>
-          <w:sz w:val="22"/>
-          <w:szCs w:val="22"/>
-        </w:rPr>
-      </w:pPr>
-    </w:p>
-    <w:p>
-      <w:pPr>
-        <w:tabs>
-          <w:tab w:val="left" w:pos="3969"/>
-        </w:tabs>
-        <w:spacing w:line="240" w:lineRule="auto"/>
-        <w:jc w:val="center"/>
-        <w:rPr>
-          <w:rFonts w:asciiTheme="majorHAnsi" w:hAnsiTheme="majorHAnsi" w:cstheme="majorHAnsi"/>
-          <w:sz w:val="22"/>
-          <w:szCs w:val="22"/>
-        </w:rPr>
-      </w:pPr>
-    </w:p>
-    <w:p>
-      <w:pPr>
-        <w:tabs>
-          <w:tab w:val="left" w:pos="3969"/>
-        </w:tabs>
-        <w:spacing w:line="240" w:lineRule="auto"/>
-        <w:jc w:val="center"/>
-        <w:rPr>
-          <w:rFonts w:asciiTheme="majorHAnsi" w:hAnsiTheme="majorHAnsi" w:cstheme="majorHAnsi"/>
-          <w:sz w:val="22"/>
-          <w:szCs w:val="22"/>
-        </w:rPr>
-      </w:pPr>
+        <w:t>Ý KIẾN CỦA BAN ĐỐ</w:t>
+      </w:r>
+      <w:r>
+        <w:rPr>
+          <w:rFonts w:asciiTheme="majorHAnsi" w:hAnsiTheme="majorHAnsi" w:cstheme="majorHAnsi"/>
+          <w:sz w:val="22"/>
+          <w:szCs w:val="22"/>
+        </w:rPr>
+        <w:t>C</w:t>
+      </w:r>
     </w:p>
     <w:p>
       <w:pPr>
@@ -9593,6 +9580,37 @@
       <w:lang w:val="en-US" w:eastAsia="ja-JP"/>
     </w:rPr>
   </w:style>
+  <w:style w:type="paragraph" w:styleId="HTMLPreformatted">
+    <w:name w:val="HTML Preformatted"/>
+    <w:basedOn w:val="Normal"/>
+    <w:link w:val="HTMLPreformattedChar"/>
+    <w:uiPriority w:val="99"/>
+    <w:semiHidden/>
+    <w:unhideWhenUsed/>
+    <w:rsid w:val="00AA2752"/>
+    <w:pPr>
+      <w:spacing w:after="0" w:line="240" w:lineRule="auto"/>
+    </w:pPr>
+    <w:rPr>
+      <w:rFonts w:ascii="Consolas" w:hAnsi="Consolas"/>
+      <w:sz w:val="20"/>
+      <w:szCs w:val="20"/>
+    </w:rPr>
+  </w:style>
+  <w:style w:type="character" w:customStyle="1" w:styleId="HTMLPreformattedChar">
+    <w:name w:val="HTML Preformatted Char"/>
+    <w:basedOn w:val="DefaultParagraphFont"/>
+    <w:link w:val="HTMLPreformatted"/>
+    <w:uiPriority w:val="99"/>
+    <w:semiHidden/>
+    <w:rsid w:val="00AA2752"/>
+    <w:rPr>
+      <w:rFonts w:ascii="Consolas" w:eastAsiaTheme="minorEastAsia" w:hAnsi="Consolas"/>
+      <w:sz w:val="20"/>
+      <w:szCs w:val="20"/>
+      <w:lang w:val="en-US" w:eastAsia="ja-JP"/>
+    </w:rPr>
+  </w:style>
 </w:styles>
 </file>
 

--- a/src/main/resources/templates/Hyndai/de-xuat-cap-bao-lanh-hyndai.docx
+++ b/src/main/resources/templates/Hyndai/de-xuat-cap-bao-lanh-hyndai.docx
@@ -18,20 +18,10 @@
           <w:rFonts w:ascii="Times New Roman" w:hAnsi="Times New Roman" w:cs="Times New Roman"/>
           <w:b/>
           <w:bCs/>
-          <w:sz w:val="22"/>
-          <w:szCs w:val="22"/>
-        </w:rPr>
-        <w:t xml:space="preserve">PHÒNG KH DOANH NGHIỆP                                         </w:t>
-      </w:r>
-      <w:r>
-        <w:rPr>
-          <w:rFonts w:ascii="Times New Roman" w:hAnsi="Times New Roman" w:cs="Times New Roman"/>
-          <w:b/>
-          <w:bCs/>
-          <w:sz w:val="22"/>
-          <w:szCs w:val="22"/>
-        </w:rPr>
-        <w:t xml:space="preserve">        </w:t>
+          <w:sz w:val="26"/>
+          <w:szCs w:val="26"/>
+        </w:rPr>
+        <w:t xml:space="preserve">PHÒNG KH DOANH NGHIỆP                              </w:t>
       </w:r>
       <w:r>
         <w:rPr>
@@ -59,8 +49,8 @@
           <w:rFonts w:ascii="Times New Roman" w:hAnsi="Times New Roman" w:cs="Times New Roman"/>
           <w:b/>
           <w:bCs/>
-          <w:sz w:val="22"/>
-          <w:szCs w:val="22"/>
+          <w:sz w:val="26"/>
+          <w:szCs w:val="26"/>
         </w:rPr>
       </w:pPr>
       <w:r>
@@ -68,8 +58,8 @@
           <w:rFonts w:ascii="Times New Roman" w:hAnsi="Times New Roman" w:cs="Times New Roman"/>
           <w:b/>
           <w:bCs/>
-          <w:sz w:val="22"/>
-          <w:szCs w:val="22"/>
+          <w:sz w:val="26"/>
+          <w:szCs w:val="26"/>
         </w:rPr>
         <w:t xml:space="preserve">            Số: … /ĐXBL</w:t>
       </w:r>
@@ -82,8 +72,8 @@
           <w:rFonts w:ascii="Times New Roman" w:hAnsi="Times New Roman" w:cs="Times New Roman"/>
           <w:b/>
           <w:bCs/>
-          <w:sz w:val="22"/>
-          <w:szCs w:val="22"/>
+          <w:sz w:val="26"/>
+          <w:szCs w:val="26"/>
         </w:rPr>
       </w:pPr>
       <w:r>
@@ -91,8 +81,8 @@
           <w:rFonts w:ascii="Times New Roman" w:hAnsi="Times New Roman" w:cs="Times New Roman"/>
           <w:b/>
           <w:bCs/>
-          <w:sz w:val="22"/>
-          <w:szCs w:val="22"/>
+          <w:sz w:val="26"/>
+          <w:szCs w:val="26"/>
         </w:rPr>
         <w:t xml:space="preserve">           </w:t>
       </w:r>
@@ -101,8 +91,8 @@
           <w:rFonts w:ascii="Times New Roman" w:hAnsi="Times New Roman" w:cs="Times New Roman"/>
           <w:b/>
           <w:bCs/>
-          <w:sz w:val="22"/>
-          <w:szCs w:val="22"/>
+          <w:sz w:val="26"/>
+          <w:szCs w:val="26"/>
         </w:rPr>
         <w:t>ĐỀ XUẤT CẤP TÍN DỤNG / BẢO LÃNH</w:t>
       </w:r>
@@ -115,8 +105,8 @@
           <w:rFonts w:ascii="Times New Roman" w:hAnsi="Times New Roman" w:cs="Times New Roman"/>
           <w:b/>
           <w:bCs/>
-          <w:sz w:val="22"/>
-          <w:szCs w:val="22"/>
+          <w:sz w:val="28"/>
+          <w:szCs w:val="28"/>
         </w:rPr>
       </w:pPr>
       <w:r>
@@ -124,8 +114,8 @@
           <w:rFonts w:ascii="Times New Roman" w:hAnsi="Times New Roman" w:cs="Times New Roman"/>
           <w:b/>
           <w:bCs/>
-          <w:sz w:val="22"/>
-          <w:szCs w:val="22"/>
+          <w:sz w:val="28"/>
+          <w:szCs w:val="28"/>
         </w:rPr>
         <w:t xml:space="preserve">          </w:t>
       </w:r>
@@ -134,8 +124,8 @@
           <w:rFonts w:ascii="Times New Roman" w:hAnsi="Times New Roman" w:cs="Times New Roman"/>
           <w:b/>
           <w:bCs/>
-          <w:sz w:val="22"/>
-          <w:szCs w:val="22"/>
+          <w:sz w:val="28"/>
+          <w:szCs w:val="28"/>
         </w:rPr>
         <w:t>(Theo HĐTD hạn mức)</w:t>
       </w:r>
@@ -150,8 +140,8 @@
           <w:rFonts w:asciiTheme="majorHAnsi" w:hAnsiTheme="majorHAnsi" w:cstheme="majorHAnsi"/>
           <w:b/>
           <w:bCs/>
-          <w:sz w:val="22"/>
-          <w:szCs w:val="22"/>
+          <w:sz w:val="26"/>
+          <w:szCs w:val="26"/>
         </w:rPr>
       </w:pPr>
       <w:r>
@@ -159,8 +149,8 @@
           <w:rFonts w:asciiTheme="majorHAnsi" w:hAnsiTheme="majorHAnsi" w:cstheme="majorHAnsi"/>
           <w:b/>
           <w:bCs/>
-          <w:sz w:val="22"/>
-          <w:szCs w:val="22"/>
+          <w:sz w:val="28"/>
+          <w:szCs w:val="28"/>
           <w:highlight w:val="lightGray"/>
         </w:rPr>
         <w:t xml:space="preserve">1. </w:t>
@@ -170,8 +160,8 @@
           <w:rFonts w:asciiTheme="majorHAnsi" w:hAnsiTheme="majorHAnsi" w:cstheme="majorHAnsi"/>
           <w:b/>
           <w:bCs/>
-          <w:sz w:val="22"/>
-          <w:szCs w:val="22"/>
+          <w:sz w:val="28"/>
+          <w:szCs w:val="28"/>
           <w:highlight w:val="lightGray"/>
         </w:rPr>
         <w:t>THÔNG TIN VỀ KHÁCH HÀNG</w:t>
@@ -181,8 +171,8 @@
           <w:rFonts w:asciiTheme="majorHAnsi" w:hAnsiTheme="majorHAnsi" w:cstheme="majorHAnsi"/>
           <w:b/>
           <w:bCs/>
-          <w:sz w:val="22"/>
-          <w:szCs w:val="22"/>
+          <w:sz w:val="26"/>
+          <w:szCs w:val="26"/>
           <w:highlight w:val="lightGray"/>
         </w:rPr>
         <w:tab/>
@@ -196,15 +186,15 @@
           <w:rFonts w:asciiTheme="majorHAnsi" w:hAnsiTheme="majorHAnsi" w:cstheme="majorHAnsi"/>
           <w:b/>
           <w:bCs/>
-          <w:sz w:val="22"/>
-          <w:szCs w:val="22"/>
-        </w:rPr>
-      </w:pPr>
-      <w:r>
-        <w:rPr>
-          <w:rFonts w:asciiTheme="majorHAnsi" w:hAnsiTheme="majorHAnsi" w:cstheme="majorHAnsi"/>
-          <w:sz w:val="22"/>
-          <w:szCs w:val="22"/>
+          <w:sz w:val="26"/>
+          <w:szCs w:val="26"/>
+        </w:rPr>
+      </w:pPr>
+      <w:r>
+        <w:rPr>
+          <w:rFonts w:asciiTheme="majorHAnsi" w:hAnsiTheme="majorHAnsi" w:cstheme="majorHAnsi"/>
+          <w:sz w:val="26"/>
+          <w:szCs w:val="26"/>
         </w:rPr>
         <w:t xml:space="preserve">Tên khách hàng: </w:t>
       </w:r>
@@ -213,8 +203,8 @@
           <w:rFonts w:asciiTheme="majorHAnsi" w:hAnsiTheme="majorHAnsi" w:cstheme="majorHAnsi"/>
           <w:b/>
           <w:bCs/>
-          <w:sz w:val="22"/>
-          <w:szCs w:val="22"/>
+          <w:sz w:val="26"/>
+          <w:szCs w:val="26"/>
         </w:rPr>
         <w:t xml:space="preserve">CTY CP TM XNK HUY TIẾN </w:t>
       </w:r>
@@ -223,8 +213,8 @@
           <w:rFonts w:asciiTheme="majorHAnsi" w:hAnsiTheme="majorHAnsi" w:cstheme="majorHAnsi"/>
           <w:b/>
           <w:bCs/>
-          <w:sz w:val="22"/>
-          <w:szCs w:val="22"/>
+          <w:sz w:val="26"/>
+          <w:szCs w:val="26"/>
         </w:rPr>
         <w:t>DŨNG</w:t>
       </w:r>
@@ -235,15 +225,15 @@
         <w:jc w:val="both"/>
         <w:rPr>
           <w:rFonts w:asciiTheme="majorHAnsi" w:hAnsiTheme="majorHAnsi" w:cstheme="majorHAnsi"/>
-          <w:sz w:val="22"/>
-          <w:szCs w:val="22"/>
-        </w:rPr>
-      </w:pPr>
-      <w:r>
-        <w:rPr>
-          <w:rFonts w:asciiTheme="majorHAnsi" w:hAnsiTheme="majorHAnsi" w:cstheme="majorHAnsi"/>
-          <w:sz w:val="22"/>
-          <w:szCs w:val="22"/>
+          <w:sz w:val="26"/>
+          <w:szCs w:val="26"/>
+        </w:rPr>
+      </w:pPr>
+      <w:r>
+        <w:rPr>
+          <w:rFonts w:asciiTheme="majorHAnsi" w:hAnsiTheme="majorHAnsi" w:cstheme="majorHAnsi"/>
+          <w:sz w:val="26"/>
+          <w:szCs w:val="26"/>
         </w:rPr>
         <w:t>Số CIF</w:t>
       </w:r>
@@ -252,16 +242,16 @@
           <w:rFonts w:asciiTheme="majorHAnsi" w:hAnsiTheme="majorHAnsi" w:cstheme="majorHAnsi"/>
           <w:b/>
           <w:bCs/>
-          <w:sz w:val="22"/>
-          <w:szCs w:val="22"/>
+          <w:sz w:val="26"/>
+          <w:szCs w:val="26"/>
         </w:rPr>
         <w:t>: 10987477</w:t>
       </w:r>
       <w:r>
         <w:rPr>
           <w:rFonts w:asciiTheme="majorHAnsi" w:hAnsiTheme="majorHAnsi" w:cstheme="majorHAnsi"/>
-          <w:sz w:val="22"/>
-          <w:szCs w:val="22"/>
+          <w:sz w:val="26"/>
+          <w:szCs w:val="26"/>
         </w:rPr>
         <w:t xml:space="preserve"> </w:t>
       </w:r>
@@ -272,15 +262,15 @@
         <w:jc w:val="both"/>
         <w:rPr>
           <w:rFonts w:asciiTheme="majorHAnsi" w:hAnsiTheme="majorHAnsi" w:cstheme="majorHAnsi"/>
-          <w:sz w:val="22"/>
-          <w:szCs w:val="22"/>
-        </w:rPr>
-      </w:pPr>
-      <w:r>
-        <w:rPr>
-          <w:rFonts w:asciiTheme="majorHAnsi" w:hAnsiTheme="majorHAnsi" w:cstheme="majorHAnsi"/>
-          <w:sz w:val="22"/>
-          <w:szCs w:val="22"/>
+          <w:sz w:val="26"/>
+          <w:szCs w:val="26"/>
+        </w:rPr>
+      </w:pPr>
+      <w:r>
+        <w:rPr>
+          <w:rFonts w:asciiTheme="majorHAnsi" w:hAnsiTheme="majorHAnsi" w:cstheme="majorHAnsi"/>
+          <w:sz w:val="26"/>
+          <w:szCs w:val="26"/>
         </w:rPr>
         <w:t>Địa chỉ: Số 89, Đường Nguyễn Huệ, P. Cao Lãnh, TP. Cao Lãnh, Tỉnh Đồng Tháp.</w:t>
       </w:r>
@@ -292,8 +282,8 @@
           <w:rFonts w:asciiTheme="majorHAnsi" w:hAnsiTheme="majorHAnsi" w:cstheme="majorHAnsi"/>
           <w:b/>
           <w:bCs/>
-          <w:sz w:val="22"/>
-          <w:szCs w:val="22"/>
+          <w:sz w:val="28"/>
+          <w:szCs w:val="28"/>
         </w:rPr>
       </w:pPr>
       <w:r>
@@ -301,8 +291,8 @@
           <w:rFonts w:asciiTheme="majorHAnsi" w:hAnsiTheme="majorHAnsi" w:cstheme="majorHAnsi"/>
           <w:b/>
           <w:bCs/>
-          <w:sz w:val="22"/>
-          <w:szCs w:val="22"/>
+          <w:sz w:val="28"/>
+          <w:szCs w:val="28"/>
         </w:rPr>
         <w:t xml:space="preserve">2. </w:t>
       </w:r>
@@ -311,8 +301,8 @@
           <w:rFonts w:asciiTheme="majorHAnsi" w:hAnsiTheme="majorHAnsi" w:cstheme="majorHAnsi"/>
           <w:b/>
           <w:bCs/>
-          <w:sz w:val="22"/>
-          <w:szCs w:val="22"/>
+          <w:sz w:val="28"/>
+          <w:szCs w:val="28"/>
         </w:rPr>
         <w:t>TÌNH HÌNH GIẢI NGÂN</w:t>
       </w:r>
@@ -323,23 +313,23 @@
         <w:jc w:val="both"/>
         <w:rPr>
           <w:rFonts w:asciiTheme="majorHAnsi" w:hAnsiTheme="majorHAnsi" w:cstheme="majorHAnsi"/>
-          <w:sz w:val="22"/>
-          <w:szCs w:val="22"/>
-        </w:rPr>
-      </w:pPr>
-      <w:r>
-        <w:rPr>
-          <w:rFonts w:asciiTheme="majorHAnsi" w:hAnsiTheme="majorHAnsi" w:cstheme="majorHAnsi"/>
-          <w:sz w:val="22"/>
-          <w:szCs w:val="22"/>
+          <w:sz w:val="26"/>
+          <w:szCs w:val="26"/>
+        </w:rPr>
+      </w:pPr>
+      <w:r>
+        <w:rPr>
+          <w:rFonts w:asciiTheme="majorHAnsi" w:hAnsiTheme="majorHAnsi" w:cstheme="majorHAnsi"/>
+          <w:sz w:val="26"/>
+          <w:szCs w:val="26"/>
         </w:rPr>
         <w:t xml:space="preserve">- </w:t>
       </w:r>
       <w:r>
         <w:rPr>
           <w:rFonts w:asciiTheme="majorHAnsi" w:hAnsiTheme="majorHAnsi" w:cstheme="majorHAnsi"/>
-          <w:sz w:val="22"/>
-          <w:szCs w:val="22"/>
+          <w:sz w:val="26"/>
+          <w:szCs w:val="26"/>
         </w:rPr>
         <w:t>Hợp đồng tín dụng hạn mức: 01/2025/10987477/HĐTD, ngày 09/05/2025 (gọi tắt: Hợp đồng tín dụng hạn mức).</w:t>
       </w:r>
@@ -350,23 +340,23 @@
         <w:jc w:val="both"/>
         <w:rPr>
           <w:rFonts w:asciiTheme="majorHAnsi" w:hAnsiTheme="majorHAnsi" w:cstheme="majorHAnsi"/>
-          <w:sz w:val="22"/>
-          <w:szCs w:val="22"/>
-        </w:rPr>
-      </w:pPr>
-      <w:r>
-        <w:rPr>
-          <w:rFonts w:asciiTheme="majorHAnsi" w:hAnsiTheme="majorHAnsi" w:cstheme="majorHAnsi"/>
-          <w:sz w:val="22"/>
-          <w:szCs w:val="22"/>
+          <w:sz w:val="26"/>
+          <w:szCs w:val="26"/>
+        </w:rPr>
+      </w:pPr>
+      <w:r>
+        <w:rPr>
+          <w:rFonts w:asciiTheme="majorHAnsi" w:hAnsiTheme="majorHAnsi" w:cstheme="majorHAnsi"/>
+          <w:sz w:val="26"/>
+          <w:szCs w:val="26"/>
         </w:rPr>
         <w:t xml:space="preserve">- </w:t>
       </w:r>
       <w:r>
         <w:rPr>
           <w:rFonts w:asciiTheme="majorHAnsi" w:hAnsiTheme="majorHAnsi" w:cstheme="majorHAnsi"/>
-          <w:sz w:val="22"/>
-          <w:szCs w:val="22"/>
+          <w:sz w:val="26"/>
+          <w:szCs w:val="26"/>
         </w:rPr>
         <w:t>Thời hạn hợp đồng: Từ ngày 09/05/2025 đến hết ngày 09/05/2026.</w:t>
       </w:r>
@@ -377,23 +367,23 @@
         <w:jc w:val="both"/>
         <w:rPr>
           <w:rFonts w:asciiTheme="majorHAnsi" w:hAnsiTheme="majorHAnsi" w:cstheme="majorHAnsi"/>
-          <w:sz w:val="22"/>
-          <w:szCs w:val="22"/>
-        </w:rPr>
-      </w:pPr>
-      <w:r>
-        <w:rPr>
-          <w:rFonts w:asciiTheme="majorHAnsi" w:hAnsiTheme="majorHAnsi" w:cstheme="majorHAnsi"/>
-          <w:sz w:val="22"/>
-          <w:szCs w:val="22"/>
+          <w:sz w:val="26"/>
+          <w:szCs w:val="26"/>
+        </w:rPr>
+      </w:pPr>
+      <w:r>
+        <w:rPr>
+          <w:rFonts w:asciiTheme="majorHAnsi" w:hAnsiTheme="majorHAnsi" w:cstheme="majorHAnsi"/>
+          <w:sz w:val="26"/>
+          <w:szCs w:val="26"/>
         </w:rPr>
         <w:t xml:space="preserve">- </w:t>
       </w:r>
       <w:r>
         <w:rPr>
           <w:rFonts w:asciiTheme="majorHAnsi" w:hAnsiTheme="majorHAnsi" w:cstheme="majorHAnsi"/>
-          <w:sz w:val="22"/>
-          <w:szCs w:val="22"/>
+          <w:sz w:val="26"/>
+          <w:szCs w:val="26"/>
         </w:rPr>
         <w:t xml:space="preserve">Biện pháp đảm bảo tín dụng: </w:t>
       </w:r>
@@ -404,23 +394,23 @@
         <w:jc w:val="both"/>
         <w:rPr>
           <w:rFonts w:asciiTheme="majorHAnsi" w:hAnsiTheme="majorHAnsi" w:cstheme="majorHAnsi"/>
-          <w:sz w:val="22"/>
-          <w:szCs w:val="22"/>
-        </w:rPr>
-      </w:pPr>
-      <w:r>
-        <w:rPr>
-          <w:rFonts w:asciiTheme="majorHAnsi" w:hAnsiTheme="majorHAnsi" w:cstheme="majorHAnsi"/>
-          <w:sz w:val="22"/>
-          <w:szCs w:val="22"/>
+          <w:sz w:val="26"/>
+          <w:szCs w:val="26"/>
+        </w:rPr>
+      </w:pPr>
+      <w:r>
+        <w:rPr>
+          <w:rFonts w:asciiTheme="majorHAnsi" w:hAnsiTheme="majorHAnsi" w:cstheme="majorHAnsi"/>
+          <w:sz w:val="26"/>
+          <w:szCs w:val="26"/>
         </w:rPr>
         <w:t xml:space="preserve">(1) </w:t>
       </w:r>
       <w:r>
         <w:rPr>
           <w:rFonts w:asciiTheme="majorHAnsi" w:hAnsiTheme="majorHAnsi" w:cstheme="majorHAnsi"/>
-          <w:sz w:val="22"/>
-          <w:szCs w:val="22"/>
+          <w:sz w:val="26"/>
+          <w:szCs w:val="26"/>
         </w:rPr>
         <w:t xml:space="preserve">Đối với nhu cầu vốn lưu động kinh doanh xe ô tô từ HTC-VN </w:t>
       </w:r>
@@ -434,23 +424,23 @@
         <w:jc w:val="both"/>
         <w:rPr>
           <w:rFonts w:asciiTheme="majorHAnsi" w:hAnsiTheme="majorHAnsi" w:cstheme="majorHAnsi"/>
-          <w:sz w:val="22"/>
-          <w:szCs w:val="22"/>
+          <w:sz w:val="26"/>
+          <w:szCs w:val="26"/>
         </w:rPr>
       </w:pPr>
       <w:r>
         <w:rPr>
           <w:rFonts w:ascii="Segoe UI Symbol" w:hAnsi="Segoe UI Symbol" w:cs="Segoe UI Symbol"/>
-          <w:sz w:val="22"/>
-          <w:szCs w:val="22"/>
+          <w:sz w:val="26"/>
+          <w:szCs w:val="26"/>
         </w:rPr>
         <w:t>☐</w:t>
       </w:r>
       <w:r>
         <w:rPr>
           <w:rFonts w:asciiTheme="majorHAnsi" w:hAnsiTheme="majorHAnsi" w:cstheme="majorHAnsi"/>
-          <w:sz w:val="22"/>
-          <w:szCs w:val="22"/>
+          <w:sz w:val="26"/>
+          <w:szCs w:val="26"/>
         </w:rPr>
         <w:t>Tài sản bảo đảm (TSBĐ) phải đáp ứng như sau:</w:t>
       </w:r>
@@ -461,23 +451,23 @@
         <w:jc w:val="both"/>
         <w:rPr>
           <w:rFonts w:asciiTheme="majorHAnsi" w:hAnsiTheme="majorHAnsi" w:cstheme="majorHAnsi"/>
-          <w:sz w:val="22"/>
-          <w:szCs w:val="22"/>
-        </w:rPr>
-      </w:pPr>
-      <w:r>
-        <w:rPr>
-          <w:rFonts w:asciiTheme="majorHAnsi" w:hAnsiTheme="majorHAnsi" w:cstheme="majorHAnsi"/>
-          <w:sz w:val="22"/>
-          <w:szCs w:val="22"/>
+          <w:sz w:val="26"/>
+          <w:szCs w:val="26"/>
+        </w:rPr>
+      </w:pPr>
+      <w:r>
+        <w:rPr>
+          <w:rFonts w:asciiTheme="majorHAnsi" w:hAnsiTheme="majorHAnsi" w:cstheme="majorHAnsi"/>
+          <w:sz w:val="26"/>
+          <w:szCs w:val="26"/>
         </w:rPr>
         <w:t>-</w:t>
       </w:r>
       <w:r>
         <w:rPr>
           <w:rFonts w:asciiTheme="majorHAnsi" w:hAnsiTheme="majorHAnsi" w:cstheme="majorHAnsi"/>
-          <w:sz w:val="22"/>
-          <w:szCs w:val="22"/>
+          <w:sz w:val="26"/>
+          <w:szCs w:val="26"/>
         </w:rPr>
         <w:t>Trường hợp khoản cấp tín dụng chỉ bảo đảm bằng tài sản hình thành từ vốn vay (TSHTTVV): Tỷ lệ cấp tín dụng tối đa là 85%/giá trị xe ô tô.</w:t>
       </w:r>
@@ -488,23 +478,23 @@
         <w:jc w:val="both"/>
         <w:rPr>
           <w:rFonts w:asciiTheme="majorHAnsi" w:hAnsiTheme="majorHAnsi" w:cstheme="majorHAnsi"/>
-          <w:sz w:val="22"/>
-          <w:szCs w:val="22"/>
-        </w:rPr>
-      </w:pPr>
-      <w:r>
-        <w:rPr>
-          <w:rFonts w:asciiTheme="majorHAnsi" w:hAnsiTheme="majorHAnsi" w:cstheme="majorHAnsi"/>
-          <w:sz w:val="22"/>
-          <w:szCs w:val="22"/>
+          <w:sz w:val="26"/>
+          <w:szCs w:val="26"/>
+        </w:rPr>
+      </w:pPr>
+      <w:r>
+        <w:rPr>
+          <w:rFonts w:asciiTheme="majorHAnsi" w:hAnsiTheme="majorHAnsi" w:cstheme="majorHAnsi"/>
+          <w:sz w:val="26"/>
+          <w:szCs w:val="26"/>
         </w:rPr>
         <w:t>-</w:t>
       </w:r>
       <w:r>
         <w:rPr>
           <w:rFonts w:asciiTheme="majorHAnsi" w:hAnsiTheme="majorHAnsi" w:cstheme="majorHAnsi"/>
-          <w:sz w:val="22"/>
-          <w:szCs w:val="22"/>
+          <w:sz w:val="26"/>
+          <w:szCs w:val="26"/>
         </w:rPr>
         <w:t>Trường hợp Khách hàng có nhu cầu cấp tín dụng tăng thêm vượt mức 85% trên đây: Tỷ lệ phần cho vay tăng thêm tối đa (thông qua tăng tỷ lệ cho vay thanh toán tiền ứng trước) là 10%, trong đó:</w:t>
       </w:r>
@@ -515,23 +505,23 @@
         <w:jc w:val="both"/>
         <w:rPr>
           <w:rFonts w:asciiTheme="majorHAnsi" w:hAnsiTheme="majorHAnsi" w:cstheme="majorHAnsi"/>
-          <w:sz w:val="22"/>
-          <w:szCs w:val="22"/>
-        </w:rPr>
-      </w:pPr>
-      <w:r>
-        <w:rPr>
-          <w:rFonts w:asciiTheme="majorHAnsi" w:hAnsiTheme="majorHAnsi" w:cstheme="majorHAnsi"/>
-          <w:sz w:val="22"/>
-          <w:szCs w:val="22"/>
+          <w:sz w:val="26"/>
+          <w:szCs w:val="26"/>
+        </w:rPr>
+      </w:pPr>
+      <w:r>
+        <w:rPr>
+          <w:rFonts w:asciiTheme="majorHAnsi" w:hAnsiTheme="majorHAnsi" w:cstheme="majorHAnsi"/>
+          <w:sz w:val="26"/>
+          <w:szCs w:val="26"/>
         </w:rPr>
         <w:t xml:space="preserve">+ </w:t>
       </w:r>
       <w:r>
         <w:rPr>
           <w:rFonts w:asciiTheme="majorHAnsi" w:hAnsiTheme="majorHAnsi" w:cstheme="majorHAnsi"/>
-          <w:sz w:val="22"/>
-          <w:szCs w:val="22"/>
+          <w:sz w:val="26"/>
+          <w:szCs w:val="26"/>
         </w:rPr>
         <w:t>Đối với phần dư nợ tương ứng tỷ lệ cho vay 85%: TSBĐ là TSHTTVV.</w:t>
       </w:r>
@@ -545,23 +535,23 @@
         <w:jc w:val="both"/>
         <w:rPr>
           <w:rFonts w:asciiTheme="majorHAnsi" w:hAnsiTheme="majorHAnsi" w:cstheme="majorHAnsi"/>
-          <w:sz w:val="22"/>
-          <w:szCs w:val="22"/>
-        </w:rPr>
-      </w:pPr>
-      <w:r>
-        <w:rPr>
-          <w:rFonts w:asciiTheme="majorHAnsi" w:hAnsiTheme="majorHAnsi" w:cstheme="majorHAnsi"/>
-          <w:sz w:val="22"/>
-          <w:szCs w:val="22"/>
+          <w:sz w:val="26"/>
+          <w:szCs w:val="26"/>
+        </w:rPr>
+      </w:pPr>
+      <w:r>
+        <w:rPr>
+          <w:rFonts w:asciiTheme="majorHAnsi" w:hAnsiTheme="majorHAnsi" w:cstheme="majorHAnsi"/>
+          <w:sz w:val="26"/>
+          <w:szCs w:val="26"/>
         </w:rPr>
         <w:t xml:space="preserve">+ </w:t>
       </w:r>
       <w:r>
         <w:rPr>
           <w:rFonts w:asciiTheme="majorHAnsi" w:hAnsiTheme="majorHAnsi" w:cstheme="majorHAnsi"/>
-          <w:sz w:val="22"/>
-          <w:szCs w:val="22"/>
+          <w:sz w:val="26"/>
+          <w:szCs w:val="26"/>
         </w:rPr>
         <w:t>Đối với phần dư nợ tương ứng tỷ lệ cho vay 10% tăng thêm: TSBĐ là Bất động sản (BĐS)/tiền gửi và đáp ứng tỷ lệ TSBĐ bằng BĐS/tiền gửi tối thiểu là 78%.</w:t>
       </w:r>
@@ -572,23 +562,23 @@
         <w:jc w:val="both"/>
         <w:rPr>
           <w:rFonts w:asciiTheme="majorHAnsi" w:hAnsiTheme="majorHAnsi" w:cstheme="majorHAnsi"/>
-          <w:sz w:val="22"/>
-          <w:szCs w:val="22"/>
-        </w:rPr>
-      </w:pPr>
-      <w:r>
-        <w:rPr>
-          <w:rFonts w:asciiTheme="majorHAnsi" w:hAnsiTheme="majorHAnsi" w:cstheme="majorHAnsi"/>
-          <w:sz w:val="22"/>
-          <w:szCs w:val="22"/>
+          <w:sz w:val="26"/>
+          <w:szCs w:val="26"/>
+        </w:rPr>
+      </w:pPr>
+      <w:r>
+        <w:rPr>
+          <w:rFonts w:asciiTheme="majorHAnsi" w:hAnsiTheme="majorHAnsi" w:cstheme="majorHAnsi"/>
+          <w:sz w:val="26"/>
+          <w:szCs w:val="26"/>
         </w:rPr>
         <w:t xml:space="preserve">(2) </w:t>
       </w:r>
       <w:r>
         <w:rPr>
           <w:rFonts w:asciiTheme="majorHAnsi" w:hAnsiTheme="majorHAnsi" w:cstheme="majorHAnsi"/>
-          <w:sz w:val="22"/>
-          <w:szCs w:val="22"/>
+          <w:sz w:val="26"/>
+          <w:szCs w:val="26"/>
         </w:rPr>
         <w:t>Đối với nhu cầu vốn lưu động kinh doanh xe ô tô thương hiệu Vinfast:</w:t>
       </w:r>
@@ -598,23 +588,23 @@
         <w:jc w:val="both"/>
         <w:rPr>
           <w:rFonts w:asciiTheme="majorHAnsi" w:hAnsiTheme="majorHAnsi" w:cstheme="majorHAnsi"/>
-          <w:sz w:val="22"/>
-          <w:szCs w:val="22"/>
+          <w:sz w:val="26"/>
+          <w:szCs w:val="26"/>
         </w:rPr>
       </w:pPr>
       <w:r>
         <w:rPr>
           <w:rFonts w:ascii="Segoe UI Symbol" w:hAnsi="Segoe UI Symbol" w:cs="Segoe UI Symbol"/>
-          <w:sz w:val="22"/>
-          <w:szCs w:val="22"/>
+          <w:sz w:val="26"/>
+          <w:szCs w:val="26"/>
         </w:rPr>
         <w:t>☐</w:t>
       </w:r>
       <w:r>
         <w:rPr>
           <w:rFonts w:asciiTheme="majorHAnsi" w:hAnsiTheme="majorHAnsi" w:cstheme="majorHAnsi"/>
-          <w:sz w:val="22"/>
-          <w:szCs w:val="22"/>
+          <w:sz w:val="26"/>
+          <w:szCs w:val="26"/>
         </w:rPr>
         <w:t xml:space="preserve"> Tài sản bảo đảm phải đáp ứng như sau:</w:t>
       </w:r>
@@ -624,23 +614,23 @@
         <w:jc w:val="both"/>
         <w:rPr>
           <w:rFonts w:asciiTheme="majorHAnsi" w:hAnsiTheme="majorHAnsi" w:cstheme="majorHAnsi"/>
-          <w:sz w:val="22"/>
-          <w:szCs w:val="22"/>
-        </w:rPr>
-      </w:pPr>
-      <w:r>
-        <w:rPr>
-          <w:rFonts w:asciiTheme="majorHAnsi" w:hAnsiTheme="majorHAnsi" w:cstheme="majorHAnsi"/>
-          <w:sz w:val="22"/>
-          <w:szCs w:val="22"/>
+          <w:sz w:val="26"/>
+          <w:szCs w:val="26"/>
+        </w:rPr>
+      </w:pPr>
+      <w:r>
+        <w:rPr>
+          <w:rFonts w:asciiTheme="majorHAnsi" w:hAnsiTheme="majorHAnsi" w:cstheme="majorHAnsi"/>
+          <w:sz w:val="26"/>
+          <w:szCs w:val="26"/>
         </w:rPr>
         <w:t xml:space="preserve">- </w:t>
       </w:r>
       <w:r>
         <w:rPr>
           <w:rFonts w:asciiTheme="majorHAnsi" w:hAnsiTheme="majorHAnsi" w:cstheme="majorHAnsi"/>
-          <w:sz w:val="22"/>
-          <w:szCs w:val="22"/>
+          <w:sz w:val="26"/>
+          <w:szCs w:val="26"/>
         </w:rPr>
         <w:t>Trường hợp khoản cấp tín dụng chỉ bảo đảm bằng TSHTTVV: Tỷ lệ cấp tín dụng tối đa là 80%/giá trị xe ô tô.</w:t>
       </w:r>
@@ -650,23 +640,23 @@
         <w:jc w:val="both"/>
         <w:rPr>
           <w:rFonts w:asciiTheme="majorHAnsi" w:hAnsiTheme="majorHAnsi" w:cstheme="majorHAnsi"/>
-          <w:sz w:val="22"/>
-          <w:szCs w:val="22"/>
-        </w:rPr>
-      </w:pPr>
-      <w:r>
-        <w:rPr>
-          <w:rFonts w:asciiTheme="majorHAnsi" w:hAnsiTheme="majorHAnsi" w:cstheme="majorHAnsi"/>
-          <w:sz w:val="22"/>
-          <w:szCs w:val="22"/>
+          <w:sz w:val="26"/>
+          <w:szCs w:val="26"/>
+        </w:rPr>
+      </w:pPr>
+      <w:r>
+        <w:rPr>
+          <w:rFonts w:asciiTheme="majorHAnsi" w:hAnsiTheme="majorHAnsi" w:cstheme="majorHAnsi"/>
+          <w:sz w:val="26"/>
+          <w:szCs w:val="26"/>
         </w:rPr>
         <w:t xml:space="preserve">- </w:t>
       </w:r>
       <w:r>
         <w:rPr>
           <w:rFonts w:asciiTheme="majorHAnsi" w:hAnsiTheme="majorHAnsi" w:cstheme="majorHAnsi"/>
-          <w:sz w:val="22"/>
-          <w:szCs w:val="22"/>
+          <w:sz w:val="26"/>
+          <w:szCs w:val="26"/>
         </w:rPr>
         <w:t>Trường hợp Khách hàng có nhu cầu cấp tín dụng tăng thêm vượt mức 80% trên đây: Tỷ lệ phần cho vay tăng thêm tối đa là 15% (thông qua tăng tỷ lệ cho vay thanh toán tiền ứng trước), trong đó:</w:t>
       </w:r>
@@ -676,23 +666,23 @@
         <w:jc w:val="both"/>
         <w:rPr>
           <w:rFonts w:asciiTheme="majorHAnsi" w:hAnsiTheme="majorHAnsi" w:cstheme="majorHAnsi"/>
-          <w:sz w:val="22"/>
-          <w:szCs w:val="22"/>
-        </w:rPr>
-      </w:pPr>
-      <w:r>
-        <w:rPr>
-          <w:rFonts w:asciiTheme="majorHAnsi" w:hAnsiTheme="majorHAnsi" w:cstheme="majorHAnsi"/>
-          <w:sz w:val="22"/>
-          <w:szCs w:val="22"/>
+          <w:sz w:val="26"/>
+          <w:szCs w:val="26"/>
+        </w:rPr>
+      </w:pPr>
+      <w:r>
+        <w:rPr>
+          <w:rFonts w:asciiTheme="majorHAnsi" w:hAnsiTheme="majorHAnsi" w:cstheme="majorHAnsi"/>
+          <w:sz w:val="26"/>
+          <w:szCs w:val="26"/>
         </w:rPr>
         <w:t xml:space="preserve">+ </w:t>
       </w:r>
       <w:r>
         <w:rPr>
           <w:rFonts w:asciiTheme="majorHAnsi" w:hAnsiTheme="majorHAnsi" w:cstheme="majorHAnsi"/>
-          <w:sz w:val="22"/>
-          <w:szCs w:val="22"/>
+          <w:sz w:val="26"/>
+          <w:szCs w:val="26"/>
         </w:rPr>
         <w:t>Đối với phần dư nợ tương ứng tỷ lệ cho vay 80%: TSBĐ là TSHTTVV.</w:t>
       </w:r>
@@ -702,39 +692,40 @@
         <w:jc w:val="both"/>
         <w:rPr>
           <w:rFonts w:asciiTheme="majorHAnsi" w:hAnsiTheme="majorHAnsi" w:cstheme="majorHAnsi"/>
-          <w:sz w:val="22"/>
-          <w:szCs w:val="22"/>
-        </w:rPr>
-      </w:pPr>
-      <w:r>
-        <w:rPr>
-          <w:rFonts w:asciiTheme="majorHAnsi" w:hAnsiTheme="majorHAnsi" w:cstheme="majorHAnsi"/>
-          <w:sz w:val="22"/>
-          <w:szCs w:val="22"/>
-        </w:rPr>
+          <w:sz w:val="26"/>
+          <w:szCs w:val="26"/>
+        </w:rPr>
+      </w:pPr>
+      <w:r>
+        <w:rPr>
+          <w:rFonts w:asciiTheme="majorHAnsi" w:hAnsiTheme="majorHAnsi" w:cstheme="majorHAnsi"/>
+          <w:sz w:val="26"/>
+          <w:szCs w:val="26"/>
+        </w:rPr>
+        <w:lastRenderedPageBreak/>
         <w:t xml:space="preserve">+ </w:t>
       </w:r>
       <w:r>
         <w:rPr>
           <w:rFonts w:asciiTheme="majorHAnsi" w:hAnsiTheme="majorHAnsi" w:cstheme="majorHAnsi"/>
-          <w:sz w:val="22"/>
-          <w:szCs w:val="22"/>
+          <w:sz w:val="26"/>
+          <w:szCs w:val="26"/>
         </w:rPr>
         <w:t xml:space="preserve">Đối với phần dư nợ tương ứng tỷ lệ cho vay 15% </w:t>
       </w:r>
       <w:r>
         <w:rPr>
           <w:rFonts w:asciiTheme="majorHAnsi" w:hAnsiTheme="majorHAnsi" w:cstheme="majorHAnsi"/>
-          <w:sz w:val="22"/>
-          <w:szCs w:val="22"/>
+          <w:sz w:val="26"/>
+          <w:szCs w:val="26"/>
         </w:rPr>
         <w:t>tăng thêm</w:t>
       </w:r>
       <w:r>
         <w:rPr>
           <w:rFonts w:asciiTheme="majorHAnsi" w:hAnsiTheme="majorHAnsi" w:cstheme="majorHAnsi"/>
-          <w:sz w:val="22"/>
-          <w:szCs w:val="22"/>
+          <w:sz w:val="26"/>
+          <w:szCs w:val="26"/>
         </w:rPr>
         <w:t>: TSBĐ là BĐS/tiền gửi và đáp ứng tỷ lệ TSBĐ bằng BĐS/tiền gửi tối thiểu là 78%.</w:t>
       </w:r>
@@ -744,23 +735,23 @@
         <w:jc w:val="both"/>
         <w:rPr>
           <w:rFonts w:asciiTheme="majorHAnsi" w:hAnsiTheme="majorHAnsi" w:cstheme="majorHAnsi"/>
-          <w:sz w:val="22"/>
-          <w:szCs w:val="22"/>
-        </w:rPr>
-      </w:pPr>
-      <w:r>
-        <w:rPr>
-          <w:rFonts w:asciiTheme="majorHAnsi" w:hAnsiTheme="majorHAnsi" w:cstheme="majorHAnsi"/>
-          <w:sz w:val="22"/>
-          <w:szCs w:val="22"/>
+          <w:sz w:val="26"/>
+          <w:szCs w:val="26"/>
+        </w:rPr>
+      </w:pPr>
+      <w:r>
+        <w:rPr>
+          <w:rFonts w:asciiTheme="majorHAnsi" w:hAnsiTheme="majorHAnsi" w:cstheme="majorHAnsi"/>
+          <w:sz w:val="26"/>
+          <w:szCs w:val="26"/>
         </w:rPr>
         <w:t xml:space="preserve">(3) </w:t>
       </w:r>
       <w:r>
         <w:rPr>
           <w:rFonts w:asciiTheme="majorHAnsi" w:hAnsiTheme="majorHAnsi" w:cstheme="majorHAnsi"/>
-          <w:sz w:val="22"/>
-          <w:szCs w:val="22"/>
+          <w:sz w:val="26"/>
+          <w:szCs w:val="26"/>
         </w:rPr>
         <w:t xml:space="preserve">Đối với nhu cầu vốn lưu động khác </w:t>
       </w:r>
@@ -769,51 +760,42 @@
           <w:rFonts w:asciiTheme="majorHAnsi" w:hAnsiTheme="majorHAnsi" w:cstheme="majorHAnsi"/>
           <w:i/>
           <w:iCs/>
-          <w:sz w:val="22"/>
-          <w:szCs w:val="22"/>
+          <w:sz w:val="26"/>
+          <w:szCs w:val="26"/>
         </w:rPr>
         <w:t>(để kinh doanh xe ô tô khác, phụ tùng và các bộ phận phụ trợ xe ô tô từ HTC-VN và Vinfast, các nhu cầu vốn lưu động khác,…)</w:t>
       </w:r>
       <w:r>
         <w:rPr>
           <w:rFonts w:asciiTheme="majorHAnsi" w:hAnsiTheme="majorHAnsi" w:cstheme="majorHAnsi"/>
-          <w:sz w:val="22"/>
-          <w:szCs w:val="22"/>
+          <w:sz w:val="26"/>
+          <w:szCs w:val="26"/>
         </w:rPr>
         <w:t>:Tài sản bảo đảm là bất động sản/tiền gửi và đáp ứng tỷ lệ tài sản bảo đảm bằng bất động sản/tiền gửi tối thiểu là 78%.</w:t>
       </w:r>
       <w:r>
         <w:rPr>
           <w:rFonts w:asciiTheme="majorHAnsi" w:hAnsiTheme="majorHAnsi" w:cstheme="majorHAnsi"/>
-          <w:sz w:val="22"/>
-          <w:szCs w:val="22"/>
+          <w:sz w:val="26"/>
+          <w:szCs w:val="26"/>
         </w:rPr>
         <w:t xml:space="preserve"> </w:t>
       </w:r>
       <w:r>
         <w:rPr>
           <w:rFonts w:asciiTheme="majorHAnsi" w:hAnsiTheme="majorHAnsi" w:cstheme="majorHAnsi"/>
-          <w:sz w:val="22"/>
-          <w:szCs w:val="22"/>
-        </w:rPr>
-        <w:t xml:space="preserve">Hiện tại tài sản bảo đảm là quyền sử dụng đất và tài sản gắn liền với đất theo Giấy chứng nhận QSD đất, QSH nhà ở và tài sản khác gắn liền </w:t>
-      </w:r>
-      <w:r>
-        <w:rPr>
-          <w:rFonts w:asciiTheme="majorHAnsi" w:hAnsiTheme="majorHAnsi" w:cstheme="majorHAnsi"/>
-          <w:sz w:val="22"/>
-          <w:szCs w:val="22"/>
-        </w:rPr>
-        <w:lastRenderedPageBreak/>
-        <w:t xml:space="preserve">với đất số phát hành CY 605654, số vào sổ CS07342 do Sở Tài nguyên và Môi trường tỉnh Đồng Tháp cấp ngày 29/01/2021 </w:t>
+          <w:sz w:val="26"/>
+          <w:szCs w:val="26"/>
+        </w:rPr>
+        <w:t xml:space="preserve">Hiện tại tài sản bảo đảm là quyền sử dụng đất và tài sản gắn liền với đất theo Giấy chứng nhận QSD đất, QSH nhà ở và tài sản khác gắn liền với đất số phát hành CY 605654, số vào sổ CS07342 do Sở Tài nguyên và Môi trường tỉnh Đồng Tháp cấp ngày 29/01/2021 </w:t>
       </w:r>
       <w:r>
         <w:rPr>
           <w:rFonts w:asciiTheme="majorHAnsi" w:hAnsiTheme="majorHAnsi" w:cstheme="majorHAnsi"/>
           <w:i/>
           <w:iCs/>
-          <w:sz w:val="22"/>
-          <w:szCs w:val="22"/>
+          <w:sz w:val="26"/>
+          <w:szCs w:val="26"/>
         </w:rPr>
         <w:t>(theo Hợp đồng thế chấp số 01/2021/10987477/HĐBĐ ngày 29/03/2021).</w:t>
       </w:r>
@@ -823,23 +805,23 @@
         <w:jc w:val="both"/>
         <w:rPr>
           <w:rFonts w:asciiTheme="majorHAnsi" w:hAnsiTheme="majorHAnsi" w:cstheme="majorHAnsi"/>
-          <w:sz w:val="22"/>
-          <w:szCs w:val="22"/>
-        </w:rPr>
-      </w:pPr>
-      <w:r>
-        <w:rPr>
-          <w:rFonts w:asciiTheme="majorHAnsi" w:hAnsiTheme="majorHAnsi" w:cstheme="majorHAnsi"/>
-          <w:sz w:val="22"/>
-          <w:szCs w:val="22"/>
+          <w:sz w:val="26"/>
+          <w:szCs w:val="26"/>
+        </w:rPr>
+      </w:pPr>
+      <w:r>
+        <w:rPr>
+          <w:rFonts w:asciiTheme="majorHAnsi" w:hAnsiTheme="majorHAnsi" w:cstheme="majorHAnsi"/>
+          <w:sz w:val="26"/>
+          <w:szCs w:val="26"/>
         </w:rPr>
         <w:t xml:space="preserve">(4) </w:t>
       </w:r>
       <w:r>
         <w:rPr>
           <w:rFonts w:asciiTheme="majorHAnsi" w:hAnsiTheme="majorHAnsi" w:cstheme="majorHAnsi"/>
-          <w:sz w:val="22"/>
-          <w:szCs w:val="22"/>
+          <w:sz w:val="26"/>
+          <w:szCs w:val="26"/>
         </w:rPr>
         <w:t>Trong mọi trường hợp, tổng dư nợ được bảo đảm bằng bất động sản tại mọi thời điểm tối đa là 9 tỷ đồng.</w:t>
       </w:r>
@@ -850,23 +832,23 @@
         <w:jc w:val="both"/>
         <w:rPr>
           <w:rFonts w:asciiTheme="majorHAnsi" w:hAnsiTheme="majorHAnsi" w:cstheme="majorHAnsi"/>
-          <w:sz w:val="22"/>
-          <w:szCs w:val="22"/>
-        </w:rPr>
-      </w:pPr>
-      <w:r>
-        <w:rPr>
-          <w:rFonts w:asciiTheme="majorHAnsi" w:hAnsiTheme="majorHAnsi" w:cstheme="majorHAnsi"/>
-          <w:sz w:val="22"/>
-          <w:szCs w:val="22"/>
+          <w:sz w:val="26"/>
+          <w:szCs w:val="26"/>
+        </w:rPr>
+      </w:pPr>
+      <w:r>
+        <w:rPr>
+          <w:rFonts w:asciiTheme="majorHAnsi" w:hAnsiTheme="majorHAnsi" w:cstheme="majorHAnsi"/>
+          <w:sz w:val="26"/>
+          <w:szCs w:val="26"/>
         </w:rPr>
         <w:t xml:space="preserve">- </w:t>
       </w:r>
       <w:r>
         <w:rPr>
           <w:rFonts w:asciiTheme="majorHAnsi" w:hAnsiTheme="majorHAnsi" w:cstheme="majorHAnsi"/>
-          <w:sz w:val="22"/>
-          <w:szCs w:val="22"/>
+          <w:sz w:val="26"/>
+          <w:szCs w:val="26"/>
         </w:rPr>
         <w:t>Tỷ lệ tài trợ vốn tối đa (bao gồm cho vay và bảo lãnh thanh toán) đối với từng lô xe mua từ HTC-VN:</w:t>
       </w:r>
@@ -877,23 +859,23 @@
         <w:jc w:val="both"/>
         <w:rPr>
           <w:rFonts w:asciiTheme="majorHAnsi" w:hAnsiTheme="majorHAnsi" w:cstheme="majorHAnsi"/>
-          <w:sz w:val="22"/>
-          <w:szCs w:val="22"/>
-        </w:rPr>
-      </w:pPr>
-      <w:r>
-        <w:rPr>
-          <w:rFonts w:asciiTheme="majorHAnsi" w:hAnsiTheme="majorHAnsi" w:cstheme="majorHAnsi"/>
-          <w:sz w:val="22"/>
-          <w:szCs w:val="22"/>
+          <w:sz w:val="26"/>
+          <w:szCs w:val="26"/>
+        </w:rPr>
+      </w:pPr>
+      <w:r>
+        <w:rPr>
+          <w:rFonts w:asciiTheme="majorHAnsi" w:hAnsiTheme="majorHAnsi" w:cstheme="majorHAnsi"/>
+          <w:sz w:val="26"/>
+          <w:szCs w:val="26"/>
         </w:rPr>
         <w:t xml:space="preserve">+ </w:t>
       </w:r>
       <w:r>
         <w:rPr>
           <w:rFonts w:asciiTheme="majorHAnsi" w:hAnsiTheme="majorHAnsi" w:cstheme="majorHAnsi"/>
-          <w:sz w:val="22"/>
-          <w:szCs w:val="22"/>
+          <w:sz w:val="26"/>
+          <w:szCs w:val="26"/>
         </w:rPr>
         <w:t>Đối với xe nhập khẩu (CBU): 85% giá trị lô xe.</w:t>
       </w:r>
@@ -904,23 +886,23 @@
         <w:jc w:val="both"/>
         <w:rPr>
           <w:rFonts w:asciiTheme="majorHAnsi" w:hAnsiTheme="majorHAnsi" w:cstheme="majorHAnsi"/>
-          <w:sz w:val="22"/>
-          <w:szCs w:val="22"/>
-        </w:rPr>
-      </w:pPr>
-      <w:r>
-        <w:rPr>
-          <w:rFonts w:asciiTheme="majorHAnsi" w:hAnsiTheme="majorHAnsi" w:cstheme="majorHAnsi"/>
-          <w:sz w:val="22"/>
-          <w:szCs w:val="22"/>
+          <w:sz w:val="26"/>
+          <w:szCs w:val="26"/>
+        </w:rPr>
+      </w:pPr>
+      <w:r>
+        <w:rPr>
+          <w:rFonts w:asciiTheme="majorHAnsi" w:hAnsiTheme="majorHAnsi" w:cstheme="majorHAnsi"/>
+          <w:sz w:val="26"/>
+          <w:szCs w:val="26"/>
         </w:rPr>
         <w:t xml:space="preserve">+ </w:t>
       </w:r>
       <w:r>
         <w:rPr>
           <w:rFonts w:asciiTheme="majorHAnsi" w:hAnsiTheme="majorHAnsi" w:cstheme="majorHAnsi"/>
-          <w:sz w:val="22"/>
-          <w:szCs w:val="22"/>
+          <w:sz w:val="26"/>
+          <w:szCs w:val="26"/>
         </w:rPr>
         <w:t>Đối với xe lắp ráp trong nước (CKD): 85% giá trị lô xe.</w:t>
       </w:r>
@@ -931,23 +913,23 @@
         <w:jc w:val="both"/>
         <w:rPr>
           <w:rFonts w:asciiTheme="majorHAnsi" w:hAnsiTheme="majorHAnsi" w:cstheme="majorHAnsi"/>
-          <w:sz w:val="22"/>
-          <w:szCs w:val="22"/>
-        </w:rPr>
-      </w:pPr>
-      <w:r>
-        <w:rPr>
-          <w:rFonts w:asciiTheme="majorHAnsi" w:hAnsiTheme="majorHAnsi" w:cstheme="majorHAnsi"/>
-          <w:sz w:val="22"/>
-          <w:szCs w:val="22"/>
+          <w:sz w:val="26"/>
+          <w:szCs w:val="26"/>
+        </w:rPr>
+      </w:pPr>
+      <w:r>
+        <w:rPr>
+          <w:rFonts w:asciiTheme="majorHAnsi" w:hAnsiTheme="majorHAnsi" w:cstheme="majorHAnsi"/>
+          <w:sz w:val="26"/>
+          <w:szCs w:val="26"/>
         </w:rPr>
         <w:t xml:space="preserve">- </w:t>
       </w:r>
       <w:r>
         <w:rPr>
           <w:rFonts w:asciiTheme="majorHAnsi" w:hAnsiTheme="majorHAnsi" w:cstheme="majorHAnsi"/>
-          <w:sz w:val="22"/>
-          <w:szCs w:val="22"/>
+          <w:sz w:val="26"/>
+          <w:szCs w:val="26"/>
         </w:rPr>
         <w:t>Tỷ lệ cho vay thanh toán tiền ứng trước tối đa</w:t>
       </w:r>
@@ -958,23 +940,23 @@
         <w:jc w:val="both"/>
         <w:rPr>
           <w:rFonts w:asciiTheme="majorHAnsi" w:hAnsiTheme="majorHAnsi" w:cstheme="majorHAnsi"/>
-          <w:sz w:val="22"/>
-          <w:szCs w:val="22"/>
-        </w:rPr>
-      </w:pPr>
-      <w:r>
-        <w:rPr>
-          <w:rFonts w:asciiTheme="majorHAnsi" w:hAnsiTheme="majorHAnsi" w:cstheme="majorHAnsi"/>
-          <w:sz w:val="22"/>
-          <w:szCs w:val="22"/>
+          <w:sz w:val="26"/>
+          <w:szCs w:val="26"/>
+        </w:rPr>
+      </w:pPr>
+      <w:r>
+        <w:rPr>
+          <w:rFonts w:asciiTheme="majorHAnsi" w:hAnsiTheme="majorHAnsi" w:cstheme="majorHAnsi"/>
+          <w:sz w:val="26"/>
+          <w:szCs w:val="26"/>
         </w:rPr>
         <w:t xml:space="preserve">+ </w:t>
       </w:r>
       <w:r>
         <w:rPr>
           <w:rFonts w:asciiTheme="majorHAnsi" w:hAnsiTheme="majorHAnsi" w:cstheme="majorHAnsi"/>
-          <w:sz w:val="22"/>
-          <w:szCs w:val="22"/>
+          <w:sz w:val="26"/>
+          <w:szCs w:val="26"/>
         </w:rPr>
         <w:t>Đối với xe nhập khẩu (CBU): 10% giá trị lô xe.</w:t>
       </w:r>
@@ -985,24 +967,24 @@
         <w:jc w:val="both"/>
         <w:rPr>
           <w:rFonts w:asciiTheme="majorHAnsi" w:hAnsiTheme="majorHAnsi" w:cstheme="majorHAnsi"/>
-          <w:sz w:val="22"/>
-          <w:szCs w:val="22"/>
+          <w:sz w:val="26"/>
+          <w:szCs w:val="26"/>
           <w:lang w:val="vi-VN"/>
         </w:rPr>
       </w:pPr>
       <w:r>
         <w:rPr>
           <w:rFonts w:asciiTheme="majorHAnsi" w:hAnsiTheme="majorHAnsi" w:cstheme="majorHAnsi"/>
-          <w:sz w:val="22"/>
-          <w:szCs w:val="22"/>
+          <w:sz w:val="26"/>
+          <w:szCs w:val="26"/>
         </w:rPr>
         <w:t xml:space="preserve">+ </w:t>
       </w:r>
       <w:r>
         <w:rPr>
           <w:rFonts w:asciiTheme="majorHAnsi" w:hAnsiTheme="majorHAnsi" w:cstheme="majorHAnsi"/>
-          <w:sz w:val="22"/>
-          <w:szCs w:val="22"/>
+          <w:sz w:val="26"/>
+          <w:szCs w:val="26"/>
         </w:rPr>
         <w:t>Đối với xe lắp ráp trong nước (CKD): 10% giá trị lô xe.</w:t>
       </w:r>
@@ -1060,15 +1042,15 @@
               <w:jc w:val="both"/>
               <w:rPr>
                 <w:rFonts w:ascii="Times New Roman" w:hAnsi="Times New Roman" w:cs="Times New Roman"/>
-                <w:sz w:val="22"/>
-                <w:szCs w:val="22"/>
+                <w:sz w:val="26"/>
+                <w:szCs w:val="26"/>
               </w:rPr>
             </w:pPr>
             <w:r>
               <w:rPr>
                 <w:rFonts w:ascii="Times New Roman" w:hAnsi="Times New Roman" w:cs="Times New Roman"/>
-                <w:sz w:val="22"/>
-                <w:szCs w:val="22"/>
+                <w:sz w:val="26"/>
+                <w:szCs w:val="26"/>
               </w:rPr>
               <w:t>-GHTD được sử dụng</w:t>
             </w:r>
@@ -1086,8 +1068,8 @@
                 <w:rFonts w:ascii="Times New Roman" w:hAnsi="Times New Roman" w:cs="Times New Roman"/>
                 <w:b/>
                 <w:bCs/>
-                <w:sz w:val="22"/>
-                <w:szCs w:val="22"/>
+                <w:sz w:val="26"/>
+                <w:szCs w:val="26"/>
               </w:rPr>
             </w:pPr>
             <w:r>
@@ -1095,30 +1077,63 @@
                 <w:rFonts w:ascii="Times New Roman" w:hAnsi="Times New Roman" w:cs="Times New Roman"/>
                 <w:b/>
                 <w:bCs/>
-                <w:sz w:val="22"/>
-                <w:szCs w:val="22"/>
-              </w:rPr>
-              <w:t xml:space="preserve">                                               </w:t>
-            </w:r>
-            <w:r>
+                <w:sz w:val="26"/>
+                <w:szCs w:val="26"/>
+              </w:rPr>
+              <w:t xml:space="preserve">                                                {{GHTD}}</w:t>
+            </w:r>
+          </w:p>
+        </w:tc>
+      </w:tr>
+      <w:tr>
+        <w:tc>
+          <w:tcPr>
+            <w:tcW w:w="3060" w:type="dxa"/>
+          </w:tcPr>
+          <w:p>
+            <w:pPr>
+              <w:jc w:val="both"/>
+              <w:rPr>
+                <w:rFonts w:ascii="Times New Roman" w:hAnsi="Times New Roman" w:cs="Times New Roman"/>
+                <w:sz w:val="26"/>
+                <w:szCs w:val="26"/>
+              </w:rPr>
+            </w:pPr>
+            <w:r>
+              <w:rPr>
+                <w:rFonts w:ascii="Times New Roman" w:hAnsi="Times New Roman" w:cs="Times New Roman"/>
+                <w:sz w:val="26"/>
+                <w:szCs w:val="26"/>
+              </w:rPr>
+              <w:t>- GHTD đã sử dụng</w:t>
+            </w:r>
+          </w:p>
+        </w:tc>
+        <w:tc>
+          <w:tcPr>
+            <w:tcW w:w="6340" w:type="dxa"/>
+            <w:gridSpan w:val="2"/>
+          </w:tcPr>
+          <w:p>
+            <w:pPr>
+              <w:jc w:val="both"/>
               <w:rPr>
                 <w:rFonts w:ascii="Times New Roman" w:hAnsi="Times New Roman" w:cs="Times New Roman"/>
                 <w:b/>
                 <w:bCs/>
-                <w:sz w:val="22"/>
-                <w:szCs w:val="22"/>
-              </w:rPr>
-              <w:t xml:space="preserve"> </w:t>
-            </w:r>
+                <w:sz w:val="26"/>
+                <w:szCs w:val="26"/>
+              </w:rPr>
+            </w:pPr>
             <w:r>
               <w:rPr>
                 <w:rFonts w:ascii="Times New Roman" w:hAnsi="Times New Roman" w:cs="Times New Roman"/>
                 <w:b/>
                 <w:bCs/>
-                <w:sz w:val="22"/>
-                <w:szCs w:val="22"/>
-              </w:rPr>
-              <w:t>{{GHTD}}</w:t>
+                <w:sz w:val="26"/>
+                <w:szCs w:val="26"/>
+              </w:rPr>
+              <w:t xml:space="preserve">                                                {{GHTDaSuDung}}</w:t>
             </w:r>
           </w:p>
         </w:tc>
@@ -1126,72 +1141,77 @@
       <w:tr>
         <w:tc>
           <w:tcPr>
-            <w:tcW w:w="3060" w:type="dxa"/>
+            <w:tcW w:w="5688" w:type="dxa"/>
+            <w:gridSpan w:val="2"/>
           </w:tcPr>
           <w:p>
             <w:pPr>
               <w:jc w:val="both"/>
               <w:rPr>
                 <w:rFonts w:ascii="Times New Roman" w:hAnsi="Times New Roman" w:cs="Times New Roman"/>
-                <w:sz w:val="22"/>
-                <w:szCs w:val="22"/>
+                <w:sz w:val="26"/>
+                <w:szCs w:val="26"/>
               </w:rPr>
             </w:pPr>
             <w:r>
               <w:rPr>
                 <w:rFonts w:ascii="Times New Roman" w:hAnsi="Times New Roman" w:cs="Times New Roman"/>
-                <w:sz w:val="22"/>
-                <w:szCs w:val="22"/>
-              </w:rPr>
-              <w:t>- GHTD đã sử dụng</w:t>
-            </w:r>
-          </w:p>
-        </w:tc>
-        <w:tc>
-          <w:tcPr>
-            <w:tcW w:w="6340" w:type="dxa"/>
-            <w:gridSpan w:val="2"/>
-          </w:tcPr>
+                <w:sz w:val="26"/>
+                <w:szCs w:val="26"/>
+              </w:rPr>
+              <w:t xml:space="preserve">Trong đó: </w:t>
+            </w:r>
+          </w:p>
           <w:p>
             <w:pPr>
               <w:jc w:val="both"/>
               <w:rPr>
                 <w:rFonts w:ascii="Times New Roman" w:hAnsi="Times New Roman" w:cs="Times New Roman"/>
-                <w:b/>
-                <w:bCs/>
-                <w:sz w:val="22"/>
-                <w:szCs w:val="22"/>
+                <w:sz w:val="26"/>
+                <w:szCs w:val="26"/>
               </w:rPr>
             </w:pPr>
             <w:r>
               <w:rPr>
                 <w:rFonts w:ascii="Times New Roman" w:hAnsi="Times New Roman" w:cs="Times New Roman"/>
-                <w:b/>
-                <w:bCs/>
-                <w:sz w:val="22"/>
-                <w:szCs w:val="22"/>
-              </w:rPr>
-              <w:t xml:space="preserve">                                               </w:t>
-            </w:r>
-            <w:r>
+                <w:sz w:val="26"/>
+                <w:szCs w:val="26"/>
+              </w:rPr>
+              <w:t>+ Dư nợ vay tiền còn lại (TSBĐ là xe ô tô):</w:t>
+            </w:r>
+          </w:p>
+        </w:tc>
+        <w:tc>
+          <w:tcPr>
+            <w:tcW w:w="3712" w:type="dxa"/>
+          </w:tcPr>
+          <w:p>
+            <w:pPr>
+              <w:jc w:val="both"/>
               <w:rPr>
                 <w:rFonts w:ascii="Times New Roman" w:hAnsi="Times New Roman" w:cs="Times New Roman"/>
-                <w:b/>
-                <w:bCs/>
-                <w:sz w:val="22"/>
-                <w:szCs w:val="22"/>
-              </w:rPr>
-              <w:t xml:space="preserve"> </w:t>
-            </w:r>
+                <w:color w:val="0070C0"/>
+                <w:sz w:val="26"/>
+                <w:szCs w:val="26"/>
+              </w:rPr>
+            </w:pPr>
             <w:r>
               <w:rPr>
                 <w:rFonts w:ascii="Times New Roman" w:hAnsi="Times New Roman" w:cs="Times New Roman"/>
-                <w:b/>
-                <w:bCs/>
-                <w:sz w:val="22"/>
-                <w:szCs w:val="22"/>
-              </w:rPr>
-              <w:t>{{GHTDaSuDung}}</w:t>
+                <w:color w:val="0070C0"/>
+                <w:sz w:val="26"/>
+                <w:szCs w:val="26"/>
+              </w:rPr>
+              <w:t xml:space="preserve">       </w:t>
+            </w:r>
+            <w:r>
+              <w:rPr>
+                <w:rFonts w:ascii="Times New Roman" w:hAnsi="Times New Roman" w:cs="Times New Roman"/>
+                <w:color w:val="0070C0"/>
+                <w:sz w:val="26"/>
+                <w:szCs w:val="26"/>
+              </w:rPr>
+              <w:t>{{DuNoVay}}</w:t>
             </w:r>
           </w:p>
         </w:tc>
@@ -1207,35 +1227,17 @@
               <w:jc w:val="both"/>
               <w:rPr>
                 <w:rFonts w:ascii="Times New Roman" w:hAnsi="Times New Roman" w:cs="Times New Roman"/>
-                <w:sz w:val="22"/>
-                <w:szCs w:val="22"/>
+                <w:sz w:val="26"/>
+                <w:szCs w:val="26"/>
               </w:rPr>
             </w:pPr>
             <w:r>
               <w:rPr>
                 <w:rFonts w:ascii="Times New Roman" w:hAnsi="Times New Roman" w:cs="Times New Roman"/>
-                <w:sz w:val="22"/>
-                <w:szCs w:val="22"/>
-              </w:rPr>
-              <w:t xml:space="preserve">Trong đó: </w:t>
-            </w:r>
-          </w:p>
-          <w:p>
-            <w:pPr>
-              <w:jc w:val="both"/>
-              <w:rPr>
-                <w:rFonts w:ascii="Times New Roman" w:hAnsi="Times New Roman" w:cs="Times New Roman"/>
-                <w:sz w:val="22"/>
-                <w:szCs w:val="22"/>
-              </w:rPr>
-            </w:pPr>
-            <w:r>
-              <w:rPr>
-                <w:rFonts w:ascii="Times New Roman" w:hAnsi="Times New Roman" w:cs="Times New Roman"/>
-                <w:sz w:val="22"/>
-                <w:szCs w:val="22"/>
-              </w:rPr>
-              <w:t>+ Dư nợ vay tiền còn lại (TSBĐ là xe ô tô):</w:t>
+                <w:sz w:val="26"/>
+                <w:szCs w:val="26"/>
+              </w:rPr>
+              <w:t>+ Số dư cấp bảo lãnh (TSBĐ hình thành từ vốn vay):</w:t>
             </w:r>
           </w:p>
         </w:tc>
@@ -1249,18 +1251,27 @@
               <w:rPr>
                 <w:rFonts w:ascii="Times New Roman" w:hAnsi="Times New Roman" w:cs="Times New Roman"/>
                 <w:color w:val="0070C0"/>
-                <w:sz w:val="22"/>
-                <w:szCs w:val="22"/>
+                <w:sz w:val="26"/>
+                <w:szCs w:val="26"/>
               </w:rPr>
             </w:pPr>
             <w:r>
               <w:rPr>
                 <w:rFonts w:ascii="Times New Roman" w:hAnsi="Times New Roman" w:cs="Times New Roman"/>
                 <w:color w:val="0070C0"/>
-                <w:sz w:val="22"/>
-                <w:szCs w:val="22"/>
-              </w:rPr>
-              <w:t>{{DuNoVay}}</w:t>
+                <w:sz w:val="26"/>
+                <w:szCs w:val="26"/>
+              </w:rPr>
+              <w:t xml:space="preserve">       </w:t>
+            </w:r>
+            <w:r>
+              <w:rPr>
+                <w:rFonts w:ascii="Times New Roman" w:hAnsi="Times New Roman" w:cs="Times New Roman"/>
+                <w:color w:val="0070C0"/>
+                <w:sz w:val="26"/>
+                <w:szCs w:val="26"/>
+              </w:rPr>
+              <w:t>{{SoDuCap}}</w:t>
             </w:r>
           </w:p>
         </w:tc>
@@ -1276,17 +1287,17 @@
               <w:jc w:val="both"/>
               <w:rPr>
                 <w:rFonts w:ascii="Times New Roman" w:hAnsi="Times New Roman" w:cs="Times New Roman"/>
-                <w:sz w:val="22"/>
-                <w:szCs w:val="22"/>
+                <w:sz w:val="26"/>
+                <w:szCs w:val="26"/>
               </w:rPr>
             </w:pPr>
             <w:r>
               <w:rPr>
                 <w:rFonts w:ascii="Times New Roman" w:hAnsi="Times New Roman" w:cs="Times New Roman"/>
-                <w:sz w:val="22"/>
-                <w:szCs w:val="22"/>
-              </w:rPr>
-              <w:t>+ Số dư cấp bảo lãnh (TSBĐ hình thành từ vốn vay):</w:t>
+                <w:sz w:val="26"/>
+                <w:szCs w:val="26"/>
+              </w:rPr>
+              <w:t>+ Số dư vay ngắn hạn khác (TSBĐ là BĐS):</w:t>
             </w:r>
           </w:p>
         </w:tc>
@@ -1300,18 +1311,27 @@
               <w:rPr>
                 <w:rFonts w:ascii="Times New Roman" w:hAnsi="Times New Roman" w:cs="Times New Roman"/>
                 <w:color w:val="0070C0"/>
-                <w:sz w:val="22"/>
-                <w:szCs w:val="22"/>
+                <w:sz w:val="26"/>
+                <w:szCs w:val="26"/>
               </w:rPr>
             </w:pPr>
             <w:r>
               <w:rPr>
                 <w:rFonts w:ascii="Times New Roman" w:hAnsi="Times New Roman" w:cs="Times New Roman"/>
                 <w:color w:val="0070C0"/>
-                <w:sz w:val="22"/>
-                <w:szCs w:val="22"/>
-              </w:rPr>
-              <w:t>{{SoDuCap}}</w:t>
+                <w:sz w:val="26"/>
+                <w:szCs w:val="26"/>
+              </w:rPr>
+              <w:t xml:space="preserve">       </w:t>
+            </w:r>
+            <w:r>
+              <w:rPr>
+                <w:rFonts w:ascii="Times New Roman" w:hAnsi="Times New Roman" w:cs="Times New Roman"/>
+                <w:color w:val="0070C0"/>
+                <w:sz w:val="26"/>
+                <w:szCs w:val="26"/>
+              </w:rPr>
+              <w:t xml:space="preserve">{{SoDuVay}} </w:t>
             </w:r>
           </w:p>
         </w:tc>
@@ -1327,17 +1347,17 @@
               <w:jc w:val="both"/>
               <w:rPr>
                 <w:rFonts w:ascii="Times New Roman" w:hAnsi="Times New Roman" w:cs="Times New Roman"/>
-                <w:sz w:val="22"/>
-                <w:szCs w:val="22"/>
+                <w:sz w:val="26"/>
+                <w:szCs w:val="26"/>
               </w:rPr>
             </w:pPr>
             <w:r>
               <w:rPr>
                 <w:rFonts w:ascii="Times New Roman" w:hAnsi="Times New Roman" w:cs="Times New Roman"/>
-                <w:sz w:val="22"/>
-                <w:szCs w:val="22"/>
-              </w:rPr>
-              <w:t>+ Số dư vay ngắn hạn khác (TSBĐ là BĐS):</w:t>
+                <w:sz w:val="26"/>
+                <w:szCs w:val="26"/>
+              </w:rPr>
+              <w:t>- GHTD còn được sử dụng</w:t>
             </w:r>
           </w:p>
         </w:tc>
@@ -1351,67 +1371,25 @@
               <w:rPr>
                 <w:rFonts w:ascii="Times New Roman" w:hAnsi="Times New Roman" w:cs="Times New Roman"/>
                 <w:color w:val="0070C0"/>
-                <w:sz w:val="22"/>
-                <w:szCs w:val="22"/>
+                <w:sz w:val="26"/>
+                <w:szCs w:val="26"/>
               </w:rPr>
             </w:pPr>
             <w:r>
               <w:rPr>
                 <w:rFonts w:ascii="Times New Roman" w:hAnsi="Times New Roman" w:cs="Times New Roman"/>
                 <w:color w:val="0070C0"/>
-                <w:sz w:val="22"/>
-                <w:szCs w:val="22"/>
-              </w:rPr>
-              <w:t xml:space="preserve">{{SoDuVay}} </w:t>
-            </w:r>
-          </w:p>
-        </w:tc>
-      </w:tr>
-      <w:tr>
-        <w:tc>
-          <w:tcPr>
-            <w:tcW w:w="5688" w:type="dxa"/>
-            <w:gridSpan w:val="2"/>
-          </w:tcPr>
-          <w:p>
-            <w:pPr>
-              <w:jc w:val="both"/>
-              <w:rPr>
-                <w:rFonts w:ascii="Times New Roman" w:hAnsi="Times New Roman" w:cs="Times New Roman"/>
-                <w:sz w:val="22"/>
-                <w:szCs w:val="22"/>
-              </w:rPr>
-            </w:pPr>
-            <w:r>
-              <w:rPr>
-                <w:rFonts w:ascii="Times New Roman" w:hAnsi="Times New Roman" w:cs="Times New Roman"/>
-                <w:sz w:val="22"/>
-                <w:szCs w:val="22"/>
-              </w:rPr>
-              <w:t>- GHTD còn được sử dụng</w:t>
-            </w:r>
-          </w:p>
-        </w:tc>
-        <w:tc>
-          <w:tcPr>
-            <w:tcW w:w="3712" w:type="dxa"/>
-          </w:tcPr>
-          <w:p>
-            <w:pPr>
-              <w:jc w:val="both"/>
+                <w:sz w:val="26"/>
+                <w:szCs w:val="26"/>
+              </w:rPr>
+              <w:t xml:space="preserve">       </w:t>
+            </w:r>
+            <w:r>
               <w:rPr>
                 <w:rFonts w:ascii="Times New Roman" w:hAnsi="Times New Roman" w:cs="Times New Roman"/>
                 <w:color w:val="0070C0"/>
-                <w:sz w:val="22"/>
-                <w:szCs w:val="22"/>
-              </w:rPr>
-            </w:pPr>
-            <w:r>
-              <w:rPr>
-                <w:rFonts w:ascii="Times New Roman" w:hAnsi="Times New Roman" w:cs="Times New Roman"/>
-                <w:color w:val="0070C0"/>
-                <w:sz w:val="22"/>
-                <w:szCs w:val="22"/>
+                <w:sz w:val="26"/>
+                <w:szCs w:val="26"/>
               </w:rPr>
               <w:t xml:space="preserve">{{GHTDConSD}} </w:t>
             </w:r>
@@ -1426,8 +1404,8 @@
           <w:rFonts w:asciiTheme="majorHAnsi" w:hAnsiTheme="majorHAnsi" w:cstheme="majorHAnsi"/>
           <w:b/>
           <w:bCs/>
-          <w:sz w:val="22"/>
-          <w:szCs w:val="22"/>
+          <w:sz w:val="28"/>
+          <w:szCs w:val="28"/>
         </w:rPr>
       </w:pPr>
       <w:r>
@@ -1435,8 +1413,8 @@
           <w:rFonts w:asciiTheme="majorHAnsi" w:hAnsiTheme="majorHAnsi" w:cstheme="majorHAnsi"/>
           <w:b/>
           <w:bCs/>
-          <w:sz w:val="22"/>
-          <w:szCs w:val="22"/>
+          <w:sz w:val="28"/>
+          <w:szCs w:val="28"/>
         </w:rPr>
         <w:t xml:space="preserve">3. </w:t>
       </w:r>
@@ -1445,8 +1423,8 @@
           <w:rFonts w:asciiTheme="majorHAnsi" w:hAnsiTheme="majorHAnsi" w:cstheme="majorHAnsi"/>
           <w:b/>
           <w:bCs/>
-          <w:sz w:val="22"/>
-          <w:szCs w:val="22"/>
+          <w:sz w:val="28"/>
+          <w:szCs w:val="28"/>
         </w:rPr>
         <w:t>CẬP NHẬT TÌNH HÌNH KHÁCH HÀNG TẠI THỜI ĐIỂM GẦN NHẤT</w:t>
       </w:r>
@@ -1456,23 +1434,23 @@
         <w:spacing w:line="240" w:lineRule="auto"/>
         <w:rPr>
           <w:rFonts w:asciiTheme="majorHAnsi" w:hAnsiTheme="majorHAnsi" w:cstheme="majorHAnsi"/>
-          <w:sz w:val="22"/>
-          <w:szCs w:val="22"/>
-        </w:rPr>
-      </w:pPr>
-      <w:r>
-        <w:rPr>
-          <w:rFonts w:asciiTheme="majorHAnsi" w:hAnsiTheme="majorHAnsi" w:cstheme="majorHAnsi"/>
-          <w:sz w:val="22"/>
-          <w:szCs w:val="22"/>
+          <w:sz w:val="26"/>
+          <w:szCs w:val="26"/>
+        </w:rPr>
+      </w:pPr>
+      <w:r>
+        <w:rPr>
+          <w:rFonts w:asciiTheme="majorHAnsi" w:hAnsiTheme="majorHAnsi" w:cstheme="majorHAnsi"/>
+          <w:sz w:val="26"/>
+          <w:szCs w:val="26"/>
         </w:rPr>
         <w:t xml:space="preserve">3.1 </w:t>
       </w:r>
       <w:r>
         <w:rPr>
           <w:rFonts w:asciiTheme="majorHAnsi" w:hAnsiTheme="majorHAnsi" w:cstheme="majorHAnsi"/>
-          <w:sz w:val="22"/>
-          <w:szCs w:val="22"/>
+          <w:sz w:val="26"/>
+          <w:szCs w:val="26"/>
         </w:rPr>
         <w:t>Xếp hạng khách hàng: AA</w:t>
       </w:r>
@@ -1482,23 +1460,23 @@
         <w:spacing w:line="240" w:lineRule="auto"/>
         <w:rPr>
           <w:rFonts w:asciiTheme="majorHAnsi" w:hAnsiTheme="majorHAnsi" w:cstheme="majorHAnsi"/>
-          <w:sz w:val="22"/>
-          <w:szCs w:val="22"/>
-        </w:rPr>
-      </w:pPr>
-      <w:r>
-        <w:rPr>
-          <w:rFonts w:asciiTheme="majorHAnsi" w:hAnsiTheme="majorHAnsi" w:cstheme="majorHAnsi"/>
-          <w:sz w:val="22"/>
-          <w:szCs w:val="22"/>
+          <w:sz w:val="26"/>
+          <w:szCs w:val="26"/>
+        </w:rPr>
+      </w:pPr>
+      <w:r>
+        <w:rPr>
+          <w:rFonts w:asciiTheme="majorHAnsi" w:hAnsiTheme="majorHAnsi" w:cstheme="majorHAnsi"/>
+          <w:sz w:val="26"/>
+          <w:szCs w:val="26"/>
         </w:rPr>
         <w:t xml:space="preserve">3.2 </w:t>
       </w:r>
       <w:r>
         <w:rPr>
           <w:rFonts w:asciiTheme="majorHAnsi" w:hAnsiTheme="majorHAnsi" w:cstheme="majorHAnsi"/>
-          <w:sz w:val="22"/>
-          <w:szCs w:val="22"/>
+          <w:sz w:val="26"/>
+          <w:szCs w:val="26"/>
         </w:rPr>
         <w:t>Thay đổi tài sản đảm bảo: Không</w:t>
       </w:r>
@@ -1508,23 +1486,23 @@
         <w:spacing w:line="240" w:lineRule="auto"/>
         <w:rPr>
           <w:rFonts w:asciiTheme="majorHAnsi" w:hAnsiTheme="majorHAnsi" w:cstheme="majorHAnsi"/>
-          <w:sz w:val="22"/>
-          <w:szCs w:val="22"/>
-        </w:rPr>
-      </w:pPr>
-      <w:r>
-        <w:rPr>
-          <w:rFonts w:asciiTheme="majorHAnsi" w:hAnsiTheme="majorHAnsi" w:cstheme="majorHAnsi"/>
-          <w:sz w:val="22"/>
-          <w:szCs w:val="22"/>
+          <w:sz w:val="26"/>
+          <w:szCs w:val="26"/>
+        </w:rPr>
+      </w:pPr>
+      <w:r>
+        <w:rPr>
+          <w:rFonts w:asciiTheme="majorHAnsi" w:hAnsiTheme="majorHAnsi" w:cstheme="majorHAnsi"/>
+          <w:sz w:val="26"/>
+          <w:szCs w:val="26"/>
         </w:rPr>
         <w:t xml:space="preserve">3.3 </w:t>
       </w:r>
       <w:r>
         <w:rPr>
           <w:rFonts w:asciiTheme="majorHAnsi" w:hAnsiTheme="majorHAnsi" w:cstheme="majorHAnsi"/>
-          <w:sz w:val="22"/>
-          <w:szCs w:val="22"/>
+          <w:sz w:val="26"/>
+          <w:szCs w:val="26"/>
         </w:rPr>
         <w:t>Những thay dổi quan trọng của khách hàng: không có sự thay đổi lớn</w:t>
       </w:r>
@@ -1534,41 +1512,52 @@
         <w:spacing w:line="240" w:lineRule="auto"/>
         <w:rPr>
           <w:rFonts w:asciiTheme="majorHAnsi" w:hAnsiTheme="majorHAnsi" w:cstheme="majorHAnsi"/>
-          <w:sz w:val="22"/>
-          <w:szCs w:val="22"/>
-        </w:rPr>
-      </w:pPr>
-      <w:r>
-        <w:rPr>
-          <w:rFonts w:asciiTheme="majorHAnsi" w:hAnsiTheme="majorHAnsi" w:cstheme="majorHAnsi"/>
-          <w:sz w:val="22"/>
-          <w:szCs w:val="22"/>
+          <w:sz w:val="26"/>
+          <w:szCs w:val="26"/>
+        </w:rPr>
+      </w:pPr>
+      <w:r>
+        <w:rPr>
+          <w:rFonts w:asciiTheme="majorHAnsi" w:hAnsiTheme="majorHAnsi" w:cstheme="majorHAnsi"/>
+          <w:sz w:val="26"/>
+          <w:szCs w:val="26"/>
         </w:rPr>
         <w:t xml:space="preserve">3.4 </w:t>
       </w:r>
       <w:r>
         <w:rPr>
           <w:rFonts w:asciiTheme="majorHAnsi" w:hAnsiTheme="majorHAnsi" w:cstheme="majorHAnsi"/>
-          <w:sz w:val="22"/>
-          <w:szCs w:val="22"/>
+          <w:sz w:val="26"/>
+          <w:szCs w:val="26"/>
         </w:rPr>
         <w:t xml:space="preserve">Tình hình giao dịch tại BIDV Đồng Tháp: Đến ngày </w:t>
       </w:r>
       <w:r>
         <w:rPr>
-          <w:rFonts w:asciiTheme="majorHAnsi" w:hAnsiTheme="majorHAnsi" w:cstheme="majorHAnsi"/>
-          <w:sz w:val="22"/>
-          <w:szCs w:val="22"/>
-        </w:rPr>
-        <w:t>19</w:t>
-      </w:r>
-      <w:r>
-        <w:rPr>
-          <w:rFonts w:asciiTheme="majorHAnsi" w:hAnsiTheme="majorHAnsi" w:cstheme="majorHAnsi"/>
-          <w:sz w:val="22"/>
-          <w:szCs w:val="22"/>
-        </w:rPr>
-        <w:t>/01/2026 như mục 1</w:t>
+          <w:rFonts w:ascii="Times New Roman" w:hAnsi="Times New Roman" w:cs="Times New Roman"/>
+          <w:i/>
+          <w:color w:val="0070C0"/>
+        </w:rPr>
+        <w:t>{{GUARANTEE_DATE}}</w:t>
+      </w:r>
+      <w:r>
+        <w:rPr>
+          <w:rFonts w:ascii="Times New Roman" w:hAnsi="Times New Roman" w:cs="Times New Roman"/>
+          <w:b/>
+          <w:bCs/>
+          <w:color w:val="0070C0"/>
+          <w:sz w:val="20"/>
+          <w:szCs w:val="20"/>
+        </w:rPr>
+        <w:t xml:space="preserve"> </w:t>
+      </w:r>
+      <w:r>
+        <w:rPr>
+          <w:rFonts w:asciiTheme="majorHAnsi" w:hAnsiTheme="majorHAnsi" w:cstheme="majorHAnsi"/>
+          <w:sz w:val="26"/>
+          <w:szCs w:val="26"/>
+        </w:rPr>
+        <w:t>như mục 1</w:t>
       </w:r>
     </w:p>
     <w:p>
@@ -1576,23 +1565,23 @@
         <w:spacing w:line="240" w:lineRule="auto"/>
         <w:rPr>
           <w:rFonts w:asciiTheme="majorHAnsi" w:hAnsiTheme="majorHAnsi" w:cstheme="majorHAnsi"/>
-          <w:sz w:val="22"/>
-          <w:szCs w:val="22"/>
-        </w:rPr>
-      </w:pPr>
-      <w:r>
-        <w:rPr>
-          <w:rFonts w:asciiTheme="majorHAnsi" w:hAnsiTheme="majorHAnsi" w:cstheme="majorHAnsi"/>
-          <w:sz w:val="22"/>
-          <w:szCs w:val="22"/>
+          <w:sz w:val="26"/>
+          <w:szCs w:val="26"/>
+        </w:rPr>
+      </w:pPr>
+      <w:r>
+        <w:rPr>
+          <w:rFonts w:asciiTheme="majorHAnsi" w:hAnsiTheme="majorHAnsi" w:cstheme="majorHAnsi"/>
+          <w:sz w:val="26"/>
+          <w:szCs w:val="26"/>
         </w:rPr>
         <w:t xml:space="preserve">3.5 </w:t>
       </w:r>
       <w:r>
         <w:rPr>
           <w:rFonts w:asciiTheme="majorHAnsi" w:hAnsiTheme="majorHAnsi" w:cstheme="majorHAnsi"/>
-          <w:sz w:val="22"/>
-          <w:szCs w:val="22"/>
+          <w:sz w:val="26"/>
+          <w:szCs w:val="26"/>
         </w:rPr>
         <w:t>Tình hình hoạt động kinh doanh và tài chính của Công ty đến hết ngày 30/9/2025 theo báo cáo nộp cơ quan thuế:”</w:t>
       </w:r>
@@ -1602,31 +1591,31 @@
         <w:spacing w:line="240" w:lineRule="auto"/>
         <w:rPr>
           <w:rFonts w:asciiTheme="majorHAnsi" w:hAnsiTheme="majorHAnsi" w:cstheme="majorHAnsi"/>
-          <w:sz w:val="22"/>
-          <w:szCs w:val="22"/>
-        </w:rPr>
-      </w:pPr>
-      <w:r>
-        <w:rPr>
-          <w:rFonts w:asciiTheme="majorHAnsi" w:hAnsiTheme="majorHAnsi" w:cstheme="majorHAnsi"/>
-          <w:sz w:val="22"/>
-          <w:szCs w:val="22"/>
+          <w:sz w:val="26"/>
+          <w:szCs w:val="26"/>
+        </w:rPr>
+      </w:pPr>
+      <w:r>
+        <w:rPr>
+          <w:rFonts w:asciiTheme="majorHAnsi" w:hAnsiTheme="majorHAnsi" w:cstheme="majorHAnsi"/>
+          <w:sz w:val="26"/>
+          <w:szCs w:val="26"/>
         </w:rPr>
         <w:t>■T</w:t>
       </w:r>
       <w:r>
         <w:rPr>
           <w:rFonts w:asciiTheme="majorHAnsi" w:hAnsiTheme="majorHAnsi" w:cstheme="majorHAnsi"/>
-          <w:sz w:val="22"/>
-          <w:szCs w:val="22"/>
+          <w:sz w:val="26"/>
+          <w:szCs w:val="26"/>
         </w:rPr>
         <w:t>ình</w:t>
       </w:r>
       <w:r>
         <w:rPr>
           <w:rFonts w:asciiTheme="majorHAnsi" w:hAnsiTheme="majorHAnsi" w:cstheme="majorHAnsi"/>
-          <w:sz w:val="22"/>
-          <w:szCs w:val="22"/>
+          <w:sz w:val="26"/>
+          <w:szCs w:val="26"/>
         </w:rPr>
         <w:t xml:space="preserve"> hình hoạt động kinh doanh:</w:t>
       </w:r>
@@ -1656,16 +1645,17 @@
             <w:pPr>
               <w:rPr>
                 <w:rFonts w:asciiTheme="majorHAnsi" w:hAnsiTheme="majorHAnsi" w:cstheme="majorHAnsi"/>
-                <w:sz w:val="22"/>
-                <w:szCs w:val="22"/>
-              </w:rPr>
-            </w:pPr>
-            <w:r>
-              <w:rPr>
-                <w:rFonts w:asciiTheme="majorHAnsi" w:hAnsiTheme="majorHAnsi" w:cstheme="majorHAnsi"/>
-                <w:sz w:val="22"/>
-                <w:szCs w:val="22"/>
-              </w:rPr>
+                <w:sz w:val="26"/>
+                <w:szCs w:val="26"/>
+              </w:rPr>
+            </w:pPr>
+            <w:r>
+              <w:rPr>
+                <w:rFonts w:asciiTheme="majorHAnsi" w:hAnsiTheme="majorHAnsi" w:cstheme="majorHAnsi"/>
+                <w:sz w:val="26"/>
+                <w:szCs w:val="26"/>
+              </w:rPr>
+              <w:lastRenderedPageBreak/>
               <w:t>- Doanh thu bán tăng:</w:t>
             </w:r>
           </w:p>
@@ -1685,15 +1675,15 @@
               <w:jc w:val="right"/>
               <w:rPr>
                 <w:rFonts w:asciiTheme="majorHAnsi" w:hAnsiTheme="majorHAnsi" w:cstheme="majorHAnsi"/>
-                <w:sz w:val="22"/>
-                <w:szCs w:val="22"/>
-              </w:rPr>
-            </w:pPr>
-            <w:r>
-              <w:rPr>
-                <w:rFonts w:asciiTheme="majorHAnsi" w:hAnsiTheme="majorHAnsi" w:cstheme="majorHAnsi"/>
-                <w:sz w:val="22"/>
-                <w:szCs w:val="22"/>
+                <w:sz w:val="26"/>
+                <w:szCs w:val="26"/>
+              </w:rPr>
+            </w:pPr>
+            <w:r>
+              <w:rPr>
+                <w:rFonts w:asciiTheme="majorHAnsi" w:hAnsiTheme="majorHAnsi" w:cstheme="majorHAnsi"/>
+                <w:sz w:val="26"/>
+                <w:szCs w:val="26"/>
               </w:rPr>
               <w:t>283.655.759.066 đồng</w:t>
             </w:r>
@@ -1715,15 +1705,15 @@
             <w:pPr>
               <w:rPr>
                 <w:rFonts w:asciiTheme="majorHAnsi" w:hAnsiTheme="majorHAnsi" w:cstheme="majorHAnsi"/>
-                <w:sz w:val="22"/>
-                <w:szCs w:val="22"/>
-              </w:rPr>
-            </w:pPr>
-            <w:r>
-              <w:rPr>
-                <w:rFonts w:asciiTheme="majorHAnsi" w:hAnsiTheme="majorHAnsi" w:cstheme="majorHAnsi"/>
-                <w:sz w:val="22"/>
-                <w:szCs w:val="22"/>
+                <w:sz w:val="26"/>
+                <w:szCs w:val="26"/>
+              </w:rPr>
+            </w:pPr>
+            <w:r>
+              <w:rPr>
+                <w:rFonts w:asciiTheme="majorHAnsi" w:hAnsiTheme="majorHAnsi" w:cstheme="majorHAnsi"/>
+                <w:sz w:val="26"/>
+                <w:szCs w:val="26"/>
               </w:rPr>
               <w:t>- Giá vốn tăng bán:</w:t>
             </w:r>
@@ -1744,15 +1734,15 @@
               <w:jc w:val="right"/>
               <w:rPr>
                 <w:rFonts w:asciiTheme="majorHAnsi" w:hAnsiTheme="majorHAnsi" w:cstheme="majorHAnsi"/>
-                <w:sz w:val="22"/>
-                <w:szCs w:val="22"/>
-              </w:rPr>
-            </w:pPr>
-            <w:r>
-              <w:rPr>
-                <w:rFonts w:asciiTheme="majorHAnsi" w:hAnsiTheme="majorHAnsi" w:cstheme="majorHAnsi"/>
-                <w:sz w:val="22"/>
-                <w:szCs w:val="22"/>
+                <w:sz w:val="26"/>
+                <w:szCs w:val="26"/>
+              </w:rPr>
+            </w:pPr>
+            <w:r>
+              <w:rPr>
+                <w:rFonts w:asciiTheme="majorHAnsi" w:hAnsiTheme="majorHAnsi" w:cstheme="majorHAnsi"/>
+                <w:sz w:val="26"/>
+                <w:szCs w:val="26"/>
               </w:rPr>
               <w:t>264.694.169.138 đồng</w:t>
             </w:r>
@@ -1774,15 +1764,15 @@
             <w:pPr>
               <w:rPr>
                 <w:rFonts w:asciiTheme="majorHAnsi" w:hAnsiTheme="majorHAnsi" w:cstheme="majorHAnsi"/>
-                <w:sz w:val="22"/>
-                <w:szCs w:val="22"/>
-              </w:rPr>
-            </w:pPr>
-            <w:r>
-              <w:rPr>
-                <w:rFonts w:asciiTheme="majorHAnsi" w:hAnsiTheme="majorHAnsi" w:cstheme="majorHAnsi"/>
-                <w:sz w:val="22"/>
-                <w:szCs w:val="22"/>
+                <w:sz w:val="26"/>
+                <w:szCs w:val="26"/>
+              </w:rPr>
+            </w:pPr>
+            <w:r>
+              <w:rPr>
+                <w:rFonts w:asciiTheme="majorHAnsi" w:hAnsiTheme="majorHAnsi" w:cstheme="majorHAnsi"/>
+                <w:sz w:val="26"/>
+                <w:szCs w:val="26"/>
               </w:rPr>
               <w:t>- Lợi nhuận gộp:</w:t>
             </w:r>
@@ -1803,15 +1793,15 @@
               <w:jc w:val="right"/>
               <w:rPr>
                 <w:rFonts w:asciiTheme="majorHAnsi" w:hAnsiTheme="majorHAnsi" w:cstheme="majorHAnsi"/>
-                <w:sz w:val="22"/>
-                <w:szCs w:val="22"/>
-              </w:rPr>
-            </w:pPr>
-            <w:r>
-              <w:rPr>
-                <w:rFonts w:asciiTheme="majorHAnsi" w:hAnsiTheme="majorHAnsi" w:cstheme="majorHAnsi"/>
-                <w:sz w:val="22"/>
-                <w:szCs w:val="22"/>
+                <w:sz w:val="26"/>
+                <w:szCs w:val="26"/>
+              </w:rPr>
+            </w:pPr>
+            <w:r>
+              <w:rPr>
+                <w:rFonts w:asciiTheme="majorHAnsi" w:hAnsiTheme="majorHAnsi" w:cstheme="majorHAnsi"/>
+                <w:sz w:val="26"/>
+                <w:szCs w:val="26"/>
               </w:rPr>
               <w:t>18.961.589.928 đồng</w:t>
             </w:r>
@@ -1833,15 +1823,15 @@
             <w:pPr>
               <w:rPr>
                 <w:rFonts w:asciiTheme="majorHAnsi" w:hAnsiTheme="majorHAnsi" w:cstheme="majorHAnsi"/>
-                <w:sz w:val="22"/>
-                <w:szCs w:val="22"/>
-              </w:rPr>
-            </w:pPr>
-            <w:r>
-              <w:rPr>
-                <w:rFonts w:asciiTheme="majorHAnsi" w:hAnsiTheme="majorHAnsi" w:cstheme="majorHAnsi"/>
-                <w:sz w:val="22"/>
-                <w:szCs w:val="22"/>
+                <w:sz w:val="26"/>
+                <w:szCs w:val="26"/>
+              </w:rPr>
+            </w:pPr>
+            <w:r>
+              <w:rPr>
+                <w:rFonts w:asciiTheme="majorHAnsi" w:hAnsiTheme="majorHAnsi" w:cstheme="majorHAnsi"/>
+                <w:sz w:val="26"/>
+                <w:szCs w:val="26"/>
               </w:rPr>
               <w:t>- Chi phí quản lý kinh doanh:</w:t>
             </w:r>
@@ -1862,15 +1852,15 @@
               <w:jc w:val="right"/>
               <w:rPr>
                 <w:rFonts w:asciiTheme="majorHAnsi" w:hAnsiTheme="majorHAnsi" w:cstheme="majorHAnsi"/>
-                <w:sz w:val="22"/>
-                <w:szCs w:val="22"/>
-              </w:rPr>
-            </w:pPr>
-            <w:r>
-              <w:rPr>
-                <w:rFonts w:asciiTheme="majorHAnsi" w:hAnsiTheme="majorHAnsi" w:cstheme="majorHAnsi"/>
-                <w:sz w:val="22"/>
-                <w:szCs w:val="22"/>
+                <w:sz w:val="26"/>
+                <w:szCs w:val="26"/>
+              </w:rPr>
+            </w:pPr>
+            <w:r>
+              <w:rPr>
+                <w:rFonts w:asciiTheme="majorHAnsi" w:hAnsiTheme="majorHAnsi" w:cstheme="majorHAnsi"/>
+                <w:sz w:val="26"/>
+                <w:szCs w:val="26"/>
               </w:rPr>
               <w:t>12.065.763.145 đồng</w:t>
             </w:r>
@@ -1892,15 +1882,15 @@
             <w:pPr>
               <w:rPr>
                 <w:rFonts w:asciiTheme="majorHAnsi" w:hAnsiTheme="majorHAnsi" w:cstheme="majorHAnsi"/>
-                <w:sz w:val="22"/>
-                <w:szCs w:val="22"/>
-              </w:rPr>
-            </w:pPr>
-            <w:r>
-              <w:rPr>
-                <w:rFonts w:asciiTheme="majorHAnsi" w:hAnsiTheme="majorHAnsi" w:cstheme="majorHAnsi"/>
-                <w:sz w:val="22"/>
-                <w:szCs w:val="22"/>
+                <w:sz w:val="26"/>
+                <w:szCs w:val="26"/>
+              </w:rPr>
+            </w:pPr>
+            <w:r>
+              <w:rPr>
+                <w:rFonts w:asciiTheme="majorHAnsi" w:hAnsiTheme="majorHAnsi" w:cstheme="majorHAnsi"/>
+                <w:sz w:val="26"/>
+                <w:szCs w:val="26"/>
               </w:rPr>
               <w:t>- Lợi nhuận trước thuế:</w:t>
             </w:r>
@@ -1921,15 +1911,15 @@
               <w:jc w:val="right"/>
               <w:rPr>
                 <w:rFonts w:asciiTheme="majorHAnsi" w:hAnsiTheme="majorHAnsi" w:cstheme="majorHAnsi"/>
-                <w:sz w:val="22"/>
-                <w:szCs w:val="22"/>
-              </w:rPr>
-            </w:pPr>
-            <w:r>
-              <w:rPr>
-                <w:rFonts w:asciiTheme="majorHAnsi" w:hAnsiTheme="majorHAnsi" w:cstheme="majorHAnsi"/>
-                <w:sz w:val="22"/>
-                <w:szCs w:val="22"/>
+                <w:sz w:val="26"/>
+                <w:szCs w:val="26"/>
+              </w:rPr>
+            </w:pPr>
+            <w:r>
+              <w:rPr>
+                <w:rFonts w:asciiTheme="majorHAnsi" w:hAnsiTheme="majorHAnsi" w:cstheme="majorHAnsi"/>
+                <w:sz w:val="26"/>
+                <w:szCs w:val="26"/>
               </w:rPr>
               <w:t>2.326.131.414 đồng</w:t>
             </w:r>
@@ -1951,15 +1941,15 @@
             <w:pPr>
               <w:rPr>
                 <w:rFonts w:asciiTheme="majorHAnsi" w:hAnsiTheme="majorHAnsi" w:cstheme="majorHAnsi"/>
-                <w:sz w:val="22"/>
-                <w:szCs w:val="22"/>
-              </w:rPr>
-            </w:pPr>
-            <w:r>
-              <w:rPr>
-                <w:rFonts w:asciiTheme="majorHAnsi" w:hAnsiTheme="majorHAnsi" w:cstheme="majorHAnsi"/>
-                <w:sz w:val="22"/>
-                <w:szCs w:val="22"/>
+                <w:sz w:val="26"/>
+                <w:szCs w:val="26"/>
+              </w:rPr>
+            </w:pPr>
+            <w:r>
+              <w:rPr>
+                <w:rFonts w:asciiTheme="majorHAnsi" w:hAnsiTheme="majorHAnsi" w:cstheme="majorHAnsi"/>
+                <w:sz w:val="26"/>
+                <w:szCs w:val="26"/>
               </w:rPr>
               <w:t>- Lợi nhuận sau thuế:</w:t>
             </w:r>
@@ -1980,15 +1970,15 @@
               <w:jc w:val="right"/>
               <w:rPr>
                 <w:rFonts w:asciiTheme="majorHAnsi" w:hAnsiTheme="majorHAnsi" w:cstheme="majorHAnsi"/>
-                <w:sz w:val="22"/>
-                <w:szCs w:val="22"/>
-              </w:rPr>
-            </w:pPr>
-            <w:r>
-              <w:rPr>
-                <w:rFonts w:asciiTheme="majorHAnsi" w:hAnsiTheme="majorHAnsi" w:cstheme="majorHAnsi"/>
-                <w:sz w:val="22"/>
-                <w:szCs w:val="22"/>
+                <w:sz w:val="26"/>
+                <w:szCs w:val="26"/>
+              </w:rPr>
+            </w:pPr>
+            <w:r>
+              <w:rPr>
+                <w:rFonts w:asciiTheme="majorHAnsi" w:hAnsiTheme="majorHAnsi" w:cstheme="majorHAnsi"/>
+                <w:sz w:val="26"/>
+                <w:szCs w:val="26"/>
               </w:rPr>
               <w:t>1.860.905.131 đồng</w:t>
             </w:r>
@@ -2010,8 +2000,8 @@
             <w:pPr>
               <w:rPr>
                 <w:rFonts w:asciiTheme="majorHAnsi" w:hAnsiTheme="majorHAnsi" w:cstheme="majorHAnsi"/>
-                <w:sz w:val="22"/>
-                <w:szCs w:val="22"/>
+                <w:sz w:val="26"/>
+                <w:szCs w:val="26"/>
               </w:rPr>
             </w:pPr>
           </w:p>
@@ -2031,8 +2021,8 @@
               <w:jc w:val="right"/>
               <w:rPr>
                 <w:rFonts w:asciiTheme="majorHAnsi" w:hAnsiTheme="majorHAnsi" w:cstheme="majorHAnsi"/>
-                <w:sz w:val="22"/>
-                <w:szCs w:val="22"/>
+                <w:sz w:val="26"/>
+                <w:szCs w:val="26"/>
               </w:rPr>
             </w:pPr>
           </w:p>
@@ -2044,15 +2034,15 @@
         <w:spacing w:line="240" w:lineRule="auto"/>
         <w:rPr>
           <w:rFonts w:asciiTheme="majorHAnsi" w:hAnsiTheme="majorHAnsi" w:cstheme="majorHAnsi"/>
-          <w:sz w:val="22"/>
-          <w:szCs w:val="22"/>
-        </w:rPr>
-      </w:pPr>
-      <w:r>
-        <w:rPr>
-          <w:rFonts w:asciiTheme="majorHAnsi" w:hAnsiTheme="majorHAnsi" w:cstheme="majorHAnsi"/>
-          <w:sz w:val="22"/>
-          <w:szCs w:val="22"/>
+          <w:sz w:val="26"/>
+          <w:szCs w:val="26"/>
+        </w:rPr>
+      </w:pPr>
+      <w:r>
+        <w:rPr>
+          <w:rFonts w:asciiTheme="majorHAnsi" w:hAnsiTheme="majorHAnsi" w:cstheme="majorHAnsi"/>
+          <w:sz w:val="26"/>
+          <w:szCs w:val="26"/>
         </w:rPr>
         <w:t>■Tình hình tài chính:</w:t>
       </w:r>
@@ -2084,15 +2074,15 @@
             <w:pPr>
               <w:rPr>
                 <w:rFonts w:asciiTheme="majorHAnsi" w:hAnsiTheme="majorHAnsi" w:cstheme="majorHAnsi"/>
-                <w:sz w:val="22"/>
-                <w:szCs w:val="22"/>
-              </w:rPr>
-            </w:pPr>
-            <w:r>
-              <w:rPr>
-                <w:rFonts w:asciiTheme="majorHAnsi" w:hAnsiTheme="majorHAnsi" w:cstheme="majorHAnsi"/>
-                <w:sz w:val="22"/>
-                <w:szCs w:val="22"/>
+                <w:sz w:val="26"/>
+                <w:szCs w:val="26"/>
+              </w:rPr>
+            </w:pPr>
+            <w:r>
+              <w:rPr>
+                <w:rFonts w:asciiTheme="majorHAnsi" w:hAnsiTheme="majorHAnsi" w:cstheme="majorHAnsi"/>
+                <w:sz w:val="26"/>
+                <w:szCs w:val="26"/>
               </w:rPr>
               <w:t>Tài sản ngắn hạn:</w:t>
             </w:r>
@@ -2107,15 +2097,15 @@
               <w:jc w:val="right"/>
               <w:rPr>
                 <w:rFonts w:asciiTheme="majorHAnsi" w:hAnsiTheme="majorHAnsi" w:cstheme="majorHAnsi"/>
-                <w:sz w:val="22"/>
-                <w:szCs w:val="22"/>
-              </w:rPr>
-            </w:pPr>
-            <w:r>
-              <w:rPr>
-                <w:rFonts w:asciiTheme="majorHAnsi" w:hAnsiTheme="majorHAnsi" w:cstheme="majorHAnsi"/>
-                <w:sz w:val="22"/>
-                <w:szCs w:val="22"/>
+                <w:sz w:val="26"/>
+                <w:szCs w:val="26"/>
+              </w:rPr>
+            </w:pPr>
+            <w:r>
+              <w:rPr>
+                <w:rFonts w:asciiTheme="majorHAnsi" w:hAnsiTheme="majorHAnsi" w:cstheme="majorHAnsi"/>
+                <w:sz w:val="26"/>
+                <w:szCs w:val="26"/>
               </w:rPr>
               <w:t>98.066.033.486 đồng</w:t>
             </w:r>
@@ -2131,15 +2121,15 @@
             <w:pPr>
               <w:rPr>
                 <w:rFonts w:asciiTheme="majorHAnsi" w:hAnsiTheme="majorHAnsi" w:cstheme="majorHAnsi"/>
-                <w:sz w:val="22"/>
-                <w:szCs w:val="22"/>
-              </w:rPr>
-            </w:pPr>
-            <w:r>
-              <w:rPr>
-                <w:rFonts w:asciiTheme="majorHAnsi" w:hAnsiTheme="majorHAnsi" w:cstheme="majorHAnsi"/>
-                <w:sz w:val="22"/>
-                <w:szCs w:val="22"/>
+                <w:sz w:val="26"/>
+                <w:szCs w:val="26"/>
+              </w:rPr>
+            </w:pPr>
+            <w:r>
+              <w:rPr>
+                <w:rFonts w:asciiTheme="majorHAnsi" w:hAnsiTheme="majorHAnsi" w:cstheme="majorHAnsi"/>
+                <w:sz w:val="26"/>
+                <w:szCs w:val="26"/>
               </w:rPr>
               <w:t>- Tiền và tương đương tiền:</w:t>
             </w:r>
@@ -2154,15 +2144,15 @@
               <w:jc w:val="right"/>
               <w:rPr>
                 <w:rFonts w:asciiTheme="majorHAnsi" w:hAnsiTheme="majorHAnsi" w:cstheme="majorHAnsi"/>
-                <w:sz w:val="22"/>
-                <w:szCs w:val="22"/>
-              </w:rPr>
-            </w:pPr>
-            <w:r>
-              <w:rPr>
-                <w:rFonts w:asciiTheme="majorHAnsi" w:hAnsiTheme="majorHAnsi" w:cstheme="majorHAnsi"/>
-                <w:sz w:val="22"/>
-                <w:szCs w:val="22"/>
+                <w:sz w:val="26"/>
+                <w:szCs w:val="26"/>
+              </w:rPr>
+            </w:pPr>
+            <w:r>
+              <w:rPr>
+                <w:rFonts w:asciiTheme="majorHAnsi" w:hAnsiTheme="majorHAnsi" w:cstheme="majorHAnsi"/>
+                <w:sz w:val="26"/>
+                <w:szCs w:val="26"/>
               </w:rPr>
               <w:t>19.756.232.464 đồng</w:t>
             </w:r>
@@ -2178,15 +2168,15 @@
             <w:pPr>
               <w:rPr>
                 <w:rFonts w:asciiTheme="majorHAnsi" w:hAnsiTheme="majorHAnsi" w:cstheme="majorHAnsi"/>
-                <w:sz w:val="22"/>
-                <w:szCs w:val="22"/>
-              </w:rPr>
-            </w:pPr>
-            <w:r>
-              <w:rPr>
-                <w:rFonts w:asciiTheme="majorHAnsi" w:hAnsiTheme="majorHAnsi" w:cstheme="majorHAnsi"/>
-                <w:sz w:val="22"/>
-                <w:szCs w:val="22"/>
+                <w:sz w:val="26"/>
+                <w:szCs w:val="26"/>
+              </w:rPr>
+            </w:pPr>
+            <w:r>
+              <w:rPr>
+                <w:rFonts w:asciiTheme="majorHAnsi" w:hAnsiTheme="majorHAnsi" w:cstheme="majorHAnsi"/>
+                <w:sz w:val="26"/>
+                <w:szCs w:val="26"/>
               </w:rPr>
               <w:t>- Đầu tư tài chính ngắn hạn</w:t>
             </w:r>
@@ -2206,15 +2196,15 @@
               <w:jc w:val="right"/>
               <w:rPr>
                 <w:rFonts w:asciiTheme="majorHAnsi" w:hAnsiTheme="majorHAnsi" w:cstheme="majorHAnsi"/>
-                <w:sz w:val="22"/>
-                <w:szCs w:val="22"/>
-              </w:rPr>
-            </w:pPr>
-            <w:r>
-              <w:rPr>
-                <w:rFonts w:asciiTheme="majorHAnsi" w:hAnsiTheme="majorHAnsi" w:cstheme="majorHAnsi"/>
-                <w:sz w:val="22"/>
-                <w:szCs w:val="22"/>
+                <w:sz w:val="26"/>
+                <w:szCs w:val="26"/>
+              </w:rPr>
+            </w:pPr>
+            <w:r>
+              <w:rPr>
+                <w:rFonts w:asciiTheme="majorHAnsi" w:hAnsiTheme="majorHAnsi" w:cstheme="majorHAnsi"/>
+                <w:sz w:val="26"/>
+                <w:szCs w:val="26"/>
               </w:rPr>
               <w:t>đồng</w:t>
             </w:r>
@@ -2230,15 +2220,15 @@
             <w:pPr>
               <w:rPr>
                 <w:rFonts w:asciiTheme="majorHAnsi" w:hAnsiTheme="majorHAnsi" w:cstheme="majorHAnsi"/>
-                <w:sz w:val="22"/>
-                <w:szCs w:val="22"/>
-              </w:rPr>
-            </w:pPr>
-            <w:r>
-              <w:rPr>
-                <w:rFonts w:asciiTheme="majorHAnsi" w:hAnsiTheme="majorHAnsi" w:cstheme="majorHAnsi"/>
-                <w:sz w:val="22"/>
-                <w:szCs w:val="22"/>
+                <w:sz w:val="26"/>
+                <w:szCs w:val="26"/>
+              </w:rPr>
+            </w:pPr>
+            <w:r>
+              <w:rPr>
+                <w:rFonts w:asciiTheme="majorHAnsi" w:hAnsiTheme="majorHAnsi" w:cstheme="majorHAnsi"/>
+                <w:sz w:val="26"/>
+                <w:szCs w:val="26"/>
               </w:rPr>
               <w:t>- Hàng hóa tồn kho:</w:t>
             </w:r>
@@ -2253,15 +2243,15 @@
               <w:jc w:val="right"/>
               <w:rPr>
                 <w:rFonts w:asciiTheme="majorHAnsi" w:hAnsiTheme="majorHAnsi" w:cstheme="majorHAnsi"/>
-                <w:sz w:val="22"/>
-                <w:szCs w:val="22"/>
-              </w:rPr>
-            </w:pPr>
-            <w:r>
-              <w:rPr>
-                <w:rFonts w:asciiTheme="majorHAnsi" w:hAnsiTheme="majorHAnsi" w:cstheme="majorHAnsi"/>
-                <w:sz w:val="22"/>
-                <w:szCs w:val="22"/>
+                <w:sz w:val="26"/>
+                <w:szCs w:val="26"/>
+              </w:rPr>
+            </w:pPr>
+            <w:r>
+              <w:rPr>
+                <w:rFonts w:asciiTheme="majorHAnsi" w:hAnsiTheme="majorHAnsi" w:cstheme="majorHAnsi"/>
+                <w:sz w:val="26"/>
+                <w:szCs w:val="26"/>
               </w:rPr>
               <w:t>63.208.070.532 đồng</w:t>
             </w:r>
@@ -2277,15 +2267,15 @@
             <w:pPr>
               <w:rPr>
                 <w:rFonts w:asciiTheme="majorHAnsi" w:hAnsiTheme="majorHAnsi" w:cstheme="majorHAnsi"/>
-                <w:sz w:val="22"/>
-                <w:szCs w:val="22"/>
-              </w:rPr>
-            </w:pPr>
-            <w:r>
-              <w:rPr>
-                <w:rFonts w:asciiTheme="majorHAnsi" w:hAnsiTheme="majorHAnsi" w:cstheme="majorHAnsi"/>
-                <w:sz w:val="22"/>
-                <w:szCs w:val="22"/>
+                <w:sz w:val="26"/>
+                <w:szCs w:val="26"/>
+              </w:rPr>
+            </w:pPr>
+            <w:r>
+              <w:rPr>
+                <w:rFonts w:asciiTheme="majorHAnsi" w:hAnsiTheme="majorHAnsi" w:cstheme="majorHAnsi"/>
+                <w:sz w:val="26"/>
+                <w:szCs w:val="26"/>
               </w:rPr>
               <w:t>- Nợ phải thu:</w:t>
             </w:r>
@@ -2300,15 +2290,15 @@
               <w:jc w:val="right"/>
               <w:rPr>
                 <w:rFonts w:asciiTheme="majorHAnsi" w:hAnsiTheme="majorHAnsi" w:cstheme="majorHAnsi"/>
-                <w:sz w:val="22"/>
-                <w:szCs w:val="22"/>
-              </w:rPr>
-            </w:pPr>
-            <w:r>
-              <w:rPr>
-                <w:rFonts w:asciiTheme="majorHAnsi" w:hAnsiTheme="majorHAnsi" w:cstheme="majorHAnsi"/>
-                <w:sz w:val="22"/>
-                <w:szCs w:val="22"/>
+                <w:sz w:val="26"/>
+                <w:szCs w:val="26"/>
+              </w:rPr>
+            </w:pPr>
+            <w:r>
+              <w:rPr>
+                <w:rFonts w:asciiTheme="majorHAnsi" w:hAnsiTheme="majorHAnsi" w:cstheme="majorHAnsi"/>
+                <w:sz w:val="26"/>
+                <w:szCs w:val="26"/>
               </w:rPr>
               <w:t>15.097.029.212 đồng</w:t>
             </w:r>
@@ -2324,15 +2314,15 @@
             <w:pPr>
               <w:rPr>
                 <w:rFonts w:asciiTheme="majorHAnsi" w:hAnsiTheme="majorHAnsi" w:cstheme="majorHAnsi"/>
-                <w:sz w:val="22"/>
-                <w:szCs w:val="22"/>
-              </w:rPr>
-            </w:pPr>
-            <w:r>
-              <w:rPr>
-                <w:rFonts w:asciiTheme="majorHAnsi" w:hAnsiTheme="majorHAnsi" w:cstheme="majorHAnsi"/>
-                <w:sz w:val="22"/>
-                <w:szCs w:val="22"/>
+                <w:sz w:val="26"/>
+                <w:szCs w:val="26"/>
+              </w:rPr>
+            </w:pPr>
+            <w:r>
+              <w:rPr>
+                <w:rFonts w:asciiTheme="majorHAnsi" w:hAnsiTheme="majorHAnsi" w:cstheme="majorHAnsi"/>
+                <w:sz w:val="26"/>
+                <w:szCs w:val="26"/>
               </w:rPr>
               <w:t>- TS ngắn hạn khác:</w:t>
             </w:r>
@@ -2347,15 +2337,15 @@
               <w:jc w:val="right"/>
               <w:rPr>
                 <w:rFonts w:asciiTheme="majorHAnsi" w:hAnsiTheme="majorHAnsi" w:cstheme="majorHAnsi"/>
-                <w:sz w:val="22"/>
-                <w:szCs w:val="22"/>
-              </w:rPr>
-            </w:pPr>
-            <w:r>
-              <w:rPr>
-                <w:rFonts w:asciiTheme="majorHAnsi" w:hAnsiTheme="majorHAnsi" w:cstheme="majorHAnsi"/>
-                <w:sz w:val="22"/>
-                <w:szCs w:val="22"/>
+                <w:sz w:val="26"/>
+                <w:szCs w:val="26"/>
+              </w:rPr>
+            </w:pPr>
+            <w:r>
+              <w:rPr>
+                <w:rFonts w:asciiTheme="majorHAnsi" w:hAnsiTheme="majorHAnsi" w:cstheme="majorHAnsi"/>
+                <w:sz w:val="26"/>
+                <w:szCs w:val="26"/>
               </w:rPr>
               <w:t>4.701.278 đồng</w:t>
             </w:r>
@@ -2371,15 +2361,15 @@
             <w:pPr>
               <w:rPr>
                 <w:rFonts w:asciiTheme="majorHAnsi" w:hAnsiTheme="majorHAnsi" w:cstheme="majorHAnsi"/>
-                <w:sz w:val="22"/>
-                <w:szCs w:val="22"/>
-              </w:rPr>
-            </w:pPr>
-            <w:r>
-              <w:rPr>
-                <w:rFonts w:asciiTheme="majorHAnsi" w:hAnsiTheme="majorHAnsi" w:cstheme="majorHAnsi"/>
-                <w:sz w:val="22"/>
-                <w:szCs w:val="22"/>
+                <w:sz w:val="26"/>
+                <w:szCs w:val="26"/>
+              </w:rPr>
+            </w:pPr>
+            <w:r>
+              <w:rPr>
+                <w:rFonts w:asciiTheme="majorHAnsi" w:hAnsiTheme="majorHAnsi" w:cstheme="majorHAnsi"/>
+                <w:sz w:val="26"/>
+                <w:szCs w:val="26"/>
               </w:rPr>
               <w:t>Tài sản dài hạn:</w:t>
             </w:r>
@@ -2394,15 +2384,15 @@
               <w:jc w:val="right"/>
               <w:rPr>
                 <w:rFonts w:asciiTheme="majorHAnsi" w:hAnsiTheme="majorHAnsi" w:cstheme="majorHAnsi"/>
-                <w:sz w:val="22"/>
-                <w:szCs w:val="22"/>
-              </w:rPr>
-            </w:pPr>
-            <w:r>
-              <w:rPr>
-                <w:rFonts w:asciiTheme="majorHAnsi" w:hAnsiTheme="majorHAnsi" w:cstheme="majorHAnsi"/>
-                <w:sz w:val="22"/>
-                <w:szCs w:val="22"/>
+                <w:sz w:val="26"/>
+                <w:szCs w:val="26"/>
+              </w:rPr>
+            </w:pPr>
+            <w:r>
+              <w:rPr>
+                <w:rFonts w:asciiTheme="majorHAnsi" w:hAnsiTheme="majorHAnsi" w:cstheme="majorHAnsi"/>
+                <w:sz w:val="26"/>
+                <w:szCs w:val="26"/>
               </w:rPr>
               <w:t>42.669.279.692 đồng</w:t>
             </w:r>
@@ -2420,8 +2410,8 @@
                 <w:rFonts w:asciiTheme="majorHAnsi" w:hAnsiTheme="majorHAnsi" w:cstheme="majorHAnsi"/>
                 <w:b/>
                 <w:bCs/>
-                <w:sz w:val="22"/>
-                <w:szCs w:val="22"/>
+                <w:sz w:val="26"/>
+                <w:szCs w:val="26"/>
               </w:rPr>
             </w:pPr>
             <w:r>
@@ -2429,8 +2419,8 @@
                 <w:rFonts w:asciiTheme="majorHAnsi" w:hAnsiTheme="majorHAnsi" w:cstheme="majorHAnsi"/>
                 <w:b/>
                 <w:bCs/>
-                <w:sz w:val="22"/>
-                <w:szCs w:val="22"/>
+                <w:sz w:val="26"/>
+                <w:szCs w:val="26"/>
               </w:rPr>
               <w:t>Tổng tài sản:</w:t>
             </w:r>
@@ -2445,15 +2435,15 @@
               <w:jc w:val="right"/>
               <w:rPr>
                 <w:rFonts w:asciiTheme="majorHAnsi" w:hAnsiTheme="majorHAnsi" w:cstheme="majorHAnsi"/>
-                <w:sz w:val="22"/>
-                <w:szCs w:val="22"/>
-              </w:rPr>
-            </w:pPr>
-            <w:r>
-              <w:rPr>
-                <w:rFonts w:asciiTheme="majorHAnsi" w:hAnsiTheme="majorHAnsi" w:cstheme="majorHAnsi"/>
-                <w:sz w:val="22"/>
-                <w:szCs w:val="22"/>
+                <w:sz w:val="26"/>
+                <w:szCs w:val="26"/>
+              </w:rPr>
+            </w:pPr>
+            <w:r>
+              <w:rPr>
+                <w:rFonts w:asciiTheme="majorHAnsi" w:hAnsiTheme="majorHAnsi" w:cstheme="majorHAnsi"/>
+                <w:sz w:val="26"/>
+                <w:szCs w:val="26"/>
               </w:rPr>
               <w:t>140.735.313.178 đồng</w:t>
             </w:r>
@@ -2469,15 +2459,15 @@
             <w:pPr>
               <w:rPr>
                 <w:rFonts w:asciiTheme="majorHAnsi" w:hAnsiTheme="majorHAnsi" w:cstheme="majorHAnsi"/>
-                <w:sz w:val="22"/>
-                <w:szCs w:val="22"/>
-              </w:rPr>
-            </w:pPr>
-            <w:r>
-              <w:rPr>
-                <w:rFonts w:asciiTheme="majorHAnsi" w:hAnsiTheme="majorHAnsi" w:cstheme="majorHAnsi"/>
-                <w:sz w:val="22"/>
-                <w:szCs w:val="22"/>
+                <w:sz w:val="26"/>
+                <w:szCs w:val="26"/>
+              </w:rPr>
+            </w:pPr>
+            <w:r>
+              <w:rPr>
+                <w:rFonts w:asciiTheme="majorHAnsi" w:hAnsiTheme="majorHAnsi" w:cstheme="majorHAnsi"/>
+                <w:sz w:val="26"/>
+                <w:szCs w:val="26"/>
               </w:rPr>
               <w:t>- Nợ ngắn hạn:</w:t>
             </w:r>
@@ -2492,15 +2482,15 @@
               <w:jc w:val="right"/>
               <w:rPr>
                 <w:rFonts w:asciiTheme="majorHAnsi" w:hAnsiTheme="majorHAnsi" w:cstheme="majorHAnsi"/>
-                <w:sz w:val="22"/>
-                <w:szCs w:val="22"/>
-              </w:rPr>
-            </w:pPr>
-            <w:r>
-              <w:rPr>
-                <w:rFonts w:asciiTheme="majorHAnsi" w:hAnsiTheme="majorHAnsi" w:cstheme="majorHAnsi"/>
-                <w:sz w:val="22"/>
-                <w:szCs w:val="22"/>
+                <w:sz w:val="26"/>
+                <w:szCs w:val="26"/>
+              </w:rPr>
+            </w:pPr>
+            <w:r>
+              <w:rPr>
+                <w:rFonts w:asciiTheme="majorHAnsi" w:hAnsiTheme="majorHAnsi" w:cstheme="majorHAnsi"/>
+                <w:sz w:val="26"/>
+                <w:szCs w:val="26"/>
               </w:rPr>
               <w:t>87.747.143.544 đồng</w:t>
             </w:r>
@@ -2516,17 +2506,16 @@
             <w:pPr>
               <w:rPr>
                 <w:rFonts w:asciiTheme="majorHAnsi" w:hAnsiTheme="majorHAnsi" w:cstheme="majorHAnsi"/>
-                <w:sz w:val="22"/>
-                <w:szCs w:val="22"/>
-              </w:rPr>
-            </w:pPr>
-            <w:r>
-              <w:rPr>
-                <w:rFonts w:asciiTheme="majorHAnsi" w:hAnsiTheme="majorHAnsi" w:cstheme="majorHAnsi"/>
-                <w:sz w:val="22"/>
-                <w:szCs w:val="22"/>
-              </w:rPr>
-              <w:lastRenderedPageBreak/>
+                <w:sz w:val="26"/>
+                <w:szCs w:val="26"/>
+              </w:rPr>
+            </w:pPr>
+            <w:r>
+              <w:rPr>
+                <w:rFonts w:asciiTheme="majorHAnsi" w:hAnsiTheme="majorHAnsi" w:cstheme="majorHAnsi"/>
+                <w:sz w:val="26"/>
+                <w:szCs w:val="26"/>
+              </w:rPr>
               <w:t>- Dư nợ vay ngắn hạn:</w:t>
             </w:r>
           </w:p>
@@ -2540,23 +2529,23 @@
               <w:jc w:val="right"/>
               <w:rPr>
                 <w:rFonts w:asciiTheme="majorHAnsi" w:hAnsiTheme="majorHAnsi" w:cstheme="majorHAnsi"/>
-                <w:sz w:val="22"/>
-                <w:szCs w:val="22"/>
-              </w:rPr>
-            </w:pPr>
-            <w:r>
-              <w:rPr>
-                <w:rFonts w:asciiTheme="majorHAnsi" w:hAnsiTheme="majorHAnsi" w:cstheme="majorHAnsi"/>
-                <w:sz w:val="22"/>
-                <w:szCs w:val="22"/>
+                <w:sz w:val="26"/>
+                <w:szCs w:val="26"/>
+              </w:rPr>
+            </w:pPr>
+            <w:r>
+              <w:rPr>
+                <w:rFonts w:asciiTheme="majorHAnsi" w:hAnsiTheme="majorHAnsi" w:cstheme="majorHAnsi"/>
+                <w:sz w:val="26"/>
+                <w:szCs w:val="26"/>
               </w:rPr>
               <w:t xml:space="preserve">78.179.491.091 </w:t>
             </w:r>
             <w:r>
               <w:rPr>
                 <w:rFonts w:asciiTheme="majorHAnsi" w:hAnsiTheme="majorHAnsi" w:cstheme="majorHAnsi"/>
-                <w:sz w:val="22"/>
-                <w:szCs w:val="22"/>
+                <w:sz w:val="26"/>
+                <w:szCs w:val="26"/>
               </w:rPr>
               <w:t>đồng</w:t>
             </w:r>
@@ -2572,15 +2561,15 @@
             <w:pPr>
               <w:rPr>
                 <w:rFonts w:asciiTheme="majorHAnsi" w:hAnsiTheme="majorHAnsi" w:cstheme="majorHAnsi"/>
-                <w:sz w:val="22"/>
-                <w:szCs w:val="22"/>
-              </w:rPr>
-            </w:pPr>
-            <w:r>
-              <w:rPr>
-                <w:rFonts w:asciiTheme="majorHAnsi" w:hAnsiTheme="majorHAnsi" w:cstheme="majorHAnsi"/>
-                <w:sz w:val="22"/>
-                <w:szCs w:val="22"/>
+                <w:sz w:val="26"/>
+                <w:szCs w:val="26"/>
+              </w:rPr>
+            </w:pPr>
+            <w:r>
+              <w:rPr>
+                <w:rFonts w:asciiTheme="majorHAnsi" w:hAnsiTheme="majorHAnsi" w:cstheme="majorHAnsi"/>
+                <w:sz w:val="26"/>
+                <w:szCs w:val="26"/>
               </w:rPr>
               <w:t>Nợ dài hạn:</w:t>
             </w:r>
@@ -2600,15 +2589,15 @@
               <w:jc w:val="right"/>
               <w:rPr>
                 <w:rFonts w:asciiTheme="majorHAnsi" w:hAnsiTheme="majorHAnsi" w:cstheme="majorHAnsi"/>
-                <w:sz w:val="22"/>
-                <w:szCs w:val="22"/>
-              </w:rPr>
-            </w:pPr>
-            <w:r>
-              <w:rPr>
-                <w:rFonts w:asciiTheme="majorHAnsi" w:hAnsiTheme="majorHAnsi" w:cstheme="majorHAnsi"/>
-                <w:sz w:val="22"/>
-                <w:szCs w:val="22"/>
+                <w:sz w:val="26"/>
+                <w:szCs w:val="26"/>
+              </w:rPr>
+            </w:pPr>
+            <w:r>
+              <w:rPr>
+                <w:rFonts w:asciiTheme="majorHAnsi" w:hAnsiTheme="majorHAnsi" w:cstheme="majorHAnsi"/>
+                <w:sz w:val="26"/>
+                <w:szCs w:val="26"/>
               </w:rPr>
               <w:t>đồng</w:t>
             </w:r>
@@ -2624,15 +2613,15 @@
             <w:pPr>
               <w:rPr>
                 <w:rFonts w:asciiTheme="majorHAnsi" w:hAnsiTheme="majorHAnsi" w:cstheme="majorHAnsi"/>
-                <w:sz w:val="22"/>
-                <w:szCs w:val="22"/>
-              </w:rPr>
-            </w:pPr>
-            <w:r>
-              <w:rPr>
-                <w:rFonts w:asciiTheme="majorHAnsi" w:hAnsiTheme="majorHAnsi" w:cstheme="majorHAnsi"/>
-                <w:sz w:val="22"/>
-                <w:szCs w:val="22"/>
+                <w:sz w:val="26"/>
+                <w:szCs w:val="26"/>
+              </w:rPr>
+            </w:pPr>
+            <w:r>
+              <w:rPr>
+                <w:rFonts w:asciiTheme="majorHAnsi" w:hAnsiTheme="majorHAnsi" w:cstheme="majorHAnsi"/>
+                <w:sz w:val="26"/>
+                <w:szCs w:val="26"/>
               </w:rPr>
               <w:t>- Vốn chủ sở hữu:</w:t>
             </w:r>
@@ -2647,15 +2636,15 @@
               <w:jc w:val="right"/>
               <w:rPr>
                 <w:rFonts w:asciiTheme="majorHAnsi" w:hAnsiTheme="majorHAnsi" w:cstheme="majorHAnsi"/>
-                <w:sz w:val="22"/>
-                <w:szCs w:val="22"/>
-              </w:rPr>
-            </w:pPr>
-            <w:r>
-              <w:rPr>
-                <w:rFonts w:asciiTheme="majorHAnsi" w:hAnsiTheme="majorHAnsi" w:cstheme="majorHAnsi"/>
-                <w:sz w:val="22"/>
-                <w:szCs w:val="22"/>
+                <w:sz w:val="26"/>
+                <w:szCs w:val="26"/>
+              </w:rPr>
+            </w:pPr>
+            <w:r>
+              <w:rPr>
+                <w:rFonts w:asciiTheme="majorHAnsi" w:hAnsiTheme="majorHAnsi" w:cstheme="majorHAnsi"/>
+                <w:sz w:val="26"/>
+                <w:szCs w:val="26"/>
               </w:rPr>
               <w:t>52.988.169.634 đồng</w:t>
             </w:r>
@@ -2671,8 +2660,8 @@
             <w:pPr>
               <w:rPr>
                 <w:rFonts w:asciiTheme="majorHAnsi" w:hAnsiTheme="majorHAnsi" w:cstheme="majorHAnsi"/>
-                <w:sz w:val="22"/>
-                <w:szCs w:val="22"/>
+                <w:sz w:val="26"/>
+                <w:szCs w:val="26"/>
               </w:rPr>
             </w:pPr>
             <w:r>
@@ -2680,8 +2669,8 @@
                 <w:rFonts w:asciiTheme="majorHAnsi" w:hAnsiTheme="majorHAnsi" w:cstheme="majorHAnsi"/>
                 <w:b/>
                 <w:bCs/>
-                <w:sz w:val="22"/>
-                <w:szCs w:val="22"/>
+                <w:sz w:val="26"/>
+                <w:szCs w:val="26"/>
               </w:rPr>
               <w:t>Tổng nguồn vốn:</w:t>
             </w:r>
@@ -2696,15 +2685,15 @@
               <w:jc w:val="right"/>
               <w:rPr>
                 <w:rFonts w:asciiTheme="majorHAnsi" w:hAnsiTheme="majorHAnsi" w:cstheme="majorHAnsi"/>
-                <w:sz w:val="22"/>
-                <w:szCs w:val="22"/>
-              </w:rPr>
-            </w:pPr>
-            <w:r>
-              <w:rPr>
-                <w:rFonts w:asciiTheme="majorHAnsi" w:hAnsiTheme="majorHAnsi" w:cstheme="majorHAnsi"/>
-                <w:sz w:val="22"/>
-                <w:szCs w:val="22"/>
+                <w:sz w:val="26"/>
+                <w:szCs w:val="26"/>
+              </w:rPr>
+            </w:pPr>
+            <w:r>
+              <w:rPr>
+                <w:rFonts w:asciiTheme="majorHAnsi" w:hAnsiTheme="majorHAnsi" w:cstheme="majorHAnsi"/>
+                <w:sz w:val="26"/>
+                <w:szCs w:val="26"/>
               </w:rPr>
               <w:t>140.735.313.178 đồng</w:t>
             </w:r>
@@ -2717,8 +2706,8 @@
         <w:spacing w:line="240" w:lineRule="auto"/>
         <w:rPr>
           <w:rFonts w:asciiTheme="majorHAnsi" w:hAnsiTheme="majorHAnsi" w:cstheme="majorHAnsi"/>
-          <w:sz w:val="22"/>
-          <w:szCs w:val="22"/>
+          <w:sz w:val="26"/>
+          <w:szCs w:val="26"/>
         </w:rPr>
       </w:pPr>
     </w:p>
@@ -2726,15 +2715,15 @@
       <w:pPr>
         <w:rPr>
           <w:rFonts w:asciiTheme="majorHAnsi" w:hAnsiTheme="majorHAnsi" w:cstheme="majorHAnsi"/>
-          <w:sz w:val="22"/>
-          <w:szCs w:val="22"/>
-        </w:rPr>
-      </w:pPr>
-      <w:r>
-        <w:rPr>
-          <w:rFonts w:asciiTheme="majorHAnsi" w:hAnsiTheme="majorHAnsi" w:cstheme="majorHAnsi"/>
-          <w:sz w:val="22"/>
-          <w:szCs w:val="22"/>
+          <w:sz w:val="26"/>
+          <w:szCs w:val="26"/>
+        </w:rPr>
+      </w:pPr>
+      <w:r>
+        <w:rPr>
+          <w:rFonts w:asciiTheme="majorHAnsi" w:hAnsiTheme="majorHAnsi" w:cstheme="majorHAnsi"/>
+          <w:sz w:val="26"/>
+          <w:szCs w:val="26"/>
           <w:u w:val="single"/>
         </w:rPr>
         <w:t>Kết luận:</w:t>
@@ -2746,23 +2735,23 @@
         <w:jc w:val="both"/>
         <w:rPr>
           <w:rFonts w:asciiTheme="majorHAnsi" w:hAnsiTheme="majorHAnsi" w:cstheme="majorHAnsi"/>
-          <w:sz w:val="22"/>
-          <w:szCs w:val="22"/>
-        </w:rPr>
-      </w:pPr>
-      <w:r>
-        <w:rPr>
-          <w:rFonts w:asciiTheme="majorHAnsi" w:hAnsiTheme="majorHAnsi" w:cstheme="majorHAnsi"/>
-          <w:sz w:val="22"/>
-          <w:szCs w:val="22"/>
+          <w:sz w:val="26"/>
+          <w:szCs w:val="26"/>
+        </w:rPr>
+      </w:pPr>
+      <w:r>
+        <w:rPr>
+          <w:rFonts w:asciiTheme="majorHAnsi" w:hAnsiTheme="majorHAnsi" w:cstheme="majorHAnsi"/>
+          <w:sz w:val="26"/>
+          <w:szCs w:val="26"/>
         </w:rPr>
         <w:t>-</w:t>
       </w:r>
       <w:r>
         <w:rPr>
           <w:rFonts w:asciiTheme="majorHAnsi" w:hAnsiTheme="majorHAnsi" w:cstheme="majorHAnsi"/>
-          <w:sz w:val="22"/>
-          <w:szCs w:val="22"/>
+          <w:sz w:val="26"/>
+          <w:szCs w:val="26"/>
         </w:rPr>
         <w:t>Tình hình tài chính của Công ty tốt, khả năng thanh toán các khoản nợ ngắn hạn được bảo đảm; vốn lưu động, tăng tồn kho quay vòng hợp lý, cơ cấu vốn chủ sở hữu hợp lý; không tăng vốn ngắn hạn đầu tư tài sản dài hạn, sử dụng đòn nợ hiệu quả. Vật tư tăng hóa đảm bảo kỳ vay.</w:t>
       </w:r>
@@ -2773,23 +2762,23 @@
         <w:jc w:val="both"/>
         <w:rPr>
           <w:rFonts w:asciiTheme="majorHAnsi" w:hAnsiTheme="majorHAnsi" w:cstheme="majorHAnsi"/>
-          <w:sz w:val="22"/>
-          <w:szCs w:val="22"/>
-        </w:rPr>
-      </w:pPr>
-      <w:r>
-        <w:rPr>
-          <w:rFonts w:asciiTheme="majorHAnsi" w:hAnsiTheme="majorHAnsi" w:cstheme="majorHAnsi"/>
-          <w:sz w:val="22"/>
-          <w:szCs w:val="22"/>
+          <w:sz w:val="26"/>
+          <w:szCs w:val="26"/>
+        </w:rPr>
+      </w:pPr>
+      <w:r>
+        <w:rPr>
+          <w:rFonts w:asciiTheme="majorHAnsi" w:hAnsiTheme="majorHAnsi" w:cstheme="majorHAnsi"/>
+          <w:sz w:val="26"/>
+          <w:szCs w:val="26"/>
         </w:rPr>
         <w:t>-</w:t>
       </w:r>
       <w:r>
         <w:rPr>
           <w:rFonts w:asciiTheme="majorHAnsi" w:hAnsiTheme="majorHAnsi" w:cstheme="majorHAnsi"/>
-          <w:sz w:val="22"/>
-          <w:szCs w:val="22"/>
+          <w:sz w:val="26"/>
+          <w:szCs w:val="26"/>
         </w:rPr>
         <w:t>Kết quả sản xuất kinh doanh của Công ty: Công ty hoạt động hiệu quả, kinh doanh có lãi.</w:t>
       </w:r>
@@ -2804,8 +2793,8 @@
           <w:rFonts w:asciiTheme="majorHAnsi" w:hAnsiTheme="majorHAnsi" w:cstheme="majorHAnsi"/>
           <w:b/>
           <w:bCs/>
-          <w:sz w:val="22"/>
-          <w:szCs w:val="22"/>
+          <w:sz w:val="28"/>
+          <w:szCs w:val="28"/>
         </w:rPr>
       </w:pPr>
       <w:r>
@@ -2813,8 +2802,8 @@
           <w:rFonts w:asciiTheme="majorHAnsi" w:hAnsiTheme="majorHAnsi" w:cstheme="majorHAnsi"/>
           <w:b/>
           <w:bCs/>
-          <w:sz w:val="22"/>
-          <w:szCs w:val="22"/>
+          <w:sz w:val="28"/>
+          <w:szCs w:val="28"/>
           <w:highlight w:val="lightGray"/>
         </w:rPr>
         <w:t>II. THÔNG TIN VỀ YÊU CẦU CỦA KHÁCH HÀNG</w:t>
@@ -2824,8 +2813,8 @@
           <w:rFonts w:asciiTheme="majorHAnsi" w:hAnsiTheme="majorHAnsi" w:cstheme="majorHAnsi"/>
           <w:b/>
           <w:bCs/>
-          <w:sz w:val="22"/>
-          <w:szCs w:val="22"/>
+          <w:sz w:val="28"/>
+          <w:szCs w:val="28"/>
           <w:highlight w:val="lightGray"/>
         </w:rPr>
         <w:tab/>
@@ -2838,8 +2827,8 @@
           <w:rFonts w:asciiTheme="majorHAnsi" w:hAnsiTheme="majorHAnsi" w:cstheme="majorHAnsi"/>
           <w:b/>
           <w:bCs/>
-          <w:sz w:val="22"/>
-          <w:szCs w:val="22"/>
+          <w:sz w:val="26"/>
+          <w:szCs w:val="26"/>
         </w:rPr>
       </w:pPr>
       <w:r>
@@ -2847,8 +2836,8 @@
           <w:rFonts w:asciiTheme="majorHAnsi" w:hAnsiTheme="majorHAnsi" w:cstheme="majorHAnsi"/>
           <w:b/>
           <w:bCs/>
-          <w:sz w:val="22"/>
-          <w:szCs w:val="22"/>
+          <w:sz w:val="26"/>
+          <w:szCs w:val="26"/>
         </w:rPr>
         <w:t xml:space="preserve">1- </w:t>
       </w:r>
@@ -2857,8 +2846,8 @@
           <w:rFonts w:asciiTheme="majorHAnsi" w:hAnsiTheme="majorHAnsi" w:cstheme="majorHAnsi"/>
           <w:b/>
           <w:bCs/>
-          <w:sz w:val="22"/>
-          <w:szCs w:val="22"/>
+          <w:sz w:val="26"/>
+          <w:szCs w:val="26"/>
         </w:rPr>
         <w:t>Yêu cầu Bảo lãnh</w:t>
       </w:r>
@@ -2893,15 +2882,15 @@
                 <w:rFonts w:asciiTheme="majorHAnsi" w:hAnsiTheme="majorHAnsi" w:cstheme="majorHAnsi"/>
                 <w:b/>
                 <w:bCs/>
-                <w:sz w:val="22"/>
-                <w:szCs w:val="22"/>
-              </w:rPr>
-            </w:pPr>
-            <w:r>
-              <w:rPr>
-                <w:rFonts w:asciiTheme="majorHAnsi" w:hAnsiTheme="majorHAnsi" w:cstheme="majorHAnsi"/>
-                <w:sz w:val="22"/>
-                <w:szCs w:val="22"/>
+                <w:sz w:val="26"/>
+                <w:szCs w:val="26"/>
+              </w:rPr>
+            </w:pPr>
+            <w:r>
+              <w:rPr>
+                <w:rFonts w:asciiTheme="majorHAnsi" w:hAnsiTheme="majorHAnsi" w:cstheme="majorHAnsi"/>
+                <w:sz w:val="26"/>
+                <w:szCs w:val="26"/>
               </w:rPr>
               <w:t>Yêu cầu của KH:</w:t>
             </w:r>
@@ -2916,16 +2905,16 @@
               <w:rPr>
                 <w:rFonts w:asciiTheme="majorHAnsi" w:hAnsiTheme="majorHAnsi" w:cstheme="majorHAnsi"/>
                 <w:color w:val="4472C4" w:themeColor="accent1"/>
-                <w:sz w:val="22"/>
-                <w:szCs w:val="22"/>
+                <w:sz w:val="26"/>
+                <w:szCs w:val="26"/>
               </w:rPr>
             </w:pPr>
             <w:r>
               <w:rPr>
                 <w:rFonts w:asciiTheme="majorHAnsi" w:hAnsiTheme="majorHAnsi" w:cstheme="majorHAnsi"/>
                 <w:color w:val="4472C4" w:themeColor="accent1"/>
-                <w:sz w:val="22"/>
-                <w:szCs w:val="22"/>
+                <w:sz w:val="26"/>
+                <w:szCs w:val="26"/>
               </w:rPr>
               <w:t xml:space="preserve">Ngày </w:t>
             </w:r>
@@ -2934,8 +2923,8 @@
                 <w:rFonts w:ascii="Times New Roman" w:hAnsi="Times New Roman" w:cs="Times New Roman"/>
                 <w:i/>
                 <w:color w:val="4472C4" w:themeColor="accent1"/>
-                <w:sz w:val="22"/>
-                <w:szCs w:val="22"/>
+                <w:sz w:val="26"/>
+                <w:szCs w:val="26"/>
               </w:rPr>
               <w:t>{{GUARANTEE_DATE}}</w:t>
             </w:r>
@@ -2951,15 +2940,15 @@
             <w:pPr>
               <w:rPr>
                 <w:rFonts w:asciiTheme="majorHAnsi" w:hAnsiTheme="majorHAnsi" w:cstheme="majorHAnsi"/>
-                <w:sz w:val="22"/>
-                <w:szCs w:val="22"/>
-              </w:rPr>
-            </w:pPr>
-            <w:r>
-              <w:rPr>
-                <w:rFonts w:asciiTheme="majorHAnsi" w:hAnsiTheme="majorHAnsi" w:cstheme="majorHAnsi"/>
-                <w:sz w:val="22"/>
-                <w:szCs w:val="22"/>
+                <w:sz w:val="26"/>
+                <w:szCs w:val="26"/>
+              </w:rPr>
+            </w:pPr>
+            <w:r>
+              <w:rPr>
+                <w:rFonts w:asciiTheme="majorHAnsi" w:hAnsiTheme="majorHAnsi" w:cstheme="majorHAnsi"/>
+                <w:sz w:val="26"/>
+                <w:szCs w:val="26"/>
               </w:rPr>
               <w:t>Số tiền cấp bảo lãnh:</w:t>
             </w:r>
@@ -2974,8 +2963,8 @@
               <w:rPr>
                 <w:rFonts w:ascii="Times New Roman" w:hAnsi="Times New Roman" w:cs="Times New Roman"/>
                 <w:color w:val="4472C4" w:themeColor="accent1"/>
-                <w:sz w:val="22"/>
-                <w:szCs w:val="22"/>
+                <w:sz w:val="26"/>
+                <w:szCs w:val="26"/>
               </w:rPr>
             </w:pPr>
             <w:r>
@@ -2984,8 +2973,8 @@
                 <w:b/>
                 <w:bCs/>
                 <w:color w:val="4472C4" w:themeColor="accent1"/>
-                <w:sz w:val="22"/>
-                <w:szCs w:val="22"/>
+                <w:sz w:val="26"/>
+                <w:szCs w:val="26"/>
               </w:rPr>
               <w:t>{{EXPECTED_GUARANTEE_AMOUNT}}</w:t>
             </w:r>
@@ -2994,8 +2983,8 @@
                 <w:b/>
                 <w:bCs/>
                 <w:color w:val="4472C4" w:themeColor="accent1"/>
-                <w:sz w:val="22"/>
-                <w:szCs w:val="22"/>
+                <w:sz w:val="26"/>
+                <w:szCs w:val="26"/>
               </w:rPr>
               <w:t xml:space="preserve"> </w:t>
             </w:r>
@@ -3003,8 +2992,8 @@
               <w:rPr>
                 <w:rFonts w:ascii="Times New Roman" w:hAnsi="Times New Roman" w:cs="Times New Roman"/>
                 <w:color w:val="4472C4" w:themeColor="accent1"/>
-                <w:sz w:val="22"/>
-                <w:szCs w:val="22"/>
+                <w:sz w:val="26"/>
+                <w:szCs w:val="26"/>
               </w:rPr>
               <w:t>(bằng chữ:</w:t>
             </w:r>
@@ -3013,8 +3002,8 @@
                 <w:b/>
                 <w:bCs/>
                 <w:color w:val="4472C4" w:themeColor="accent1"/>
-                <w:sz w:val="22"/>
-                <w:szCs w:val="22"/>
+                <w:sz w:val="26"/>
+                <w:szCs w:val="26"/>
               </w:rPr>
               <w:t xml:space="preserve"> </w:t>
             </w:r>
@@ -3024,8 +3013,8 @@
                 <w:b/>
                 <w:bCs/>
                 <w:color w:val="4472C4" w:themeColor="accent1"/>
-                <w:sz w:val="22"/>
-                <w:szCs w:val="22"/>
+                <w:sz w:val="26"/>
+                <w:szCs w:val="26"/>
               </w:rPr>
               <w:t>{{EXPECTED_GUARANTEE_AMOUNT_TEXT}}</w:t>
             </w:r>
@@ -3033,8 +3022,8 @@
               <w:rPr>
                 <w:rFonts w:ascii="Times New Roman" w:hAnsi="Times New Roman" w:cs="Times New Roman"/>
                 <w:color w:val="4472C4" w:themeColor="accent1"/>
-                <w:sz w:val="22"/>
-                <w:szCs w:val="22"/>
+                <w:sz w:val="26"/>
+                <w:szCs w:val="26"/>
               </w:rPr>
               <w:t>.)</w:t>
             </w:r>
@@ -3044,8 +3033,8 @@
               <w:rPr>
                 <w:rFonts w:asciiTheme="majorHAnsi" w:hAnsiTheme="majorHAnsi" w:cstheme="majorHAnsi"/>
                 <w:color w:val="4472C4" w:themeColor="accent1"/>
-                <w:sz w:val="22"/>
-                <w:szCs w:val="22"/>
+                <w:sz w:val="26"/>
+                <w:szCs w:val="26"/>
               </w:rPr>
             </w:pPr>
           </w:p>
@@ -3057,15 +3046,15 @@
         <w:spacing w:line="240" w:lineRule="auto"/>
         <w:rPr>
           <w:rFonts w:asciiTheme="majorHAnsi" w:hAnsiTheme="majorHAnsi" w:cstheme="majorHAnsi"/>
-          <w:sz w:val="22"/>
-          <w:szCs w:val="22"/>
-        </w:rPr>
-      </w:pPr>
-      <w:r>
-        <w:rPr>
-          <w:rFonts w:asciiTheme="majorHAnsi" w:hAnsiTheme="majorHAnsi" w:cstheme="majorHAnsi"/>
-          <w:sz w:val="22"/>
-          <w:szCs w:val="22"/>
+          <w:sz w:val="26"/>
+          <w:szCs w:val="26"/>
+        </w:rPr>
+      </w:pPr>
+      <w:r>
+        <w:rPr>
+          <w:rFonts w:asciiTheme="majorHAnsi" w:hAnsiTheme="majorHAnsi" w:cstheme="majorHAnsi"/>
+          <w:sz w:val="26"/>
+          <w:szCs w:val="26"/>
         </w:rPr>
         <w:t xml:space="preserve">Sản phẩm tín dụng: </w:t>
       </w:r>
@@ -3100,8 +3089,8 @@
               <w:jc w:val="center"/>
               <w:rPr>
                 <w:rFonts w:asciiTheme="majorHAnsi" w:hAnsiTheme="majorHAnsi" w:cstheme="majorHAnsi"/>
-                <w:sz w:val="22"/>
-                <w:szCs w:val="22"/>
+                <w:sz w:val="26"/>
+                <w:szCs w:val="26"/>
               </w:rPr>
             </w:pPr>
           </w:p>
@@ -3121,15 +3110,15 @@
               <w:jc w:val="center"/>
               <w:rPr>
                 <w:rFonts w:asciiTheme="majorHAnsi" w:hAnsiTheme="majorHAnsi" w:cstheme="majorHAnsi"/>
-                <w:sz w:val="22"/>
-                <w:szCs w:val="22"/>
-              </w:rPr>
-            </w:pPr>
-            <w:r>
-              <w:rPr>
-                <w:rFonts w:asciiTheme="majorHAnsi" w:hAnsiTheme="majorHAnsi" w:cstheme="majorHAnsi"/>
-                <w:sz w:val="22"/>
-                <w:szCs w:val="22"/>
+                <w:sz w:val="26"/>
+                <w:szCs w:val="26"/>
+              </w:rPr>
+            </w:pPr>
+            <w:r>
+              <w:rPr>
+                <w:rFonts w:asciiTheme="majorHAnsi" w:hAnsiTheme="majorHAnsi" w:cstheme="majorHAnsi"/>
+                <w:sz w:val="26"/>
+                <w:szCs w:val="26"/>
               </w:rPr>
               <w:t>Cho vay</w:t>
             </w:r>
@@ -3148,8 +3137,8 @@
               <w:jc w:val="center"/>
               <w:rPr>
                 <w:rFonts w:asciiTheme="majorHAnsi" w:hAnsiTheme="majorHAnsi" w:cstheme="majorHAnsi"/>
-                <w:sz w:val="22"/>
-                <w:szCs w:val="22"/>
+                <w:sz w:val="26"/>
+                <w:szCs w:val="26"/>
               </w:rPr>
             </w:pPr>
           </w:p>
@@ -3169,15 +3158,15 @@
               <w:jc w:val="center"/>
               <w:rPr>
                 <w:rFonts w:asciiTheme="majorHAnsi" w:hAnsiTheme="majorHAnsi" w:cstheme="majorHAnsi"/>
-                <w:sz w:val="22"/>
-                <w:szCs w:val="22"/>
-              </w:rPr>
-            </w:pPr>
-            <w:r>
-              <w:rPr>
-                <w:rFonts w:asciiTheme="majorHAnsi" w:hAnsiTheme="majorHAnsi" w:cstheme="majorHAnsi"/>
-                <w:sz w:val="22"/>
-                <w:szCs w:val="22"/>
+                <w:sz w:val="26"/>
+                <w:szCs w:val="26"/>
+              </w:rPr>
+            </w:pPr>
+            <w:r>
+              <w:rPr>
+                <w:rFonts w:asciiTheme="majorHAnsi" w:hAnsiTheme="majorHAnsi" w:cstheme="majorHAnsi"/>
+                <w:sz w:val="26"/>
+                <w:szCs w:val="26"/>
               </w:rPr>
               <w:t>Chiết khấu</w:t>
             </w:r>
@@ -3196,15 +3185,15 @@
               <w:jc w:val="center"/>
               <w:rPr>
                 <w:rFonts w:asciiTheme="majorHAnsi" w:hAnsiTheme="majorHAnsi" w:cstheme="majorHAnsi"/>
-                <w:sz w:val="22"/>
-                <w:szCs w:val="22"/>
-              </w:rPr>
-            </w:pPr>
-            <w:r>
-              <w:rPr>
-                <w:rFonts w:asciiTheme="majorHAnsi" w:hAnsiTheme="majorHAnsi" w:cstheme="majorHAnsi"/>
-                <w:sz w:val="22"/>
-                <w:szCs w:val="22"/>
+                <w:sz w:val="26"/>
+                <w:szCs w:val="26"/>
+              </w:rPr>
+            </w:pPr>
+            <w:r>
+              <w:rPr>
+                <w:rFonts w:asciiTheme="majorHAnsi" w:hAnsiTheme="majorHAnsi" w:cstheme="majorHAnsi"/>
+                <w:sz w:val="26"/>
+                <w:szCs w:val="26"/>
               </w:rPr>
               <w:t>X</w:t>
             </w:r>
@@ -3225,15 +3214,15 @@
               <w:jc w:val="center"/>
               <w:rPr>
                 <w:rFonts w:asciiTheme="majorHAnsi" w:hAnsiTheme="majorHAnsi" w:cstheme="majorHAnsi"/>
-                <w:sz w:val="22"/>
-                <w:szCs w:val="22"/>
-              </w:rPr>
-            </w:pPr>
-            <w:r>
-              <w:rPr>
-                <w:rFonts w:asciiTheme="majorHAnsi" w:hAnsiTheme="majorHAnsi" w:cstheme="majorHAnsi"/>
-                <w:sz w:val="22"/>
-                <w:szCs w:val="22"/>
+                <w:sz w:val="26"/>
+                <w:szCs w:val="26"/>
+              </w:rPr>
+            </w:pPr>
+            <w:r>
+              <w:rPr>
+                <w:rFonts w:asciiTheme="majorHAnsi" w:hAnsiTheme="majorHAnsi" w:cstheme="majorHAnsi"/>
+                <w:sz w:val="26"/>
+                <w:szCs w:val="26"/>
               </w:rPr>
               <w:t>Bảo lãnh</w:t>
             </w:r>
@@ -3252,8 +3241,8 @@
               <w:jc w:val="center"/>
               <w:rPr>
                 <w:rFonts w:asciiTheme="majorHAnsi" w:hAnsiTheme="majorHAnsi" w:cstheme="majorHAnsi"/>
-                <w:sz w:val="22"/>
-                <w:szCs w:val="22"/>
+                <w:sz w:val="26"/>
+                <w:szCs w:val="26"/>
               </w:rPr>
             </w:pPr>
           </w:p>
@@ -3273,15 +3262,15 @@
               <w:jc w:val="center"/>
               <w:rPr>
                 <w:rFonts w:asciiTheme="majorHAnsi" w:hAnsiTheme="majorHAnsi" w:cstheme="majorHAnsi"/>
-                <w:sz w:val="22"/>
-                <w:szCs w:val="22"/>
-              </w:rPr>
-            </w:pPr>
-            <w:r>
-              <w:rPr>
-                <w:rFonts w:asciiTheme="majorHAnsi" w:hAnsiTheme="majorHAnsi" w:cstheme="majorHAnsi"/>
-                <w:sz w:val="22"/>
-                <w:szCs w:val="22"/>
+                <w:sz w:val="26"/>
+                <w:szCs w:val="26"/>
+              </w:rPr>
+            </w:pPr>
+            <w:r>
+              <w:rPr>
+                <w:rFonts w:asciiTheme="majorHAnsi" w:hAnsiTheme="majorHAnsi" w:cstheme="majorHAnsi"/>
+                <w:sz w:val="26"/>
+                <w:szCs w:val="26"/>
               </w:rPr>
               <w:t>Mở L/C</w:t>
             </w:r>
@@ -3295,8 +3284,8 @@
         <w:ind w:left="720"/>
         <w:rPr>
           <w:rFonts w:asciiTheme="majorHAnsi" w:hAnsiTheme="majorHAnsi" w:cstheme="majorHAnsi"/>
-          <w:sz w:val="22"/>
-          <w:szCs w:val="22"/>
+          <w:sz w:val="26"/>
+          <w:szCs w:val="26"/>
         </w:rPr>
       </w:pPr>
     </w:p>
@@ -3329,15 +3318,15 @@
               <w:jc w:val="both"/>
               <w:rPr>
                 <w:rFonts w:asciiTheme="majorHAnsi" w:hAnsiTheme="majorHAnsi" w:cstheme="majorHAnsi"/>
-                <w:sz w:val="22"/>
-                <w:szCs w:val="22"/>
-              </w:rPr>
-            </w:pPr>
-            <w:r>
-              <w:rPr>
-                <w:rFonts w:asciiTheme="majorHAnsi" w:hAnsiTheme="majorHAnsi" w:cstheme="majorHAnsi"/>
-                <w:sz w:val="22"/>
-                <w:szCs w:val="22"/>
+                <w:sz w:val="26"/>
+                <w:szCs w:val="26"/>
+              </w:rPr>
+            </w:pPr>
+            <w:r>
+              <w:rPr>
+                <w:rFonts w:asciiTheme="majorHAnsi" w:hAnsiTheme="majorHAnsi" w:cstheme="majorHAnsi"/>
+                <w:sz w:val="26"/>
+                <w:szCs w:val="26"/>
               </w:rPr>
               <w:t>Mục đích:</w:t>
             </w:r>
@@ -3352,33 +3341,50 @@
               <w:jc w:val="both"/>
               <w:rPr>
                 <w:rFonts w:asciiTheme="majorHAnsi" w:hAnsiTheme="majorHAnsi" w:cstheme="majorHAnsi"/>
-                <w:sz w:val="22"/>
-                <w:szCs w:val="22"/>
-              </w:rPr>
-            </w:pPr>
-            <w:r>
-              <w:rPr>
-                <w:rFonts w:asciiTheme="majorHAnsi" w:hAnsiTheme="majorHAnsi" w:cstheme="majorHAnsi"/>
-                <w:sz w:val="22"/>
-                <w:szCs w:val="22"/>
-              </w:rPr>
-              <w:t>Bảo lãnh thanh toán 85% giá trị hợp đồng theo Hợp đồng nguyên tắc mua bán hàng hóa số 2507VS066/HĐNT/HTV ký ngày 01/07/2025, và Phụ lục</w:t>
-            </w:r>
-            <w:r>
-              <w:rPr>
-                <w:rFonts w:asciiTheme="majorHAnsi" w:hAnsiTheme="majorHAnsi" w:cstheme="majorHAnsi"/>
-                <w:sz w:val="22"/>
-                <w:szCs w:val="22"/>
+                <w:sz w:val="26"/>
+                <w:szCs w:val="26"/>
+              </w:rPr>
+            </w:pPr>
+            <w:r>
+              <w:rPr>
+                <w:rFonts w:asciiTheme="majorHAnsi" w:hAnsiTheme="majorHAnsi" w:cstheme="majorHAnsi"/>
+                <w:sz w:val="26"/>
+                <w:szCs w:val="26"/>
+              </w:rPr>
+              <w:t xml:space="preserve">Bảo lãnh thanh toán 85% giá trị hợp đồng theo Hợp đồng nguyên tắc mua bán hàng hóa số 2507VS066/HĐNT/HTV ký ngày 01/07/2025, và Phụ </w:t>
+            </w:r>
+            <w:r>
+              <w:rPr>
+                <w:rFonts w:asciiTheme="majorHAnsi" w:hAnsiTheme="majorHAnsi" w:cstheme="majorHAnsi"/>
+                <w:sz w:val="26"/>
+                <w:szCs w:val="26"/>
+              </w:rPr>
+              <w:lastRenderedPageBreak/>
+              <w:t>lục</w:t>
+            </w:r>
+            <w:r>
+              <w:rPr>
+                <w:rFonts w:asciiTheme="majorHAnsi" w:hAnsiTheme="majorHAnsi" w:cstheme="majorHAnsi"/>
+                <w:sz w:val="26"/>
+                <w:szCs w:val="26"/>
               </w:rPr>
               <w:t xml:space="preserve"> </w:t>
             </w:r>
             <w:r>
               <w:rPr>
                 <w:rFonts w:asciiTheme="majorHAnsi" w:hAnsiTheme="majorHAnsi" w:cstheme="majorHAnsi"/>
-                <w:sz w:val="22"/>
-                <w:szCs w:val="22"/>
-              </w:rPr>
-              <w:t>hợp đồng mua số 260109-001/PLHD/VS066 ngày 08/01/2026</w:t>
+                <w:sz w:val="26"/>
+                <w:szCs w:val="26"/>
+              </w:rPr>
+              <w:t xml:space="preserve">hợp đồng mua số 260109-001/PLHD/VS066 ngày </w:t>
+            </w:r>
+            <w:r>
+              <w:rPr>
+                <w:rFonts w:ascii="Times New Roman" w:hAnsi="Times New Roman" w:cs="Times New Roman"/>
+                <w:i/>
+                <w:color w:val="0070C0"/>
+              </w:rPr>
+              <w:t>{{GUARANTEE_DATE}}</w:t>
             </w:r>
           </w:p>
         </w:tc>
@@ -3393,16 +3399,17 @@
               <w:jc w:val="both"/>
               <w:rPr>
                 <w:rFonts w:asciiTheme="majorHAnsi" w:hAnsiTheme="majorHAnsi" w:cstheme="majorHAnsi"/>
-                <w:sz w:val="22"/>
-                <w:szCs w:val="22"/>
-              </w:rPr>
-            </w:pPr>
-            <w:r>
-              <w:rPr>
-                <w:rFonts w:asciiTheme="majorHAnsi" w:hAnsiTheme="majorHAnsi" w:cstheme="majorHAnsi"/>
-                <w:sz w:val="22"/>
-                <w:szCs w:val="22"/>
-              </w:rPr>
+                <w:sz w:val="26"/>
+                <w:szCs w:val="26"/>
+              </w:rPr>
+            </w:pPr>
+            <w:r>
+              <w:rPr>
+                <w:rFonts w:asciiTheme="majorHAnsi" w:hAnsiTheme="majorHAnsi" w:cstheme="majorHAnsi"/>
+                <w:sz w:val="26"/>
+                <w:szCs w:val="26"/>
+              </w:rPr>
+              <w:lastRenderedPageBreak/>
               <w:t>Đơn vị nhận bảo lãnh:</w:t>
             </w:r>
           </w:p>
@@ -3416,15 +3423,15 @@
               <w:jc w:val="both"/>
               <w:rPr>
                 <w:rFonts w:asciiTheme="majorHAnsi" w:hAnsiTheme="majorHAnsi" w:cstheme="majorHAnsi"/>
-                <w:sz w:val="22"/>
-                <w:szCs w:val="22"/>
-              </w:rPr>
-            </w:pPr>
-            <w:r>
-              <w:rPr>
-                <w:rFonts w:asciiTheme="majorHAnsi" w:hAnsiTheme="majorHAnsi" w:cstheme="majorHAnsi"/>
-                <w:sz w:val="22"/>
-                <w:szCs w:val="22"/>
+                <w:sz w:val="26"/>
+                <w:szCs w:val="26"/>
+              </w:rPr>
+            </w:pPr>
+            <w:r>
+              <w:rPr>
+                <w:rFonts w:asciiTheme="majorHAnsi" w:hAnsiTheme="majorHAnsi" w:cstheme="majorHAnsi"/>
+                <w:sz w:val="26"/>
+                <w:szCs w:val="26"/>
               </w:rPr>
               <w:t>Công ty cổ phần Liên doanh ô tô Hyundai Thành Công Việt Nam (HTC-VN).</w:t>
             </w:r>
@@ -3441,15 +3448,15 @@
               <w:jc w:val="both"/>
               <w:rPr>
                 <w:rFonts w:asciiTheme="majorHAnsi" w:hAnsiTheme="majorHAnsi" w:cstheme="majorHAnsi"/>
-                <w:sz w:val="22"/>
-                <w:szCs w:val="22"/>
-              </w:rPr>
-            </w:pPr>
-            <w:r>
-              <w:rPr>
-                <w:rFonts w:asciiTheme="majorHAnsi" w:hAnsiTheme="majorHAnsi" w:cstheme="majorHAnsi"/>
-                <w:sz w:val="22"/>
-                <w:szCs w:val="22"/>
+                <w:sz w:val="26"/>
+                <w:szCs w:val="26"/>
+              </w:rPr>
+            </w:pPr>
+            <w:r>
+              <w:rPr>
+                <w:rFonts w:asciiTheme="majorHAnsi" w:hAnsiTheme="majorHAnsi" w:cstheme="majorHAnsi"/>
+                <w:sz w:val="26"/>
+                <w:szCs w:val="26"/>
               </w:rPr>
               <w:t>Địa chỉ</w:t>
             </w:r>
@@ -3464,15 +3471,15 @@
               <w:jc w:val="both"/>
               <w:rPr>
                 <w:rFonts w:asciiTheme="majorHAnsi" w:hAnsiTheme="majorHAnsi" w:cstheme="majorHAnsi"/>
-                <w:sz w:val="22"/>
-                <w:szCs w:val="22"/>
-              </w:rPr>
-            </w:pPr>
-            <w:r>
-              <w:rPr>
-                <w:rFonts w:asciiTheme="majorHAnsi" w:hAnsiTheme="majorHAnsi" w:cstheme="majorHAnsi"/>
-                <w:sz w:val="22"/>
-                <w:szCs w:val="22"/>
+                <w:sz w:val="26"/>
+                <w:szCs w:val="26"/>
+              </w:rPr>
+            </w:pPr>
+            <w:r>
+              <w:rPr>
+                <w:rFonts w:asciiTheme="majorHAnsi" w:hAnsiTheme="majorHAnsi" w:cstheme="majorHAnsi"/>
+                <w:sz w:val="26"/>
+                <w:szCs w:val="26"/>
               </w:rPr>
               <w:t>KCN Gián Khẩu, xã Gia Trấn, tỉnh Ninh Bình</w:t>
             </w:r>
@@ -3489,15 +3496,15 @@
               <w:jc w:val="both"/>
               <w:rPr>
                 <w:rFonts w:asciiTheme="majorHAnsi" w:hAnsiTheme="majorHAnsi" w:cstheme="majorHAnsi"/>
-                <w:sz w:val="22"/>
-                <w:szCs w:val="22"/>
-              </w:rPr>
-            </w:pPr>
-            <w:r>
-              <w:rPr>
-                <w:rFonts w:asciiTheme="majorHAnsi" w:hAnsiTheme="majorHAnsi" w:cstheme="majorHAnsi"/>
-                <w:sz w:val="22"/>
-                <w:szCs w:val="22"/>
+                <w:sz w:val="26"/>
+                <w:szCs w:val="26"/>
+              </w:rPr>
+            </w:pPr>
+            <w:r>
+              <w:rPr>
+                <w:rFonts w:asciiTheme="majorHAnsi" w:hAnsiTheme="majorHAnsi" w:cstheme="majorHAnsi"/>
+                <w:sz w:val="26"/>
+                <w:szCs w:val="26"/>
               </w:rPr>
               <w:t>Phí bảo lãnh:</w:t>
             </w:r>
@@ -3512,15 +3519,15 @@
               <w:jc w:val="both"/>
               <w:rPr>
                 <w:rFonts w:asciiTheme="majorHAnsi" w:hAnsiTheme="majorHAnsi" w:cstheme="majorHAnsi"/>
-                <w:sz w:val="22"/>
-                <w:szCs w:val="22"/>
-              </w:rPr>
-            </w:pPr>
-            <w:r>
-              <w:rPr>
-                <w:rFonts w:asciiTheme="majorHAnsi" w:hAnsiTheme="majorHAnsi" w:cstheme="majorHAnsi"/>
-                <w:sz w:val="22"/>
-                <w:szCs w:val="22"/>
+                <w:sz w:val="26"/>
+                <w:szCs w:val="26"/>
+              </w:rPr>
+            </w:pPr>
+            <w:r>
+              <w:rPr>
+                <w:rFonts w:asciiTheme="majorHAnsi" w:hAnsiTheme="majorHAnsi" w:cstheme="majorHAnsi"/>
+                <w:sz w:val="26"/>
+                <w:szCs w:val="26"/>
               </w:rPr>
               <w:t>2,0%/năm</w:t>
             </w:r>
@@ -3537,15 +3544,15 @@
               <w:jc w:val="both"/>
               <w:rPr>
                 <w:rFonts w:asciiTheme="majorHAnsi" w:hAnsiTheme="majorHAnsi" w:cstheme="majorHAnsi"/>
-                <w:sz w:val="22"/>
-                <w:szCs w:val="22"/>
-              </w:rPr>
-            </w:pPr>
-            <w:r>
-              <w:rPr>
-                <w:rFonts w:asciiTheme="majorHAnsi" w:hAnsiTheme="majorHAnsi" w:cstheme="majorHAnsi"/>
-                <w:sz w:val="22"/>
-                <w:szCs w:val="22"/>
+                <w:sz w:val="26"/>
+                <w:szCs w:val="26"/>
+              </w:rPr>
+            </w:pPr>
+            <w:r>
+              <w:rPr>
+                <w:rFonts w:asciiTheme="majorHAnsi" w:hAnsiTheme="majorHAnsi" w:cstheme="majorHAnsi"/>
+                <w:sz w:val="26"/>
+                <w:szCs w:val="26"/>
               </w:rPr>
               <w:t>Thời hạn bảo lãnh:</w:t>
             </w:r>
@@ -3560,15 +3567,15 @@
               <w:jc w:val="both"/>
               <w:rPr>
                 <w:rFonts w:asciiTheme="majorHAnsi" w:hAnsiTheme="majorHAnsi" w:cstheme="majorHAnsi"/>
-                <w:sz w:val="22"/>
-                <w:szCs w:val="22"/>
-              </w:rPr>
-            </w:pPr>
-            <w:r>
-              <w:rPr>
-                <w:rFonts w:asciiTheme="majorHAnsi" w:hAnsiTheme="majorHAnsi" w:cstheme="majorHAnsi"/>
-                <w:sz w:val="22"/>
-                <w:szCs w:val="22"/>
+                <w:sz w:val="26"/>
+                <w:szCs w:val="26"/>
+              </w:rPr>
+            </w:pPr>
+            <w:r>
+              <w:rPr>
+                <w:rFonts w:asciiTheme="majorHAnsi" w:hAnsiTheme="majorHAnsi" w:cstheme="majorHAnsi"/>
+                <w:sz w:val="26"/>
+                <w:szCs w:val="26"/>
               </w:rPr>
               <w:t>60 ngày kể từ ngày HTC-VN/Ngân hàng phục vụ HTC-VN gửi bộ hồ sơ xe đầy đủ cho BIDV - CN Đông Hà Nội</w:t>
             </w:r>
@@ -3585,15 +3592,15 @@
               <w:jc w:val="both"/>
               <w:rPr>
                 <w:rFonts w:asciiTheme="majorHAnsi" w:hAnsiTheme="majorHAnsi" w:cstheme="majorHAnsi"/>
-                <w:sz w:val="22"/>
-                <w:szCs w:val="22"/>
-              </w:rPr>
-            </w:pPr>
-            <w:r>
-              <w:rPr>
-                <w:rFonts w:asciiTheme="majorHAnsi" w:hAnsiTheme="majorHAnsi" w:cstheme="majorHAnsi"/>
-                <w:sz w:val="22"/>
-                <w:szCs w:val="22"/>
+                <w:sz w:val="26"/>
+                <w:szCs w:val="26"/>
+              </w:rPr>
+            </w:pPr>
+            <w:r>
+              <w:rPr>
+                <w:rFonts w:asciiTheme="majorHAnsi" w:hAnsiTheme="majorHAnsi" w:cstheme="majorHAnsi"/>
+                <w:sz w:val="26"/>
+                <w:szCs w:val="26"/>
               </w:rPr>
               <w:t>Tài sản bảo đảm:</w:t>
             </w:r>
@@ -3608,15 +3615,15 @@
               <w:jc w:val="both"/>
               <w:rPr>
                 <w:rFonts w:asciiTheme="majorHAnsi" w:hAnsiTheme="majorHAnsi" w:cstheme="majorHAnsi"/>
-                <w:sz w:val="22"/>
-                <w:szCs w:val="22"/>
-              </w:rPr>
-            </w:pPr>
-            <w:r>
-              <w:rPr>
-                <w:rFonts w:asciiTheme="majorHAnsi" w:hAnsiTheme="majorHAnsi" w:cstheme="majorHAnsi"/>
-                <w:sz w:val="22"/>
-                <w:szCs w:val="22"/>
+                <w:sz w:val="26"/>
+                <w:szCs w:val="26"/>
+              </w:rPr>
+            </w:pPr>
+            <w:r>
+              <w:rPr>
+                <w:rFonts w:asciiTheme="majorHAnsi" w:hAnsiTheme="majorHAnsi" w:cstheme="majorHAnsi"/>
+                <w:sz w:val="26"/>
+                <w:szCs w:val="26"/>
               </w:rPr>
               <w:t>TSBĐ là tài sản hình thành từ nguồn tài trợ của BIDV Đồng Tháp là các xe ô tô mới 100% của Khách hàng mua từ HTC-VN theo Hợp đồng thế chấp tài sản hình thành trong tương lai số 01/2025/10987477/HĐBĐ ngày 11/04/2025, và các văn bản sửa đổi đính kèm. Hợp đồng nguyên tắc mua</w:t>
             </w:r>
@@ -3626,24 +3633,40 @@
               <w:jc w:val="both"/>
               <w:rPr>
                 <w:rFonts w:asciiTheme="majorHAnsi" w:hAnsiTheme="majorHAnsi" w:cstheme="majorHAnsi"/>
-                <w:sz w:val="22"/>
-                <w:szCs w:val="22"/>
-              </w:rPr>
-            </w:pPr>
-            <w:r>
-              <w:rPr>
-                <w:rFonts w:asciiTheme="majorHAnsi" w:hAnsiTheme="majorHAnsi" w:cstheme="majorHAnsi"/>
-                <w:sz w:val="22"/>
-                <w:szCs w:val="22"/>
-              </w:rPr>
-              <w:t>bán hàng hóa số 2507VS066/HĐNT/HTV ký ngày 01/07/2025, và Phụ lục hợp đồng mua số 260109-001/PLHD/VS066 ngày 08/01/2026, giá trị</w:t>
+                <w:sz w:val="26"/>
+                <w:szCs w:val="26"/>
+              </w:rPr>
+            </w:pPr>
+            <w:r>
+              <w:rPr>
+                <w:rFonts w:asciiTheme="majorHAnsi" w:hAnsiTheme="majorHAnsi" w:cstheme="majorHAnsi"/>
+                <w:sz w:val="26"/>
+                <w:szCs w:val="26"/>
+              </w:rPr>
+              <w:t xml:space="preserve">bán hàng hóa số 2507VS066/HĐNT/HTV ký ngày 01/07/2025, và Phụ lục hợp đồng mua số 260109-001/PLHD/VS066 ngày </w:t>
+            </w:r>
+            <w:r>
+              <w:rPr>
+                <w:rFonts w:ascii="Times New Roman" w:hAnsi="Times New Roman" w:cs="Times New Roman"/>
+                <w:i/>
+                <w:color w:val="0070C0"/>
+              </w:rPr>
+              <w:t>{{GUARANTEE_DATE}}</w:t>
+            </w:r>
+            <w:r>
+              <w:rPr>
+                <w:rFonts w:asciiTheme="majorHAnsi" w:hAnsiTheme="majorHAnsi" w:cstheme="majorHAnsi"/>
+                <w:sz w:val="26"/>
+                <w:szCs w:val="26"/>
+              </w:rPr>
+              <w:t>, giá trị</w:t>
             </w:r>
             <w:r>
               <w:rPr>
                 <w:rFonts w:asciiTheme="majorHAnsi" w:hAnsiTheme="majorHAnsi" w:cstheme="majorHAnsi"/>
                 <w:color w:val="FFC000"/>
-                <w:sz w:val="22"/>
-                <w:szCs w:val="22"/>
+                <w:sz w:val="26"/>
+                <w:szCs w:val="26"/>
               </w:rPr>
               <w:t xml:space="preserve">: </w:t>
             </w:r>
@@ -3654,37 +3677,11 @@
                 <w:bCs/>
                 <w:color w:val="4472C4" w:themeColor="accent1"/>
                 <w:kern w:val="0"/>
-                <w:sz w:val="22"/>
-                <w:szCs w:val="22"/>
+                <w:sz w:val="26"/>
+                <w:szCs w:val="26"/>
                 <w14:ligatures w14:val="none"/>
               </w:rPr>
-              <w:t>{{</w:t>
-            </w:r>
-            <w:r>
-              <w:rPr>
-                <w:rFonts w:asciiTheme="majorHAnsi" w:eastAsia="Times New Roman" w:hAnsiTheme="majorHAnsi" w:cstheme="majorHAnsi"/>
-                <w:b/>
-                <w:bCs/>
-                <w:color w:val="4472C4" w:themeColor="accent1"/>
-                <w:kern w:val="0"/>
-                <w:sz w:val="22"/>
-                <w:szCs w:val="22"/>
-                <w14:ligatures w14:val="none"/>
-              </w:rPr>
-              <w:t>GIAHDMB</w:t>
-            </w:r>
-            <w:r>
-              <w:rPr>
-                <w:rFonts w:asciiTheme="majorHAnsi" w:eastAsia="Times New Roman" w:hAnsiTheme="majorHAnsi" w:cstheme="majorHAnsi"/>
-                <w:b/>
-                <w:bCs/>
-                <w:color w:val="4472C4" w:themeColor="accent1"/>
-                <w:kern w:val="0"/>
-                <w:sz w:val="22"/>
-                <w:szCs w:val="22"/>
-                <w14:ligatures w14:val="none"/>
-              </w:rPr>
-              <w:t>}}</w:t>
+              <w:t>{{GIAHDMB}}</w:t>
             </w:r>
           </w:p>
         </w:tc>
@@ -3699,15 +3696,15 @@
               <w:jc w:val="both"/>
               <w:rPr>
                 <w:rFonts w:asciiTheme="majorHAnsi" w:hAnsiTheme="majorHAnsi" w:cstheme="majorHAnsi"/>
-                <w:sz w:val="22"/>
-                <w:szCs w:val="22"/>
-              </w:rPr>
-            </w:pPr>
-            <w:r>
-              <w:rPr>
-                <w:rFonts w:asciiTheme="majorHAnsi" w:hAnsiTheme="majorHAnsi" w:cstheme="majorHAnsi"/>
-                <w:sz w:val="22"/>
-                <w:szCs w:val="22"/>
+                <w:sz w:val="26"/>
+                <w:szCs w:val="26"/>
+              </w:rPr>
+            </w:pPr>
+            <w:r>
+              <w:rPr>
+                <w:rFonts w:asciiTheme="majorHAnsi" w:hAnsiTheme="majorHAnsi" w:cstheme="majorHAnsi"/>
+                <w:sz w:val="26"/>
+                <w:szCs w:val="26"/>
               </w:rPr>
               <w:t>Mẫu thư bảo lãnh:</w:t>
             </w:r>
@@ -3722,23 +3719,23 @@
               <w:jc w:val="both"/>
               <w:rPr>
                 <w:rFonts w:asciiTheme="majorHAnsi" w:hAnsiTheme="majorHAnsi" w:cstheme="majorHAnsi"/>
-                <w:sz w:val="22"/>
-                <w:szCs w:val="22"/>
-              </w:rPr>
-            </w:pPr>
-            <w:r>
-              <w:rPr>
-                <w:rFonts w:asciiTheme="majorHAnsi" w:hAnsiTheme="majorHAnsi" w:cstheme="majorHAnsi"/>
-                <w:sz w:val="22"/>
-                <w:szCs w:val="22"/>
+                <w:sz w:val="26"/>
+                <w:szCs w:val="26"/>
+              </w:rPr>
+            </w:pPr>
+            <w:r>
+              <w:rPr>
+                <w:rFonts w:asciiTheme="majorHAnsi" w:hAnsiTheme="majorHAnsi" w:cstheme="majorHAnsi"/>
+                <w:sz w:val="26"/>
+                <w:szCs w:val="26"/>
               </w:rPr>
               <w:t xml:space="preserve">Theo mẫu của </w:t>
             </w:r>
             <w:r>
               <w:rPr>
                 <w:rFonts w:asciiTheme="majorHAnsi" w:hAnsiTheme="majorHAnsi" w:cstheme="majorHAnsi"/>
-                <w:sz w:val="22"/>
-                <w:szCs w:val="22"/>
+                <w:sz w:val="26"/>
+                <w:szCs w:val="26"/>
               </w:rPr>
               <w:t>HTC-VN</w:t>
             </w:r>
@@ -3751,8 +3748,8 @@
         <w:spacing w:line="240" w:lineRule="auto"/>
         <w:rPr>
           <w:rFonts w:asciiTheme="majorHAnsi" w:hAnsiTheme="majorHAnsi" w:cstheme="majorHAnsi"/>
-          <w:sz w:val="22"/>
-          <w:szCs w:val="22"/>
+          <w:sz w:val="26"/>
+          <w:szCs w:val="26"/>
         </w:rPr>
       </w:pPr>
     </w:p>
@@ -3807,8 +3804,8 @@
           <w:rFonts w:asciiTheme="majorHAnsi" w:hAnsiTheme="majorHAnsi" w:cstheme="majorHAnsi"/>
           <w:b/>
           <w:bCs/>
-          <w:sz w:val="22"/>
-          <w:szCs w:val="22"/>
+          <w:sz w:val="28"/>
+          <w:szCs w:val="28"/>
         </w:rPr>
       </w:pPr>
       <w:r>
@@ -3816,8 +3813,8 @@
           <w:rFonts w:asciiTheme="majorHAnsi" w:hAnsiTheme="majorHAnsi" w:cstheme="majorHAnsi"/>
           <w:b/>
           <w:bCs/>
-          <w:sz w:val="22"/>
-          <w:szCs w:val="22"/>
+          <w:sz w:val="28"/>
+          <w:szCs w:val="28"/>
           <w:highlight w:val="lightGray"/>
         </w:rPr>
         <w:lastRenderedPageBreak/>
@@ -3828,8 +3825,8 @@
           <w:rFonts w:asciiTheme="majorHAnsi" w:hAnsiTheme="majorHAnsi" w:cstheme="majorHAnsi"/>
           <w:b/>
           <w:bCs/>
-          <w:sz w:val="22"/>
-          <w:szCs w:val="22"/>
+          <w:sz w:val="28"/>
+          <w:szCs w:val="28"/>
           <w:highlight w:val="lightGray"/>
         </w:rPr>
         <w:tab/>
@@ -3840,39 +3837,39 @@
         <w:spacing w:line="240" w:lineRule="auto"/>
         <w:rPr>
           <w:rFonts w:asciiTheme="majorHAnsi" w:hAnsiTheme="majorHAnsi" w:cstheme="majorHAnsi"/>
-          <w:sz w:val="22"/>
-          <w:szCs w:val="22"/>
-        </w:rPr>
-      </w:pPr>
-      <w:r>
-        <w:rPr>
-          <w:rFonts w:asciiTheme="majorHAnsi" w:hAnsiTheme="majorHAnsi" w:cstheme="majorHAnsi"/>
-          <w:sz w:val="22"/>
-          <w:szCs w:val="22"/>
+          <w:sz w:val="26"/>
+          <w:szCs w:val="26"/>
+        </w:rPr>
+      </w:pPr>
+      <w:r>
+        <w:rPr>
+          <w:rFonts w:asciiTheme="majorHAnsi" w:hAnsiTheme="majorHAnsi" w:cstheme="majorHAnsi"/>
+          <w:sz w:val="26"/>
+          <w:szCs w:val="26"/>
         </w:rPr>
         <w:t xml:space="preserve">Phòng </w:t>
       </w:r>
       <w:r>
         <w:rPr>
           <w:rFonts w:asciiTheme="majorHAnsi" w:hAnsiTheme="majorHAnsi" w:cstheme="majorHAnsi"/>
-          <w:sz w:val="22"/>
-          <w:szCs w:val="22"/>
+          <w:sz w:val="26"/>
+          <w:szCs w:val="26"/>
         </w:rPr>
         <w:t xml:space="preserve">KHDN đồng ý và kính trình ban lãnh dạo </w:t>
       </w:r>
       <w:r>
         <w:rPr>
           <w:rFonts w:asciiTheme="majorHAnsi" w:hAnsiTheme="majorHAnsi" w:cstheme="majorHAnsi"/>
-          <w:sz w:val="22"/>
-          <w:szCs w:val="22"/>
+          <w:sz w:val="26"/>
+          <w:szCs w:val="26"/>
         </w:rPr>
         <w:t>nội</w:t>
       </w:r>
       <w:r>
         <w:rPr>
           <w:rFonts w:asciiTheme="majorHAnsi" w:hAnsiTheme="majorHAnsi" w:cstheme="majorHAnsi"/>
-          <w:sz w:val="22"/>
-          <w:szCs w:val="22"/>
+          <w:sz w:val="26"/>
+          <w:szCs w:val="26"/>
         </w:rPr>
         <w:t xml:space="preserve"> dung sau:</w:t>
       </w:r>
@@ -3883,23 +3880,23 @@
         <w:jc w:val="both"/>
         <w:rPr>
           <w:rFonts w:asciiTheme="majorHAnsi" w:hAnsiTheme="majorHAnsi" w:cstheme="majorHAnsi"/>
-          <w:sz w:val="22"/>
-          <w:szCs w:val="22"/>
-        </w:rPr>
-      </w:pPr>
-      <w:r>
-        <w:rPr>
-          <w:rFonts w:asciiTheme="majorHAnsi" w:hAnsiTheme="majorHAnsi" w:cstheme="majorHAnsi"/>
-          <w:sz w:val="22"/>
-          <w:szCs w:val="22"/>
+          <w:sz w:val="26"/>
+          <w:szCs w:val="26"/>
+        </w:rPr>
+      </w:pPr>
+      <w:r>
+        <w:rPr>
+          <w:rFonts w:asciiTheme="majorHAnsi" w:hAnsiTheme="majorHAnsi" w:cstheme="majorHAnsi"/>
+          <w:sz w:val="26"/>
+          <w:szCs w:val="26"/>
         </w:rPr>
         <w:t xml:space="preserve">1. </w:t>
       </w:r>
       <w:r>
         <w:rPr>
           <w:rFonts w:asciiTheme="majorHAnsi" w:hAnsiTheme="majorHAnsi" w:cstheme="majorHAnsi"/>
-          <w:sz w:val="22"/>
-          <w:szCs w:val="22"/>
+          <w:sz w:val="26"/>
+          <w:szCs w:val="26"/>
         </w:rPr>
         <w:t>Yêu cầu bảo lãnh</w:t>
       </w:r>
@@ -3919,8 +3916,8 @@
         <w:tblLook w:val="04A0" w:firstRow="1" w:lastRow="0" w:firstColumn="1" w:lastColumn="0" w:noHBand="0" w:noVBand="1"/>
       </w:tblPr>
       <w:tblGrid>
-        <w:gridCol w:w="3415"/>
-        <w:gridCol w:w="5935"/>
+        <w:gridCol w:w="2481"/>
+        <w:gridCol w:w="6924"/>
       </w:tblGrid>
       <w:tr>
         <w:tc>
@@ -3932,15 +3929,15 @@
               <w:jc w:val="both"/>
               <w:rPr>
                 <w:rFonts w:asciiTheme="majorHAnsi" w:hAnsiTheme="majorHAnsi" w:cstheme="majorHAnsi"/>
-                <w:sz w:val="22"/>
-                <w:szCs w:val="22"/>
-              </w:rPr>
-            </w:pPr>
-            <w:r>
-              <w:rPr>
-                <w:rFonts w:asciiTheme="majorHAnsi" w:hAnsiTheme="majorHAnsi" w:cstheme="majorHAnsi"/>
-                <w:sz w:val="22"/>
-                <w:szCs w:val="22"/>
+                <w:sz w:val="26"/>
+                <w:szCs w:val="26"/>
+              </w:rPr>
+            </w:pPr>
+            <w:r>
+              <w:rPr>
+                <w:rFonts w:asciiTheme="majorHAnsi" w:hAnsiTheme="majorHAnsi" w:cstheme="majorHAnsi"/>
+                <w:sz w:val="26"/>
+                <w:szCs w:val="26"/>
               </w:rPr>
               <w:t>Số tiền cấp bảo lãnh:</w:t>
             </w:r>
@@ -3953,355 +3950,546 @@
           <w:p>
             <w:pPr>
               <w:rPr>
-                <w:rFonts w:ascii="Times New Roman" w:hAnsi="Times New Roman" w:cs="Times New Roman"/>
+                <w:rFonts w:asciiTheme="majorHAnsi" w:hAnsiTheme="majorHAnsi" w:cstheme="majorHAnsi"/>
                 <w:color w:val="4472C4" w:themeColor="accent1"/>
-                <w:sz w:val="22"/>
-                <w:szCs w:val="22"/>
-              </w:rPr>
-            </w:pPr>
-            <w:r>
-              <w:rPr>
-                <w:rFonts w:ascii="Times New Roman" w:hAnsi="Times New Roman" w:cs="Times New Roman"/>
+                <w:sz w:val="26"/>
+                <w:szCs w:val="26"/>
+              </w:rPr>
+            </w:pPr>
+            <w:r>
+              <w:rPr>
+                <w:rFonts w:asciiTheme="majorHAnsi" w:hAnsiTheme="majorHAnsi" w:cstheme="majorHAnsi"/>
                 <w:b/>
                 <w:bCs/>
                 <w:color w:val="4472C4" w:themeColor="accent1"/>
-                <w:sz w:val="22"/>
-                <w:szCs w:val="22"/>
+                <w:sz w:val="26"/>
+                <w:szCs w:val="26"/>
               </w:rPr>
               <w:t>{{EXPECTED_GUARANTEE_AMOUNT}}</w:t>
             </w:r>
             <w:r>
               <w:rPr>
-                <w:rFonts w:ascii="Times New Roman" w:hAnsi="Times New Roman" w:cs="Times New Roman"/>
+                <w:rFonts w:asciiTheme="majorHAnsi" w:hAnsiTheme="majorHAnsi" w:cstheme="majorHAnsi"/>
                 <w:color w:val="4472C4" w:themeColor="accent1"/>
-                <w:sz w:val="22"/>
-                <w:szCs w:val="22"/>
+                <w:sz w:val="26"/>
+                <w:szCs w:val="26"/>
               </w:rPr>
               <w:t xml:space="preserve"> (bằng chữ:</w:t>
             </w:r>
             <w:r>
               <w:rPr>
+                <w:rFonts w:asciiTheme="majorHAnsi" w:hAnsiTheme="majorHAnsi" w:cstheme="majorHAnsi"/>
                 <w:b/>
                 <w:bCs/>
                 <w:color w:val="4472C4" w:themeColor="accent1"/>
-                <w:sz w:val="22"/>
-                <w:szCs w:val="22"/>
+                <w:sz w:val="26"/>
+                <w:szCs w:val="26"/>
+              </w:rPr>
+              <w:t xml:space="preserve"> {{EXPECTED_GUARANTEE_AMOUNT_TEXT}}</w:t>
+            </w:r>
+            <w:r>
+              <w:rPr>
+                <w:rFonts w:asciiTheme="majorHAnsi" w:hAnsiTheme="majorHAnsi" w:cstheme="majorHAnsi"/>
+                <w:color w:val="4472C4" w:themeColor="accent1"/>
+                <w:sz w:val="26"/>
+                <w:szCs w:val="26"/>
+              </w:rPr>
+              <w:t>.)</w:t>
+            </w:r>
+          </w:p>
+          <w:p>
+            <w:pPr>
+              <w:jc w:val="both"/>
+              <w:rPr>
+                <w:rFonts w:asciiTheme="majorHAnsi" w:hAnsiTheme="majorHAnsi" w:cstheme="majorHAnsi"/>
+                <w:color w:val="4472C4" w:themeColor="accent1"/>
+                <w:sz w:val="26"/>
+                <w:szCs w:val="26"/>
+              </w:rPr>
+            </w:pPr>
+          </w:p>
+        </w:tc>
+      </w:tr>
+      <w:tr>
+        <w:tc>
+          <w:tcPr>
+            <w:tcW w:w="3415" w:type="dxa"/>
+          </w:tcPr>
+          <w:p>
+            <w:pPr>
+              <w:jc w:val="both"/>
+              <w:rPr>
+                <w:rFonts w:asciiTheme="majorHAnsi" w:hAnsiTheme="majorHAnsi" w:cstheme="majorHAnsi"/>
+                <w:sz w:val="26"/>
+                <w:szCs w:val="26"/>
+              </w:rPr>
+            </w:pPr>
+            <w:r>
+              <w:rPr>
+                <w:rFonts w:asciiTheme="majorHAnsi" w:eastAsia="Times New Roman" w:hAnsiTheme="majorHAnsi" w:cstheme="majorHAnsi"/>
+                <w:kern w:val="0"/>
+                <w:sz w:val="26"/>
+                <w:szCs w:val="26"/>
+                <w14:ligatures w14:val="none"/>
+              </w:rPr>
+              <w:t>Mục đích:</w:t>
+            </w:r>
+          </w:p>
+        </w:tc>
+        <w:tc>
+          <w:tcPr>
+            <w:tcW w:w="5935" w:type="dxa"/>
+          </w:tcPr>
+          <w:p>
+            <w:pPr>
+              <w:jc w:val="both"/>
+              <w:rPr>
+                <w:rFonts w:asciiTheme="majorHAnsi" w:hAnsiTheme="majorHAnsi" w:cstheme="majorHAnsi"/>
+                <w:sz w:val="26"/>
+                <w:szCs w:val="26"/>
+              </w:rPr>
+            </w:pPr>
+            <w:r>
+              <w:rPr>
+                <w:rFonts w:asciiTheme="majorHAnsi" w:hAnsiTheme="majorHAnsi" w:cstheme="majorHAnsi"/>
+                <w:sz w:val="26"/>
+                <w:szCs w:val="26"/>
+              </w:rPr>
+              <w:t>Bảo lãnh thanh toán 85% giá trị hợp đồng theo Hợp đồng nguyên tắc mua bán hàng hóa số 2507VS066/HĐNT/HTV ký ngày 01/07/2025, và Phụ lục hợp đồng mua số 260109-001/PLHD/VS066 ngày 08/01/2026</w:t>
+            </w:r>
+          </w:p>
+        </w:tc>
+      </w:tr>
+      <w:tr>
+        <w:tc>
+          <w:tcPr>
+            <w:tcW w:w="3415" w:type="dxa"/>
+          </w:tcPr>
+          <w:p>
+            <w:pPr>
+              <w:jc w:val="both"/>
+              <w:rPr>
+                <w:rFonts w:asciiTheme="majorHAnsi" w:eastAsia="Times New Roman" w:hAnsiTheme="majorHAnsi" w:cstheme="majorHAnsi"/>
+                <w:kern w:val="0"/>
+                <w:sz w:val="26"/>
+                <w:szCs w:val="26"/>
+                <w14:ligatures w14:val="none"/>
+              </w:rPr>
+            </w:pPr>
+            <w:r>
+              <w:rPr>
+                <w:rFonts w:asciiTheme="majorHAnsi" w:eastAsia="Times New Roman" w:hAnsiTheme="majorHAnsi" w:cstheme="majorHAnsi"/>
+                <w:kern w:val="0"/>
+                <w:sz w:val="26"/>
+                <w:szCs w:val="26"/>
+                <w14:ligatures w14:val="none"/>
               </w:rPr>
               <w:t xml:space="preserve"> </w:t>
             </w:r>
             <w:r>
               <w:rPr>
-                <w:rFonts w:ascii="Times New Roman" w:hAnsi="Times New Roman" w:cs="Times New Roman"/>
+                <w:rFonts w:asciiTheme="majorHAnsi" w:eastAsia="Times New Roman" w:hAnsiTheme="majorHAnsi" w:cstheme="majorHAnsi"/>
+                <w:kern w:val="0"/>
+                <w:sz w:val="26"/>
+                <w:szCs w:val="26"/>
+                <w14:ligatures w14:val="none"/>
+              </w:rPr>
+              <w:t>Đơn vị nhận bảo lãnh:</w:t>
+            </w:r>
+          </w:p>
+        </w:tc>
+        <w:tc>
+          <w:tcPr>
+            <w:tcW w:w="5935" w:type="dxa"/>
+          </w:tcPr>
+          <w:p>
+            <w:pPr>
+              <w:jc w:val="both"/>
+              <w:rPr>
+                <w:rFonts w:asciiTheme="majorHAnsi" w:eastAsia="Times New Roman" w:hAnsiTheme="majorHAnsi" w:cstheme="majorHAnsi"/>
+                <w:kern w:val="0"/>
+                <w:sz w:val="26"/>
+                <w:szCs w:val="26"/>
+                <w14:ligatures w14:val="none"/>
+              </w:rPr>
+            </w:pPr>
+            <w:r>
+              <w:rPr>
+                <w:rFonts w:asciiTheme="majorHAnsi" w:eastAsia="Times New Roman" w:hAnsiTheme="majorHAnsi" w:cstheme="majorHAnsi"/>
+                <w:kern w:val="0"/>
+                <w:sz w:val="26"/>
+                <w:szCs w:val="26"/>
+                <w14:ligatures w14:val="none"/>
+              </w:rPr>
+              <w:t>Công ty cổ phần Liên doanh ô tô Hyundai Thành Công Việt Nam (HTC-VN).</w:t>
+            </w:r>
+          </w:p>
+        </w:tc>
+      </w:tr>
+      <w:tr>
+        <w:tc>
+          <w:tcPr>
+            <w:tcW w:w="3415" w:type="dxa"/>
+          </w:tcPr>
+          <w:p>
+            <w:pPr>
+              <w:jc w:val="both"/>
+              <w:rPr>
+                <w:rFonts w:asciiTheme="majorHAnsi" w:eastAsia="Times New Roman" w:hAnsiTheme="majorHAnsi" w:cstheme="majorHAnsi"/>
+                <w:kern w:val="0"/>
+                <w:sz w:val="26"/>
+                <w:szCs w:val="26"/>
+                <w14:ligatures w14:val="none"/>
+              </w:rPr>
+            </w:pPr>
+            <w:r>
+              <w:rPr>
+                <w:rFonts w:asciiTheme="majorHAnsi" w:eastAsia="Times New Roman" w:hAnsiTheme="majorHAnsi" w:cstheme="majorHAnsi"/>
+                <w:kern w:val="0"/>
+                <w:sz w:val="26"/>
+                <w:szCs w:val="26"/>
+                <w14:ligatures w14:val="none"/>
+              </w:rPr>
+              <w:t>Địa chỉ:</w:t>
+            </w:r>
+          </w:p>
+        </w:tc>
+        <w:tc>
+          <w:tcPr>
+            <w:tcW w:w="5935" w:type="dxa"/>
+          </w:tcPr>
+          <w:p>
+            <w:pPr>
+              <w:jc w:val="both"/>
+              <w:rPr>
+                <w:rFonts w:asciiTheme="majorHAnsi" w:eastAsia="Times New Roman" w:hAnsiTheme="majorHAnsi" w:cstheme="majorHAnsi"/>
+                <w:kern w:val="0"/>
+                <w:sz w:val="26"/>
+                <w:szCs w:val="26"/>
+                <w14:ligatures w14:val="none"/>
+              </w:rPr>
+            </w:pPr>
+            <w:r>
+              <w:rPr>
+                <w:rFonts w:asciiTheme="majorHAnsi" w:eastAsia="Times New Roman" w:hAnsiTheme="majorHAnsi" w:cstheme="majorHAnsi"/>
+                <w:kern w:val="0"/>
+                <w:sz w:val="26"/>
+                <w:szCs w:val="26"/>
+                <w14:ligatures w14:val="none"/>
+              </w:rPr>
+              <w:t>KCN Gián Khẩu, xã Gia Trấn, tỉnh Ninh Bình</w:t>
+            </w:r>
+          </w:p>
+        </w:tc>
+      </w:tr>
+      <w:tr>
+        <w:tc>
+          <w:tcPr>
+            <w:tcW w:w="3415" w:type="dxa"/>
+          </w:tcPr>
+          <w:p>
+            <w:pPr>
+              <w:jc w:val="both"/>
+              <w:rPr>
+                <w:rFonts w:asciiTheme="majorHAnsi" w:eastAsia="Times New Roman" w:hAnsiTheme="majorHAnsi" w:cstheme="majorHAnsi"/>
+                <w:kern w:val="0"/>
+                <w:sz w:val="26"/>
+                <w:szCs w:val="26"/>
+                <w14:ligatures w14:val="none"/>
+              </w:rPr>
+            </w:pPr>
+            <w:r>
+              <w:rPr>
+                <w:rFonts w:asciiTheme="majorHAnsi" w:eastAsia="Times New Roman" w:hAnsiTheme="majorHAnsi" w:cstheme="majorHAnsi"/>
+                <w:kern w:val="0"/>
+                <w:sz w:val="26"/>
+                <w:szCs w:val="26"/>
+                <w14:ligatures w14:val="none"/>
+              </w:rPr>
+              <w:t>Thời hạn bảo lãnh:</w:t>
+            </w:r>
+          </w:p>
+        </w:tc>
+        <w:tc>
+          <w:tcPr>
+            <w:tcW w:w="5935" w:type="dxa"/>
+          </w:tcPr>
+          <w:p>
+            <w:pPr>
+              <w:jc w:val="both"/>
+              <w:rPr>
+                <w:rFonts w:asciiTheme="majorHAnsi" w:eastAsia="Times New Roman" w:hAnsiTheme="majorHAnsi" w:cstheme="majorHAnsi"/>
+                <w:kern w:val="0"/>
+                <w:sz w:val="26"/>
+                <w:szCs w:val="26"/>
+                <w14:ligatures w14:val="none"/>
+              </w:rPr>
+            </w:pPr>
+            <w:r>
+              <w:rPr>
+                <w:rFonts w:asciiTheme="majorHAnsi" w:eastAsia="Times New Roman" w:hAnsiTheme="majorHAnsi" w:cstheme="majorHAnsi"/>
+                <w:kern w:val="0"/>
+                <w:sz w:val="26"/>
+                <w:szCs w:val="26"/>
+                <w14:ligatures w14:val="none"/>
+              </w:rPr>
+              <w:t>60 ngày kể từ ngày HTC-VN/Ngân hàng phục vụ HTC-VN gửi bộ hồ sơ xe</w:t>
+            </w:r>
+            <w:r>
+              <w:rPr>
+                <w:rFonts w:asciiTheme="majorHAnsi" w:eastAsia="Times New Roman" w:hAnsiTheme="majorHAnsi" w:cstheme="majorHAnsi"/>
+                <w:kern w:val="0"/>
+                <w:sz w:val="26"/>
+                <w:szCs w:val="26"/>
+                <w14:ligatures w14:val="none"/>
+              </w:rPr>
+              <w:t xml:space="preserve"> </w:t>
+            </w:r>
+            <w:r>
+              <w:rPr>
+                <w:rFonts w:asciiTheme="majorHAnsi" w:eastAsia="Times New Roman" w:hAnsiTheme="majorHAnsi" w:cstheme="majorHAnsi"/>
+                <w:kern w:val="0"/>
+                <w:sz w:val="26"/>
+                <w:szCs w:val="26"/>
+                <w14:ligatures w14:val="none"/>
+              </w:rPr>
+              <w:t>đầy đủ cho BIDV - CN Đông Hà Nội</w:t>
+            </w:r>
+          </w:p>
+        </w:tc>
+      </w:tr>
+      <w:tr>
+        <w:tc>
+          <w:tcPr>
+            <w:tcW w:w="3415" w:type="dxa"/>
+          </w:tcPr>
+          <w:p>
+            <w:pPr>
+              <w:jc w:val="both"/>
+              <w:rPr>
+                <w:rFonts w:asciiTheme="majorHAnsi" w:eastAsia="Times New Roman" w:hAnsiTheme="majorHAnsi" w:cstheme="majorHAnsi"/>
+                <w:kern w:val="0"/>
+                <w:sz w:val="26"/>
+                <w:szCs w:val="26"/>
+                <w14:ligatures w14:val="none"/>
+              </w:rPr>
+            </w:pPr>
+            <w:r>
+              <w:rPr>
+                <w:rFonts w:asciiTheme="majorHAnsi" w:eastAsia="Times New Roman" w:hAnsiTheme="majorHAnsi" w:cstheme="majorHAnsi"/>
+                <w:kern w:val="0"/>
+                <w:sz w:val="26"/>
+                <w:szCs w:val="26"/>
+                <w14:ligatures w14:val="none"/>
+              </w:rPr>
+              <w:t>Phí bảo lãnh:</w:t>
+            </w:r>
+          </w:p>
+        </w:tc>
+        <w:tc>
+          <w:tcPr>
+            <w:tcW w:w="5935" w:type="dxa"/>
+          </w:tcPr>
+          <w:p>
+            <w:pPr>
+              <w:spacing w:before="100" w:beforeAutospacing="1" w:after="100" w:afterAutospacing="1"/>
+              <w:jc w:val="both"/>
+              <w:outlineLvl w:val="2"/>
+              <w:rPr>
+                <w:rFonts w:asciiTheme="majorHAnsi" w:eastAsia="Times New Roman" w:hAnsiTheme="majorHAnsi" w:cstheme="majorHAnsi"/>
+                <w:kern w:val="0"/>
+                <w:sz w:val="26"/>
+                <w:szCs w:val="26"/>
+                <w14:ligatures w14:val="none"/>
+              </w:rPr>
+            </w:pPr>
+            <w:r>
+              <w:rPr>
+                <w:rFonts w:asciiTheme="majorHAnsi" w:eastAsia="Times New Roman" w:hAnsiTheme="majorHAnsi" w:cstheme="majorHAnsi"/>
+                <w:kern w:val="0"/>
+                <w:sz w:val="26"/>
+                <w:szCs w:val="26"/>
+                <w14:ligatures w14:val="none"/>
+              </w:rPr>
+              <w:t>Bao gồm phí phát hành bảo lãnh và phí sử dụng mẫu thư khác mẫu BIDV</w:t>
+            </w:r>
+          </w:p>
+        </w:tc>
+      </w:tr>
+      <w:tr>
+        <w:tc>
+          <w:tcPr>
+            <w:tcW w:w="3415" w:type="dxa"/>
+          </w:tcPr>
+          <w:p>
+            <w:pPr>
+              <w:jc w:val="both"/>
+              <w:rPr>
+                <w:rFonts w:asciiTheme="majorHAnsi" w:eastAsia="Times New Roman" w:hAnsiTheme="majorHAnsi" w:cstheme="majorHAnsi"/>
+                <w:kern w:val="0"/>
+                <w:sz w:val="26"/>
+                <w:szCs w:val="26"/>
+                <w14:ligatures w14:val="none"/>
+              </w:rPr>
+            </w:pPr>
+            <w:r>
+              <w:rPr>
+                <w:rFonts w:asciiTheme="majorHAnsi" w:eastAsia="Times New Roman" w:hAnsiTheme="majorHAnsi" w:cstheme="majorHAnsi"/>
+                <w:kern w:val="0"/>
+                <w:sz w:val="26"/>
+                <w:szCs w:val="26"/>
+                <w14:ligatures w14:val="none"/>
+              </w:rPr>
+              <w:t>Phí phát hành:</w:t>
+            </w:r>
+          </w:p>
+        </w:tc>
+        <w:tc>
+          <w:tcPr>
+            <w:tcW w:w="5935" w:type="dxa"/>
+          </w:tcPr>
+          <w:p>
+            <w:pPr>
+              <w:spacing w:before="100" w:beforeAutospacing="1" w:after="100" w:afterAutospacing="1"/>
+              <w:jc w:val="both"/>
+              <w:outlineLvl w:val="2"/>
+              <w:rPr>
+                <w:rFonts w:asciiTheme="majorHAnsi" w:eastAsia="Times New Roman" w:hAnsiTheme="majorHAnsi" w:cstheme="majorHAnsi"/>
+                <w:kern w:val="0"/>
+                <w:sz w:val="26"/>
+                <w:szCs w:val="26"/>
+                <w14:ligatures w14:val="none"/>
+              </w:rPr>
+            </w:pPr>
+            <w:r>
+              <w:rPr>
+                <w:rFonts w:asciiTheme="majorHAnsi" w:eastAsia="Times New Roman" w:hAnsiTheme="majorHAnsi" w:cstheme="majorHAnsi"/>
+                <w:kern w:val="0"/>
+                <w:sz w:val="26"/>
+                <w:szCs w:val="26"/>
+                <w14:ligatures w14:val="none"/>
+              </w:rPr>
+              <w:t>2%/năm, tối thiểu 800.000 đồng, cụ thể:</w:t>
+            </w:r>
+          </w:p>
+        </w:tc>
+      </w:tr>
+      <w:tr>
+        <w:tc>
+          <w:tcPr>
+            <w:tcW w:w="9350" w:type="dxa"/>
+            <w:gridSpan w:val="2"/>
+          </w:tcPr>
+          <w:p>
+            <w:pPr>
+              <w:spacing w:before="100" w:beforeAutospacing="1" w:after="100" w:afterAutospacing="1"/>
+              <w:jc w:val="both"/>
+              <w:outlineLvl w:val="2"/>
+              <w:rPr>
+                <w:rFonts w:asciiTheme="majorHAnsi" w:hAnsiTheme="majorHAnsi" w:cstheme="majorHAnsi"/>
                 <w:b/>
                 <w:bCs/>
                 <w:color w:val="4472C4" w:themeColor="accent1"/>
-                <w:sz w:val="22"/>
-                <w:szCs w:val="22"/>
-              </w:rPr>
-              <w:t>{{EXPECTED_GUARANTEE_AMOUNT_TEXT}}</w:t>
-            </w:r>
-            <w:r>
-              <w:rPr>
-                <w:rFonts w:ascii="Times New Roman" w:hAnsi="Times New Roman" w:cs="Times New Roman"/>
+                <w:sz w:val="26"/>
+                <w:szCs w:val="26"/>
+              </w:rPr>
+            </w:pPr>
+            <w:r>
+              <w:rPr>
+                <w:rFonts w:asciiTheme="majorHAnsi" w:hAnsiTheme="majorHAnsi" w:cstheme="majorHAnsi"/>
+                <w:b/>
+                <w:bCs/>
                 <w:color w:val="4472C4" w:themeColor="accent1"/>
-                <w:sz w:val="22"/>
-                <w:szCs w:val="22"/>
-              </w:rPr>
-              <w:t>.)</w:t>
-            </w:r>
-          </w:p>
-          <w:p>
-            <w:pPr>
-              <w:jc w:val="both"/>
-              <w:rPr>
-                <w:rFonts w:asciiTheme="majorHAnsi" w:hAnsiTheme="majorHAnsi" w:cstheme="majorHAnsi"/>
+                <w:sz w:val="26"/>
+                <w:szCs w:val="26"/>
+              </w:rPr>
+              <w:t>{{EXPECTED_GUARANTEE_AMOUNT}}</w:t>
+            </w:r>
+            <w:r>
+              <w:rPr>
+                <w:rFonts w:asciiTheme="majorHAnsi" w:eastAsia="Times New Roman" w:hAnsiTheme="majorHAnsi" w:cstheme="majorHAnsi"/>
                 <w:color w:val="4472C4" w:themeColor="accent1"/>
-                <w:sz w:val="22"/>
-                <w:szCs w:val="22"/>
-              </w:rPr>
-            </w:pPr>
+                <w:kern w:val="0"/>
+                <w:sz w:val="26"/>
+                <w:szCs w:val="26"/>
+                <w14:ligatures w14:val="none"/>
+              </w:rPr>
+              <w:t xml:space="preserve"> x 2% /năm x 60 ngà</w:t>
+            </w:r>
+            <w:r>
+              <w:rPr>
+                <w:rFonts w:asciiTheme="majorHAnsi" w:eastAsia="Times New Roman" w:hAnsiTheme="majorHAnsi" w:cstheme="majorHAnsi"/>
+                <w:color w:val="4472C4" w:themeColor="accent1"/>
+                <w:kern w:val="0"/>
+                <w:sz w:val="26"/>
+                <w:szCs w:val="26"/>
+                <w14:ligatures w14:val="none"/>
+              </w:rPr>
+              <w:t xml:space="preserve">y/ </w:t>
+            </w:r>
+            <w:r>
+              <w:rPr>
+                <w:rFonts w:asciiTheme="majorHAnsi" w:eastAsia="Times New Roman" w:hAnsiTheme="majorHAnsi" w:cstheme="majorHAnsi"/>
+                <w:color w:val="4472C4" w:themeColor="accent1"/>
+                <w:kern w:val="0"/>
+                <w:sz w:val="26"/>
+                <w:szCs w:val="26"/>
+                <w14:ligatures w14:val="none"/>
+              </w:rPr>
+              <w:t>365</w:t>
+            </w:r>
+            <w:r>
+              <w:rPr>
+                <w:rFonts w:asciiTheme="majorHAnsi" w:eastAsia="Times New Roman" w:hAnsiTheme="majorHAnsi" w:cstheme="majorHAnsi"/>
+                <w:color w:val="4472C4" w:themeColor="accent1"/>
+                <w:kern w:val="0"/>
+                <w:sz w:val="26"/>
+                <w:szCs w:val="26"/>
+                <w14:ligatures w14:val="none"/>
+              </w:rPr>
+              <w:t xml:space="preserve">ngày = </w:t>
+            </w:r>
+            <w:r>
+              <w:rPr>
+                <w:rFonts w:asciiTheme="majorHAnsi" w:hAnsiTheme="majorHAnsi" w:cstheme="majorHAnsi"/>
+                <w:b/>
+                <w:bCs/>
+                <w:color w:val="4472C4" w:themeColor="accent1"/>
+                <w:sz w:val="26"/>
+                <w:szCs w:val="26"/>
+              </w:rPr>
+              <w:t>{{</w:t>
+            </w:r>
+            <w:r>
+              <w:rPr>
+                <w:rFonts w:asciiTheme="majorHAnsi" w:hAnsiTheme="majorHAnsi" w:cstheme="majorHAnsi"/>
+                <w:b/>
+                <w:bCs/>
+                <w:color w:val="4472C4" w:themeColor="accent1"/>
+                <w:sz w:val="26"/>
+                <w:szCs w:val="26"/>
+              </w:rPr>
+              <w:t>EXPECTED_GUARANTEE_AMOUNT_PHI_HYNDAI</w:t>
+            </w:r>
+            <w:r>
+              <w:rPr>
+                <w:rFonts w:asciiTheme="majorHAnsi" w:hAnsiTheme="majorHAnsi" w:cstheme="majorHAnsi"/>
+                <w:b/>
+                <w:bCs/>
+                <w:color w:val="4472C4" w:themeColor="accent1"/>
+                <w:sz w:val="26"/>
+                <w:szCs w:val="26"/>
+              </w:rPr>
+              <w:t>}}</w:t>
+            </w:r>
           </w:p>
         </w:tc>
       </w:tr>
       <w:tr>
         <w:tc>
           <w:tcPr>
-            <w:tcW w:w="3415" w:type="dxa"/>
-          </w:tcPr>
-          <w:p>
-            <w:pPr>
-              <w:jc w:val="both"/>
-              <w:rPr>
-                <w:rFonts w:asciiTheme="majorHAnsi" w:hAnsiTheme="majorHAnsi" w:cstheme="majorHAnsi"/>
-                <w:sz w:val="22"/>
-                <w:szCs w:val="22"/>
-              </w:rPr>
-            </w:pPr>
-            <w:r>
-              <w:rPr>
-                <w:rFonts w:asciiTheme="majorHAnsi" w:eastAsia="Times New Roman" w:hAnsiTheme="majorHAnsi" w:cstheme="majorHAnsi"/>
-                <w:kern w:val="0"/>
-                <w:sz w:val="22"/>
-                <w:szCs w:val="22"/>
-                <w14:ligatures w14:val="none"/>
-              </w:rPr>
-              <w:t>Mục đích:</w:t>
-            </w:r>
-          </w:p>
-        </w:tc>
-        <w:tc>
-          <w:tcPr>
-            <w:tcW w:w="5935" w:type="dxa"/>
-          </w:tcPr>
-          <w:p>
-            <w:pPr>
-              <w:jc w:val="both"/>
-              <w:rPr>
-                <w:rFonts w:asciiTheme="majorHAnsi" w:hAnsiTheme="majorHAnsi" w:cstheme="majorHAnsi"/>
-                <w:sz w:val="22"/>
-                <w:szCs w:val="22"/>
-              </w:rPr>
-            </w:pPr>
-            <w:r>
-              <w:rPr>
-                <w:rFonts w:asciiTheme="majorHAnsi" w:hAnsiTheme="majorHAnsi" w:cstheme="majorHAnsi"/>
-                <w:sz w:val="22"/>
-                <w:szCs w:val="22"/>
-              </w:rPr>
-              <w:t>Bảo lãnh thanh toán 85% giá trị hợp đồng theo Hợp đồng nguyên tắc mua bán hàng hóa số 2507VS066/HĐNT/HTV ký ngày 01/07/2025, và Phụ lục hợp đồng mua số 260109-001/PLHD/VS066 ngày 08/01/2026</w:t>
-            </w:r>
-          </w:p>
-        </w:tc>
-      </w:tr>
-      <w:tr>
-        <w:tc>
-          <w:tcPr>
-            <w:tcW w:w="3415" w:type="dxa"/>
-          </w:tcPr>
-          <w:p>
-            <w:pPr>
-              <w:jc w:val="both"/>
-              <w:rPr>
-                <w:rFonts w:asciiTheme="majorHAnsi" w:eastAsia="Times New Roman" w:hAnsiTheme="majorHAnsi" w:cstheme="majorHAnsi"/>
-                <w:kern w:val="0"/>
-                <w:sz w:val="22"/>
-                <w:szCs w:val="22"/>
-                <w14:ligatures w14:val="none"/>
-              </w:rPr>
-            </w:pPr>
-            <w:r>
-              <w:rPr>
-                <w:rFonts w:asciiTheme="majorHAnsi" w:eastAsia="Times New Roman" w:hAnsiTheme="majorHAnsi" w:cstheme="majorHAnsi"/>
-                <w:kern w:val="0"/>
-                <w:sz w:val="22"/>
-                <w:szCs w:val="22"/>
-                <w14:ligatures w14:val="none"/>
-              </w:rPr>
-              <w:t xml:space="preserve"> </w:t>
-            </w:r>
-            <w:r>
-              <w:rPr>
-                <w:rFonts w:asciiTheme="majorHAnsi" w:eastAsia="Times New Roman" w:hAnsiTheme="majorHAnsi" w:cstheme="majorHAnsi"/>
-                <w:kern w:val="0"/>
-                <w:sz w:val="22"/>
-                <w:szCs w:val="22"/>
-                <w14:ligatures w14:val="none"/>
-              </w:rPr>
-              <w:t>Đơn vị nhận bảo lãnh:</w:t>
-            </w:r>
-          </w:p>
-        </w:tc>
-        <w:tc>
-          <w:tcPr>
-            <w:tcW w:w="5935" w:type="dxa"/>
-          </w:tcPr>
-          <w:p>
-            <w:pPr>
-              <w:jc w:val="both"/>
-              <w:rPr>
-                <w:rFonts w:asciiTheme="majorHAnsi" w:eastAsia="Times New Roman" w:hAnsiTheme="majorHAnsi" w:cstheme="majorHAnsi"/>
-                <w:kern w:val="0"/>
-                <w:sz w:val="22"/>
-                <w:szCs w:val="22"/>
-                <w14:ligatures w14:val="none"/>
-              </w:rPr>
-            </w:pPr>
-            <w:r>
-              <w:rPr>
-                <w:rFonts w:asciiTheme="majorHAnsi" w:eastAsia="Times New Roman" w:hAnsiTheme="majorHAnsi" w:cstheme="majorHAnsi"/>
-                <w:kern w:val="0"/>
-                <w:sz w:val="22"/>
-                <w:szCs w:val="22"/>
-                <w14:ligatures w14:val="none"/>
-              </w:rPr>
-              <w:t>Công ty cổ phần Liên doanh ô tô Hyundai Thành Công Việt Nam (HTC-VN).</w:t>
-            </w:r>
-          </w:p>
-        </w:tc>
-      </w:tr>
-      <w:tr>
-        <w:tc>
-          <w:tcPr>
-            <w:tcW w:w="3415" w:type="dxa"/>
-          </w:tcPr>
-          <w:p>
-            <w:pPr>
-              <w:jc w:val="both"/>
-              <w:rPr>
-                <w:rFonts w:asciiTheme="majorHAnsi" w:eastAsia="Times New Roman" w:hAnsiTheme="majorHAnsi" w:cstheme="majorHAnsi"/>
-                <w:kern w:val="0"/>
-                <w:sz w:val="22"/>
-                <w:szCs w:val="22"/>
-                <w14:ligatures w14:val="none"/>
-              </w:rPr>
-            </w:pPr>
-            <w:r>
-              <w:rPr>
-                <w:rFonts w:asciiTheme="majorHAnsi" w:eastAsia="Times New Roman" w:hAnsiTheme="majorHAnsi" w:cstheme="majorHAnsi"/>
-                <w:kern w:val="0"/>
-                <w:sz w:val="22"/>
-                <w:szCs w:val="22"/>
-                <w14:ligatures w14:val="none"/>
-              </w:rPr>
-              <w:t>Địa chỉ:</w:t>
-            </w:r>
-          </w:p>
-        </w:tc>
-        <w:tc>
-          <w:tcPr>
-            <w:tcW w:w="5935" w:type="dxa"/>
-          </w:tcPr>
-          <w:p>
-            <w:pPr>
-              <w:jc w:val="both"/>
-              <w:rPr>
-                <w:rFonts w:asciiTheme="majorHAnsi" w:eastAsia="Times New Roman" w:hAnsiTheme="majorHAnsi" w:cstheme="majorHAnsi"/>
-                <w:kern w:val="0"/>
-                <w:sz w:val="22"/>
-                <w:szCs w:val="22"/>
-                <w14:ligatures w14:val="none"/>
-              </w:rPr>
-            </w:pPr>
-            <w:r>
-              <w:rPr>
-                <w:rFonts w:asciiTheme="majorHAnsi" w:eastAsia="Times New Roman" w:hAnsiTheme="majorHAnsi" w:cstheme="majorHAnsi"/>
-                <w:kern w:val="0"/>
-                <w:sz w:val="22"/>
-                <w:szCs w:val="22"/>
-                <w14:ligatures w14:val="none"/>
-              </w:rPr>
-              <w:t>KCN Gián Khẩu, xã Gia Trấn, tỉnh Ninh Bình</w:t>
-            </w:r>
-          </w:p>
-        </w:tc>
-      </w:tr>
-      <w:tr>
-        <w:tc>
-          <w:tcPr>
-            <w:tcW w:w="3415" w:type="dxa"/>
-          </w:tcPr>
-          <w:p>
-            <w:pPr>
-              <w:jc w:val="both"/>
-              <w:rPr>
-                <w:rFonts w:asciiTheme="majorHAnsi" w:eastAsia="Times New Roman" w:hAnsiTheme="majorHAnsi" w:cstheme="majorHAnsi"/>
-                <w:kern w:val="0"/>
-                <w:sz w:val="22"/>
-                <w:szCs w:val="22"/>
-                <w14:ligatures w14:val="none"/>
-              </w:rPr>
-            </w:pPr>
-            <w:r>
-              <w:rPr>
-                <w:rFonts w:asciiTheme="majorHAnsi" w:eastAsia="Times New Roman" w:hAnsiTheme="majorHAnsi" w:cstheme="majorHAnsi"/>
-                <w:kern w:val="0"/>
-                <w:sz w:val="22"/>
-                <w:szCs w:val="22"/>
-                <w14:ligatures w14:val="none"/>
-              </w:rPr>
-              <w:t>Thời hạn bảo lãnh:</w:t>
-            </w:r>
-          </w:p>
-        </w:tc>
-        <w:tc>
-          <w:tcPr>
-            <w:tcW w:w="5935" w:type="dxa"/>
-          </w:tcPr>
-          <w:p>
-            <w:pPr>
-              <w:jc w:val="both"/>
-              <w:rPr>
-                <w:rFonts w:asciiTheme="majorHAnsi" w:eastAsia="Times New Roman" w:hAnsiTheme="majorHAnsi" w:cstheme="majorHAnsi"/>
-                <w:kern w:val="0"/>
-                <w:sz w:val="22"/>
-                <w:szCs w:val="22"/>
-                <w14:ligatures w14:val="none"/>
-              </w:rPr>
-            </w:pPr>
-            <w:r>
-              <w:rPr>
-                <w:rFonts w:asciiTheme="majorHAnsi" w:eastAsia="Times New Roman" w:hAnsiTheme="majorHAnsi" w:cstheme="majorHAnsi"/>
-                <w:kern w:val="0"/>
-                <w:sz w:val="22"/>
-                <w:szCs w:val="22"/>
-                <w14:ligatures w14:val="none"/>
-              </w:rPr>
-              <w:t>60 ngày kể từ ngày HTC-VN/Ngân hàng phục vụ HTC-VN gửi bộ hồ sơ xe</w:t>
-            </w:r>
-            <w:r>
-              <w:rPr>
-                <w:rFonts w:asciiTheme="majorHAnsi" w:eastAsia="Times New Roman" w:hAnsiTheme="majorHAnsi" w:cstheme="majorHAnsi"/>
-                <w:kern w:val="0"/>
-                <w:sz w:val="22"/>
-                <w:szCs w:val="22"/>
-                <w14:ligatures w14:val="none"/>
-              </w:rPr>
-              <w:t xml:space="preserve"> </w:t>
-            </w:r>
-            <w:r>
-              <w:rPr>
-                <w:rFonts w:asciiTheme="majorHAnsi" w:eastAsia="Times New Roman" w:hAnsiTheme="majorHAnsi" w:cstheme="majorHAnsi"/>
-                <w:kern w:val="0"/>
-                <w:sz w:val="22"/>
-                <w:szCs w:val="22"/>
-                <w14:ligatures w14:val="none"/>
-              </w:rPr>
-              <w:t>đầy đủ cho BIDV - CN Đông Hà Nội</w:t>
-            </w:r>
-          </w:p>
-        </w:tc>
-      </w:tr>
-      <w:tr>
-        <w:tc>
-          <w:tcPr>
-            <w:tcW w:w="3415" w:type="dxa"/>
-          </w:tcPr>
-          <w:p>
-            <w:pPr>
-              <w:jc w:val="both"/>
-              <w:rPr>
-                <w:rFonts w:asciiTheme="majorHAnsi" w:eastAsia="Times New Roman" w:hAnsiTheme="majorHAnsi" w:cstheme="majorHAnsi"/>
-                <w:kern w:val="0"/>
-                <w:sz w:val="22"/>
-                <w:szCs w:val="22"/>
-                <w14:ligatures w14:val="none"/>
-              </w:rPr>
-            </w:pPr>
-            <w:r>
-              <w:rPr>
-                <w:rFonts w:asciiTheme="majorHAnsi" w:eastAsia="Times New Roman" w:hAnsiTheme="majorHAnsi" w:cstheme="majorHAnsi"/>
-                <w:kern w:val="0"/>
-                <w:sz w:val="22"/>
-                <w:szCs w:val="22"/>
-                <w14:ligatures w14:val="none"/>
-              </w:rPr>
-              <w:t>Phí bảo lãnh:</w:t>
-            </w:r>
-          </w:p>
-        </w:tc>
-        <w:tc>
-          <w:tcPr>
-            <w:tcW w:w="5935" w:type="dxa"/>
+            <w:tcW w:w="9350" w:type="dxa"/>
+            <w:gridSpan w:val="2"/>
           </w:tcPr>
           <w:p>
             <w:pPr>
@@ -4309,10 +4497,41 @@
               <w:jc w:val="both"/>
               <w:outlineLvl w:val="2"/>
               <w:rPr>
+                <w:rFonts w:asciiTheme="majorHAnsi" w:hAnsiTheme="majorHAnsi" w:cstheme="majorHAnsi"/>
+                <w:b/>
+                <w:bCs/>
+                <w:color w:val="4472C4" w:themeColor="accent1"/>
+                <w:sz w:val="26"/>
+                <w:szCs w:val="26"/>
+              </w:rPr>
+            </w:pPr>
+            <w:r>
+              <w:rPr>
+                <w:rFonts w:asciiTheme="majorHAnsi" w:hAnsiTheme="majorHAnsi" w:cstheme="majorHAnsi"/>
+                <w:b/>
+                <w:bCs/>
+                <w:color w:val="4472C4" w:themeColor="accent1"/>
+                <w:sz w:val="26"/>
+                <w:szCs w:val="26"/>
+              </w:rPr>
+              <w:t>{{guaranteeFeeNoteHyundai}}</w:t>
+            </w:r>
+          </w:p>
+        </w:tc>
+      </w:tr>
+      <w:tr>
+        <w:tc>
+          <w:tcPr>
+            <w:tcW w:w="3415" w:type="dxa"/>
+          </w:tcPr>
+          <w:p>
+            <w:pPr>
+              <w:jc w:val="both"/>
+              <w:rPr>
                 <w:rFonts w:asciiTheme="majorHAnsi" w:eastAsia="Times New Roman" w:hAnsiTheme="majorHAnsi" w:cstheme="majorHAnsi"/>
                 <w:kern w:val="0"/>
-                <w:sz w:val="22"/>
-                <w:szCs w:val="22"/>
+                <w:sz w:val="26"/>
+                <w:szCs w:val="26"/>
                 <w14:ligatures w14:val="none"/>
               </w:rPr>
             </w:pPr>
@@ -4320,40 +4539,11 @@
               <w:rPr>
                 <w:rFonts w:asciiTheme="majorHAnsi" w:eastAsia="Times New Roman" w:hAnsiTheme="majorHAnsi" w:cstheme="majorHAnsi"/>
                 <w:kern w:val="0"/>
-                <w:sz w:val="22"/>
-                <w:szCs w:val="22"/>
+                <w:sz w:val="26"/>
+                <w:szCs w:val="26"/>
                 <w14:ligatures w14:val="none"/>
               </w:rPr>
-              <w:t>Bao gồm phí phát hành bảo lãnh và phí sử dụng mẫu thư khác mẫu BIDV</w:t>
-            </w:r>
-          </w:p>
-        </w:tc>
-      </w:tr>
-      <w:tr>
-        <w:tc>
-          <w:tcPr>
-            <w:tcW w:w="3415" w:type="dxa"/>
-          </w:tcPr>
-          <w:p>
-            <w:pPr>
-              <w:jc w:val="both"/>
-              <w:rPr>
-                <w:rFonts w:asciiTheme="majorHAnsi" w:eastAsia="Times New Roman" w:hAnsiTheme="majorHAnsi" w:cstheme="majorHAnsi"/>
-                <w:kern w:val="0"/>
-                <w:sz w:val="22"/>
-                <w:szCs w:val="22"/>
-                <w14:ligatures w14:val="none"/>
-              </w:rPr>
-            </w:pPr>
-            <w:r>
-              <w:rPr>
-                <w:rFonts w:asciiTheme="majorHAnsi" w:eastAsia="Times New Roman" w:hAnsiTheme="majorHAnsi" w:cstheme="majorHAnsi"/>
-                <w:kern w:val="0"/>
-                <w:sz w:val="22"/>
-                <w:szCs w:val="22"/>
-                <w14:ligatures w14:val="none"/>
-              </w:rPr>
-              <w:t>Phí phát hành:</w:t>
+              <w:t>Nên số tiền là:</w:t>
             </w:r>
           </w:p>
         </w:tc>
@@ -4367,10 +4557,63 @@
               <w:jc w:val="both"/>
               <w:outlineLvl w:val="2"/>
               <w:rPr>
+                <w:rFonts w:asciiTheme="majorHAnsi" w:hAnsiTheme="majorHAnsi" w:cstheme="majorHAnsi"/>
+                <w:b/>
+                <w:bCs/>
+                <w:color w:val="4472C4" w:themeColor="accent1"/>
+                <w:sz w:val="26"/>
+                <w:szCs w:val="26"/>
+              </w:rPr>
+            </w:pPr>
+            <w:r>
+              <w:rPr>
+                <w:rFonts w:asciiTheme="majorHAnsi" w:hAnsiTheme="majorHAnsi" w:cstheme="majorHAnsi"/>
+                <w:b/>
+                <w:bCs/>
+                <w:color w:val="4472C4" w:themeColor="accent1"/>
+                <w:sz w:val="26"/>
+                <w:szCs w:val="26"/>
+              </w:rPr>
+              <w:t>{{</w:t>
+            </w:r>
+            <w:r>
+              <w:rPr>
+                <w:rFonts w:asciiTheme="majorHAnsi" w:hAnsiTheme="majorHAnsi" w:cstheme="majorHAnsi"/>
+                <w:b/>
+                <w:bCs/>
+                <w:color w:val="4472C4" w:themeColor="accent1"/>
+                <w:sz w:val="26"/>
+                <w:szCs w:val="26"/>
+              </w:rPr>
+              <w:t>EXPECTED_GUARANTEE_AMOUNT_PHI_HYNDAI</w:t>
+            </w:r>
+            <w:r>
+              <w:rPr>
+                <w:rFonts w:asciiTheme="majorHAnsi" w:hAnsiTheme="majorHAnsi" w:cstheme="majorHAnsi"/>
+                <w:b/>
+                <w:bCs/>
+                <w:color w:val="4472C4" w:themeColor="accent1"/>
+                <w:sz w:val="26"/>
+                <w:szCs w:val="26"/>
+              </w:rPr>
+              <w:t>}}</w:t>
+            </w:r>
+          </w:p>
+        </w:tc>
+      </w:tr>
+      <w:tr>
+        <w:tc>
+          <w:tcPr>
+            <w:tcW w:w="3415" w:type="dxa"/>
+          </w:tcPr>
+          <w:p>
+            <w:pPr>
+              <w:jc w:val="both"/>
+              <w:rPr>
                 <w:rFonts w:asciiTheme="majorHAnsi" w:eastAsia="Times New Roman" w:hAnsiTheme="majorHAnsi" w:cstheme="majorHAnsi"/>
                 <w:kern w:val="0"/>
-                <w:sz w:val="22"/>
-                <w:szCs w:val="22"/>
+                <w:sz w:val="26"/>
+                <w:szCs w:val="26"/>
                 <w14:ligatures w14:val="none"/>
               </w:rPr>
             </w:pPr>
@@ -4378,20 +4621,17 @@
               <w:rPr>
                 <w:rFonts w:asciiTheme="majorHAnsi" w:eastAsia="Times New Roman" w:hAnsiTheme="majorHAnsi" w:cstheme="majorHAnsi"/>
                 <w:kern w:val="0"/>
-                <w:sz w:val="22"/>
-                <w:szCs w:val="22"/>
+                <w:sz w:val="26"/>
+                <w:szCs w:val="26"/>
                 <w14:ligatures w14:val="none"/>
               </w:rPr>
-              <w:t>2%/năm, tối thiểu 800.000 đồng, cụ thể:</w:t>
-            </w:r>
-          </w:p>
-        </w:tc>
-      </w:tr>
-      <w:tr>
-        <w:tc>
-          <w:tcPr>
-            <w:tcW w:w="9350" w:type="dxa"/>
-            <w:gridSpan w:val="2"/>
+              <w:t>Phí sử dụng mẫu thư:</w:t>
+            </w:r>
+          </w:p>
+        </w:tc>
+        <w:tc>
+          <w:tcPr>
+            <w:tcW w:w="5935" w:type="dxa"/>
           </w:tcPr>
           <w:p>
             <w:pPr>
@@ -4399,97 +4639,32 @@
               <w:jc w:val="both"/>
               <w:outlineLvl w:val="2"/>
               <w:rPr>
-                <w:rFonts w:ascii="Times New Roman" w:hAnsi="Times New Roman" w:cs="Times New Roman"/>
-                <w:b/>
-                <w:bCs/>
-                <w:color w:val="4472C4" w:themeColor="accent1"/>
-              </w:rPr>
-            </w:pPr>
-            <w:r>
-              <w:rPr>
-                <w:rFonts w:ascii="Times New Roman" w:hAnsi="Times New Roman" w:cs="Times New Roman"/>
-                <w:b/>
-                <w:bCs/>
-                <w:color w:val="4472C4" w:themeColor="accent1"/>
-                <w:sz w:val="22"/>
-                <w:szCs w:val="22"/>
-              </w:rPr>
-              <w:t>{{EXPECTED_GUARANTEE_AMOUNT}}</w:t>
-            </w:r>
-            <w:r>
-              <w:rPr>
                 <w:rFonts w:asciiTheme="majorHAnsi" w:eastAsia="Times New Roman" w:hAnsiTheme="majorHAnsi" w:cstheme="majorHAnsi"/>
-                <w:color w:val="4472C4" w:themeColor="accent1"/>
                 <w:kern w:val="0"/>
-                <w:sz w:val="22"/>
-                <w:szCs w:val="22"/>
+                <w:sz w:val="26"/>
+                <w:szCs w:val="26"/>
                 <w14:ligatures w14:val="none"/>
               </w:rPr>
-              <w:t xml:space="preserve"> x 2% /năm x 60 ngà</w:t>
-            </w:r>
+            </w:pPr>
             <w:r>
               <w:rPr>
                 <w:rFonts w:asciiTheme="majorHAnsi" w:eastAsia="Times New Roman" w:hAnsiTheme="majorHAnsi" w:cstheme="majorHAnsi"/>
-                <w:color w:val="4472C4" w:themeColor="accent1"/>
                 <w:kern w:val="0"/>
-                <w:sz w:val="22"/>
-                <w:szCs w:val="22"/>
+                <w:sz w:val="26"/>
+                <w:szCs w:val="26"/>
                 <w14:ligatures w14:val="none"/>
               </w:rPr>
-              <w:t xml:space="preserve">y/ </w:t>
+              <w:t>330.000 đồng</w:t>
             </w:r>
             <w:r>
               <w:rPr>
                 <w:rFonts w:asciiTheme="majorHAnsi" w:eastAsia="Times New Roman" w:hAnsiTheme="majorHAnsi" w:cstheme="majorHAnsi"/>
-                <w:color w:val="4472C4" w:themeColor="accent1"/>
                 <w:kern w:val="0"/>
-                <w:sz w:val="22"/>
-                <w:szCs w:val="22"/>
+                <w:sz w:val="26"/>
+                <w:szCs w:val="26"/>
                 <w14:ligatures w14:val="none"/>
               </w:rPr>
-              <w:t>365</w:t>
-            </w:r>
-            <w:r>
-              <w:rPr>
-                <w:rFonts w:asciiTheme="majorHAnsi" w:eastAsia="Times New Roman" w:hAnsiTheme="majorHAnsi" w:cstheme="majorHAnsi"/>
-                <w:color w:val="4472C4" w:themeColor="accent1"/>
-                <w:kern w:val="0"/>
-                <w:sz w:val="22"/>
-                <w:szCs w:val="22"/>
-                <w14:ligatures w14:val="none"/>
-              </w:rPr>
-              <w:t xml:space="preserve">ngày = </w:t>
-            </w:r>
-            <w:r>
-              <w:rPr>
-                <w:rFonts w:ascii="Times New Roman" w:hAnsi="Times New Roman" w:cs="Times New Roman"/>
-                <w:b/>
-                <w:bCs/>
-                <w:color w:val="4472C4" w:themeColor="accent1"/>
-                <w:sz w:val="22"/>
-                <w:szCs w:val="22"/>
-              </w:rPr>
-              <w:t>{{</w:t>
-            </w:r>
-            <w:r>
-              <w:rPr>
-                <w:rFonts w:ascii="Times New Roman" w:hAnsi="Times New Roman" w:cs="Times New Roman"/>
-                <w:b/>
-                <w:bCs/>
-                <w:color w:val="4472C4" w:themeColor="accent1"/>
-              </w:rPr>
-              <w:t>EXPECTED_GUARANTEE_AMOUNT_PHI_HYNDAI</w:t>
-            </w:r>
-            <w:r>
-              <w:rPr>
-                <w:rFonts w:ascii="Times New Roman" w:hAnsi="Times New Roman" w:cs="Times New Roman"/>
-                <w:b/>
-                <w:bCs/>
-                <w:color w:val="4472C4" w:themeColor="accent1"/>
-                <w:sz w:val="22"/>
-                <w:szCs w:val="22"/>
-              </w:rPr>
-              <w:t>}}</w:t>
+              <w:t>/lần (đã bao gồm thuế VAT)</w:t>
             </w:r>
           </w:p>
         </w:tc>
@@ -4497,16 +4672,18 @@
       <w:tr>
         <w:tc>
           <w:tcPr>
-            <w:tcW w:w="3415" w:type="dxa"/>
-          </w:tcPr>
-          <w:p>
-            <w:pPr>
+            <w:tcW w:w="9350" w:type="dxa"/>
+            <w:gridSpan w:val="2"/>
+          </w:tcPr>
+          <w:p>
+            <w:pPr>
+              <w:spacing w:before="100" w:beforeAutospacing="1" w:after="100" w:afterAutospacing="1"/>
               <w:jc w:val="both"/>
               <w:rPr>
                 <w:rFonts w:asciiTheme="majorHAnsi" w:eastAsia="Times New Roman" w:hAnsiTheme="majorHAnsi" w:cstheme="majorHAnsi"/>
                 <w:kern w:val="0"/>
-                <w:sz w:val="22"/>
-                <w:szCs w:val="22"/>
+                <w:sz w:val="26"/>
+                <w:szCs w:val="26"/>
                 <w14:ligatures w14:val="none"/>
               </w:rPr>
             </w:pPr>
@@ -4514,197 +4691,35 @@
               <w:rPr>
                 <w:rFonts w:asciiTheme="majorHAnsi" w:eastAsia="Times New Roman" w:hAnsiTheme="majorHAnsi" w:cstheme="majorHAnsi"/>
                 <w:kern w:val="0"/>
-                <w:sz w:val="22"/>
-                <w:szCs w:val="22"/>
+                <w:sz w:val="26"/>
+                <w:szCs w:val="26"/>
                 <w14:ligatures w14:val="none"/>
               </w:rPr>
-              <w:t>Nên số tiền là:</w:t>
-            </w:r>
-          </w:p>
-        </w:tc>
-        <w:tc>
-          <w:tcPr>
-            <w:tcW w:w="5935" w:type="dxa"/>
-          </w:tcPr>
-          <w:p>
-            <w:pPr>
-              <w:spacing w:before="100" w:beforeAutospacing="1" w:after="100" w:afterAutospacing="1"/>
-              <w:jc w:val="both"/>
-              <w:outlineLvl w:val="2"/>
-              <w:rPr>
-                <w:rFonts w:ascii="Times New Roman" w:hAnsi="Times New Roman" w:cs="Times New Roman"/>
-                <w:b/>
-                <w:bCs/>
-                <w:color w:val="4472C4" w:themeColor="accent1"/>
-                <w:sz w:val="22"/>
-                <w:szCs w:val="22"/>
-              </w:rPr>
-            </w:pPr>
-            <w:r>
-              <w:rPr>
-                <w:rFonts w:ascii="Times New Roman" w:hAnsi="Times New Roman" w:cs="Times New Roman"/>
-                <w:b/>
-                <w:bCs/>
-                <w:color w:val="4472C4" w:themeColor="accent1"/>
-                <w:sz w:val="22"/>
-                <w:szCs w:val="22"/>
-              </w:rPr>
-              <w:t>{{</w:t>
-            </w:r>
-            <w:r>
-              <w:rPr>
-                <w:rFonts w:ascii="Times New Roman" w:hAnsi="Times New Roman" w:cs="Times New Roman"/>
-                <w:b/>
-                <w:bCs/>
-                <w:color w:val="4472C4" w:themeColor="accent1"/>
-                <w:sz w:val="22"/>
-                <w:szCs w:val="22"/>
-              </w:rPr>
-              <w:t>EXPECTED_GUARANTEE_AMOUNT_PHI_HYNDAI</w:t>
-            </w:r>
-            <w:r>
-              <w:rPr>
-                <w:rFonts w:ascii="Times New Roman" w:hAnsi="Times New Roman" w:cs="Times New Roman"/>
-                <w:b/>
-                <w:bCs/>
-                <w:color w:val="4472C4" w:themeColor="accent1"/>
-                <w:sz w:val="22"/>
-                <w:szCs w:val="22"/>
-              </w:rPr>
-              <w:t>}}</w:t>
-            </w:r>
-          </w:p>
-        </w:tc>
-      </w:tr>
-      <w:tr>
-        <w:tc>
-          <w:tcPr>
-            <w:tcW w:w="3415" w:type="dxa"/>
-          </w:tcPr>
-          <w:p>
-            <w:pPr>
-              <w:jc w:val="both"/>
+              <w:t>Vậy tổng phí bảo lãnh phải thu (làm tròn) là:</w:t>
+            </w:r>
+            <w:r>
               <w:rPr>
                 <w:rFonts w:asciiTheme="majorHAnsi" w:eastAsia="Times New Roman" w:hAnsiTheme="majorHAnsi" w:cstheme="majorHAnsi"/>
                 <w:kern w:val="0"/>
-                <w:sz w:val="22"/>
-                <w:szCs w:val="22"/>
+                <w:sz w:val="26"/>
+                <w:szCs w:val="26"/>
                 <w14:ligatures w14:val="none"/>
               </w:rPr>
-            </w:pPr>
+              <w:t xml:space="preserve"> </w:t>
+            </w:r>
             <w:r>
               <w:rPr>
                 <w:rFonts w:asciiTheme="majorHAnsi" w:eastAsia="Times New Roman" w:hAnsiTheme="majorHAnsi" w:cstheme="majorHAnsi"/>
                 <w:kern w:val="0"/>
-                <w:sz w:val="22"/>
-                <w:szCs w:val="22"/>
+                <w:sz w:val="26"/>
+                <w:szCs w:val="26"/>
                 <w14:ligatures w14:val="none"/>
               </w:rPr>
-              <w:t>Phí sử dụng mẫu thư:</w:t>
-            </w:r>
-          </w:p>
-        </w:tc>
-        <w:tc>
-          <w:tcPr>
-            <w:tcW w:w="5935" w:type="dxa"/>
-          </w:tcPr>
-          <w:p>
-            <w:pPr>
-              <w:spacing w:before="100" w:beforeAutospacing="1" w:after="100" w:afterAutospacing="1"/>
-              <w:jc w:val="both"/>
-              <w:outlineLvl w:val="2"/>
-              <w:rPr>
-                <w:rFonts w:asciiTheme="majorHAnsi" w:eastAsia="Times New Roman" w:hAnsiTheme="majorHAnsi" w:cstheme="majorHAnsi"/>
-                <w:kern w:val="0"/>
-                <w:sz w:val="22"/>
-                <w:szCs w:val="22"/>
-                <w14:ligatures w14:val="none"/>
-              </w:rPr>
-            </w:pPr>
-            <w:r>
-              <w:rPr>
-                <w:rFonts w:asciiTheme="majorHAnsi" w:eastAsia="Times New Roman" w:hAnsiTheme="majorHAnsi" w:cstheme="majorHAnsi"/>
-                <w:kern w:val="0"/>
-                <w:sz w:val="22"/>
-                <w:szCs w:val="22"/>
-                <w14:ligatures w14:val="none"/>
-              </w:rPr>
-              <w:t>330.000 đồng</w:t>
-            </w:r>
-            <w:r>
-              <w:rPr>
-                <w:rFonts w:asciiTheme="majorHAnsi" w:eastAsia="Times New Roman" w:hAnsiTheme="majorHAnsi" w:cstheme="majorHAnsi"/>
-                <w:kern w:val="0"/>
-                <w:sz w:val="22"/>
-                <w:szCs w:val="22"/>
-                <w14:ligatures w14:val="none"/>
-              </w:rPr>
-              <w:t>/lần (đã bao gồm thuế VAT)</w:t>
-            </w:r>
-          </w:p>
-        </w:tc>
-      </w:tr>
-      <w:tr>
-        <w:tc>
-          <w:tcPr>
-            <w:tcW w:w="9350" w:type="dxa"/>
-            <w:gridSpan w:val="2"/>
-          </w:tcPr>
-          <w:p>
-            <w:pPr>
-              <w:spacing w:before="100" w:beforeAutospacing="1" w:after="100" w:afterAutospacing="1"/>
-              <w:jc w:val="both"/>
-              <w:rPr>
-                <w:rFonts w:asciiTheme="majorHAnsi" w:eastAsia="Times New Roman" w:hAnsiTheme="majorHAnsi" w:cstheme="majorHAnsi"/>
-                <w:kern w:val="0"/>
-                <w:sz w:val="22"/>
-                <w:szCs w:val="22"/>
-                <w14:ligatures w14:val="none"/>
-              </w:rPr>
-            </w:pPr>
-            <w:r>
-              <w:rPr>
-                <w:rFonts w:asciiTheme="majorHAnsi" w:eastAsia="Times New Roman" w:hAnsiTheme="majorHAnsi" w:cstheme="majorHAnsi"/>
-                <w:kern w:val="0"/>
-                <w:sz w:val="22"/>
-                <w:szCs w:val="22"/>
-                <w14:ligatures w14:val="none"/>
-              </w:rPr>
-              <w:t>Vậy tổng phí bảo lãnh phải thu (làm tròn) là:</w:t>
-            </w:r>
-            <w:r>
-              <w:rPr>
-                <w:rFonts w:asciiTheme="majorHAnsi" w:eastAsia="Times New Roman" w:hAnsiTheme="majorHAnsi" w:cstheme="majorHAnsi"/>
-                <w:kern w:val="0"/>
-                <w:sz w:val="22"/>
-                <w:szCs w:val="22"/>
-                <w14:ligatures w14:val="none"/>
-              </w:rPr>
-              <w:t xml:space="preserve"> </w:t>
-            </w:r>
-            <w:r>
-              <w:rPr>
-                <w:rFonts w:asciiTheme="majorHAnsi" w:eastAsia="Times New Roman" w:hAnsiTheme="majorHAnsi" w:cstheme="majorHAnsi"/>
-                <w:kern w:val="0"/>
-                <w:sz w:val="22"/>
-                <w:szCs w:val="22"/>
-                <w14:ligatures w14:val="none"/>
-              </w:rPr>
-              <w:t>{{EXPECTED_GUARANTEE_AMOUNT_PHI_TONG_HYNDAI}}</w:t>
-            </w:r>
-            <w:r>
-              <w:rPr>
-                <w:rFonts w:asciiTheme="majorHAnsi" w:eastAsia="Times New Roman" w:hAnsiTheme="majorHAnsi" w:cstheme="majorHAnsi"/>
-                <w:kern w:val="0"/>
-                <w:sz w:val="22"/>
-                <w:szCs w:val="22"/>
-                <w14:ligatures w14:val="none"/>
-              </w:rPr>
-              <w:t xml:space="preserve"> băng chữ: </w:t>
-            </w:r>
-            <w:r>
-              <w:rPr>
-                <w:rFonts w:ascii="Times New Roman" w:hAnsi="Times New Roman" w:cs="Times New Roman"/>
+              <w:t xml:space="preserve">{{EXPECTED_GUARANTEE_AMOUNT_PHI_TONG_HYNDAI}} băng chữ: </w:t>
+            </w:r>
+            <w:r>
+              <w:rPr>
+                <w:rFonts w:asciiTheme="majorHAnsi" w:hAnsiTheme="majorHAnsi" w:cstheme="majorHAnsi"/>
                 <w:b/>
                 <w:bCs/>
                 <w:color w:val="0070C0"/>
@@ -4715,7 +4730,7 @@
             </w:r>
             <w:r>
               <w:rPr>
-                <w:rFonts w:ascii="Times New Roman" w:hAnsi="Times New Roman" w:cs="Times New Roman"/>
+                <w:rFonts w:asciiTheme="majorHAnsi" w:hAnsiTheme="majorHAnsi" w:cstheme="majorHAnsi"/>
                 <w:b/>
                 <w:bCs/>
                 <w:color w:val="0070C0"/>
@@ -4726,7 +4741,7 @@
             </w:r>
             <w:r>
               <w:rPr>
-                <w:rFonts w:ascii="Times New Roman" w:hAnsi="Times New Roman" w:cs="Times New Roman"/>
+                <w:rFonts w:asciiTheme="majorHAnsi" w:hAnsiTheme="majorHAnsi" w:cstheme="majorHAnsi"/>
                 <w:b/>
                 <w:bCs/>
                 <w:color w:val="0070C0"/>
@@ -4737,9 +4752,10 @@
             </w:r>
             <w:r>
               <w:rPr>
-                <w:rFonts w:ascii="Times New Roman" w:eastAsia="Times New Roman" w:hAnsi="Times New Roman" w:cs="Times New Roman"/>
+                <w:rFonts w:asciiTheme="majorHAnsi" w:eastAsia="Times New Roman" w:hAnsiTheme="majorHAnsi" w:cstheme="majorHAnsi"/>
                 <w:color w:val="FF0000"/>
-                <w:sz w:val="23"/>
+                <w:sz w:val="26"/>
+                <w:szCs w:val="26"/>
               </w:rPr>
               <w:t>.</w:t>
             </w:r>
@@ -4758,8 +4774,8 @@
               <w:rPr>
                 <w:rFonts w:asciiTheme="majorHAnsi" w:eastAsia="Times New Roman" w:hAnsiTheme="majorHAnsi" w:cstheme="majorHAnsi"/>
                 <w:kern w:val="0"/>
-                <w:sz w:val="22"/>
-                <w:szCs w:val="22"/>
+                <w:sz w:val="26"/>
+                <w:szCs w:val="26"/>
                 <w14:ligatures w14:val="none"/>
               </w:rPr>
             </w:pPr>
@@ -4767,8 +4783,8 @@
               <w:rPr>
                 <w:rFonts w:asciiTheme="majorHAnsi" w:eastAsia="Times New Roman" w:hAnsiTheme="majorHAnsi" w:cstheme="majorHAnsi"/>
                 <w:kern w:val="0"/>
-                <w:sz w:val="22"/>
-                <w:szCs w:val="22"/>
+                <w:sz w:val="26"/>
+                <w:szCs w:val="26"/>
                 <w14:ligatures w14:val="none"/>
               </w:rPr>
               <w:t>Tài sản bảo đảm:</w:t>
@@ -4789,8 +4805,8 @@
                 <w:bCs/>
                 <w:color w:val="4472C4" w:themeColor="accent1"/>
                 <w:kern w:val="0"/>
-                <w:sz w:val="22"/>
-                <w:szCs w:val="22"/>
+                <w:sz w:val="26"/>
+                <w:szCs w:val="26"/>
                 <w14:ligatures w14:val="none"/>
               </w:rPr>
             </w:pPr>
@@ -4798,8 +4814,8 @@
               <w:rPr>
                 <w:rFonts w:asciiTheme="majorHAnsi" w:eastAsia="Times New Roman" w:hAnsiTheme="majorHAnsi" w:cstheme="majorHAnsi"/>
                 <w:kern w:val="0"/>
-                <w:sz w:val="22"/>
-                <w:szCs w:val="22"/>
+                <w:sz w:val="26"/>
+                <w:szCs w:val="26"/>
                 <w14:ligatures w14:val="none"/>
               </w:rPr>
               <w:t>TSBĐ là tài sản hình thành từ nguồn tài trợ của BIDV Đồng Tháp là các xe ô tô mới 100% của Khách hàng mua từ HTC-VN theo Hợp đồng thế chấp tài sản hình thành trong tương lai số</w:t>
@@ -4808,8 +4824,8 @@
               <w:rPr>
                 <w:rFonts w:asciiTheme="majorHAnsi" w:eastAsia="Times New Roman" w:hAnsiTheme="majorHAnsi" w:cstheme="majorHAnsi"/>
                 <w:kern w:val="0"/>
-                <w:sz w:val="22"/>
-                <w:szCs w:val="22"/>
+                <w:sz w:val="26"/>
+                <w:szCs w:val="26"/>
                 <w14:ligatures w14:val="none"/>
               </w:rPr>
               <w:t xml:space="preserve"> </w:t>
@@ -4818,8 +4834,8 @@
               <w:rPr>
                 <w:rFonts w:asciiTheme="majorHAnsi" w:eastAsia="Times New Roman" w:hAnsiTheme="majorHAnsi" w:cstheme="majorHAnsi"/>
                 <w:kern w:val="0"/>
-                <w:sz w:val="22"/>
-                <w:szCs w:val="22"/>
+                <w:sz w:val="26"/>
+                <w:szCs w:val="26"/>
                 <w14:ligatures w14:val="none"/>
               </w:rPr>
               <w:t>01/2025/10987477/HĐBĐ ngày</w:t>
@@ -4828,8 +4844,8 @@
               <w:rPr>
                 <w:rFonts w:asciiTheme="majorHAnsi" w:eastAsia="Times New Roman" w:hAnsiTheme="majorHAnsi" w:cstheme="majorHAnsi"/>
                 <w:kern w:val="0"/>
-                <w:sz w:val="22"/>
-                <w:szCs w:val="22"/>
+                <w:sz w:val="26"/>
+                <w:szCs w:val="26"/>
                 <w14:ligatures w14:val="none"/>
               </w:rPr>
               <w:t xml:space="preserve"> </w:t>
@@ -4838,8 +4854,8 @@
               <w:rPr>
                 <w:rFonts w:asciiTheme="majorHAnsi" w:eastAsia="Times New Roman" w:hAnsiTheme="majorHAnsi" w:cstheme="majorHAnsi"/>
                 <w:kern w:val="0"/>
-                <w:sz w:val="22"/>
-                <w:szCs w:val="22"/>
+                <w:sz w:val="26"/>
+                <w:szCs w:val="26"/>
                 <w14:ligatures w14:val="none"/>
               </w:rPr>
               <w:t>11/04/2025, và các văn bản sửa đổi đính kèm. Hợp đồng</w:t>
@@ -4848,8 +4864,8 @@
               <w:rPr>
                 <w:rFonts w:asciiTheme="majorHAnsi" w:eastAsia="Times New Roman" w:hAnsiTheme="majorHAnsi" w:cstheme="majorHAnsi"/>
                 <w:kern w:val="0"/>
-                <w:sz w:val="22"/>
-                <w:szCs w:val="22"/>
+                <w:sz w:val="26"/>
+                <w:szCs w:val="26"/>
                 <w14:ligatures w14:val="none"/>
               </w:rPr>
               <w:t xml:space="preserve"> </w:t>
@@ -4858,8 +4874,8 @@
               <w:rPr>
                 <w:rFonts w:asciiTheme="majorHAnsi" w:eastAsia="Times New Roman" w:hAnsiTheme="majorHAnsi" w:cstheme="majorHAnsi"/>
                 <w:kern w:val="0"/>
-                <w:sz w:val="22"/>
-                <w:szCs w:val="22"/>
+                <w:sz w:val="26"/>
+                <w:szCs w:val="26"/>
                 <w14:ligatures w14:val="none"/>
               </w:rPr>
               <w:t>nguyên tắc mua</w:t>
@@ -4868,8 +4884,8 @@
               <w:rPr>
                 <w:rFonts w:asciiTheme="majorHAnsi" w:eastAsia="Times New Roman" w:hAnsiTheme="majorHAnsi" w:cstheme="majorHAnsi"/>
                 <w:kern w:val="0"/>
-                <w:sz w:val="22"/>
-                <w:szCs w:val="22"/>
+                <w:sz w:val="26"/>
+                <w:szCs w:val="26"/>
                 <w14:ligatures w14:val="none"/>
               </w:rPr>
               <w:t xml:space="preserve"> </w:t>
@@ -4878,8 +4894,8 @@
               <w:rPr>
                 <w:rFonts w:asciiTheme="majorHAnsi" w:eastAsia="Times New Roman" w:hAnsiTheme="majorHAnsi" w:cstheme="majorHAnsi"/>
                 <w:kern w:val="0"/>
-                <w:sz w:val="22"/>
-                <w:szCs w:val="22"/>
+                <w:sz w:val="26"/>
+                <w:szCs w:val="26"/>
                 <w14:ligatures w14:val="none"/>
               </w:rPr>
               <w:t>bán hàng hóa số</w:t>
@@ -4888,8 +4904,8 @@
               <w:rPr>
                 <w:rFonts w:asciiTheme="majorHAnsi" w:eastAsia="Times New Roman" w:hAnsiTheme="majorHAnsi" w:cstheme="majorHAnsi"/>
                 <w:kern w:val="0"/>
-                <w:sz w:val="22"/>
-                <w:szCs w:val="22"/>
+                <w:sz w:val="26"/>
+                <w:szCs w:val="26"/>
                 <w14:ligatures w14:val="none"/>
               </w:rPr>
               <w:t xml:space="preserve"> </w:t>
@@ -4898,8 +4914,8 @@
               <w:rPr>
                 <w:rFonts w:asciiTheme="majorHAnsi" w:eastAsia="Times New Roman" w:hAnsiTheme="majorHAnsi" w:cstheme="majorHAnsi"/>
                 <w:kern w:val="0"/>
-                <w:sz w:val="22"/>
-                <w:szCs w:val="22"/>
+                <w:sz w:val="26"/>
+                <w:szCs w:val="26"/>
                 <w14:ligatures w14:val="none"/>
               </w:rPr>
               <w:t>2507VS066/HĐNT/HTV ký ngày 01/07/2025, và Phụ lục</w:t>
@@ -4908,8 +4924,8 @@
               <w:rPr>
                 <w:rFonts w:asciiTheme="majorHAnsi" w:eastAsia="Times New Roman" w:hAnsiTheme="majorHAnsi" w:cstheme="majorHAnsi"/>
                 <w:kern w:val="0"/>
-                <w:sz w:val="22"/>
-                <w:szCs w:val="22"/>
+                <w:sz w:val="26"/>
+                <w:szCs w:val="26"/>
                 <w14:ligatures w14:val="none"/>
               </w:rPr>
               <w:t xml:space="preserve"> </w:t>
@@ -4918,8 +4934,8 @@
               <w:rPr>
                 <w:rFonts w:asciiTheme="majorHAnsi" w:eastAsia="Times New Roman" w:hAnsiTheme="majorHAnsi" w:cstheme="majorHAnsi"/>
                 <w:kern w:val="0"/>
-                <w:sz w:val="22"/>
-                <w:szCs w:val="22"/>
+                <w:sz w:val="26"/>
+                <w:szCs w:val="26"/>
                 <w14:ligatures w14:val="none"/>
               </w:rPr>
               <w:t>hợp đồng mua số 260109-001/PLHD/VS066 ngày 08/01/2026, giá trị:</w:t>
@@ -4928,8 +4944,8 @@
               <w:rPr>
                 <w:rFonts w:asciiTheme="majorHAnsi" w:eastAsia="Times New Roman" w:hAnsiTheme="majorHAnsi" w:cstheme="majorHAnsi"/>
                 <w:kern w:val="0"/>
-                <w:sz w:val="22"/>
-                <w:szCs w:val="22"/>
+                <w:sz w:val="26"/>
+                <w:szCs w:val="26"/>
                 <w14:ligatures w14:val="none"/>
               </w:rPr>
               <w:t xml:space="preserve"> </w:t>
@@ -4941,37 +4957,11 @@
                 <w:bCs/>
                 <w:color w:val="4472C4" w:themeColor="accent1"/>
                 <w:kern w:val="0"/>
-                <w:sz w:val="22"/>
-                <w:szCs w:val="22"/>
+                <w:sz w:val="26"/>
+                <w:szCs w:val="26"/>
                 <w14:ligatures w14:val="none"/>
               </w:rPr>
-              <w:t>{{</w:t>
-            </w:r>
-            <w:r>
-              <w:rPr>
-                <w:rFonts w:asciiTheme="majorHAnsi" w:eastAsia="Times New Roman" w:hAnsiTheme="majorHAnsi" w:cstheme="majorHAnsi"/>
-                <w:b/>
-                <w:bCs/>
-                <w:color w:val="4472C4" w:themeColor="accent1"/>
-                <w:kern w:val="0"/>
-                <w:sz w:val="22"/>
-                <w:szCs w:val="22"/>
-                <w14:ligatures w14:val="none"/>
-              </w:rPr>
-              <w:t>GIAHDMB</w:t>
-            </w:r>
-            <w:r>
-              <w:rPr>
-                <w:rFonts w:asciiTheme="majorHAnsi" w:eastAsia="Times New Roman" w:hAnsiTheme="majorHAnsi" w:cstheme="majorHAnsi"/>
-                <w:b/>
-                <w:bCs/>
-                <w:color w:val="4472C4" w:themeColor="accent1"/>
-                <w:kern w:val="0"/>
-                <w:sz w:val="22"/>
-                <w:szCs w:val="22"/>
-                <w14:ligatures w14:val="none"/>
-              </w:rPr>
-              <w:t>}}</w:t>
+              <w:t>{{GIAHDMB}}</w:t>
             </w:r>
           </w:p>
         </w:tc>
@@ -4988,8 +4978,8 @@
               <w:rPr>
                 <w:rFonts w:asciiTheme="majorHAnsi" w:eastAsia="Times New Roman" w:hAnsiTheme="majorHAnsi" w:cstheme="majorHAnsi"/>
                 <w:kern w:val="0"/>
-                <w:sz w:val="22"/>
-                <w:szCs w:val="22"/>
+                <w:sz w:val="26"/>
+                <w:szCs w:val="26"/>
                 <w14:ligatures w14:val="none"/>
               </w:rPr>
             </w:pPr>
@@ -4997,8 +4987,8 @@
               <w:rPr>
                 <w:rFonts w:asciiTheme="majorHAnsi" w:eastAsia="Times New Roman" w:hAnsiTheme="majorHAnsi" w:cstheme="majorHAnsi"/>
                 <w:kern w:val="0"/>
-                <w:sz w:val="22"/>
-                <w:szCs w:val="22"/>
+                <w:sz w:val="26"/>
+                <w:szCs w:val="26"/>
                 <w14:ligatures w14:val="none"/>
               </w:rPr>
               <w:t>Mẫu thư bảo lãnh:</w:t>
@@ -5016,8 +5006,8 @@
               <w:rPr>
                 <w:rFonts w:asciiTheme="majorHAnsi" w:eastAsia="Times New Roman" w:hAnsiTheme="majorHAnsi" w:cstheme="majorHAnsi"/>
                 <w:kern w:val="0"/>
-                <w:sz w:val="22"/>
-                <w:szCs w:val="22"/>
+                <w:sz w:val="26"/>
+                <w:szCs w:val="26"/>
                 <w14:ligatures w14:val="none"/>
               </w:rPr>
             </w:pPr>
@@ -5025,8 +5015,8 @@
               <w:rPr>
                 <w:rFonts w:asciiTheme="majorHAnsi" w:eastAsia="Times New Roman" w:hAnsiTheme="majorHAnsi" w:cstheme="majorHAnsi"/>
                 <w:kern w:val="0"/>
-                <w:sz w:val="22"/>
-                <w:szCs w:val="22"/>
+                <w:sz w:val="26"/>
+                <w:szCs w:val="26"/>
                 <w14:ligatures w14:val="none"/>
               </w:rPr>
               <w:t xml:space="preserve">Theo mẫu của </w:t>
@@ -5035,8 +5025,8 @@
               <w:rPr>
                 <w:rFonts w:asciiTheme="majorHAnsi" w:eastAsia="Times New Roman" w:hAnsiTheme="majorHAnsi" w:cstheme="majorHAnsi"/>
                 <w:kern w:val="0"/>
-                <w:sz w:val="22"/>
-                <w:szCs w:val="22"/>
+                <w:sz w:val="26"/>
+                <w:szCs w:val="26"/>
                 <w14:ligatures w14:val="none"/>
               </w:rPr>
               <w:t>HTC-VN</w:t>
@@ -5050,8 +5040,8 @@
         <w:spacing w:line="240" w:lineRule="auto"/>
         <w:rPr>
           <w:rFonts w:asciiTheme="majorHAnsi" w:hAnsiTheme="majorHAnsi" w:cstheme="majorHAnsi"/>
-          <w:sz w:val="22"/>
-          <w:szCs w:val="22"/>
+          <w:sz w:val="26"/>
+          <w:szCs w:val="26"/>
         </w:rPr>
       </w:pPr>
     </w:p>
@@ -5060,8 +5050,8 @@
         <w:spacing w:line="240" w:lineRule="auto"/>
         <w:rPr>
           <w:rFonts w:asciiTheme="majorHAnsi" w:hAnsiTheme="majorHAnsi" w:cstheme="majorHAnsi"/>
-          <w:sz w:val="22"/>
-          <w:szCs w:val="22"/>
+          <w:sz w:val="26"/>
+          <w:szCs w:val="26"/>
         </w:rPr>
       </w:pPr>
     </w:p>
@@ -5070,8 +5060,8 @@
         <w:spacing w:line="240" w:lineRule="auto"/>
         <w:rPr>
           <w:rFonts w:asciiTheme="majorHAnsi" w:hAnsiTheme="majorHAnsi" w:cstheme="majorHAnsi"/>
-          <w:sz w:val="22"/>
-          <w:szCs w:val="22"/>
+          <w:sz w:val="26"/>
+          <w:szCs w:val="26"/>
         </w:rPr>
       </w:pPr>
     </w:p>
@@ -5080,8 +5070,8 @@
         <w:spacing w:line="240" w:lineRule="auto"/>
         <w:rPr>
           <w:rFonts w:asciiTheme="majorHAnsi" w:hAnsiTheme="majorHAnsi" w:cstheme="majorHAnsi"/>
-          <w:sz w:val="22"/>
-          <w:szCs w:val="22"/>
+          <w:sz w:val="26"/>
+          <w:szCs w:val="26"/>
         </w:rPr>
       </w:pPr>
     </w:p>
@@ -5090,8 +5080,8 @@
         <w:spacing w:line="240" w:lineRule="auto"/>
         <w:rPr>
           <w:rFonts w:asciiTheme="majorHAnsi" w:hAnsiTheme="majorHAnsi" w:cstheme="majorHAnsi"/>
-          <w:sz w:val="22"/>
-          <w:szCs w:val="22"/>
+          <w:sz w:val="26"/>
+          <w:szCs w:val="26"/>
         </w:rPr>
       </w:pPr>
     </w:p>
@@ -5100,8 +5090,8 @@
         <w:spacing w:line="240" w:lineRule="auto"/>
         <w:rPr>
           <w:rFonts w:asciiTheme="majorHAnsi" w:hAnsiTheme="majorHAnsi" w:cstheme="majorHAnsi"/>
-          <w:sz w:val="22"/>
-          <w:szCs w:val="22"/>
+          <w:sz w:val="26"/>
+          <w:szCs w:val="26"/>
         </w:rPr>
       </w:pPr>
     </w:p>
@@ -5110,152 +5100,92 @@
         <w:spacing w:line="240" w:lineRule="auto"/>
         <w:rPr>
           <w:rFonts w:asciiTheme="majorHAnsi" w:hAnsiTheme="majorHAnsi" w:cstheme="majorHAnsi"/>
-          <w:sz w:val="22"/>
-          <w:szCs w:val="22"/>
-        </w:rPr>
-      </w:pPr>
+          <w:sz w:val="26"/>
+          <w:szCs w:val="26"/>
+        </w:rPr>
+      </w:pPr>
+      <w:r>
+        <w:rPr>
+          <w:rFonts w:asciiTheme="majorHAnsi" w:hAnsiTheme="majorHAnsi" w:cstheme="majorHAnsi"/>
+          <w:sz w:val="26"/>
+          <w:szCs w:val="26"/>
+        </w:rPr>
+        <w:lastRenderedPageBreak/>
+        <w:t>Kính trình Ban Lãnh đạo xem xét.</w:t>
+      </w:r>
     </w:p>
     <w:p>
       <w:pPr>
         <w:spacing w:line="240" w:lineRule="auto"/>
-        <w:rPr>
-          <w:rFonts w:asciiTheme="majorHAnsi" w:hAnsiTheme="majorHAnsi" w:cstheme="majorHAnsi"/>
-          <w:sz w:val="22"/>
-          <w:szCs w:val="22"/>
-        </w:rPr>
-      </w:pPr>
-    </w:p>
-    <w:p>
-      <w:pPr>
-        <w:spacing w:line="240" w:lineRule="auto"/>
-        <w:rPr>
-          <w:rFonts w:asciiTheme="majorHAnsi" w:hAnsiTheme="majorHAnsi" w:cstheme="majorHAnsi"/>
-          <w:sz w:val="22"/>
-          <w:szCs w:val="22"/>
-        </w:rPr>
-      </w:pPr>
-    </w:p>
-    <w:p>
-      <w:pPr>
-        <w:spacing w:line="240" w:lineRule="auto"/>
-        <w:rPr>
-          <w:rFonts w:asciiTheme="majorHAnsi" w:hAnsiTheme="majorHAnsi" w:cstheme="majorHAnsi"/>
-          <w:sz w:val="22"/>
-          <w:szCs w:val="22"/>
-        </w:rPr>
-      </w:pPr>
-    </w:p>
-    <w:p>
-      <w:pPr>
-        <w:spacing w:line="240" w:lineRule="auto"/>
-        <w:rPr>
-          <w:rFonts w:asciiTheme="majorHAnsi" w:hAnsiTheme="majorHAnsi" w:cstheme="majorHAnsi"/>
-          <w:sz w:val="22"/>
-          <w:szCs w:val="22"/>
-        </w:rPr>
-      </w:pPr>
-    </w:p>
-    <w:p>
-      <w:pPr>
-        <w:spacing w:line="240" w:lineRule="auto"/>
-        <w:rPr>
-          <w:rFonts w:asciiTheme="majorHAnsi" w:hAnsiTheme="majorHAnsi" w:cstheme="majorHAnsi"/>
-          <w:sz w:val="22"/>
-          <w:szCs w:val="22"/>
-        </w:rPr>
-      </w:pPr>
-    </w:p>
-    <w:p>
-      <w:pPr>
-        <w:spacing w:line="240" w:lineRule="auto"/>
-        <w:rPr>
-          <w:rFonts w:asciiTheme="majorHAnsi" w:hAnsiTheme="majorHAnsi" w:cstheme="majorHAnsi"/>
-          <w:sz w:val="22"/>
-          <w:szCs w:val="22"/>
-        </w:rPr>
-      </w:pPr>
-      <w:r>
-        <w:rPr>
-          <w:rFonts w:asciiTheme="majorHAnsi" w:hAnsiTheme="majorHAnsi" w:cstheme="majorHAnsi"/>
-          <w:sz w:val="22"/>
-          <w:szCs w:val="22"/>
-        </w:rPr>
-        <w:t>Kính trình Ban Lãnh đạo xem xét.</w:t>
-      </w:r>
-    </w:p>
-    <w:p>
-      <w:pPr>
-        <w:spacing w:line="240" w:lineRule="auto"/>
         <w:jc w:val="center"/>
         <w:rPr>
           <w:rFonts w:asciiTheme="majorHAnsi" w:hAnsiTheme="majorHAnsi" w:cstheme="majorHAnsi"/>
-          <w:sz w:val="22"/>
-          <w:szCs w:val="22"/>
-        </w:rPr>
-      </w:pPr>
-      <w:r>
-        <w:rPr>
-          <w:rFonts w:asciiTheme="majorHAnsi" w:hAnsiTheme="majorHAnsi" w:cstheme="majorHAnsi"/>
-          <w:sz w:val="22"/>
-          <w:szCs w:val="22"/>
+          <w:sz w:val="26"/>
+          <w:szCs w:val="26"/>
+        </w:rPr>
+      </w:pPr>
+      <w:r>
+        <w:rPr>
+          <w:rFonts w:asciiTheme="majorHAnsi" w:hAnsiTheme="majorHAnsi" w:cstheme="majorHAnsi"/>
+          <w:sz w:val="26"/>
+          <w:szCs w:val="26"/>
         </w:rPr>
         <w:t>Cán bộ QLKH</w:t>
       </w:r>
       <w:r>
         <w:rPr>
           <w:rFonts w:asciiTheme="majorHAnsi" w:hAnsiTheme="majorHAnsi" w:cstheme="majorHAnsi"/>
-          <w:sz w:val="22"/>
-          <w:szCs w:val="22"/>
+          <w:sz w:val="26"/>
+          <w:szCs w:val="26"/>
         </w:rPr>
         <w:tab/>
       </w:r>
       <w:r>
         <w:rPr>
           <w:rFonts w:asciiTheme="majorHAnsi" w:hAnsiTheme="majorHAnsi" w:cstheme="majorHAnsi"/>
-          <w:sz w:val="22"/>
-          <w:szCs w:val="22"/>
+          <w:sz w:val="26"/>
+          <w:szCs w:val="26"/>
         </w:rPr>
         <w:tab/>
       </w:r>
       <w:r>
         <w:rPr>
           <w:rFonts w:asciiTheme="majorHAnsi" w:hAnsiTheme="majorHAnsi" w:cstheme="majorHAnsi"/>
-          <w:sz w:val="22"/>
-          <w:szCs w:val="22"/>
+          <w:sz w:val="26"/>
+          <w:szCs w:val="26"/>
         </w:rPr>
         <w:tab/>
       </w:r>
       <w:r>
         <w:rPr>
           <w:rFonts w:asciiTheme="majorHAnsi" w:hAnsiTheme="majorHAnsi" w:cstheme="majorHAnsi"/>
-          <w:sz w:val="22"/>
-          <w:szCs w:val="22"/>
+          <w:sz w:val="26"/>
+          <w:szCs w:val="26"/>
         </w:rPr>
         <w:tab/>
       </w:r>
       <w:r>
         <w:rPr>
           <w:rFonts w:asciiTheme="majorHAnsi" w:hAnsiTheme="majorHAnsi" w:cstheme="majorHAnsi"/>
-          <w:sz w:val="22"/>
-          <w:szCs w:val="22"/>
+          <w:sz w:val="26"/>
+          <w:szCs w:val="26"/>
         </w:rPr>
         <w:tab/>
       </w:r>
       <w:r>
         <w:rPr>
           <w:rFonts w:asciiTheme="majorHAnsi" w:hAnsiTheme="majorHAnsi" w:cstheme="majorHAnsi"/>
-          <w:sz w:val="22"/>
-          <w:szCs w:val="22"/>
-        </w:rPr>
-        <w:tab/>
-      </w:r>
-      <w:r>
-        <w:rPr>
-          <w:rFonts w:asciiTheme="majorHAnsi" w:hAnsiTheme="majorHAnsi" w:cstheme="majorHAnsi"/>
-          <w:sz w:val="22"/>
-          <w:szCs w:val="22"/>
-        </w:rPr>
-        <w:tab/>
+          <w:sz w:val="26"/>
+          <w:szCs w:val="26"/>
+        </w:rPr>
+        <w:t xml:space="preserve">             </w:t>
+      </w:r>
+      <w:r>
+        <w:rPr>
+          <w:rFonts w:asciiTheme="majorHAnsi" w:hAnsiTheme="majorHAnsi" w:cstheme="majorHAnsi"/>
+          <w:sz w:val="26"/>
+          <w:szCs w:val="26"/>
+        </w:rPr>
         <w:t>Trưởng P. KHDN</w:t>
       </w:r>
     </w:p>
@@ -5267,8 +5197,8 @@
         <w:spacing w:line="240" w:lineRule="auto"/>
         <w:rPr>
           <w:rFonts w:asciiTheme="majorHAnsi" w:hAnsiTheme="majorHAnsi" w:cstheme="majorHAnsi"/>
-          <w:sz w:val="22"/>
-          <w:szCs w:val="22"/>
+          <w:sz w:val="26"/>
+          <w:szCs w:val="26"/>
         </w:rPr>
       </w:pPr>
     </w:p>
@@ -5280,8 +5210,8 @@
         <w:spacing w:line="240" w:lineRule="auto"/>
         <w:rPr>
           <w:rFonts w:asciiTheme="majorHAnsi" w:hAnsiTheme="majorHAnsi" w:cstheme="majorHAnsi"/>
-          <w:sz w:val="22"/>
-          <w:szCs w:val="22"/>
+          <w:sz w:val="26"/>
+          <w:szCs w:val="26"/>
         </w:rPr>
       </w:pPr>
     </w:p>
@@ -5293,8 +5223,8 @@
         <w:spacing w:line="240" w:lineRule="auto"/>
         <w:rPr>
           <w:rFonts w:asciiTheme="majorHAnsi" w:hAnsiTheme="majorHAnsi" w:cstheme="majorHAnsi"/>
-          <w:sz w:val="22"/>
-          <w:szCs w:val="22"/>
+          <w:sz w:val="26"/>
+          <w:szCs w:val="26"/>
         </w:rPr>
       </w:pPr>
     </w:p>
@@ -5307,8 +5237,8 @@
         <w:jc w:val="center"/>
         <w:rPr>
           <w:rFonts w:asciiTheme="majorHAnsi" w:hAnsiTheme="majorHAnsi" w:cstheme="majorHAnsi"/>
-          <w:sz w:val="22"/>
-          <w:szCs w:val="22"/>
+          <w:sz w:val="26"/>
+          <w:szCs w:val="26"/>
         </w:rPr>
       </w:pPr>
     </w:p>
@@ -5321,23 +5251,23 @@
         <w:jc w:val="center"/>
         <w:rPr>
           <w:rFonts w:asciiTheme="majorHAnsi" w:hAnsiTheme="majorHAnsi" w:cstheme="majorHAnsi"/>
-          <w:sz w:val="22"/>
-          <w:szCs w:val="22"/>
-        </w:rPr>
-      </w:pPr>
-      <w:r>
-        <w:rPr>
-          <w:rFonts w:asciiTheme="majorHAnsi" w:hAnsiTheme="majorHAnsi" w:cstheme="majorHAnsi"/>
-          <w:sz w:val="22"/>
-          <w:szCs w:val="22"/>
+          <w:sz w:val="26"/>
+          <w:szCs w:val="26"/>
+        </w:rPr>
+      </w:pPr>
+      <w:r>
+        <w:rPr>
+          <w:rFonts w:asciiTheme="majorHAnsi" w:hAnsiTheme="majorHAnsi" w:cstheme="majorHAnsi"/>
+          <w:sz w:val="26"/>
+          <w:szCs w:val="26"/>
         </w:rPr>
         <w:t>Ý KIẾN CỦA BAN ĐỐ</w:t>
       </w:r>
       <w:r>
         <w:rPr>
           <w:rFonts w:asciiTheme="majorHAnsi" w:hAnsiTheme="majorHAnsi" w:cstheme="majorHAnsi"/>
-          <w:sz w:val="22"/>
-          <w:szCs w:val="22"/>
+          <w:sz w:val="26"/>
+          <w:szCs w:val="26"/>
         </w:rPr>
         <w:t>C</w:t>
       </w:r>
@@ -5347,25 +5277,17 @@
         <w:spacing w:line="240" w:lineRule="auto"/>
         <w:rPr>
           <w:rFonts w:asciiTheme="majorHAnsi" w:hAnsiTheme="majorHAnsi" w:cstheme="majorHAnsi"/>
-          <w:sz w:val="22"/>
-          <w:szCs w:val="22"/>
-        </w:rPr>
-      </w:pPr>
-      <w:r>
-        <w:rPr>
-          <w:rFonts w:asciiTheme="majorHAnsi" w:hAnsiTheme="majorHAnsi" w:cstheme="majorHAnsi"/>
-          <w:sz w:val="22"/>
-          <w:szCs w:val="22"/>
+          <w:sz w:val="26"/>
+          <w:szCs w:val="26"/>
+        </w:rPr>
+      </w:pPr>
+      <w:r>
+        <w:rPr>
+          <w:rFonts w:asciiTheme="majorHAnsi" w:hAnsiTheme="majorHAnsi" w:cstheme="majorHAnsi"/>
+          <w:sz w:val="26"/>
+          <w:szCs w:val="26"/>
         </w:rPr>
         <w:t xml:space="preserve"> ...............................................................................................................................................</w:t>
-      </w:r>
-      <w:r>
-        <w:rPr>
-          <w:rFonts w:asciiTheme="majorHAnsi" w:hAnsiTheme="majorHAnsi" w:cstheme="majorHAnsi"/>
-          <w:sz w:val="22"/>
-          <w:szCs w:val="22"/>
-        </w:rPr>
-        <w:t>...........................</w:t>
       </w:r>
     </w:p>
     <w:p>
@@ -5374,25 +5296,25 @@
         <w:jc w:val="right"/>
         <w:rPr>
           <w:rFonts w:asciiTheme="majorHAnsi" w:hAnsiTheme="majorHAnsi" w:cstheme="majorHAnsi"/>
-          <w:sz w:val="22"/>
-          <w:szCs w:val="22"/>
-        </w:rPr>
-      </w:pPr>
-      <w:r>
-        <w:rPr>
-          <w:rFonts w:asciiTheme="majorHAnsi" w:hAnsiTheme="majorHAnsi" w:cstheme="majorHAnsi"/>
-          <w:sz w:val="22"/>
-          <w:szCs w:val="22"/>
+          <w:sz w:val="26"/>
+          <w:szCs w:val="26"/>
+        </w:rPr>
+      </w:pPr>
+      <w:r>
+        <w:rPr>
+          <w:rFonts w:asciiTheme="majorHAnsi" w:hAnsiTheme="majorHAnsi" w:cstheme="majorHAnsi"/>
+          <w:sz w:val="26"/>
+          <w:szCs w:val="26"/>
         </w:rPr>
         <w:t xml:space="preserve">P. Cao Lãnh, </w:t>
       </w:r>
       <w:r>
         <w:rPr>
-          <w:rFonts w:ascii="Times New Roman" w:hAnsi="Times New Roman" w:cs="Times New Roman"/>
+          <w:rFonts w:asciiTheme="majorHAnsi" w:hAnsiTheme="majorHAnsi" w:cstheme="majorHAnsi"/>
           <w:i/>
           <w:color w:val="4472C4" w:themeColor="accent1"/>
-          <w:sz w:val="22"/>
-          <w:szCs w:val="22"/>
+          <w:sz w:val="26"/>
+          <w:szCs w:val="26"/>
         </w:rPr>
         <w:t>{{GUARANTEE_DATE_TITLE}}</w:t>
       </w:r>

--- a/src/main/resources/templates/Hyndai/de-xuat-cap-bao-lanh-hyndai.docx
+++ b/src/main/resources/templates/Hyndai/de-xuat-cap-bao-lanh-hyndai.docx
@@ -1080,43 +1080,9 @@
                 <w:sz w:val="26"/>
                 <w:szCs w:val="26"/>
               </w:rPr>
-              <w:t xml:space="preserve">                                                {{GHTD}}</w:t>
-            </w:r>
-          </w:p>
-        </w:tc>
-      </w:tr>
-      <w:tr>
-        <w:tc>
-          <w:tcPr>
-            <w:tcW w:w="3060" w:type="dxa"/>
-          </w:tcPr>
-          <w:p>
-            <w:pPr>
-              <w:jc w:val="both"/>
-              <w:rPr>
-                <w:rFonts w:ascii="Times New Roman" w:hAnsi="Times New Roman" w:cs="Times New Roman"/>
-                <w:sz w:val="26"/>
-                <w:szCs w:val="26"/>
-              </w:rPr>
-            </w:pPr>
-            <w:r>
-              <w:rPr>
-                <w:rFonts w:ascii="Times New Roman" w:hAnsi="Times New Roman" w:cs="Times New Roman"/>
-                <w:sz w:val="26"/>
-                <w:szCs w:val="26"/>
-              </w:rPr>
-              <w:t>- GHTD đã sử dụng</w:t>
-            </w:r>
-          </w:p>
-        </w:tc>
-        <w:tc>
-          <w:tcPr>
-            <w:tcW w:w="6340" w:type="dxa"/>
-            <w:gridSpan w:val="2"/>
-          </w:tcPr>
-          <w:p>
-            <w:pPr>
-              <w:jc w:val="both"/>
+              <w:t xml:space="preserve">                                                {{</w:t>
+            </w:r>
+            <w:r>
               <w:rPr>
                 <w:rFonts w:ascii="Times New Roman" w:hAnsi="Times New Roman" w:cs="Times New Roman"/>
                 <w:b/>
@@ -1124,7 +1090,8 @@
                 <w:sz w:val="26"/>
                 <w:szCs w:val="26"/>
               </w:rPr>
-            </w:pPr>
+              <w:t>creditLimit</w:t>
+            </w:r>
             <w:r>
               <w:rPr>
                 <w:rFonts w:ascii="Times New Roman" w:hAnsi="Times New Roman" w:cs="Times New Roman"/>
@@ -1133,7 +1100,7 @@
                 <w:sz w:val="26"/>
                 <w:szCs w:val="26"/>
               </w:rPr>
-              <w:t xml:space="preserve">                                                {{GHTDaSuDung}}</w:t>
+              <w:t>}}</w:t>
             </w:r>
           </w:p>
         </w:tc>
@@ -1141,6 +1108,79 @@
       <w:tr>
         <w:tc>
           <w:tcPr>
+            <w:tcW w:w="3060" w:type="dxa"/>
+          </w:tcPr>
+          <w:p>
+            <w:pPr>
+              <w:jc w:val="both"/>
+              <w:rPr>
+                <w:rFonts w:ascii="Times New Roman" w:hAnsi="Times New Roman" w:cs="Times New Roman"/>
+                <w:sz w:val="26"/>
+                <w:szCs w:val="26"/>
+              </w:rPr>
+            </w:pPr>
+            <w:r>
+              <w:rPr>
+                <w:rFonts w:ascii="Times New Roman" w:hAnsi="Times New Roman" w:cs="Times New Roman"/>
+                <w:sz w:val="26"/>
+                <w:szCs w:val="26"/>
+              </w:rPr>
+              <w:t>- GHTD đã sử dụng</w:t>
+            </w:r>
+          </w:p>
+        </w:tc>
+        <w:tc>
+          <w:tcPr>
+            <w:tcW w:w="6340" w:type="dxa"/>
+            <w:gridSpan w:val="2"/>
+          </w:tcPr>
+          <w:p>
+            <w:pPr>
+              <w:jc w:val="both"/>
+              <w:rPr>
+                <w:rFonts w:ascii="Times New Roman" w:hAnsi="Times New Roman" w:cs="Times New Roman"/>
+                <w:b/>
+                <w:bCs/>
+                <w:sz w:val="26"/>
+                <w:szCs w:val="26"/>
+              </w:rPr>
+            </w:pPr>
+            <w:r>
+              <w:rPr>
+                <w:rFonts w:ascii="Times New Roman" w:hAnsi="Times New Roman" w:cs="Times New Roman"/>
+                <w:b/>
+                <w:bCs/>
+                <w:sz w:val="26"/>
+                <w:szCs w:val="26"/>
+              </w:rPr>
+              <w:t xml:space="preserve">                                                {{</w:t>
+            </w:r>
+            <w:r>
+              <w:rPr>
+                <w:rFonts w:ascii="Times New Roman" w:hAnsi="Times New Roman" w:cs="Times New Roman"/>
+                <w:b/>
+                <w:bCs/>
+                <w:sz w:val="26"/>
+                <w:szCs w:val="26"/>
+              </w:rPr>
+              <w:t>usedLimit</w:t>
+            </w:r>
+            <w:r>
+              <w:rPr>
+                <w:rFonts w:ascii="Times New Roman" w:hAnsi="Times New Roman" w:cs="Times New Roman"/>
+                <w:b/>
+                <w:bCs/>
+                <w:sz w:val="26"/>
+                <w:szCs w:val="26"/>
+              </w:rPr>
+              <w:t>}}</w:t>
+            </w:r>
+          </w:p>
+        </w:tc>
+      </w:tr>
+      <w:tr>
+        <w:tc>
+          <w:tcPr>
             <w:tcW w:w="5688" w:type="dxa"/>
             <w:gridSpan w:val="2"/>
           </w:tcPr>
@@ -1204,14 +1244,52 @@
               </w:rPr>
               <w:t xml:space="preserve">       </w:t>
             </w:r>
-            <w:r>
+          </w:p>
+          <w:p>
+            <w:pPr>
+              <w:jc w:val="both"/>
               <w:rPr>
                 <w:rFonts w:ascii="Times New Roman" w:hAnsi="Times New Roman" w:cs="Times New Roman"/>
                 <w:color w:val="0070C0"/>
                 <w:sz w:val="26"/>
                 <w:szCs w:val="26"/>
               </w:rPr>
-              <w:t>{{DuNoVay}}</w:t>
+            </w:pPr>
+            <w:r>
+              <w:rPr>
+                <w:rFonts w:ascii="Times New Roman" w:hAnsi="Times New Roman" w:cs="Times New Roman"/>
+                <w:color w:val="0070C0"/>
+                <w:sz w:val="26"/>
+                <w:szCs w:val="26"/>
+              </w:rPr>
+              <w:t xml:space="preserve">      </w:t>
+            </w:r>
+            <w:r>
+              <w:rPr>
+                <w:rFonts w:ascii="Times New Roman" w:hAnsi="Times New Roman" w:cs="Times New Roman"/>
+                <w:color w:val="0070C0"/>
+                <w:sz w:val="26"/>
+                <w:szCs w:val="26"/>
+              </w:rPr>
+              <w:t>{{</w:t>
+            </w:r>
+            <w:r>
+              <w:rPr>
+                <w:rFonts w:ascii="Times New Roman" w:hAnsi="Times New Roman" w:cs="Times New Roman"/>
+                <w:color w:val="0070C0"/>
+                <w:sz w:val="26"/>
+                <w:szCs w:val="26"/>
+              </w:rPr>
+              <w:t>vehicleLoanBalance</w:t>
+            </w:r>
+            <w:r>
+              <w:rPr>
+                <w:rFonts w:ascii="Times New Roman" w:hAnsi="Times New Roman" w:cs="Times New Roman"/>
+                <w:color w:val="0070C0"/>
+                <w:sz w:val="26"/>
+                <w:szCs w:val="26"/>
+              </w:rPr>
+              <w:t>}}</w:t>
             </w:r>
           </w:p>
         </w:tc>
@@ -1262,7 +1340,7 @@
                 <w:sz w:val="26"/>
                 <w:szCs w:val="26"/>
               </w:rPr>
-              <w:t xml:space="preserve">       </w:t>
+              <w:t xml:space="preserve">      </w:t>
             </w:r>
             <w:r>
               <w:rPr>
@@ -1271,7 +1349,25 @@
                 <w:sz w:val="26"/>
                 <w:szCs w:val="26"/>
               </w:rPr>
-              <w:t>{{SoDuCap}}</w:t>
+              <w:t>{{</w:t>
+            </w:r>
+            <w:r>
+              <w:rPr>
+                <w:rFonts w:ascii="Times New Roman" w:hAnsi="Times New Roman" w:cs="Times New Roman"/>
+                <w:color w:val="0070C0"/>
+                <w:sz w:val="26"/>
+                <w:szCs w:val="26"/>
+              </w:rPr>
+              <w:t>issuedGuaranteeBalance</w:t>
+            </w:r>
+            <w:r>
+              <w:rPr>
+                <w:rFonts w:ascii="Times New Roman" w:hAnsi="Times New Roman" w:cs="Times New Roman"/>
+                <w:color w:val="0070C0"/>
+                <w:sz w:val="26"/>
+                <w:szCs w:val="26"/>
+              </w:rPr>
+              <w:t>}}</w:t>
             </w:r>
           </w:p>
         </w:tc>
@@ -1322,7 +1418,7 @@
                 <w:sz w:val="26"/>
                 <w:szCs w:val="26"/>
               </w:rPr>
-              <w:t xml:space="preserve">       </w:t>
+              <w:t xml:space="preserve">      </w:t>
             </w:r>
             <w:r>
               <w:rPr>
@@ -1331,7 +1427,25 @@
                 <w:sz w:val="26"/>
                 <w:szCs w:val="26"/>
               </w:rPr>
-              <w:t xml:space="preserve">{{SoDuVay}} </w:t>
+              <w:t>{{</w:t>
+            </w:r>
+            <w:r>
+              <w:rPr>
+                <w:rFonts w:ascii="Times New Roman" w:hAnsi="Times New Roman" w:cs="Times New Roman"/>
+                <w:color w:val="0070C0"/>
+                <w:sz w:val="26"/>
+                <w:szCs w:val="26"/>
+              </w:rPr>
+              <w:t>realEstateLoanBalance</w:t>
+            </w:r>
+            <w:r>
+              <w:rPr>
+                <w:rFonts w:ascii="Times New Roman" w:hAnsi="Times New Roman" w:cs="Times New Roman"/>
+                <w:color w:val="0070C0"/>
+                <w:sz w:val="26"/>
+                <w:szCs w:val="26"/>
+              </w:rPr>
+              <w:t xml:space="preserve">}} </w:t>
             </w:r>
           </w:p>
         </w:tc>
@@ -1382,7 +1496,7 @@
                 <w:sz w:val="26"/>
                 <w:szCs w:val="26"/>
               </w:rPr>
-              <w:t xml:space="preserve">       </w:t>
+              <w:t xml:space="preserve">      </w:t>
             </w:r>
             <w:r>
               <w:rPr>
@@ -1391,7 +1505,25 @@
                 <w:sz w:val="26"/>
                 <w:szCs w:val="26"/>
               </w:rPr>
-              <w:t xml:space="preserve">{{GHTDConSD}} </w:t>
+              <w:t>{{</w:t>
+            </w:r>
+            <w:r>
+              <w:rPr>
+                <w:rFonts w:ascii="Times New Roman" w:hAnsi="Times New Roman" w:cs="Times New Roman"/>
+                <w:color w:val="0070C0"/>
+                <w:sz w:val="26"/>
+                <w:szCs w:val="26"/>
+              </w:rPr>
+              <w:t>remainingLimit</w:t>
+            </w:r>
+            <w:r>
+              <w:rPr>
+                <w:rFonts w:ascii="Times New Roman" w:hAnsi="Times New Roman" w:cs="Times New Roman"/>
+                <w:color w:val="0070C0"/>
+                <w:sz w:val="26"/>
+                <w:szCs w:val="26"/>
+              </w:rPr>
+              <w:t xml:space="preserve">}} </w:t>
             </w:r>
           </w:p>
         </w:tc>
@@ -9093,7 +9225,6 @@
   <w:style w:type="character" w:default="1" w:styleId="DefaultParagraphFont">
     <w:name w:val="Default Paragraph Font"/>
     <w:uiPriority w:val="1"/>
-    <w:semiHidden/>
     <w:unhideWhenUsed/>
   </w:style>
   <w:style w:type="table" w:default="1" w:styleId="TableNormal">

--- a/src/main/resources/templates/Hyndai/de-xuat-cap-bao-lanh-hyndai.docx
+++ b/src/main/resources/templates/Hyndai/de-xuat-cap-bao-lanh-hyndai.docx
@@ -21,7 +21,7 @@
           <w:sz w:val="26"/>
           <w:szCs w:val="26"/>
         </w:rPr>
-        <w:t xml:space="preserve">PHÒNG KH DOANH NGHIỆP                              </w:t>
+        <w:t xml:space="preserve">PHÒNG KH DOANH NGHIỆP                            </w:t>
       </w:r>
       <w:r>
         <w:rPr>
@@ -29,17 +29,39 @@
           <w:sz w:val="22"/>
           <w:szCs w:val="22"/>
         </w:rPr>
-        <w:t xml:space="preserve">P. Cao Lãnh, </w:t>
+        <w:t>P. Cao Lãnh,</w:t>
+      </w:r>
+      <w:r>
+        <w:rPr>
+          <w:rFonts w:ascii="Times New Roman" w:hAnsi="Times New Roman" w:cs="Times New Roman"/>
+          <w:sz w:val="22"/>
+          <w:szCs w:val="22"/>
+        </w:rPr>
+        <w:t xml:space="preserve"> </w:t>
       </w:r>
       <w:r>
         <w:rPr>
           <w:rFonts w:ascii="Times New Roman" w:hAnsi="Times New Roman" w:cs="Times New Roman"/>
           <w:i/>
-          <w:color w:val="4472C4" w:themeColor="accent1"/>
-          <w:sz w:val="22"/>
-          <w:szCs w:val="22"/>
-        </w:rPr>
-        <w:t>{{GUARANTEE_DATE_TITLE}}</w:t>
+          <w:color w:val="0070C0"/>
+        </w:rPr>
+        <w:t>{{CURRENT_DATE</w:t>
+      </w:r>
+      <w:r>
+        <w:rPr>
+          <w:rFonts w:ascii="Times New Roman" w:hAnsi="Times New Roman" w:cs="Times New Roman"/>
+          <w:i/>
+          <w:color w:val="0070C0"/>
+        </w:rPr>
+        <w:t>_TITLE</w:t>
+      </w:r>
+      <w:r>
+        <w:rPr>
+          <w:rFonts w:ascii="Times New Roman" w:hAnsi="Times New Roman" w:cs="Times New Roman"/>
+          <w:i/>
+          <w:color w:val="0070C0"/>
+        </w:rPr>
+        <w:t>}}</w:t>
       </w:r>
     </w:p>
     <w:p>
@@ -331,12 +353,61 @@
           <w:sz w:val="26"/>
           <w:szCs w:val="26"/>
         </w:rPr>
-        <w:t>Hợp đồng tín dụng hạn mức: 01/2025/10987477/HĐTD, ngày 09/05/2025 (gọi tắt: Hợp đồng tín dụng hạn mức).</w:t>
+        <w:t xml:space="preserve">Hợp đồng tín dụng hạn </w:t>
+      </w:r>
+      <w:proofErr w:type="gramStart"/>
+      <w:r>
+        <w:rPr>
+          <w:rFonts w:asciiTheme="majorHAnsi" w:hAnsiTheme="majorHAnsi" w:cstheme="majorHAnsi"/>
+          <w:sz w:val="26"/>
+          <w:szCs w:val="26"/>
+        </w:rPr>
+        <w:t>mức:</w:t>
+      </w:r>
+      <w:r>
+        <w:rPr>
+          <w:rFonts w:asciiTheme="majorHAnsi" w:hAnsiTheme="majorHAnsi" w:cstheme="majorHAnsi"/>
+          <w:sz w:val="26"/>
+          <w:szCs w:val="26"/>
+        </w:rPr>
+        <w:t>{</w:t>
+      </w:r>
+      <w:proofErr w:type="gramEnd"/>
+      <w:r>
+        <w:rPr>
+          <w:rFonts w:asciiTheme="majorHAnsi" w:hAnsiTheme="majorHAnsi" w:cstheme="majorHAnsi"/>
+          <w:sz w:val="26"/>
+          <w:szCs w:val="26"/>
+        </w:rPr>
+        <w:t>{HDTD}}</w:t>
+      </w:r>
+      <w:r>
+        <w:rPr>
+          <w:rFonts w:asciiTheme="majorHAnsi" w:hAnsiTheme="majorHAnsi" w:cstheme="majorHAnsi"/>
+          <w:sz w:val="26"/>
+          <w:szCs w:val="26"/>
+        </w:rPr>
+        <w:t xml:space="preserve">, ngày </w:t>
+      </w:r>
+      <w:r>
+        <w:rPr>
+          <w:rFonts w:asciiTheme="majorHAnsi" w:hAnsiTheme="majorHAnsi" w:cstheme="majorHAnsi"/>
+          <w:sz w:val="26"/>
+          <w:szCs w:val="26"/>
+        </w:rPr>
+        <w:t>{{HDTD_DATE}}</w:t>
+      </w:r>
+      <w:r>
+        <w:rPr>
+          <w:rFonts w:asciiTheme="majorHAnsi" w:hAnsiTheme="majorHAnsi" w:cstheme="majorHAnsi"/>
+          <w:sz w:val="26"/>
+          <w:szCs w:val="26"/>
+        </w:rPr>
+        <w:t xml:space="preserve"> (gọi tắt: Hợp đồng tín dụng hạn mức).</w:t>
       </w:r>
     </w:p>
     <w:p>
       <w:pPr>
-        <w:spacing w:line="240" w:lineRule="auto"/>
         <w:jc w:val="both"/>
         <w:rPr>
           <w:rFonts w:asciiTheme="majorHAnsi" w:hAnsiTheme="majorHAnsi" w:cstheme="majorHAnsi"/>
@@ -358,7 +429,47 @@
           <w:sz w:val="26"/>
           <w:szCs w:val="26"/>
         </w:rPr>
-        <w:t>Thời hạn hợp đồng: Từ ngày 09/05/2025 đến hết ngày 09/05/2026.</w:t>
+        <w:t xml:space="preserve">Thời hạn hợp đồng: Từ ngày </w:t>
+      </w:r>
+      <w:r>
+        <w:rPr>
+          <w:rFonts w:asciiTheme="majorHAnsi" w:hAnsiTheme="majorHAnsi" w:cstheme="majorHAnsi"/>
+          <w:sz w:val="26"/>
+          <w:szCs w:val="26"/>
+        </w:rPr>
+        <w:t>{{HDTD}}</w:t>
+      </w:r>
+      <w:r>
+        <w:rPr>
+          <w:rFonts w:asciiTheme="majorHAnsi" w:hAnsiTheme="majorHAnsi" w:cstheme="majorHAnsi"/>
+          <w:sz w:val="26"/>
+          <w:szCs w:val="26"/>
+        </w:rPr>
+        <w:t xml:space="preserve"> đến hết ngày </w:t>
+      </w:r>
+      <w:r>
+        <w:rPr>
+          <w:rFonts w:asciiTheme="majorHAnsi" w:hAnsiTheme="majorHAnsi" w:cstheme="majorHAnsi"/>
+          <w:sz w:val="26"/>
+          <w:szCs w:val="26"/>
+        </w:rPr>
+        <w:t>{{</w:t>
+      </w:r>
+      <w:r>
+        <w:rPr>
+          <w:rFonts w:asciiTheme="majorHAnsi" w:hAnsiTheme="majorHAnsi" w:cstheme="majorHAnsi"/>
+          <w:sz w:val="26"/>
+          <w:szCs w:val="26"/>
+        </w:rPr>
+        <w:t>HDTD_DATE_expired</w:t>
+      </w:r>
+      <w:r>
+        <w:rPr>
+          <w:rFonts w:asciiTheme="majorHAnsi" w:hAnsiTheme="majorHAnsi" w:cstheme="majorHAnsi"/>
+          <w:sz w:val="26"/>
+          <w:szCs w:val="26"/>
+        </w:rPr>
+        <w:t>}}.</w:t>
       </w:r>
     </w:p>
     <w:p>
@@ -763,32 +874,9 @@
           <w:sz w:val="26"/>
           <w:szCs w:val="26"/>
         </w:rPr>
-        <w:t>(để kinh doanh xe ô tô khác, phụ tùng và các bộ phận phụ trợ xe ô tô từ HTC-VN và Vinfast, các nhu cầu vốn lưu động khác,…)</w:t>
-      </w:r>
-      <w:r>
-        <w:rPr>
-          <w:rFonts w:asciiTheme="majorHAnsi" w:hAnsiTheme="majorHAnsi" w:cstheme="majorHAnsi"/>
-          <w:sz w:val="26"/>
-          <w:szCs w:val="26"/>
-        </w:rPr>
-        <w:t>:Tài sản bảo đảm là bất động sản/tiền gửi và đáp ứng tỷ lệ tài sản bảo đảm bằng bất động sản/tiền gửi tối thiểu là 78%.</w:t>
-      </w:r>
-      <w:r>
-        <w:rPr>
-          <w:rFonts w:asciiTheme="majorHAnsi" w:hAnsiTheme="majorHAnsi" w:cstheme="majorHAnsi"/>
-          <w:sz w:val="26"/>
-          <w:szCs w:val="26"/>
-        </w:rPr>
-        <w:t xml:space="preserve"> </w:t>
-      </w:r>
-      <w:r>
-        <w:rPr>
-          <w:rFonts w:asciiTheme="majorHAnsi" w:hAnsiTheme="majorHAnsi" w:cstheme="majorHAnsi"/>
-          <w:sz w:val="26"/>
-          <w:szCs w:val="26"/>
-        </w:rPr>
-        <w:t xml:space="preserve">Hiện tại tài sản bảo đảm là quyền sử dụng đất và tài sản gắn liền với đất theo Giấy chứng nhận QSD đất, QSH nhà ở và tài sản khác gắn liền với đất số phát hành CY 605654, số vào sổ CS07342 do Sở Tài nguyên và Môi trường tỉnh Đồng Tháp cấp ngày 29/01/2021 </w:t>
-      </w:r>
+        <w:t xml:space="preserve">(để kinh doanh xe ô tô khác, phụ tùng và các bộ phận phụ trợ xe ô tô từ HTC-VN và Vinfast, các nhu cầu vốn lưu động </w:t>
+      </w:r>
+      <w:proofErr w:type="gramStart"/>
       <w:r>
         <w:rPr>
           <w:rFonts w:asciiTheme="majorHAnsi" w:hAnsiTheme="majorHAnsi" w:cstheme="majorHAnsi"/>
@@ -797,7 +885,90 @@
           <w:sz w:val="26"/>
           <w:szCs w:val="26"/>
         </w:rPr>
-        <w:t>(theo Hợp đồng thế chấp số 01/2021/10987477/HĐBĐ ngày 29/03/2021).</w:t>
+        <w:t>khác,…)</w:t>
+      </w:r>
+      <w:r>
+        <w:rPr>
+          <w:rFonts w:asciiTheme="majorHAnsi" w:hAnsiTheme="majorHAnsi" w:cstheme="majorHAnsi"/>
+          <w:sz w:val="26"/>
+          <w:szCs w:val="26"/>
+        </w:rPr>
+        <w:t>:Tài</w:t>
+      </w:r>
+      <w:proofErr w:type="gramEnd"/>
+      <w:r>
+        <w:rPr>
+          <w:rFonts w:asciiTheme="majorHAnsi" w:hAnsiTheme="majorHAnsi" w:cstheme="majorHAnsi"/>
+          <w:sz w:val="26"/>
+          <w:szCs w:val="26"/>
+        </w:rPr>
+        <w:t xml:space="preserve"> sản bảo đảm là bất động sản/tiền gửi và đáp ứng tỷ lệ tài sản bảo đảm bằng bất động sản/tiền gửi tối thiểu là 78%.</w:t>
+      </w:r>
+      <w:r>
+        <w:rPr>
+          <w:rFonts w:asciiTheme="majorHAnsi" w:hAnsiTheme="majorHAnsi" w:cstheme="majorHAnsi"/>
+          <w:sz w:val="26"/>
+          <w:szCs w:val="26"/>
+        </w:rPr>
+        <w:t xml:space="preserve"> </w:t>
+      </w:r>
+      <w:r>
+        <w:rPr>
+          <w:rFonts w:asciiTheme="majorHAnsi" w:hAnsiTheme="majorHAnsi" w:cstheme="majorHAnsi"/>
+          <w:sz w:val="26"/>
+          <w:szCs w:val="26"/>
+        </w:rPr>
+        <w:t xml:space="preserve">Hiện tại tài sản bảo đảm là quyền sử dụng đất và tài sản gắn liền với đất theo Giấy chứng nhận QSD đất, QSH nhà ở và tài sản khác gắn liền với đất số phát hành CY 605654, số vào sổ CS07342 do Sở Tài nguyên và Môi trường tỉnh Đồng Tháp cấp ngày 29/01/2021 </w:t>
+      </w:r>
+      <w:r>
+        <w:rPr>
+          <w:rFonts w:asciiTheme="majorHAnsi" w:hAnsiTheme="majorHAnsi" w:cstheme="majorHAnsi"/>
+          <w:i/>
+          <w:iCs/>
+          <w:sz w:val="26"/>
+          <w:szCs w:val="26"/>
+        </w:rPr>
+        <w:t xml:space="preserve">(theo Hợp đồng thế chấp số </w:t>
+      </w:r>
+      <w:r>
+        <w:rPr>
+          <w:rFonts w:asciiTheme="majorHAnsi" w:hAnsiTheme="majorHAnsi" w:cstheme="majorHAnsi"/>
+          <w:i/>
+          <w:iCs/>
+          <w:sz w:val="26"/>
+          <w:szCs w:val="26"/>
+        </w:rPr>
+        <w:t xml:space="preserve">{{HDBD}} </w:t>
+      </w:r>
+      <w:r>
+        <w:rPr>
+          <w:rFonts w:asciiTheme="majorHAnsi" w:hAnsiTheme="majorHAnsi" w:cstheme="majorHAnsi"/>
+          <w:i/>
+          <w:iCs/>
+          <w:sz w:val="26"/>
+          <w:szCs w:val="26"/>
+        </w:rPr>
+        <w:t xml:space="preserve">ngày </w:t>
+      </w:r>
+      <w:r>
+        <w:rPr>
+          <w:rFonts w:asciiTheme="majorHAnsi" w:hAnsiTheme="majorHAnsi" w:cstheme="majorHAnsi"/>
+          <w:i/>
+          <w:iCs/>
+          <w:sz w:val="26"/>
+          <w:szCs w:val="26"/>
+        </w:rPr>
+        <w:t>{{HDBD_DATE}}</w:t>
+      </w:r>
+      <w:r>
+        <w:rPr>
+          <w:rFonts w:asciiTheme="majorHAnsi" w:hAnsiTheme="majorHAnsi" w:cstheme="majorHAnsi"/>
+          <w:i/>
+          <w:iCs/>
+          <w:sz w:val="26"/>
+          <w:szCs w:val="26"/>
+        </w:rPr>
+        <w:t>).</w:t>
       </w:r>
     </w:p>
     <w:p>
@@ -1012,523 +1183,530 @@
         <w:t>Tỷ lệ tài trợ vốn tối đa cho bảo lãnh thanh toán từng lô xe từ Vinfast: 80%.</w:t>
       </w:r>
     </w:p>
-    <w:tbl>
-      <w:tblPr>
-        <w:tblStyle w:val="TableGrid"/>
-        <w:tblW w:w="9400" w:type="dxa"/>
-        <w:tblInd w:w="612" w:type="dxa"/>
-        <w:tblBorders>
-          <w:top w:val="none" w:sz="0" w:space="0" w:color="auto"/>
-          <w:left w:val="none" w:sz="0" w:space="0" w:color="auto"/>
-          <w:bottom w:val="none" w:sz="0" w:space="0" w:color="auto"/>
-          <w:right w:val="none" w:sz="0" w:space="0" w:color="auto"/>
-          <w:insideH w:val="none" w:sz="0" w:space="0" w:color="auto"/>
-          <w:insideV w:val="none" w:sz="0" w:space="0" w:color="auto"/>
-        </w:tblBorders>
-        <w:tblLook w:val="04A0" w:firstRow="1" w:lastRow="0" w:firstColumn="1" w:lastColumn="0" w:noHBand="0" w:noVBand="1"/>
-      </w:tblPr>
-      <w:tblGrid>
-        <w:gridCol w:w="3060"/>
-        <w:gridCol w:w="2628"/>
-        <w:gridCol w:w="3712"/>
-      </w:tblGrid>
-      <w:tr>
-        <w:tc>
-          <w:tcPr>
-            <w:tcW w:w="3060" w:type="dxa"/>
-          </w:tcPr>
-          <w:p>
-            <w:pPr>
-              <w:jc w:val="both"/>
-              <w:rPr>
-                <w:rFonts w:ascii="Times New Roman" w:hAnsi="Times New Roman" w:cs="Times New Roman"/>
-                <w:sz w:val="26"/>
-                <w:szCs w:val="26"/>
-              </w:rPr>
-            </w:pPr>
-            <w:r>
-              <w:rPr>
-                <w:rFonts w:ascii="Times New Roman" w:hAnsi="Times New Roman" w:cs="Times New Roman"/>
-                <w:sz w:val="26"/>
-                <w:szCs w:val="26"/>
-              </w:rPr>
-              <w:t>-GHTD được sử dụng</w:t>
-            </w:r>
-          </w:p>
-        </w:tc>
-        <w:tc>
-          <w:tcPr>
-            <w:tcW w:w="6340" w:type="dxa"/>
-            <w:gridSpan w:val="2"/>
-          </w:tcPr>
-          <w:p>
-            <w:pPr>
-              <w:jc w:val="both"/>
-              <w:rPr>
-                <w:rFonts w:ascii="Times New Roman" w:hAnsi="Times New Roman" w:cs="Times New Roman"/>
-                <w:b/>
-                <w:bCs/>
-                <w:sz w:val="26"/>
-                <w:szCs w:val="26"/>
-              </w:rPr>
-            </w:pPr>
-            <w:r>
-              <w:rPr>
-                <w:rFonts w:ascii="Times New Roman" w:hAnsi="Times New Roman" w:cs="Times New Roman"/>
-                <w:b/>
-                <w:bCs/>
-                <w:sz w:val="26"/>
-                <w:szCs w:val="26"/>
-              </w:rPr>
-              <w:t xml:space="preserve">                                                {{</w:t>
-            </w:r>
-            <w:r>
-              <w:rPr>
-                <w:rFonts w:ascii="Times New Roman" w:hAnsi="Times New Roman" w:cs="Times New Roman"/>
-                <w:b/>
-                <w:bCs/>
-                <w:sz w:val="26"/>
-                <w:szCs w:val="26"/>
-              </w:rPr>
-              <w:t>creditLimit</w:t>
-            </w:r>
-            <w:r>
-              <w:rPr>
-                <w:rFonts w:ascii="Times New Roman" w:hAnsi="Times New Roman" w:cs="Times New Roman"/>
-                <w:b/>
-                <w:bCs/>
-                <w:sz w:val="26"/>
-                <w:szCs w:val="26"/>
-              </w:rPr>
-              <w:t>}}</w:t>
-            </w:r>
-          </w:p>
-        </w:tc>
-      </w:tr>
-      <w:tr>
-        <w:tc>
-          <w:tcPr>
-            <w:tcW w:w="3060" w:type="dxa"/>
-          </w:tcPr>
-          <w:p>
-            <w:pPr>
-              <w:jc w:val="both"/>
-              <w:rPr>
-                <w:rFonts w:ascii="Times New Roman" w:hAnsi="Times New Roman" w:cs="Times New Roman"/>
-                <w:sz w:val="26"/>
-                <w:szCs w:val="26"/>
-              </w:rPr>
-            </w:pPr>
-            <w:r>
-              <w:rPr>
-                <w:rFonts w:ascii="Times New Roman" w:hAnsi="Times New Roman" w:cs="Times New Roman"/>
-                <w:sz w:val="26"/>
-                <w:szCs w:val="26"/>
-              </w:rPr>
-              <w:t>- GHTD đã sử dụng</w:t>
-            </w:r>
-          </w:p>
-        </w:tc>
-        <w:tc>
-          <w:tcPr>
-            <w:tcW w:w="6340" w:type="dxa"/>
-            <w:gridSpan w:val="2"/>
-          </w:tcPr>
-          <w:p>
-            <w:pPr>
-              <w:jc w:val="both"/>
-              <w:rPr>
-                <w:rFonts w:ascii="Times New Roman" w:hAnsi="Times New Roman" w:cs="Times New Roman"/>
-                <w:b/>
-                <w:bCs/>
-                <w:sz w:val="26"/>
-                <w:szCs w:val="26"/>
-              </w:rPr>
-            </w:pPr>
-            <w:r>
-              <w:rPr>
-                <w:rFonts w:ascii="Times New Roman" w:hAnsi="Times New Roman" w:cs="Times New Roman"/>
-                <w:b/>
-                <w:bCs/>
-                <w:sz w:val="26"/>
-                <w:szCs w:val="26"/>
-              </w:rPr>
-              <w:t xml:space="preserve">                                                {{</w:t>
-            </w:r>
-            <w:r>
-              <w:rPr>
-                <w:rFonts w:ascii="Times New Roman" w:hAnsi="Times New Roman" w:cs="Times New Roman"/>
-                <w:b/>
-                <w:bCs/>
-                <w:sz w:val="26"/>
-                <w:szCs w:val="26"/>
-              </w:rPr>
-              <w:t>usedLimit</w:t>
-            </w:r>
-            <w:r>
-              <w:rPr>
-                <w:rFonts w:ascii="Times New Roman" w:hAnsi="Times New Roman" w:cs="Times New Roman"/>
-                <w:b/>
-                <w:bCs/>
-                <w:sz w:val="26"/>
-                <w:szCs w:val="26"/>
-              </w:rPr>
-              <w:t>}}</w:t>
-            </w:r>
-          </w:p>
-        </w:tc>
-      </w:tr>
-      <w:tr>
-        <w:tc>
-          <w:tcPr>
-            <w:tcW w:w="5688" w:type="dxa"/>
-            <w:gridSpan w:val="2"/>
-          </w:tcPr>
-          <w:p>
-            <w:pPr>
-              <w:jc w:val="both"/>
-              <w:rPr>
-                <w:rFonts w:ascii="Times New Roman" w:hAnsi="Times New Roman" w:cs="Times New Roman"/>
-                <w:sz w:val="26"/>
-                <w:szCs w:val="26"/>
-              </w:rPr>
-            </w:pPr>
-            <w:r>
-              <w:rPr>
-                <w:rFonts w:ascii="Times New Roman" w:hAnsi="Times New Roman" w:cs="Times New Roman"/>
-                <w:sz w:val="26"/>
-                <w:szCs w:val="26"/>
-              </w:rPr>
-              <w:t xml:space="preserve">Trong đó: </w:t>
-            </w:r>
-          </w:p>
-          <w:p>
-            <w:pPr>
-              <w:jc w:val="both"/>
-              <w:rPr>
-                <w:rFonts w:ascii="Times New Roman" w:hAnsi="Times New Roman" w:cs="Times New Roman"/>
-                <w:sz w:val="26"/>
-                <w:szCs w:val="26"/>
-              </w:rPr>
-            </w:pPr>
-            <w:r>
-              <w:rPr>
-                <w:rFonts w:ascii="Times New Roman" w:hAnsi="Times New Roman" w:cs="Times New Roman"/>
-                <w:sz w:val="26"/>
-                <w:szCs w:val="26"/>
-              </w:rPr>
-              <w:t>+ Dư nợ vay tiền còn lại (TSBĐ là xe ô tô):</w:t>
-            </w:r>
-          </w:p>
-        </w:tc>
-        <w:tc>
-          <w:tcPr>
-            <w:tcW w:w="3712" w:type="dxa"/>
-          </w:tcPr>
-          <w:p>
-            <w:pPr>
-              <w:jc w:val="both"/>
-              <w:rPr>
-                <w:rFonts w:ascii="Times New Roman" w:hAnsi="Times New Roman" w:cs="Times New Roman"/>
-                <w:color w:val="0070C0"/>
-                <w:sz w:val="26"/>
-                <w:szCs w:val="26"/>
-              </w:rPr>
-            </w:pPr>
-            <w:r>
-              <w:rPr>
-                <w:rFonts w:ascii="Times New Roman" w:hAnsi="Times New Roman" w:cs="Times New Roman"/>
-                <w:color w:val="0070C0"/>
-                <w:sz w:val="26"/>
-                <w:szCs w:val="26"/>
-              </w:rPr>
-              <w:t xml:space="preserve">       </w:t>
-            </w:r>
-          </w:p>
-          <w:p>
-            <w:pPr>
-              <w:jc w:val="both"/>
-              <w:rPr>
-                <w:rFonts w:ascii="Times New Roman" w:hAnsi="Times New Roman" w:cs="Times New Roman"/>
-                <w:color w:val="0070C0"/>
-                <w:sz w:val="26"/>
-                <w:szCs w:val="26"/>
-              </w:rPr>
-            </w:pPr>
-            <w:r>
-              <w:rPr>
-                <w:rFonts w:ascii="Times New Roman" w:hAnsi="Times New Roman" w:cs="Times New Roman"/>
-                <w:color w:val="0070C0"/>
-                <w:sz w:val="26"/>
-                <w:szCs w:val="26"/>
-              </w:rPr>
-              <w:t xml:space="preserve">      </w:t>
-            </w:r>
-            <w:r>
-              <w:rPr>
-                <w:rFonts w:ascii="Times New Roman" w:hAnsi="Times New Roman" w:cs="Times New Roman"/>
-                <w:color w:val="0070C0"/>
-                <w:sz w:val="26"/>
-                <w:szCs w:val="26"/>
-              </w:rPr>
-              <w:t>{{</w:t>
-            </w:r>
-            <w:r>
-              <w:rPr>
-                <w:rFonts w:ascii="Times New Roman" w:hAnsi="Times New Roman" w:cs="Times New Roman"/>
-                <w:color w:val="0070C0"/>
-                <w:sz w:val="26"/>
-                <w:szCs w:val="26"/>
-              </w:rPr>
-              <w:t>vehicleLoanBalance</w:t>
-            </w:r>
-            <w:r>
-              <w:rPr>
-                <w:rFonts w:ascii="Times New Roman" w:hAnsi="Times New Roman" w:cs="Times New Roman"/>
-                <w:color w:val="0070C0"/>
-                <w:sz w:val="26"/>
-                <w:szCs w:val="26"/>
-              </w:rPr>
-              <w:t>}}</w:t>
-            </w:r>
-          </w:p>
-        </w:tc>
-      </w:tr>
-      <w:tr>
-        <w:tc>
-          <w:tcPr>
-            <w:tcW w:w="5688" w:type="dxa"/>
-            <w:gridSpan w:val="2"/>
-          </w:tcPr>
-          <w:p>
-            <w:pPr>
-              <w:jc w:val="both"/>
-              <w:rPr>
-                <w:rFonts w:ascii="Times New Roman" w:hAnsi="Times New Roman" w:cs="Times New Roman"/>
-                <w:sz w:val="26"/>
-                <w:szCs w:val="26"/>
-              </w:rPr>
-            </w:pPr>
-            <w:r>
-              <w:rPr>
-                <w:rFonts w:ascii="Times New Roman" w:hAnsi="Times New Roman" w:cs="Times New Roman"/>
-                <w:sz w:val="26"/>
-                <w:szCs w:val="26"/>
-              </w:rPr>
-              <w:t>+ Số dư cấp bảo lãnh (TSBĐ hình thành từ vốn vay):</w:t>
-            </w:r>
-          </w:p>
-        </w:tc>
-        <w:tc>
-          <w:tcPr>
-            <w:tcW w:w="3712" w:type="dxa"/>
-          </w:tcPr>
-          <w:p>
-            <w:pPr>
-              <w:jc w:val="both"/>
-              <w:rPr>
-                <w:rFonts w:ascii="Times New Roman" w:hAnsi="Times New Roman" w:cs="Times New Roman"/>
-                <w:color w:val="0070C0"/>
-                <w:sz w:val="26"/>
-                <w:szCs w:val="26"/>
-              </w:rPr>
-            </w:pPr>
-            <w:r>
-              <w:rPr>
-                <w:rFonts w:ascii="Times New Roman" w:hAnsi="Times New Roman" w:cs="Times New Roman"/>
-                <w:color w:val="0070C0"/>
-                <w:sz w:val="26"/>
-                <w:szCs w:val="26"/>
-              </w:rPr>
-              <w:t xml:space="preserve">      </w:t>
-            </w:r>
-            <w:r>
-              <w:rPr>
-                <w:rFonts w:ascii="Times New Roman" w:hAnsi="Times New Roman" w:cs="Times New Roman"/>
-                <w:color w:val="0070C0"/>
-                <w:sz w:val="26"/>
-                <w:szCs w:val="26"/>
-              </w:rPr>
-              <w:t>{{</w:t>
-            </w:r>
-            <w:r>
-              <w:rPr>
-                <w:rFonts w:ascii="Times New Roman" w:hAnsi="Times New Roman" w:cs="Times New Roman"/>
-                <w:color w:val="0070C0"/>
-                <w:sz w:val="26"/>
-                <w:szCs w:val="26"/>
-              </w:rPr>
-              <w:t>issuedGuaranteeBalance</w:t>
-            </w:r>
-            <w:r>
-              <w:rPr>
-                <w:rFonts w:ascii="Times New Roman" w:hAnsi="Times New Roman" w:cs="Times New Roman"/>
-                <w:color w:val="0070C0"/>
-                <w:sz w:val="26"/>
-                <w:szCs w:val="26"/>
-              </w:rPr>
-              <w:t>}}</w:t>
-            </w:r>
-          </w:p>
-        </w:tc>
-      </w:tr>
-      <w:tr>
-        <w:tc>
-          <w:tcPr>
-            <w:tcW w:w="5688" w:type="dxa"/>
-            <w:gridSpan w:val="2"/>
-          </w:tcPr>
-          <w:p>
-            <w:pPr>
-              <w:jc w:val="both"/>
-              <w:rPr>
-                <w:rFonts w:ascii="Times New Roman" w:hAnsi="Times New Roman" w:cs="Times New Roman"/>
-                <w:sz w:val="26"/>
-                <w:szCs w:val="26"/>
-              </w:rPr>
-            </w:pPr>
-            <w:r>
-              <w:rPr>
-                <w:rFonts w:ascii="Times New Roman" w:hAnsi="Times New Roman" w:cs="Times New Roman"/>
-                <w:sz w:val="26"/>
-                <w:szCs w:val="26"/>
-              </w:rPr>
-              <w:t>+ Số dư vay ngắn hạn khác (TSBĐ là BĐS):</w:t>
-            </w:r>
-          </w:p>
-        </w:tc>
-        <w:tc>
-          <w:tcPr>
-            <w:tcW w:w="3712" w:type="dxa"/>
-          </w:tcPr>
-          <w:p>
-            <w:pPr>
-              <w:jc w:val="both"/>
-              <w:rPr>
-                <w:rFonts w:ascii="Times New Roman" w:hAnsi="Times New Roman" w:cs="Times New Roman"/>
-                <w:color w:val="0070C0"/>
-                <w:sz w:val="26"/>
-                <w:szCs w:val="26"/>
-              </w:rPr>
-            </w:pPr>
-            <w:r>
-              <w:rPr>
-                <w:rFonts w:ascii="Times New Roman" w:hAnsi="Times New Roman" w:cs="Times New Roman"/>
-                <w:color w:val="0070C0"/>
-                <w:sz w:val="26"/>
-                <w:szCs w:val="26"/>
-              </w:rPr>
-              <w:t xml:space="preserve">      </w:t>
-            </w:r>
-            <w:r>
-              <w:rPr>
-                <w:rFonts w:ascii="Times New Roman" w:hAnsi="Times New Roman" w:cs="Times New Roman"/>
-                <w:color w:val="0070C0"/>
-                <w:sz w:val="26"/>
-                <w:szCs w:val="26"/>
-              </w:rPr>
-              <w:t>{{</w:t>
-            </w:r>
-            <w:r>
-              <w:rPr>
-                <w:rFonts w:ascii="Times New Roman" w:hAnsi="Times New Roman" w:cs="Times New Roman"/>
-                <w:color w:val="0070C0"/>
-                <w:sz w:val="26"/>
-                <w:szCs w:val="26"/>
-              </w:rPr>
-              <w:t>realEstateLoanBalance</w:t>
-            </w:r>
-            <w:r>
-              <w:rPr>
-                <w:rFonts w:ascii="Times New Roman" w:hAnsi="Times New Roman" w:cs="Times New Roman"/>
-                <w:color w:val="0070C0"/>
-                <w:sz w:val="26"/>
-                <w:szCs w:val="26"/>
-              </w:rPr>
-              <w:t xml:space="preserve">}} </w:t>
-            </w:r>
-          </w:p>
-        </w:tc>
-      </w:tr>
-      <w:tr>
-        <w:tc>
-          <w:tcPr>
-            <w:tcW w:w="5688" w:type="dxa"/>
-            <w:gridSpan w:val="2"/>
-          </w:tcPr>
-          <w:p>
-            <w:pPr>
-              <w:jc w:val="both"/>
-              <w:rPr>
-                <w:rFonts w:ascii="Times New Roman" w:hAnsi="Times New Roman" w:cs="Times New Roman"/>
-                <w:sz w:val="26"/>
-                <w:szCs w:val="26"/>
-              </w:rPr>
-            </w:pPr>
-            <w:r>
-              <w:rPr>
-                <w:rFonts w:ascii="Times New Roman" w:hAnsi="Times New Roman" w:cs="Times New Roman"/>
-                <w:sz w:val="26"/>
-                <w:szCs w:val="26"/>
-              </w:rPr>
-              <w:t>- GHTD còn được sử dụng</w:t>
-            </w:r>
-          </w:p>
-        </w:tc>
-        <w:tc>
-          <w:tcPr>
-            <w:tcW w:w="3712" w:type="dxa"/>
-          </w:tcPr>
-          <w:p>
-            <w:pPr>
-              <w:jc w:val="both"/>
-              <w:rPr>
-                <w:rFonts w:ascii="Times New Roman" w:hAnsi="Times New Roman" w:cs="Times New Roman"/>
-                <w:color w:val="0070C0"/>
-                <w:sz w:val="26"/>
-                <w:szCs w:val="26"/>
-              </w:rPr>
-            </w:pPr>
-            <w:r>
-              <w:rPr>
-                <w:rFonts w:ascii="Times New Roman" w:hAnsi="Times New Roman" w:cs="Times New Roman"/>
-                <w:color w:val="0070C0"/>
-                <w:sz w:val="26"/>
-                <w:szCs w:val="26"/>
-              </w:rPr>
-              <w:t xml:space="preserve">      </w:t>
-            </w:r>
-            <w:r>
-              <w:rPr>
-                <w:rFonts w:ascii="Times New Roman" w:hAnsi="Times New Roman" w:cs="Times New Roman"/>
-                <w:color w:val="0070C0"/>
-                <w:sz w:val="26"/>
-                <w:szCs w:val="26"/>
-              </w:rPr>
-              <w:t>{{</w:t>
-            </w:r>
-            <w:r>
-              <w:rPr>
-                <w:rFonts w:ascii="Times New Roman" w:hAnsi="Times New Roman" w:cs="Times New Roman"/>
-                <w:color w:val="0070C0"/>
-                <w:sz w:val="26"/>
-                <w:szCs w:val="26"/>
-              </w:rPr>
-              <w:t>remainingLimit</w:t>
-            </w:r>
-            <w:r>
-              <w:rPr>
-                <w:rFonts w:ascii="Times New Roman" w:hAnsi="Times New Roman" w:cs="Times New Roman"/>
-                <w:color w:val="0070C0"/>
-                <w:sz w:val="26"/>
-                <w:szCs w:val="26"/>
-              </w:rPr>
-              <w:t xml:space="preserve">}} </w:t>
-            </w:r>
-          </w:p>
-        </w:tc>
-      </w:tr>
-    </w:tbl>
+    <w:p>
+      <w:pPr>
+        <w:ind w:firstLine="360"/>
+        <w:jc w:val="both"/>
+        <w:rPr>
+          <w:rFonts w:ascii="Times New Roman" w:hAnsi="Times New Roman" w:cs="Times New Roman"/>
+          <w:sz w:val="26"/>
+          <w:szCs w:val="26"/>
+        </w:rPr>
+      </w:pPr>
+      <w:r>
+        <w:rPr>
+          <w:rFonts w:ascii="Times New Roman" w:hAnsi="Times New Roman" w:cs="Times New Roman"/>
+          <w:sz w:val="26"/>
+          <w:szCs w:val="26"/>
+        </w:rPr>
+        <w:t>-</w:t>
+      </w:r>
+      <w:r>
+        <w:rPr>
+          <w:rFonts w:ascii="Times New Roman" w:hAnsi="Times New Roman" w:cs="Times New Roman"/>
+          <w:sz w:val="26"/>
+          <w:szCs w:val="26"/>
+        </w:rPr>
+        <w:t xml:space="preserve">    </w:t>
+      </w:r>
+      <w:r>
+        <w:rPr>
+          <w:rFonts w:ascii="Times New Roman" w:hAnsi="Times New Roman" w:cs="Times New Roman"/>
+          <w:sz w:val="26"/>
+          <w:szCs w:val="26"/>
+        </w:rPr>
+        <w:t>GHTD được sử dụng</w:t>
+      </w:r>
+      <w:r>
+        <w:rPr>
+          <w:rFonts w:ascii="Times New Roman" w:hAnsi="Times New Roman" w:cs="Times New Roman"/>
+          <w:sz w:val="26"/>
+          <w:szCs w:val="26"/>
+        </w:rPr>
+        <w:t xml:space="preserve">                                                  </w:t>
+      </w:r>
+      <w:proofErr w:type="gramStart"/>
+      <w:r>
+        <w:rPr>
+          <w:rFonts w:ascii="Times New Roman" w:hAnsi="Times New Roman" w:cs="Times New Roman"/>
+          <w:sz w:val="26"/>
+          <w:szCs w:val="26"/>
+        </w:rPr>
+        <w:t xml:space="preserve">   </w:t>
+      </w:r>
+      <w:r>
+        <w:rPr>
+          <w:rFonts w:ascii="Times New Roman" w:hAnsi="Times New Roman" w:cs="Times New Roman"/>
+          <w:b/>
+          <w:bCs/>
+          <w:sz w:val="26"/>
+          <w:szCs w:val="26"/>
+        </w:rPr>
+        <w:t>{</w:t>
+      </w:r>
+      <w:proofErr w:type="gramEnd"/>
+      <w:r>
+        <w:rPr>
+          <w:rFonts w:ascii="Times New Roman" w:hAnsi="Times New Roman" w:cs="Times New Roman"/>
+          <w:b/>
+          <w:bCs/>
+          <w:sz w:val="26"/>
+          <w:szCs w:val="26"/>
+        </w:rPr>
+        <w:t>{</w:t>
+      </w:r>
+      <w:r>
+        <w:rPr>
+          <w:rFonts w:ascii="Times New Roman" w:hAnsi="Times New Roman" w:cs="Times New Roman"/>
+          <w:b/>
+          <w:bCs/>
+          <w:sz w:val="26"/>
+          <w:szCs w:val="26"/>
+        </w:rPr>
+        <w:t>creditLimit</w:t>
+      </w:r>
+      <w:r>
+        <w:rPr>
+          <w:rFonts w:ascii="Times New Roman" w:hAnsi="Times New Roman" w:cs="Times New Roman"/>
+          <w:b/>
+          <w:bCs/>
+          <w:sz w:val="26"/>
+          <w:szCs w:val="26"/>
+        </w:rPr>
+        <w:t>}}</w:t>
+      </w:r>
+    </w:p>
+    <w:p>
+      <w:pPr>
+        <w:spacing w:line="240" w:lineRule="auto"/>
+        <w:ind w:firstLine="360"/>
+        <w:jc w:val="both"/>
+        <w:rPr>
+          <w:rFonts w:ascii="Times New Roman" w:hAnsi="Times New Roman" w:cs="Times New Roman"/>
+          <w:b/>
+          <w:bCs/>
+          <w:sz w:val="26"/>
+          <w:szCs w:val="26"/>
+        </w:rPr>
+      </w:pPr>
+      <w:r>
+        <w:rPr>
+          <w:rFonts w:ascii="Times New Roman" w:hAnsi="Times New Roman" w:cs="Times New Roman"/>
+          <w:sz w:val="26"/>
+          <w:szCs w:val="26"/>
+        </w:rPr>
+        <w:t xml:space="preserve">- </w:t>
+      </w:r>
+      <w:r>
+        <w:rPr>
+          <w:rFonts w:ascii="Times New Roman" w:hAnsi="Times New Roman" w:cs="Times New Roman"/>
+          <w:sz w:val="26"/>
+          <w:szCs w:val="26"/>
+        </w:rPr>
+        <w:t xml:space="preserve">   </w:t>
+      </w:r>
+      <w:r>
+        <w:rPr>
+          <w:rFonts w:ascii="Times New Roman" w:hAnsi="Times New Roman" w:cs="Times New Roman"/>
+          <w:sz w:val="26"/>
+          <w:szCs w:val="26"/>
+        </w:rPr>
+        <w:t>GHTD đã sử dụ</w:t>
+      </w:r>
+      <w:r>
+        <w:rPr>
+          <w:rFonts w:ascii="Times New Roman" w:hAnsi="Times New Roman" w:cs="Times New Roman"/>
+          <w:sz w:val="26"/>
+          <w:szCs w:val="26"/>
+        </w:rPr>
+        <w:t xml:space="preserve">ng: </w:t>
+      </w:r>
+      <w:r>
+        <w:rPr>
+          <w:rFonts w:ascii="Times New Roman" w:hAnsi="Times New Roman" w:cs="Times New Roman"/>
+          <w:b/>
+          <w:bCs/>
+          <w:sz w:val="26"/>
+          <w:szCs w:val="26"/>
+        </w:rPr>
+        <w:t xml:space="preserve"> </w:t>
+      </w:r>
+      <w:r>
+        <w:rPr>
+          <w:rFonts w:ascii="Times New Roman" w:hAnsi="Times New Roman" w:cs="Times New Roman"/>
+          <w:b/>
+          <w:bCs/>
+          <w:sz w:val="26"/>
+          <w:szCs w:val="26"/>
+        </w:rPr>
+        <w:t xml:space="preserve">                                                   </w:t>
+      </w:r>
+      <w:proofErr w:type="gramStart"/>
+      <w:r>
+        <w:rPr>
+          <w:rFonts w:ascii="Times New Roman" w:hAnsi="Times New Roman" w:cs="Times New Roman"/>
+          <w:b/>
+          <w:bCs/>
+          <w:sz w:val="26"/>
+          <w:szCs w:val="26"/>
+        </w:rPr>
+        <w:t xml:space="preserve">   </w:t>
+      </w:r>
+      <w:r>
+        <w:rPr>
+          <w:rFonts w:ascii="Times New Roman" w:hAnsi="Times New Roman" w:cs="Times New Roman"/>
+          <w:b/>
+          <w:bCs/>
+          <w:sz w:val="26"/>
+          <w:szCs w:val="26"/>
+        </w:rPr>
+        <w:t>{</w:t>
+      </w:r>
+      <w:proofErr w:type="gramEnd"/>
+      <w:r>
+        <w:rPr>
+          <w:rFonts w:ascii="Times New Roman" w:hAnsi="Times New Roman" w:cs="Times New Roman"/>
+          <w:b/>
+          <w:bCs/>
+          <w:sz w:val="26"/>
+          <w:szCs w:val="26"/>
+        </w:rPr>
+        <w:t>{</w:t>
+      </w:r>
+      <w:r>
+        <w:rPr>
+          <w:rFonts w:ascii="Times New Roman" w:hAnsi="Times New Roman" w:cs="Times New Roman"/>
+          <w:b/>
+          <w:bCs/>
+          <w:sz w:val="26"/>
+          <w:szCs w:val="26"/>
+        </w:rPr>
+        <w:t>usedLimit</w:t>
+      </w:r>
+      <w:r>
+        <w:rPr>
+          <w:rFonts w:ascii="Times New Roman" w:hAnsi="Times New Roman" w:cs="Times New Roman"/>
+          <w:b/>
+          <w:bCs/>
+          <w:sz w:val="26"/>
+          <w:szCs w:val="26"/>
+        </w:rPr>
+        <w:t>}}</w:t>
+      </w:r>
+    </w:p>
+    <w:p>
+      <w:pPr>
+        <w:jc w:val="both"/>
+        <w:rPr>
+          <w:rFonts w:ascii="Times New Roman" w:hAnsi="Times New Roman" w:cs="Times New Roman"/>
+          <w:sz w:val="26"/>
+          <w:szCs w:val="26"/>
+        </w:rPr>
+      </w:pPr>
+      <w:r>
+        <w:rPr>
+          <w:rFonts w:ascii="Times New Roman" w:hAnsi="Times New Roman" w:cs="Times New Roman"/>
+          <w:sz w:val="26"/>
+          <w:szCs w:val="26"/>
+        </w:rPr>
+        <w:t xml:space="preserve">Trong đó: </w:t>
+      </w:r>
+    </w:p>
+    <w:p>
+      <w:pPr>
+        <w:jc w:val="both"/>
+        <w:rPr>
+          <w:rFonts w:ascii="Times New Roman" w:hAnsi="Times New Roman" w:cs="Times New Roman"/>
+          <w:sz w:val="26"/>
+          <w:szCs w:val="26"/>
+        </w:rPr>
+      </w:pPr>
+      <w:r>
+        <w:rPr>
+          <w:rFonts w:ascii="Times New Roman" w:hAnsi="Times New Roman" w:cs="Times New Roman"/>
+          <w:sz w:val="26"/>
+          <w:szCs w:val="26"/>
+        </w:rPr>
+        <w:t>+ Dư nợ vay tiền còn lại (TSBĐ là xe ô tô):</w:t>
+      </w:r>
+      <w:r>
+        <w:rPr>
+          <w:rFonts w:ascii="Times New Roman" w:hAnsi="Times New Roman" w:cs="Times New Roman"/>
+          <w:sz w:val="26"/>
+          <w:szCs w:val="26"/>
+        </w:rPr>
+        <w:t xml:space="preserve">                        </w:t>
+      </w:r>
+      <w:proofErr w:type="gramStart"/>
+      <w:r>
+        <w:rPr>
+          <w:rFonts w:ascii="Times New Roman" w:hAnsi="Times New Roman" w:cs="Times New Roman"/>
+          <w:sz w:val="26"/>
+          <w:szCs w:val="26"/>
+        </w:rPr>
+        <w:t xml:space="preserve">   </w:t>
+      </w:r>
+      <w:r>
+        <w:rPr>
+          <w:rFonts w:ascii="Times New Roman" w:hAnsi="Times New Roman" w:cs="Times New Roman"/>
+          <w:color w:val="0070C0"/>
+          <w:sz w:val="26"/>
+          <w:szCs w:val="26"/>
+        </w:rPr>
+        <w:t>{</w:t>
+      </w:r>
+      <w:proofErr w:type="gramEnd"/>
+      <w:r>
+        <w:rPr>
+          <w:rFonts w:ascii="Times New Roman" w:hAnsi="Times New Roman" w:cs="Times New Roman"/>
+          <w:color w:val="0070C0"/>
+          <w:sz w:val="26"/>
+          <w:szCs w:val="26"/>
+        </w:rPr>
+        <w:t>{</w:t>
+      </w:r>
+      <w:r>
+        <w:rPr>
+          <w:rFonts w:ascii="Times New Roman" w:hAnsi="Times New Roman" w:cs="Times New Roman"/>
+          <w:color w:val="0070C0"/>
+          <w:sz w:val="26"/>
+          <w:szCs w:val="26"/>
+        </w:rPr>
+        <w:t>vehicleLoanBalance</w:t>
+      </w:r>
+      <w:r>
+        <w:rPr>
+          <w:rFonts w:ascii="Times New Roman" w:hAnsi="Times New Roman" w:cs="Times New Roman"/>
+          <w:color w:val="0070C0"/>
+          <w:sz w:val="26"/>
+          <w:szCs w:val="26"/>
+        </w:rPr>
+        <w:t>}}</w:t>
+      </w:r>
+    </w:p>
+    <w:p>
+      <w:pPr>
+        <w:rPr>
+          <w:rFonts w:ascii="Times New Roman" w:hAnsi="Times New Roman" w:cs="Times New Roman"/>
+          <w:sz w:val="26"/>
+          <w:szCs w:val="26"/>
+        </w:rPr>
+      </w:pPr>
+      <w:r>
+        <w:rPr>
+          <w:rFonts w:ascii="Times New Roman" w:hAnsi="Times New Roman" w:cs="Times New Roman"/>
+          <w:sz w:val="26"/>
+          <w:szCs w:val="26"/>
+        </w:rPr>
+        <w:t>+ Số dư cấp bảo lãnh (TSBĐ hình thành từ vốn vay):</w:t>
+      </w:r>
+      <w:r>
+        <w:rPr>
+          <w:rFonts w:ascii="Times New Roman" w:hAnsi="Times New Roman" w:cs="Times New Roman"/>
+          <w:sz w:val="26"/>
+          <w:szCs w:val="26"/>
+        </w:rPr>
+        <w:t xml:space="preserve">         </w:t>
+      </w:r>
+      <w:proofErr w:type="gramStart"/>
+      <w:r>
+        <w:rPr>
+          <w:rFonts w:ascii="Times New Roman" w:hAnsi="Times New Roman" w:cs="Times New Roman"/>
+          <w:sz w:val="26"/>
+          <w:szCs w:val="26"/>
+        </w:rPr>
+        <w:t xml:space="preserve">   </w:t>
+      </w:r>
+      <w:r>
+        <w:rPr>
+          <w:rFonts w:ascii="Times New Roman" w:hAnsi="Times New Roman" w:cs="Times New Roman"/>
+          <w:color w:val="0070C0"/>
+          <w:sz w:val="26"/>
+          <w:szCs w:val="26"/>
+        </w:rPr>
+        <w:t>{</w:t>
+      </w:r>
+      <w:proofErr w:type="gramEnd"/>
+      <w:r>
+        <w:rPr>
+          <w:rFonts w:ascii="Times New Roman" w:hAnsi="Times New Roman" w:cs="Times New Roman"/>
+          <w:color w:val="0070C0"/>
+          <w:sz w:val="26"/>
+          <w:szCs w:val="26"/>
+        </w:rPr>
+        <w:t>{</w:t>
+      </w:r>
+      <w:r>
+        <w:rPr>
+          <w:rFonts w:ascii="Times New Roman" w:hAnsi="Times New Roman" w:cs="Times New Roman"/>
+          <w:color w:val="0070C0"/>
+          <w:sz w:val="26"/>
+          <w:szCs w:val="26"/>
+        </w:rPr>
+        <w:t>issuedGuaranteeBalance</w:t>
+      </w:r>
+      <w:r>
+        <w:rPr>
+          <w:rFonts w:ascii="Times New Roman" w:hAnsi="Times New Roman" w:cs="Times New Roman"/>
+          <w:color w:val="0070C0"/>
+          <w:sz w:val="26"/>
+          <w:szCs w:val="26"/>
+        </w:rPr>
+        <w:t>}}</w:t>
+      </w:r>
+    </w:p>
+    <w:p>
+      <w:pPr>
+        <w:jc w:val="both"/>
+        <w:rPr>
+          <w:rFonts w:ascii="Times New Roman" w:hAnsi="Times New Roman" w:cs="Times New Roman"/>
+          <w:sz w:val="26"/>
+          <w:szCs w:val="26"/>
+        </w:rPr>
+      </w:pPr>
+      <w:r>
+        <w:rPr>
+          <w:rFonts w:ascii="Times New Roman" w:hAnsi="Times New Roman" w:cs="Times New Roman"/>
+          <w:sz w:val="26"/>
+          <w:szCs w:val="26"/>
+        </w:rPr>
+        <w:t>+ Số dư vay ngắn hạn khác (TSBĐ là BĐS):</w:t>
+      </w:r>
+      <w:r>
+        <w:rPr>
+          <w:rFonts w:ascii="Times New Roman" w:hAnsi="Times New Roman" w:cs="Times New Roman"/>
+          <w:sz w:val="26"/>
+          <w:szCs w:val="26"/>
+        </w:rPr>
+        <w:t xml:space="preserve">                       </w:t>
+      </w:r>
+      <w:proofErr w:type="gramStart"/>
+      <w:r>
+        <w:rPr>
+          <w:rFonts w:ascii="Times New Roman" w:hAnsi="Times New Roman" w:cs="Times New Roman"/>
+          <w:sz w:val="26"/>
+          <w:szCs w:val="26"/>
+        </w:rPr>
+        <w:t xml:space="preserve">   </w:t>
+      </w:r>
+      <w:r>
+        <w:rPr>
+          <w:rFonts w:ascii="Times New Roman" w:hAnsi="Times New Roman" w:cs="Times New Roman"/>
+          <w:color w:val="0070C0"/>
+          <w:sz w:val="26"/>
+          <w:szCs w:val="26"/>
+        </w:rPr>
+        <w:t>{</w:t>
+      </w:r>
+      <w:proofErr w:type="gramEnd"/>
+      <w:r>
+        <w:rPr>
+          <w:rFonts w:ascii="Times New Roman" w:hAnsi="Times New Roman" w:cs="Times New Roman"/>
+          <w:color w:val="0070C0"/>
+          <w:sz w:val="26"/>
+          <w:szCs w:val="26"/>
+        </w:rPr>
+        <w:t>{</w:t>
+      </w:r>
+      <w:r>
+        <w:rPr>
+          <w:rFonts w:ascii="Times New Roman" w:hAnsi="Times New Roman" w:cs="Times New Roman"/>
+          <w:color w:val="0070C0"/>
+          <w:sz w:val="26"/>
+          <w:szCs w:val="26"/>
+        </w:rPr>
+        <w:t>realEstateLoanBalance</w:t>
+      </w:r>
+      <w:r>
+        <w:rPr>
+          <w:rFonts w:ascii="Times New Roman" w:hAnsi="Times New Roman" w:cs="Times New Roman"/>
+          <w:color w:val="0070C0"/>
+          <w:sz w:val="26"/>
+          <w:szCs w:val="26"/>
+        </w:rPr>
+        <w:t xml:space="preserve">}} </w:t>
+      </w:r>
+    </w:p>
+    <w:p>
+      <w:pPr>
+        <w:jc w:val="both"/>
+        <w:rPr>
+          <w:rFonts w:ascii="Times New Roman" w:hAnsi="Times New Roman" w:cs="Times New Roman"/>
+          <w:sz w:val="26"/>
+          <w:szCs w:val="26"/>
+        </w:rPr>
+      </w:pPr>
+      <w:r>
+        <w:rPr>
+          <w:rFonts w:ascii="Times New Roman" w:hAnsi="Times New Roman" w:cs="Times New Roman"/>
+          <w:sz w:val="26"/>
+          <w:szCs w:val="26"/>
+        </w:rPr>
+        <w:t>+</w:t>
+      </w:r>
+      <w:r>
+        <w:rPr>
+          <w:rFonts w:ascii="Times New Roman" w:hAnsi="Times New Roman" w:cs="Times New Roman"/>
+          <w:sz w:val="26"/>
+          <w:szCs w:val="26"/>
+        </w:rPr>
+        <w:t xml:space="preserve"> GHTD còn được sử dụng</w:t>
+      </w:r>
+      <w:r>
+        <w:rPr>
+          <w:rFonts w:ascii="Times New Roman" w:hAnsi="Times New Roman" w:cs="Times New Roman"/>
+          <w:sz w:val="26"/>
+          <w:szCs w:val="26"/>
+        </w:rPr>
+        <w:t xml:space="preserve">:                                                 </w:t>
+      </w:r>
+      <w:proofErr w:type="gramStart"/>
+      <w:r>
+        <w:rPr>
+          <w:rFonts w:ascii="Times New Roman" w:hAnsi="Times New Roman" w:cs="Times New Roman"/>
+          <w:sz w:val="26"/>
+          <w:szCs w:val="26"/>
+        </w:rPr>
+        <w:t xml:space="preserve">   </w:t>
+      </w:r>
+      <w:r>
+        <w:rPr>
+          <w:rFonts w:ascii="Times New Roman" w:hAnsi="Times New Roman" w:cs="Times New Roman"/>
+          <w:color w:val="0070C0"/>
+          <w:sz w:val="26"/>
+          <w:szCs w:val="26"/>
+        </w:rPr>
+        <w:t>{</w:t>
+      </w:r>
+      <w:proofErr w:type="gramEnd"/>
+      <w:r>
+        <w:rPr>
+          <w:rFonts w:ascii="Times New Roman" w:hAnsi="Times New Roman" w:cs="Times New Roman"/>
+          <w:color w:val="0070C0"/>
+          <w:sz w:val="26"/>
+          <w:szCs w:val="26"/>
+        </w:rPr>
+        <w:t>{</w:t>
+      </w:r>
+      <w:r>
+        <w:rPr>
+          <w:rFonts w:ascii="Times New Roman" w:hAnsi="Times New Roman" w:cs="Times New Roman"/>
+          <w:color w:val="0070C0"/>
+          <w:sz w:val="26"/>
+          <w:szCs w:val="26"/>
+        </w:rPr>
+        <w:t>remainingLimit</w:t>
+      </w:r>
+      <w:r>
+        <w:rPr>
+          <w:rFonts w:ascii="Times New Roman" w:hAnsi="Times New Roman" w:cs="Times New Roman"/>
+          <w:color w:val="0070C0"/>
+          <w:sz w:val="26"/>
+          <w:szCs w:val="26"/>
+        </w:rPr>
+        <w:t>}}</w:t>
+      </w:r>
+    </w:p>
     <w:p>
       <w:pPr>
         <w:spacing w:line="240" w:lineRule="auto"/>
@@ -1641,45 +1819,41 @@
     </w:p>
     <w:p>
       <w:pPr>
-        <w:spacing w:line="240" w:lineRule="auto"/>
-        <w:rPr>
-          <w:rFonts w:asciiTheme="majorHAnsi" w:hAnsiTheme="majorHAnsi" w:cstheme="majorHAnsi"/>
-          <w:sz w:val="26"/>
-          <w:szCs w:val="26"/>
-        </w:rPr>
-      </w:pPr>
-      <w:r>
-        <w:rPr>
-          <w:rFonts w:asciiTheme="majorHAnsi" w:hAnsiTheme="majorHAnsi" w:cstheme="majorHAnsi"/>
-          <w:sz w:val="26"/>
-          <w:szCs w:val="26"/>
-        </w:rPr>
-        <w:t xml:space="preserve">3.4 </w:t>
-      </w:r>
-      <w:r>
-        <w:rPr>
-          <w:rFonts w:asciiTheme="majorHAnsi" w:hAnsiTheme="majorHAnsi" w:cstheme="majorHAnsi"/>
-          <w:sz w:val="26"/>
-          <w:szCs w:val="26"/>
-        </w:rPr>
-        <w:t xml:space="preserve">Tình hình giao dịch tại BIDV Đồng Tháp: Đến ngày </w:t>
-      </w:r>
-      <w:r>
         <w:rPr>
           <w:rFonts w:ascii="Times New Roman" w:hAnsi="Times New Roman" w:cs="Times New Roman"/>
           <w:i/>
           <w:color w:val="0070C0"/>
         </w:rPr>
-        <w:t>{{GUARANTEE_DATE}}</w:t>
+      </w:pPr>
+      <w:r>
+        <w:rPr>
+          <w:rFonts w:asciiTheme="majorHAnsi" w:hAnsiTheme="majorHAnsi" w:cstheme="majorHAnsi"/>
+          <w:sz w:val="26"/>
+          <w:szCs w:val="26"/>
+        </w:rPr>
+        <w:t xml:space="preserve">3.4 </w:t>
+      </w:r>
+      <w:r>
+        <w:rPr>
+          <w:rFonts w:asciiTheme="majorHAnsi" w:hAnsiTheme="majorHAnsi" w:cstheme="majorHAnsi"/>
+          <w:sz w:val="26"/>
+          <w:szCs w:val="26"/>
+        </w:rPr>
+        <w:t xml:space="preserve">Tình hình giao dịch tại BIDV Đồng Tháp: Đến ngày </w:t>
       </w:r>
       <w:r>
         <w:rPr>
           <w:rFonts w:ascii="Times New Roman" w:hAnsi="Times New Roman" w:cs="Times New Roman"/>
-          <w:b/>
-          <w:bCs/>
+          <w:i/>
           <w:color w:val="0070C0"/>
-          <w:sz w:val="20"/>
-          <w:szCs w:val="20"/>
+        </w:rPr>
+        <w:t>{{CURRENT_DATE}}</w:t>
+      </w:r>
+      <w:r>
+        <w:rPr>
+          <w:rFonts w:ascii="Times New Roman" w:hAnsi="Times New Roman" w:cs="Times New Roman"/>
+          <w:i/>
+          <w:color w:val="0070C0"/>
         </w:rPr>
         <w:t xml:space="preserve"> </w:t>
       </w:r>
@@ -1707,6 +1881,7 @@
           <w:sz w:val="26"/>
           <w:szCs w:val="26"/>
         </w:rPr>
+        <w:lastRenderedPageBreak/>
         <w:t xml:space="preserve">3.5 </w:t>
       </w:r>
       <w:r>
@@ -1787,7 +1962,6 @@
                 <w:sz w:val="26"/>
                 <w:szCs w:val="26"/>
               </w:rPr>
-              <w:lastRenderedPageBreak/>
               <w:t>- Doanh thu bán tăng:</w:t>
             </w:r>
           </w:p>
@@ -3035,30 +3209,31 @@
           <w:p>
             <w:pPr>
               <w:rPr>
-                <w:rFonts w:asciiTheme="majorHAnsi" w:hAnsiTheme="majorHAnsi" w:cstheme="majorHAnsi"/>
-                <w:color w:val="4472C4" w:themeColor="accent1"/>
-                <w:sz w:val="26"/>
-                <w:szCs w:val="26"/>
-              </w:rPr>
-            </w:pPr>
-            <w:r>
-              <w:rPr>
-                <w:rFonts w:asciiTheme="majorHAnsi" w:hAnsiTheme="majorHAnsi" w:cstheme="majorHAnsi"/>
-                <w:color w:val="4472C4" w:themeColor="accent1"/>
-                <w:sz w:val="26"/>
-                <w:szCs w:val="26"/>
-              </w:rPr>
-              <w:t xml:space="preserve">Ngày </w:t>
-            </w:r>
-            <w:r>
-              <w:rPr>
                 <w:rFonts w:ascii="Times New Roman" w:hAnsi="Times New Roman" w:cs="Times New Roman"/>
                 <w:i/>
                 <w:color w:val="4472C4" w:themeColor="accent1"/>
                 <w:sz w:val="26"/>
                 <w:szCs w:val="26"/>
               </w:rPr>
-              <w:t>{{GUARANTEE_DATE}}</w:t>
+            </w:pPr>
+            <w:r>
+              <w:rPr>
+                <w:rFonts w:asciiTheme="majorHAnsi" w:hAnsiTheme="majorHAnsi" w:cstheme="majorHAnsi"/>
+                <w:color w:val="4472C4" w:themeColor="accent1"/>
+                <w:sz w:val="26"/>
+                <w:szCs w:val="26"/>
+              </w:rPr>
+              <w:t xml:space="preserve">Ngày </w:t>
+            </w:r>
+            <w:r>
+              <w:rPr>
+                <w:rFonts w:ascii="Times New Roman" w:hAnsi="Times New Roman" w:cs="Times New Roman"/>
+                <w:i/>
+                <w:color w:val="4472C4" w:themeColor="accent1"/>
+                <w:sz w:val="26"/>
+                <w:szCs w:val="26"/>
+              </w:rPr>
+              <w:t>{{CURRENT_DATE}}</w:t>
             </w:r>
           </w:p>
         </w:tc>
@@ -3472,51 +3647,42 @@
             <w:pPr>
               <w:jc w:val="both"/>
               <w:rPr>
-                <w:rFonts w:asciiTheme="majorHAnsi" w:hAnsiTheme="majorHAnsi" w:cstheme="majorHAnsi"/>
-                <w:sz w:val="26"/>
-                <w:szCs w:val="26"/>
-              </w:rPr>
-            </w:pPr>
-            <w:r>
-              <w:rPr>
-                <w:rFonts w:asciiTheme="majorHAnsi" w:hAnsiTheme="majorHAnsi" w:cstheme="majorHAnsi"/>
-                <w:sz w:val="26"/>
-                <w:szCs w:val="26"/>
-              </w:rPr>
-              <w:t xml:space="preserve">Bảo lãnh thanh toán 85% giá trị hợp đồng theo Hợp đồng nguyên tắc mua bán hàng hóa số 2507VS066/HĐNT/HTV ký ngày 01/07/2025, và Phụ </w:t>
-            </w:r>
-            <w:r>
-              <w:rPr>
-                <w:rFonts w:asciiTheme="majorHAnsi" w:hAnsiTheme="majorHAnsi" w:cstheme="majorHAnsi"/>
-                <w:sz w:val="26"/>
-                <w:szCs w:val="26"/>
-              </w:rPr>
-              <w:lastRenderedPageBreak/>
-              <w:t>lục</w:t>
-            </w:r>
-            <w:r>
-              <w:rPr>
-                <w:rFonts w:asciiTheme="majorHAnsi" w:hAnsiTheme="majorHAnsi" w:cstheme="majorHAnsi"/>
-                <w:sz w:val="26"/>
-                <w:szCs w:val="26"/>
-              </w:rPr>
-              <w:t xml:space="preserve"> </w:t>
-            </w:r>
-            <w:r>
-              <w:rPr>
-                <w:rFonts w:asciiTheme="majorHAnsi" w:hAnsiTheme="majorHAnsi" w:cstheme="majorHAnsi"/>
-                <w:sz w:val="26"/>
-                <w:szCs w:val="26"/>
-              </w:rPr>
-              <w:t xml:space="preserve">hợp đồng mua số 260109-001/PLHD/VS066 ngày </w:t>
-            </w:r>
-            <w:r>
-              <w:rPr>
                 <w:rFonts w:ascii="Times New Roman" w:hAnsi="Times New Roman" w:cs="Times New Roman"/>
                 <w:i/>
                 <w:color w:val="0070C0"/>
               </w:rPr>
-              <w:t>{{GUARANTEE_DATE}}</w:t>
+            </w:pPr>
+            <w:r>
+              <w:rPr>
+                <w:rFonts w:asciiTheme="majorHAnsi" w:hAnsiTheme="majorHAnsi" w:cstheme="majorHAnsi"/>
+                <w:sz w:val="26"/>
+                <w:szCs w:val="26"/>
+              </w:rPr>
+              <w:t>Bảo lãnh thanh toán 85% giá trị hợp đồng theo Hợp đồng nguyên tắc mua bán hàng hóa số 2507VS066/HĐNT/HTV ký ngày 01/07/2025, và Phụ lục</w:t>
+            </w:r>
+            <w:r>
+              <w:rPr>
+                <w:rFonts w:asciiTheme="majorHAnsi" w:hAnsiTheme="majorHAnsi" w:cstheme="majorHAnsi"/>
+                <w:sz w:val="26"/>
+                <w:szCs w:val="26"/>
+              </w:rPr>
+              <w:t xml:space="preserve"> </w:t>
+            </w:r>
+            <w:r>
+              <w:rPr>
+                <w:rFonts w:asciiTheme="majorHAnsi" w:hAnsiTheme="majorHAnsi" w:cstheme="majorHAnsi"/>
+                <w:sz w:val="26"/>
+                <w:szCs w:val="26"/>
+              </w:rPr>
+              <w:t xml:space="preserve">hợp đồng mua số 260109-001/PLHD/VS066 ngày </w:t>
+            </w:r>
+            <w:r>
+              <w:rPr>
+                <w:rFonts w:ascii="Times New Roman" w:hAnsi="Times New Roman" w:cs="Times New Roman"/>
+                <w:i/>
+                <w:color w:val="0070C0"/>
+              </w:rPr>
+              <w:t>{{CURRENT_DATE}}</w:t>
             </w:r>
           </w:p>
         </w:tc>
@@ -3541,7 +3707,6 @@
                 <w:sz w:val="26"/>
                 <w:szCs w:val="26"/>
               </w:rPr>
-              <w:lastRenderedPageBreak/>
               <w:t>Đơn vị nhận bảo lãnh:</w:t>
             </w:r>
           </w:p>
@@ -3706,10 +3871,48 @@
             <w:r>
               <w:rPr>
                 <w:rFonts w:asciiTheme="majorHAnsi" w:hAnsiTheme="majorHAnsi" w:cstheme="majorHAnsi"/>
-                <w:sz w:val="26"/>
-                <w:szCs w:val="26"/>
-              </w:rPr>
-              <w:t>60 ngày kể từ ngày HTC-VN/Ngân hàng phục vụ HTC-VN gửi bộ hồ sơ xe đầy đủ cho BIDV - CN Đông Hà Nội</w:t>
+                <w:color w:val="2F5496" w:themeColor="accent1" w:themeShade="BF"/>
+                <w:sz w:val="26"/>
+                <w:szCs w:val="26"/>
+              </w:rPr>
+              <w:t>{{</w:t>
+            </w:r>
+            <w:r>
+              <w:rPr>
+                <w:rFonts w:asciiTheme="majorHAnsi" w:eastAsia="Times New Roman" w:hAnsiTheme="majorHAnsi" w:cstheme="majorHAnsi"/>
+                <w:color w:val="2F5496" w:themeColor="accent1" w:themeShade="BF"/>
+                <w:kern w:val="0"/>
+                <w:sz w:val="26"/>
+                <w:szCs w:val="26"/>
+                <w14:ligatures w14:val="none"/>
+              </w:rPr>
+              <w:t>guaranteeTermDays</w:t>
+            </w:r>
+            <w:r>
+              <w:rPr>
+                <w:rFonts w:asciiTheme="majorHAnsi" w:hAnsiTheme="majorHAnsi" w:cstheme="majorHAnsi"/>
+                <w:color w:val="2F5496" w:themeColor="accent1" w:themeShade="BF"/>
+                <w:sz w:val="26"/>
+                <w:szCs w:val="26"/>
+              </w:rPr>
+              <w:t>}}</w:t>
+            </w:r>
+            <w:r>
+              <w:rPr>
+                <w:rFonts w:asciiTheme="majorHAnsi" w:hAnsiTheme="majorHAnsi" w:cstheme="majorHAnsi"/>
+                <w:color w:val="2F5496" w:themeColor="accent1" w:themeShade="BF"/>
+                <w:sz w:val="26"/>
+                <w:szCs w:val="26"/>
+              </w:rPr>
+              <w:t xml:space="preserve"> </w:t>
+            </w:r>
+            <w:r>
+              <w:rPr>
+                <w:rFonts w:asciiTheme="majorHAnsi" w:hAnsiTheme="majorHAnsi" w:cstheme="majorHAnsi"/>
+                <w:sz w:val="26"/>
+                <w:szCs w:val="26"/>
+              </w:rPr>
+              <w:t>ngày kể từ ngày HTC-VN/Ngân hàng phục vụ HTC-VN gửi bộ hồ sơ xe đầy đủ cho BIDV - CN Đông Hà Nội</w:t>
             </w:r>
           </w:p>
         </w:tc>
@@ -3764,26 +3967,26 @@
             <w:pPr>
               <w:jc w:val="both"/>
               <w:rPr>
-                <w:rFonts w:asciiTheme="majorHAnsi" w:hAnsiTheme="majorHAnsi" w:cstheme="majorHAnsi"/>
-                <w:sz w:val="26"/>
-                <w:szCs w:val="26"/>
-              </w:rPr>
-            </w:pPr>
-            <w:r>
-              <w:rPr>
-                <w:rFonts w:asciiTheme="majorHAnsi" w:hAnsiTheme="majorHAnsi" w:cstheme="majorHAnsi"/>
-                <w:sz w:val="26"/>
-                <w:szCs w:val="26"/>
-              </w:rPr>
-              <w:t xml:space="preserve">bán hàng hóa số 2507VS066/HĐNT/HTV ký ngày 01/07/2025, và Phụ lục hợp đồng mua số 260109-001/PLHD/VS066 ngày </w:t>
-            </w:r>
-            <w:r>
-              <w:rPr>
                 <w:rFonts w:ascii="Times New Roman" w:hAnsi="Times New Roman" w:cs="Times New Roman"/>
                 <w:i/>
                 <w:color w:val="0070C0"/>
               </w:rPr>
-              <w:t>{{GUARANTEE_DATE}}</w:t>
+            </w:pPr>
+            <w:r>
+              <w:rPr>
+                <w:rFonts w:asciiTheme="majorHAnsi" w:hAnsiTheme="majorHAnsi" w:cstheme="majorHAnsi"/>
+                <w:sz w:val="26"/>
+                <w:szCs w:val="26"/>
+              </w:rPr>
+              <w:t xml:space="preserve">bán hàng hóa số 2507VS066/HĐNT/HTV ký ngày 01/07/2025, và Phụ lục hợp đồng mua số 260109-001/PLHD/VS066 ngày </w:t>
+            </w:r>
+            <w:r>
+              <w:rPr>
+                <w:rFonts w:ascii="Times New Roman" w:hAnsi="Times New Roman" w:cs="Times New Roman"/>
+                <w:i/>
+                <w:color w:val="0070C0"/>
+              </w:rPr>
+              <w:t>{{CURRENT_DATE}}</w:t>
             </w:r>
             <w:r>
               <w:rPr>
@@ -4365,7 +4568,37 @@
                 <w:szCs w:val="26"/>
                 <w14:ligatures w14:val="none"/>
               </w:rPr>
-              <w:t>60 ngày kể từ ngày HTC-VN/Ngân hàng phục vụ HTC-VN gửi bộ hồ sơ xe</w:t>
+              <w:t>{{</w:t>
+            </w:r>
+            <w:r>
+              <w:rPr>
+                <w:rFonts w:asciiTheme="majorHAnsi" w:eastAsia="Times New Roman" w:hAnsiTheme="majorHAnsi" w:cstheme="majorHAnsi"/>
+                <w:kern w:val="0"/>
+                <w:sz w:val="26"/>
+                <w:szCs w:val="26"/>
+                <w14:ligatures w14:val="none"/>
+              </w:rPr>
+              <w:t>guaranteeTermDays</w:t>
+            </w:r>
+            <w:r>
+              <w:rPr>
+                <w:rFonts w:asciiTheme="majorHAnsi" w:eastAsia="Times New Roman" w:hAnsiTheme="majorHAnsi" w:cstheme="majorHAnsi"/>
+                <w:kern w:val="0"/>
+                <w:sz w:val="26"/>
+                <w:szCs w:val="26"/>
+                <w14:ligatures w14:val="none"/>
+              </w:rPr>
+              <w:t>}}</w:t>
+            </w:r>
+            <w:r>
+              <w:rPr>
+                <w:rFonts w:asciiTheme="majorHAnsi" w:eastAsia="Times New Roman" w:hAnsiTheme="majorHAnsi" w:cstheme="majorHAnsi"/>
+                <w:kern w:val="0"/>
+                <w:sz w:val="26"/>
+                <w:szCs w:val="26"/>
+                <w14:ligatures w14:val="none"/>
+              </w:rPr>
+              <w:t xml:space="preserve"> ngày kể từ ngày HTC-VN/Ngân hàng phục vụ HTC-VN gửi bộ hồ sơ xe</w:t>
             </w:r>
             <w:r>
               <w:rPr>
@@ -4546,7 +4779,48 @@
                 <w:szCs w:val="26"/>
                 <w14:ligatures w14:val="none"/>
               </w:rPr>
-              <w:t xml:space="preserve"> x 2% /năm x 60 ngà</w:t>
+              <w:t xml:space="preserve"> x 2% /năm x </w:t>
+            </w:r>
+            <w:r>
+              <w:rPr>
+                <w:rFonts w:asciiTheme="majorHAnsi" w:eastAsia="Times New Roman" w:hAnsiTheme="majorHAnsi" w:cstheme="majorHAnsi"/>
+                <w:kern w:val="0"/>
+                <w:sz w:val="26"/>
+                <w:szCs w:val="26"/>
+                <w14:ligatures w14:val="none"/>
+              </w:rPr>
+              <w:t>{{</w:t>
+            </w:r>
+            <w:r>
+              <w:rPr>
+                <w:rFonts w:asciiTheme="majorHAnsi" w:eastAsia="Times New Roman" w:hAnsiTheme="majorHAnsi" w:cstheme="majorHAnsi"/>
+                <w:kern w:val="0"/>
+                <w:sz w:val="26"/>
+                <w:szCs w:val="26"/>
+                <w14:ligatures w14:val="none"/>
+              </w:rPr>
+              <w:t>guaranteeTermDays</w:t>
+            </w:r>
+            <w:proofErr w:type="gramStart"/>
+            <w:r>
+              <w:rPr>
+                <w:rFonts w:asciiTheme="majorHAnsi" w:eastAsia="Times New Roman" w:hAnsiTheme="majorHAnsi" w:cstheme="majorHAnsi"/>
+                <w:kern w:val="0"/>
+                <w:sz w:val="26"/>
+                <w:szCs w:val="26"/>
+                <w14:ligatures w14:val="none"/>
+              </w:rPr>
+              <w:t>}}</w:t>
+            </w:r>
+            <w:r>
+              <w:rPr>
+                <w:rFonts w:asciiTheme="majorHAnsi" w:eastAsia="Times New Roman" w:hAnsiTheme="majorHAnsi" w:cstheme="majorHAnsi"/>
+                <w:kern w:val="0"/>
+                <w:sz w:val="26"/>
+                <w:szCs w:val="26"/>
+                <w14:ligatures w14:val="none"/>
+              </w:rPr>
+              <w:t xml:space="preserve"> </w:t>
             </w:r>
             <w:r>
               <w:rPr>
@@ -4557,7 +4831,30 @@
                 <w:szCs w:val="26"/>
                 <w14:ligatures w14:val="none"/>
               </w:rPr>
-              <w:t xml:space="preserve">y/ </w:t>
+              <w:t xml:space="preserve"> ngà</w:t>
+            </w:r>
+            <w:r>
+              <w:rPr>
+                <w:rFonts w:asciiTheme="majorHAnsi" w:eastAsia="Times New Roman" w:hAnsiTheme="majorHAnsi" w:cstheme="majorHAnsi"/>
+                <w:color w:val="4472C4" w:themeColor="accent1"/>
+                <w:kern w:val="0"/>
+                <w:sz w:val="26"/>
+                <w:szCs w:val="26"/>
+                <w14:ligatures w14:val="none"/>
+              </w:rPr>
+              <w:t>y</w:t>
+            </w:r>
+            <w:proofErr w:type="gramEnd"/>
+            <w:r>
+              <w:rPr>
+                <w:rFonts w:asciiTheme="majorHAnsi" w:eastAsia="Times New Roman" w:hAnsiTheme="majorHAnsi" w:cstheme="majorHAnsi"/>
+                <w:color w:val="4472C4" w:themeColor="accent1"/>
+                <w:kern w:val="0"/>
+                <w:sz w:val="26"/>
+                <w:szCs w:val="26"/>
+                <w14:ligatures w14:val="none"/>
+              </w:rPr>
+              <w:t xml:space="preserve">/ </w:t>
             </w:r>
             <w:r>
               <w:rPr>
@@ -5242,7 +5539,6 @@
           <w:sz w:val="26"/>
           <w:szCs w:val="26"/>
         </w:rPr>
-        <w:lastRenderedPageBreak/>
         <w:t>Kính trình Ban Lãnh đạo xem xét.</w:t>
       </w:r>
     </w:p>
@@ -5424,23 +5720,7 @@
     </w:p>
     <w:p>
       <w:pPr>
-        <w:spacing w:line="240" w:lineRule="auto"/>
         <w:jc w:val="right"/>
-        <w:rPr>
-          <w:rFonts w:asciiTheme="majorHAnsi" w:hAnsiTheme="majorHAnsi" w:cstheme="majorHAnsi"/>
-          <w:sz w:val="26"/>
-          <w:szCs w:val="26"/>
-        </w:rPr>
-      </w:pPr>
-      <w:r>
-        <w:rPr>
-          <w:rFonts w:asciiTheme="majorHAnsi" w:hAnsiTheme="majorHAnsi" w:cstheme="majorHAnsi"/>
-          <w:sz w:val="26"/>
-          <w:szCs w:val="26"/>
-        </w:rPr>
-        <w:t xml:space="preserve">P. Cao Lãnh, </w:t>
-      </w:r>
-      <w:r>
         <w:rPr>
           <w:rFonts w:asciiTheme="majorHAnsi" w:hAnsiTheme="majorHAnsi" w:cstheme="majorHAnsi"/>
           <w:i/>
@@ -5448,7 +5728,44 @@
           <w:sz w:val="26"/>
           <w:szCs w:val="26"/>
         </w:rPr>
-        <w:t>{{GUARANTEE_DATE_TITLE}}</w:t>
+      </w:pPr>
+      <w:r>
+        <w:rPr>
+          <w:rFonts w:asciiTheme="majorHAnsi" w:hAnsiTheme="majorHAnsi" w:cstheme="majorHAnsi"/>
+          <w:sz w:val="26"/>
+          <w:szCs w:val="26"/>
+        </w:rPr>
+        <w:t xml:space="preserve">P. Cao Lãnh, </w:t>
+      </w:r>
+      <w:r>
+        <w:rPr>
+          <w:rFonts w:asciiTheme="majorHAnsi" w:hAnsiTheme="majorHAnsi" w:cstheme="majorHAnsi"/>
+          <w:i/>
+          <w:color w:val="4472C4" w:themeColor="accent1"/>
+          <w:sz w:val="26"/>
+          <w:szCs w:val="26"/>
+        </w:rPr>
+        <w:t>{{</w:t>
+      </w:r>
+      <w:r>
+        <w:rPr>
+          <w:rFonts w:asciiTheme="majorHAnsi" w:hAnsiTheme="majorHAnsi" w:cstheme="majorHAnsi"/>
+          <w:i/>
+          <w:color w:val="4472C4" w:themeColor="accent1"/>
+          <w:sz w:val="26"/>
+          <w:szCs w:val="26"/>
+        </w:rPr>
+        <w:t>CURRENT_DATE_TITLE</w:t>
+      </w:r>
+      <w:r>
+        <w:rPr>
+          <w:rFonts w:asciiTheme="majorHAnsi" w:hAnsiTheme="majorHAnsi" w:cstheme="majorHAnsi"/>
+          <w:i/>
+          <w:color w:val="4472C4" w:themeColor="accent1"/>
+          <w:sz w:val="26"/>
+          <w:szCs w:val="26"/>
+        </w:rPr>
+        <w:t>}}</w:t>
       </w:r>
     </w:p>
     <w:p>
@@ -9017,7 +9334,7 @@
   <w:style w:type="paragraph" w:default="1" w:styleId="Normal">
     <w:name w:val="Normal"/>
     <w:qFormat/>
-    <w:rsid w:val="005078AD"/>
+    <w:rsid w:val="00D826A0"/>
     <w:rPr>
       <w:rFonts w:eastAsiaTheme="minorEastAsia"/>
       <w:lang w:val="en-US" w:eastAsia="ja-JP"/>
@@ -9225,6 +9542,7 @@
   <w:style w:type="character" w:default="1" w:styleId="DefaultParagraphFont">
     <w:name w:val="Default Paragraph Font"/>
     <w:uiPriority w:val="1"/>
+    <w:semiHidden/>
     <w:unhideWhenUsed/>
   </w:style>
   <w:style w:type="table" w:default="1" w:styleId="TableNormal">

--- a/src/main/resources/templates/Hyndai/de-xuat-cap-bao-lanh-hyndai.docx
+++ b/src/main/resources/templates/Hyndai/de-xuat-cap-bao-lanh-hyndai.docx
@@ -9,8 +9,6 @@
           <w:rFonts w:ascii="Times New Roman" w:hAnsi="Times New Roman" w:cs="Times New Roman"/>
           <w:b/>
           <w:bCs/>
-          <w:sz w:val="22"/>
-          <w:szCs w:val="22"/>
         </w:rPr>
       </w:pPr>
       <w:r>
@@ -21,21 +19,17 @@
           <w:sz w:val="26"/>
           <w:szCs w:val="26"/>
         </w:rPr>
-        <w:t xml:space="preserve">PHÒNG KH DOANH NGHIỆP                            </w:t>
+        <w:t xml:space="preserve">PHÒNG KH DOANH NGHIỆP                    </w:t>
       </w:r>
       <w:r>
         <w:rPr>
           <w:rFonts w:ascii="Times New Roman" w:hAnsi="Times New Roman" w:cs="Times New Roman"/>
-          <w:sz w:val="22"/>
-          <w:szCs w:val="22"/>
         </w:rPr>
         <w:t>P. Cao Lãnh,</w:t>
       </w:r>
       <w:r>
         <w:rPr>
           <w:rFonts w:ascii="Times New Roman" w:hAnsi="Times New Roman" w:cs="Times New Roman"/>
-          <w:sz w:val="22"/>
-          <w:szCs w:val="22"/>
         </w:rPr>
         <w:t xml:space="preserve"> </w:t>
       </w:r>
@@ -45,23 +39,7 @@
           <w:i/>
           <w:color w:val="0070C0"/>
         </w:rPr>
-        <w:t>{{CURRENT_DATE</w:t>
-      </w:r>
-      <w:r>
-        <w:rPr>
-          <w:rFonts w:ascii="Times New Roman" w:hAnsi="Times New Roman" w:cs="Times New Roman"/>
-          <w:i/>
-          <w:color w:val="0070C0"/>
-        </w:rPr>
-        <w:t>_TITLE</w:t>
-      </w:r>
-      <w:r>
-        <w:rPr>
-          <w:rFonts w:ascii="Times New Roman" w:hAnsi="Times New Roman" w:cs="Times New Roman"/>
-          <w:i/>
-          <w:color w:val="0070C0"/>
-        </w:rPr>
-        <w:t>}}</w:t>
+        <w:t>{{CURRENT_DATE_TITLE}}</w:t>
       </w:r>
     </w:p>
     <w:p>
@@ -1427,6 +1405,119 @@
           <w:sz w:val="26"/>
           <w:szCs w:val="26"/>
         </w:rPr>
+        <w:t>+ Tổng dư nợ</w:t>
+      </w:r>
+      <w:r>
+        <w:rPr>
+          <w:rFonts w:ascii="Times New Roman" w:hAnsi="Times New Roman" w:cs="Times New Roman"/>
+          <w:sz w:val="26"/>
+          <w:szCs w:val="26"/>
+        </w:rPr>
+        <w:tab/>
+      </w:r>
+      <w:r>
+        <w:rPr>
+          <w:rFonts w:ascii="Times New Roman" w:hAnsi="Times New Roman" w:cs="Times New Roman"/>
+          <w:sz w:val="26"/>
+          <w:szCs w:val="26"/>
+        </w:rPr>
+        <w:tab/>
+      </w:r>
+      <w:r>
+        <w:rPr>
+          <w:rFonts w:ascii="Times New Roman" w:hAnsi="Times New Roman" w:cs="Times New Roman"/>
+          <w:sz w:val="26"/>
+          <w:szCs w:val="26"/>
+        </w:rPr>
+        <w:tab/>
+      </w:r>
+      <w:r>
+        <w:rPr>
+          <w:rFonts w:ascii="Times New Roman" w:hAnsi="Times New Roman" w:cs="Times New Roman"/>
+          <w:sz w:val="26"/>
+          <w:szCs w:val="26"/>
+        </w:rPr>
+        <w:tab/>
+      </w:r>
+      <w:r>
+        <w:rPr>
+          <w:rFonts w:ascii="Times New Roman" w:hAnsi="Times New Roman" w:cs="Times New Roman"/>
+          <w:sz w:val="26"/>
+          <w:szCs w:val="26"/>
+        </w:rPr>
+        <w:tab/>
+      </w:r>
+      <w:r>
+        <w:rPr>
+          <w:rFonts w:ascii="Times New Roman" w:hAnsi="Times New Roman" w:cs="Times New Roman"/>
+          <w:sz w:val="26"/>
+          <w:szCs w:val="26"/>
+        </w:rPr>
+        <w:tab/>
+      </w:r>
+      <w:r>
+        <w:rPr>
+          <w:rFonts w:ascii="Times New Roman" w:hAnsi="Times New Roman" w:cs="Times New Roman"/>
+          <w:sz w:val="26"/>
+          <w:szCs w:val="26"/>
+        </w:rPr>
+        <w:tab/>
+        <w:t xml:space="preserve">     </w:t>
+      </w:r>
+      <w:proofErr w:type="gramStart"/>
+      <w:r>
+        <w:rPr>
+          <w:rFonts w:ascii="Times New Roman" w:hAnsi="Times New Roman" w:cs="Times New Roman"/>
+          <w:sz w:val="26"/>
+          <w:szCs w:val="26"/>
+        </w:rPr>
+        <w:t xml:space="preserve">   {</w:t>
+      </w:r>
+      <w:proofErr w:type="gramEnd"/>
+      <w:r>
+        <w:rPr>
+          <w:rFonts w:ascii="Times New Roman" w:hAnsi="Times New Roman" w:cs="Times New Roman"/>
+          <w:sz w:val="26"/>
+          <w:szCs w:val="26"/>
+        </w:rPr>
+        <w:t>{</w:t>
+      </w:r>
+      <w:r>
+        <w:rPr>
+          <w:rFonts w:ascii="Times New Roman" w:hAnsi="Times New Roman" w:cs="Times New Roman"/>
+          <w:b/>
+          <w:bCs/>
+          <w:sz w:val="26"/>
+          <w:szCs w:val="26"/>
+        </w:rPr>
+        <w:t>usedLimit</w:t>
+      </w:r>
+      <w:r>
+        <w:rPr>
+          <w:rFonts w:ascii="Times New Roman" w:hAnsi="Times New Roman" w:cs="Times New Roman"/>
+          <w:b/>
+          <w:bCs/>
+          <w:sz w:val="26"/>
+          <w:szCs w:val="26"/>
+        </w:rPr>
+        <w:t>}}</w:t>
+      </w:r>
+    </w:p>
+    <w:p>
+      <w:pPr>
+        <w:jc w:val="both"/>
+        <w:rPr>
+          <w:rFonts w:ascii="Times New Roman" w:hAnsi="Times New Roman" w:cs="Times New Roman"/>
+          <w:sz w:val="26"/>
+          <w:szCs w:val="26"/>
+        </w:rPr>
+      </w:pPr>
+      <w:r>
+        <w:rPr>
+          <w:rFonts w:ascii="Times New Roman" w:hAnsi="Times New Roman" w:cs="Times New Roman"/>
+          <w:sz w:val="26"/>
+          <w:szCs w:val="26"/>
+        </w:rPr>
         <w:t>+ Dư nợ vay tiền còn lại (TSBĐ là xe ô tô):</w:t>
       </w:r>
       <w:r>
@@ -1831,6 +1922,7 @@
           <w:sz w:val="26"/>
           <w:szCs w:val="26"/>
         </w:rPr>
+        <w:lastRenderedPageBreak/>
         <w:t xml:space="preserve">3.4 </w:t>
       </w:r>
       <w:r>
@@ -1881,7 +1973,6 @@
           <w:sz w:val="26"/>
           <w:szCs w:val="26"/>
         </w:rPr>
-        <w:lastRenderedPageBreak/>
         <w:t xml:space="preserve">3.5 </w:t>
       </w:r>
       <w:r>
